--- a/IT244 -#1- Project.docx
+++ b/IT244 -#1- Project.docx
@@ -450,13 +450,13 @@
               </wp:anchor>
             </w:drawing>
           </mc:Choice>
-          <mc:Fallback xmlns:w16du="http://schemas.microsoft.com/office/word/2023/wordml/word16du" xmlns:w16sdtfl="http://schemas.microsoft.com/office/word/2024/wordml/sdtformatlock" xmlns:w16sdtdh="http://schemas.microsoft.com/office/word/2020/wordml/sdtdatahash" xmlns:w16="http://schemas.microsoft.com/office/word/2018/wordml" xmlns:w16cid="http://schemas.microsoft.com/office/word/2016/wordml/cid" xmlns:w16cex="http://schemas.microsoft.com/office/word/2018/wordml/cex" xmlns:w16cei="http://schemas.microsoft.com/office/word/2026/wordml/cei" xmlns:oel="http://schemas.microsoft.com/office/2019/extlst" xmlns:am3d="http://schemas.microsoft.com/office/drawing/2017/model3d" xmlns:aink="http://schemas.microsoft.com/office/drawing/2016/ink" xmlns:cx8="http://schemas.microsoft.com/office/drawing/2016/5/14/chartex" xmlns:cx7="http://schemas.microsoft.com/office/drawing/2016/5/13/chartex" xmlns:cx6="http://schemas.microsoft.com/office/drawing/2016/5/12/chartex" xmlns:cx5="http://schemas.microsoft.com/office/drawing/2016/5/11/chartex" xmlns:cx4="http://schemas.microsoft.com/office/drawing/2016/5/10/chartex" xmlns:cx3="http://schemas.microsoft.com/office/drawing/2016/5/9/chartex" xmlns:cx2="http://schemas.microsoft.com/office/drawing/2015/10/21/chartex" xmlns:cx1="http://schemas.microsoft.com/office/drawing/2015/9/8/chartex">
+          <mc:Fallback>
             <w:pict>
               <v:shapetype w14:anchorId="31BDEDF3" id="_x0000_t202" coordsize="21600,21600" o:spt="202" path="m,l,21600r21600,l21600,xe">
                 <v:stroke joinstyle="miter"/>
                 <v:path gradientshapeok="t" o:connecttype="rect"/>
               </v:shapetype>
-              <v:shape id="Text Box 14" o:spid="_x0000_s1026" type="#_x0000_t202" alt="Report title" style="position:absolute;margin-left:36pt;margin-top:85.4pt;width:540pt;height:148.1pt;z-index:-251641856;visibility:visible;mso-wrap-style:square;mso-width-percent:0;mso-height-percent:0;mso-wrap-distance-left:9pt;mso-wrap-distance-top:0;mso-wrap-distance-right:9pt;mso-wrap-distance-bottom:0;mso-position-horizontal:absolute;mso-position-horizontal-relative:page;mso-position-vertical:absolute;mso-position-vertical-relative:margin;mso-width-percent:0;mso-height-percent:0;mso-width-relative:margin;mso-height-relative:margin;v-text-anchor:bottom" o:gfxdata="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" o:allowoverlap="f" filled="f" stroked="f">
+              <v:shape id="Text Box 14" o:spid="_x0000_s1026" type="#_x0000_t202" alt="Report title" style="position:absolute;margin-left:36pt;margin-top:85.4pt;width:540pt;height:148.1pt;z-index:-251641856;visibility:visible;mso-wrap-style:square;mso-width-percent:0;mso-height-percent:0;mso-wrap-distance-left:9pt;mso-wrap-distance-top:0;mso-wrap-distance-right:9pt;mso-wrap-distance-bottom:0;mso-position-horizontal:absolute;mso-position-horizontal-relative:page;mso-position-vertical:absolute;mso-position-vertical-relative:margin;mso-width-percent:0;mso-height-percent:0;mso-width-relative:margin;mso-height-relative:margin;v-text-anchor:bottom" o:gfxdata="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" o:allowoverlap="f" filled="f" stroked="f">
                 <v:textbox inset="0,0,0,0">
                   <w:txbxContent>
                     <w:sdt>
@@ -474,6 +474,7 @@
                         <w:dataBinding w:prefixMappings="xmlns:ns0='http://purl.org/dc/elements/1.1/' xmlns:ns1='http://schemas.openxmlformats.org/package/2006/metadata/core-properties' " w:xpath="/ns1:coreProperties[1]/ns0:title[1]" w:storeItemID="{6C3C8BC8-F283-45AE-878A-BAB7291924A1}"/>
                         <w:text/>
                       </w:sdtPr>
+                      <w:sdtEndPr/>
                       <w:sdtContent>
                         <w:p>
                           <w:pPr>
@@ -531,6 +532,7 @@
                           <w:dataBinding w:prefixMappings="xmlns:ns0='http://purl.org/dc/elements/1.1/' xmlns:ns1='http://schemas.openxmlformats.org/package/2006/metadata/core-properties' " w:xpath="/ns1:coreProperties[1]/ns0:subject[1]" w:storeItemID="{6C3C8BC8-F283-45AE-878A-BAB7291924A1}"/>
                           <w:text/>
                         </w:sdtPr>
+                        <w:sdtEndPr/>
                         <w:sdtContent>
                           <w:r>
                             <w:rPr>
@@ -773,6 +775,7 @@
                         <w:dataBinding w:prefixMappings="xmlns:ns0='http://schemas.microsoft.com/office/2006/coverPageProps'" w:xpath="/ns0:CoverPageProperties[1]/ns0:Abstract[1]" w:storeItemID="{55AF091B-3C7A-41E3-B477-F2FDAA23CFDA}"/>
                         <w:text/>
                       </w:sdtPr>
+                      <w:sdtEndPr/>
                       <w:sdtContent>
                         <w:p>
                           <w:pPr>
@@ -988,9 +991,9 @@
               </wp:anchor>
             </w:drawing>
           </mc:Choice>
-          <mc:Fallback xmlns:w16du="http://schemas.microsoft.com/office/word/2023/wordml/word16du" xmlns:w16sdtfl="http://schemas.microsoft.com/office/word/2024/wordml/sdtformatlock" xmlns:w16sdtdh="http://schemas.microsoft.com/office/word/2020/wordml/sdtdatahash" xmlns:w16="http://schemas.microsoft.com/office/word/2018/wordml" xmlns:w16cid="http://schemas.microsoft.com/office/word/2016/wordml/cid" xmlns:w16cex="http://schemas.microsoft.com/office/word/2018/wordml/cex" xmlns:w16cei="http://schemas.microsoft.com/office/word/2026/wordml/cei" xmlns:oel="http://schemas.microsoft.com/office/2019/extlst" xmlns:am3d="http://schemas.microsoft.com/office/drawing/2017/model3d" xmlns:aink="http://schemas.microsoft.com/office/drawing/2016/ink" xmlns:cx8="http://schemas.microsoft.com/office/drawing/2016/5/14/chartex" xmlns:cx7="http://schemas.microsoft.com/office/drawing/2016/5/13/chartex" xmlns:cx6="http://schemas.microsoft.com/office/drawing/2016/5/12/chartex" xmlns:cx5="http://schemas.microsoft.com/office/drawing/2016/5/11/chartex" xmlns:cx4="http://schemas.microsoft.com/office/drawing/2016/5/10/chartex" xmlns:cx3="http://schemas.microsoft.com/office/drawing/2016/5/9/chartex" xmlns:cx2="http://schemas.microsoft.com/office/drawing/2015/10/21/chartex" xmlns:cx1="http://schemas.microsoft.com/office/drawing/2015/9/8/chartex">
+          <mc:Fallback>
             <w:pict>
-              <v:shape w14:anchorId="6466823C" id="Text Box 2" o:spid="_x0000_s1027" type="#_x0000_t202" style="position:absolute;margin-left:40.3pt;margin-top:.05pt;width:545.45pt;height:87.55pt;z-index:251679744;visibility:visible;mso-wrap-style:square;mso-width-percent:0;mso-height-percent:0;mso-wrap-distance-left:9pt;mso-wrap-distance-top:7.2pt;mso-wrap-distance-right:9pt;mso-wrap-distance-bottom:7.2pt;mso-position-horizontal:absolute;mso-position-horizontal-relative:page;mso-position-vertical:absolute;mso-position-vertical-relative:text;mso-width-percent:0;mso-height-percent:0;mso-width-relative:margin;mso-height-relative:margin;v-text-anchor:top" o:gfxdata="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" filled="f" stroked="f">
+              <v:shape w14:anchorId="6466823C" id="Text Box 2" o:spid="_x0000_s1027" type="#_x0000_t202" style="position:absolute;margin-left:40.3pt;margin-top:.05pt;width:545.45pt;height:87.55pt;z-index:251679744;visibility:visible;mso-wrap-style:square;mso-width-percent:0;mso-height-percent:0;mso-wrap-distance-left:9pt;mso-wrap-distance-top:7.2pt;mso-wrap-distance-right:9pt;mso-wrap-distance-bottom:7.2pt;mso-position-horizontal:absolute;mso-position-horizontal-relative:page;mso-position-vertical:absolute;mso-position-vertical-relative:text;mso-width-percent:0;mso-height-percent:0;mso-width-relative:margin;mso-height-relative:margin;v-text-anchor:top" o:gfxdata="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" filled="f" stroked="f">
                 <v:textbox>
                   <w:txbxContent>
                     <w:p>
@@ -1377,7 +1380,14 @@
                                     <w:rPr>
                                       <w:color w:val="auto"/>
                                     </w:rPr>
-                                    <w:t xml:space="preserve"> will be given if you try to bypass the SafeAssi</w:t>
+                                    <w:t xml:space="preserve"> will be given if you try to bypass the </w:t>
+                                  </w:r>
+                                  <w:proofErr w:type="spellStart"/>
+                                  <w:r>
+                                    <w:rPr>
+                                      <w:color w:val="auto"/>
+                                    </w:rPr>
+                                    <w:t>SafeAssi</w:t>
                                   </w:r>
                                   <w:r>
                                     <w:rPr>
@@ -1385,6 +1395,7 @@
                                     </w:rPr>
                                     <w:t>gn</w:t>
                                   </w:r>
+                                  <w:proofErr w:type="spellEnd"/>
                                   <w:r>
                                     <w:rPr>
                                       <w:color w:val="auto"/>
@@ -1701,10 +1712,10 @@
                   </wp:anchor>
                 </w:drawing>
               </mc:Choice>
-              <mc:Fallback xmlns:w16du="http://schemas.microsoft.com/office/word/2023/wordml/word16du" xmlns:w16sdtfl="http://schemas.microsoft.com/office/word/2024/wordml/sdtformatlock" xmlns:w16sdtdh="http://schemas.microsoft.com/office/word/2020/wordml/sdtdatahash" xmlns:w16="http://schemas.microsoft.com/office/word/2018/wordml" xmlns:w16cid="http://schemas.microsoft.com/office/word/2016/wordml/cid" xmlns:w16cex="http://schemas.microsoft.com/office/word/2018/wordml/cex" xmlns:w16cei="http://schemas.microsoft.com/office/word/2026/wordml/cei" xmlns:oel="http://schemas.microsoft.com/office/2019/extlst" xmlns:am3d="http://schemas.microsoft.com/office/drawing/2017/model3d" xmlns:aink="http://schemas.microsoft.com/office/drawing/2016/ink" xmlns:cx8="http://schemas.microsoft.com/office/drawing/2016/5/14/chartex" xmlns:cx7="http://schemas.microsoft.com/office/drawing/2016/5/13/chartex" xmlns:cx6="http://schemas.microsoft.com/office/drawing/2016/5/12/chartex" xmlns:cx5="http://schemas.microsoft.com/office/drawing/2016/5/11/chartex" xmlns:cx4="http://schemas.microsoft.com/office/drawing/2016/5/10/chartex" xmlns:cx3="http://schemas.microsoft.com/office/drawing/2016/5/9/chartex" xmlns:cx2="http://schemas.microsoft.com/office/drawing/2015/10/21/chartex" xmlns:cx1="http://schemas.microsoft.com/office/drawing/2015/9/8/chartex">
+              <mc:Fallback>
                 <w:pict>
-                  <v:group w14:anchorId="31857F9A" id="Group 198" o:spid="_x0000_s1028" style="position:absolute;margin-left:-105.75pt;margin-top:341.4pt;width:518.25pt;height:318.6pt;z-index:251677696;mso-wrap-distance-left:14.4pt;mso-wrap-distance-top:3.6pt;mso-wrap-distance-right:14.4pt;mso-wrap-distance-bottom:3.6pt;mso-position-horizontal-relative:margin;mso-position-vertical-relative:margin;mso-width-relative:margin;mso-height-relative:margin" coordorigin=",228" coordsize="35784,22576" o:gfxdata="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">
-                    <v:rect id="Rectangle 199" o:spid="_x0000_s1029" style="position:absolute;top:228;width:35674;height:2448;visibility:visible;mso-wrap-style:square;v-text-anchor:middle" o:gfxdata="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" fillcolor="#ef4623 [3204]" stroked="f" strokeweight="2pt">
+                  <v:group w14:anchorId="31857F9A" id="Group 198" o:spid="_x0000_s1028" style="position:absolute;margin-left:-105.75pt;margin-top:341.4pt;width:518.25pt;height:318.6pt;z-index:251677696;mso-wrap-distance-left:14.4pt;mso-wrap-distance-top:3.6pt;mso-wrap-distance-right:14.4pt;mso-wrap-distance-bottom:3.6pt;mso-position-horizontal-relative:margin;mso-position-vertical-relative:margin;mso-width-relative:margin;mso-height-relative:margin" coordorigin=",228" coordsize="35784,22576" o:gfxdata="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">
+                    <v:rect id="Rectangle 199" o:spid="_x0000_s1029" style="position:absolute;top:228;width:35674;height:2448;visibility:visible;mso-wrap-style:square;v-text-anchor:middle" o:gfxdata="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" fillcolor="#ef4623 [3204]" stroked="f" strokeweight="2pt">
                       <v:textbox>
                         <w:txbxContent>
                           <w:p>
@@ -1733,7 +1744,7 @@
                         </w:txbxContent>
                       </v:textbox>
                     </v:rect>
-                    <v:shape id="Text Box 200" o:spid="_x0000_s1030" type="#_x0000_t202" style="position:absolute;top:2896;width:35784;height:19908;visibility:visible;mso-wrap-style:square;v-text-anchor:top" o:gfxdata="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" filled="f" stroked="f" strokeweight=".5pt">
+                    <v:shape id="Text Box 200" o:spid="_x0000_s1030" type="#_x0000_t202" style="position:absolute;top:2896;width:35784;height:19908;visibility:visible;mso-wrap-style:square;v-text-anchor:top" o:gfxdata="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" filled="f" stroked="f" strokeweight=".5pt">
                       <v:textbox inset=",7.2pt,,0">
                         <w:txbxContent>
                           <w:p>
@@ -1857,7 +1868,14 @@
                               <w:rPr>
                                 <w:color w:val="auto"/>
                               </w:rPr>
-                              <w:t xml:space="preserve"> will be given if you try to bypass the SafeAssi</w:t>
+                              <w:t xml:space="preserve"> will be given if you try to bypass the </w:t>
+                            </w:r>
+                            <w:proofErr w:type="spellStart"/>
+                            <w:r>
+                              <w:rPr>
+                                <w:color w:val="auto"/>
+                              </w:rPr>
+                              <w:t>SafeAssi</w:t>
                             </w:r>
                             <w:r>
                               <w:rPr>
@@ -1865,6 +1883,7 @@
                               </w:rPr>
                               <w:t>gn</w:t>
                             </w:r>
+                            <w:proofErr w:type="spellEnd"/>
                             <w:r>
                               <w:rPr>
                                 <w:color w:val="auto"/>
@@ -2623,11 +2642,7 @@
               </mc:Choice>
               <mc:Fallback>
                 <w:pict>
-                  <v:shapetype w14:anchorId="7CBAAF0B" id="_x0000_t202" coordsize="21600,21600" o:spt="202" path="m,l,21600r21600,l21600,xe">
-                    <v:stroke joinstyle="miter"/>
-                    <v:path gradientshapeok="t" o:connecttype="rect"/>
-                  </v:shapetype>
-                  <v:shape id="Text Box 15" o:spid="_x0000_s1031" type="#_x0000_t202" alt="contact info" style="position:absolute;margin-left:36pt;margin-top:228.75pt;width:540pt;height:99.75pt;z-index:251675648;visibility:visible;mso-wrap-style:square;mso-width-percent:1282;mso-height-percent:0;mso-wrap-distance-left:9pt;mso-wrap-distance-top:0;mso-wrap-distance-right:9pt;mso-wrap-distance-bottom:0;mso-position-horizontal:absolute;mso-position-horizontal-relative:page;mso-position-vertical:absolute;mso-position-vertical-relative:margin;mso-width-percent:1282;mso-height-percent:0;mso-width-relative:margin;mso-height-relative:margin;v-text-anchor:bottom" o:gfxdata="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" o:allowoverlap="f" filled="f" stroked="f" strokeweight=".5pt">
+                  <v:shape w14:anchorId="7CBAAF0B" id="Text Box 15" o:spid="_x0000_s1031" type="#_x0000_t202" alt="contact info" style="position:absolute;margin-left:36pt;margin-top:228.75pt;width:540pt;height:99.75pt;z-index:251675648;visibility:visible;mso-wrap-style:square;mso-width-percent:1282;mso-height-percent:0;mso-wrap-distance-left:9pt;mso-wrap-distance-top:0;mso-wrap-distance-right:9pt;mso-wrap-distance-bottom:0;mso-position-horizontal:absolute;mso-position-horizontal-relative:page;mso-position-vertical:absolute;mso-position-vertical-relative:margin;mso-width-percent:1282;mso-height-percent:0;mso-width-relative:margin;mso-height-relative:margin;v-text-anchor:bottom" o:gfxdata="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" o:allowoverlap="f" filled="f" stroked="f" strokeweight=".5pt">
                     <v:textbox inset="0,0,0,0">
                       <w:txbxContent>
                         <w:p>
@@ -3701,7 +3716,25 @@
           <w:sz w:val="24"/>
           <w:szCs w:val="24"/>
         </w:rPr>
-        <w:t>Task 1 : database design</w:t>
+        <w:t xml:space="preserve">Task </w:t>
+      </w:r>
+      <w:proofErr w:type="gramStart"/>
+      <w:r>
+        <w:rPr>
+          <w:rFonts w:ascii="Times New Roman" w:hAnsi="Times New Roman" w:cs="Times New Roman"/>
+          <w:sz w:val="24"/>
+          <w:szCs w:val="24"/>
+        </w:rPr>
+        <w:t>1 :</w:t>
+      </w:r>
+      <w:proofErr w:type="gramEnd"/>
+      <w:r>
+        <w:rPr>
+          <w:rFonts w:ascii="Times New Roman" w:hAnsi="Times New Roman" w:cs="Times New Roman"/>
+          <w:sz w:val="24"/>
+          <w:szCs w:val="24"/>
+        </w:rPr>
+        <w:t xml:space="preserve"> database design</w:t>
       </w:r>
     </w:p>
     <w:p>
@@ -3944,7 +3977,25 @@
           <w:sz w:val="24"/>
           <w:szCs w:val="24"/>
         </w:rPr>
-        <w:t xml:space="preserve"> (or GitLab) repository containing the complete project with regular commits and meaningful commit messages.</w:t>
+        <w:t xml:space="preserve"> (or </w:t>
+      </w:r>
+      <w:proofErr w:type="spellStart"/>
+      <w:r>
+        <w:rPr>
+          <w:rFonts w:ascii="Times New Roman" w:hAnsi="Times New Roman" w:cs="Times New Roman"/>
+          <w:sz w:val="24"/>
+          <w:szCs w:val="24"/>
+        </w:rPr>
+        <w:t>GitLab</w:t>
+      </w:r>
+      <w:proofErr w:type="spellEnd"/>
+      <w:r>
+        <w:rPr>
+          <w:rFonts w:ascii="Times New Roman" w:hAnsi="Times New Roman" w:cs="Times New Roman"/>
+          <w:sz w:val="24"/>
+          <w:szCs w:val="24"/>
+        </w:rPr>
+        <w:t>) repository containing the complete project with regular commits and meaningful commit messages.</w:t>
       </w:r>
     </w:p>
     <w:p>
@@ -4030,7 +4081,43 @@
           <w:sz w:val="24"/>
           <w:szCs w:val="24"/>
         </w:rPr>
-        <w:t xml:space="preserve"> to the live report document, GitHub/GitLab repository, and Google Colab notebook (if applicable) in the </w:t>
+        <w:t xml:space="preserve"> to the live report document, GitHub/</w:t>
+      </w:r>
+      <w:proofErr w:type="spellStart"/>
+      <w:r>
+        <w:rPr>
+          <w:rFonts w:ascii="Times New Roman" w:hAnsi="Times New Roman" w:cs="Times New Roman"/>
+          <w:sz w:val="24"/>
+          <w:szCs w:val="24"/>
+        </w:rPr>
+        <w:t>GitLab</w:t>
+      </w:r>
+      <w:proofErr w:type="spellEnd"/>
+      <w:r>
+        <w:rPr>
+          <w:rFonts w:ascii="Times New Roman" w:hAnsi="Times New Roman" w:cs="Times New Roman"/>
+          <w:sz w:val="24"/>
+          <w:szCs w:val="24"/>
+        </w:rPr>
+        <w:t xml:space="preserve"> repository, and Google </w:t>
+      </w:r>
+      <w:proofErr w:type="spellStart"/>
+      <w:r>
+        <w:rPr>
+          <w:rFonts w:ascii="Times New Roman" w:hAnsi="Times New Roman" w:cs="Times New Roman"/>
+          <w:sz w:val="24"/>
+          <w:szCs w:val="24"/>
+        </w:rPr>
+        <w:t>Colab</w:t>
+      </w:r>
+      <w:proofErr w:type="spellEnd"/>
+      <w:r>
+        <w:rPr>
+          <w:rFonts w:ascii="Times New Roman" w:hAnsi="Times New Roman" w:cs="Times New Roman"/>
+          <w:sz w:val="24"/>
+          <w:szCs w:val="24"/>
+        </w:rPr>
+        <w:t xml:space="preserve"> notebook (if applicable) in the </w:t>
       </w:r>
       <w:r>
         <w:rPr>
@@ -4581,9 +4668,9 @@
               </wp:anchor>
             </w:drawing>
           </mc:Choice>
-          <mc:Fallback xmlns:w16du="http://schemas.microsoft.com/office/word/2023/wordml/word16du" xmlns:w16sdtfl="http://schemas.microsoft.com/office/word/2024/wordml/sdtformatlock" xmlns:w16sdtdh="http://schemas.microsoft.com/office/word/2020/wordml/sdtdatahash" xmlns:w16="http://schemas.microsoft.com/office/word/2018/wordml" xmlns:w16cid="http://schemas.microsoft.com/office/word/2016/wordml/cid" xmlns:w16cex="http://schemas.microsoft.com/office/word/2018/wordml/cex" xmlns:w16cei="http://schemas.microsoft.com/office/word/2026/wordml/cei" xmlns:oel="http://schemas.microsoft.com/office/2019/extlst" xmlns:am3d="http://schemas.microsoft.com/office/drawing/2017/model3d" xmlns:aink="http://schemas.microsoft.com/office/drawing/2016/ink" xmlns:cx8="http://schemas.microsoft.com/office/drawing/2016/5/14/chartex" xmlns:cx7="http://schemas.microsoft.com/office/drawing/2016/5/13/chartex" xmlns:cx6="http://schemas.microsoft.com/office/drawing/2016/5/12/chartex" xmlns:cx5="http://schemas.microsoft.com/office/drawing/2016/5/11/chartex" xmlns:cx4="http://schemas.microsoft.com/office/drawing/2016/5/10/chartex" xmlns:cx3="http://schemas.microsoft.com/office/drawing/2016/5/9/chartex" xmlns:cx2="http://schemas.microsoft.com/office/drawing/2015/10/21/chartex" xmlns:cx1="http://schemas.microsoft.com/office/drawing/2015/9/8/chartex">
+          <mc:Fallback>
             <w:pict>
-              <v:shape w14:anchorId="2E8B6DDD" id="Text Box 1" o:spid="_x0000_s1032" type="#_x0000_t202" alt="Sidebar" style="position:absolute;left:0;text-align:left;margin-left:32.5pt;margin-top:6.6pt;width:95.9pt;height:181.45pt;z-index:251681792;visibility:visible;mso-wrap-style:square;mso-width-percent:250;mso-height-percent:950;mso-wrap-distance-left:14.4pt;mso-wrap-distance-top:0;mso-wrap-distance-right:14.4pt;mso-wrap-distance-bottom:3in;mso-position-horizontal:absolute;mso-position-horizontal-relative:page;mso-position-vertical:absolute;mso-position-vertical-relative:margin;mso-width-percent:250;mso-height-percent:950;mso-width-relative:margin;mso-height-relative:margin;v-text-anchor:top" o:gfxdata="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" filled="f" stroked="f" strokeweight=".5pt">
+              <v:shape w14:anchorId="2E8B6DDD" id="Text Box 1" o:spid="_x0000_s1032" type="#_x0000_t202" alt="Sidebar" style="position:absolute;left:0;text-align:left;margin-left:32.5pt;margin-top:6.6pt;width:95.9pt;height:181.45pt;z-index:251681792;visibility:visible;mso-wrap-style:square;mso-width-percent:250;mso-height-percent:950;mso-wrap-distance-left:14.4pt;mso-wrap-distance-top:0;mso-wrap-distance-right:14.4pt;mso-wrap-distance-bottom:3in;mso-position-horizontal:absolute;mso-position-horizontal-relative:page;mso-position-vertical:absolute;mso-position-vertical-relative:margin;mso-width-percent:250;mso-height-percent:950;mso-width-relative:margin;mso-height-relative:margin;v-text-anchor:top" o:gfxdata="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" filled="f" stroked="f" strokeweight=".5pt">
                 <v:textbox inset="3.6pt,0,3.6pt,0">
                   <w:txbxContent>
                     <w:p>
@@ -4787,7 +4874,27 @@
           <w:szCs w:val="24"/>
           <w:lang w:val="es-ES"/>
         </w:rPr>
-        <w:t>A complete ER/EER diagram.</w:t>
+        <w:t xml:space="preserve">A complete ER/EER </w:t>
+      </w:r>
+      <w:proofErr w:type="spellStart"/>
+      <w:r>
+        <w:rPr>
+          <w:rFonts w:ascii="Times New Roman" w:hAnsi="Times New Roman" w:cs="Times New Roman"/>
+          <w:sz w:val="24"/>
+          <w:szCs w:val="24"/>
+          <w:lang w:val="es-ES"/>
+        </w:rPr>
+        <w:t>diagram</w:t>
+      </w:r>
+      <w:proofErr w:type="spellEnd"/>
+      <w:r>
+        <w:rPr>
+          <w:rFonts w:ascii="Times New Roman" w:hAnsi="Times New Roman" w:cs="Times New Roman"/>
+          <w:sz w:val="24"/>
+          <w:szCs w:val="24"/>
+          <w:lang w:val="es-ES"/>
+        </w:rPr>
+        <w:t>.</w:t>
       </w:r>
     </w:p>
     <w:p>
@@ -4885,7 +4992,7 @@
           <w:bCs/>
         </w:rPr>
       </w:pPr>
-      <w:bookmarkStart w:id="4" w:name="_Hlk235258935"/>
+      <w:bookmarkStart w:id="5" w:name="_Hlk235258935"/>
       <w:r>
         <w:rPr>
           <w:b/>
@@ -4898,9 +5005,21 @@
       <w:pPr>
         <w:pStyle w:val="IT"/>
         <w:rPr>
+          <w:b/>
+          <w:bCs/>
+          <w:color w:val="0070C0"/>
           <w:lang/>
         </w:rPr>
       </w:pPr>
+      <w:r>
+        <w:rPr>
+          <w:b/>
+          <w:bCs/>
+          <w:color w:val="0070C0"/>
+          <w:lang/>
+        </w:rPr>
+        <w:t>Smart Clinic Database Design</w:t>
+      </w:r>
     </w:p>
     <w:p>
       <w:pPr>
@@ -4909,11 +5028,19 @@
           <w:lang/>
         </w:rPr>
       </w:pPr>
+      <w:r>
+        <w:rPr>
+          <w:lang/>
+        </w:rPr>
+        <w:t>The clinic database consists of six related entities: Patients, Doctors, Appointments, Medicines, Treatments, and Payments. The design supports patient registration, appointment scheduling, treatment recording, medicine management, and payment tracking.</w:t>
+      </w:r>
     </w:p>
     <w:p>
       <w:pPr>
         <w:pStyle w:val="IT"/>
         <w:rPr>
+          <w:b/>
+          <w:bCs/>
           <w:lang/>
         </w:rPr>
       </w:pPr>
@@ -4921,9 +5048,3711 @@
     <w:p>
       <w:pPr>
         <w:pStyle w:val="IT"/>
-      </w:pPr>
+        <w:rPr>
+          <w:lang/>
+        </w:rPr>
+      </w:pPr>
+      <w:r>
+        <w:rPr>
+          <w:b/>
+          <w:bCs/>
+          <w:lang/>
+        </w:rPr>
+        <w:t>1. Patients</w:t>
+      </w:r>
     </w:p>
-    <w:bookmarkEnd w:id="4"/>
+    <w:p>
+      <w:pPr>
+        <w:pStyle w:val="IT"/>
+        <w:rPr>
+          <w:lang/>
+        </w:rPr>
+      </w:pPr>
+      <w:r>
+        <w:rPr>
+          <w:lang/>
+        </w:rPr>
+        <w:t>Stores the personal and contact information of each patient.</w:t>
+      </w:r>
+    </w:p>
+    <w:tbl>
+      <w:tblPr>
+        <w:tblStyle w:val="TableGrid"/>
+        <w:tblW w:w="0" w:type="auto"/>
+        <w:tblLook w:val="04A0" w:firstRow="1" w:lastRow="0" w:firstColumn="1" w:lastColumn="0" w:noHBand="0" w:noVBand="1"/>
+      </w:tblPr>
+      <w:tblGrid>
+        <w:gridCol w:w="1872"/>
+        <w:gridCol w:w="1788"/>
+        <w:gridCol w:w="2962"/>
+      </w:tblGrid>
+      <w:tr>
+        <w:trPr>
+          <w:cnfStyle w:val="100000000000" w:firstRow="1" w:lastRow="0" w:firstColumn="0" w:lastColumn="0" w:oddVBand="0" w:evenVBand="0" w:oddHBand="0" w:evenHBand="0" w:firstRowFirstColumn="0" w:firstRowLastColumn="0" w:lastRowFirstColumn="0" w:lastRowLastColumn="0"/>
+        </w:trPr>
+        <w:tc>
+          <w:tcPr>
+            <w:tcW w:w="0" w:type="auto"/>
+            <w:hideMark/>
+          </w:tcPr>
+          <w:p>
+            <w:pPr>
+              <w:pStyle w:val="IT"/>
+              <w:rPr>
+                <w:bCs/>
+                <w:lang/>
+              </w:rPr>
+            </w:pPr>
+            <w:r>
+              <w:rPr>
+                <w:bCs/>
+                <w:lang/>
+              </w:rPr>
+              <w:t>Attribute</w:t>
+            </w:r>
+          </w:p>
+        </w:tc>
+        <w:tc>
+          <w:tcPr>
+            <w:tcW w:w="0" w:type="auto"/>
+            <w:hideMark/>
+          </w:tcPr>
+          <w:p>
+            <w:pPr>
+              <w:pStyle w:val="IT"/>
+              <w:rPr>
+                <w:bCs/>
+                <w:lang/>
+              </w:rPr>
+            </w:pPr>
+            <w:r>
+              <w:rPr>
+                <w:bCs/>
+                <w:lang/>
+              </w:rPr>
+              <w:t>Data Type</w:t>
+            </w:r>
+          </w:p>
+        </w:tc>
+        <w:tc>
+          <w:tcPr>
+            <w:tcW w:w="0" w:type="auto"/>
+            <w:hideMark/>
+          </w:tcPr>
+          <w:p>
+            <w:pPr>
+              <w:pStyle w:val="IT"/>
+              <w:rPr>
+                <w:bCs/>
+                <w:lang/>
+              </w:rPr>
+            </w:pPr>
+            <w:r>
+              <w:rPr>
+                <w:bCs/>
+                <w:lang/>
+              </w:rPr>
+              <w:t>Constraint</w:t>
+            </w:r>
+          </w:p>
+        </w:tc>
+      </w:tr>
+      <w:tr>
+        <w:tc>
+          <w:tcPr>
+            <w:tcW w:w="0" w:type="auto"/>
+            <w:hideMark/>
+          </w:tcPr>
+          <w:p>
+            <w:pPr>
+              <w:pStyle w:val="IT"/>
+              <w:rPr>
+                <w:lang/>
+              </w:rPr>
+            </w:pPr>
+            <w:r>
+              <w:rPr>
+                <w:lang/>
+              </w:rPr>
+              <w:t>Patient_ID</w:t>
+            </w:r>
+          </w:p>
+        </w:tc>
+        <w:tc>
+          <w:tcPr>
+            <w:tcW w:w="0" w:type="auto"/>
+            <w:hideMark/>
+          </w:tcPr>
+          <w:p>
+            <w:pPr>
+              <w:pStyle w:val="IT"/>
+              <w:rPr>
+                <w:lang/>
+              </w:rPr>
+            </w:pPr>
+            <w:r>
+              <w:rPr>
+                <w:lang/>
+              </w:rPr>
+              <w:t>INT</w:t>
+            </w:r>
+          </w:p>
+        </w:tc>
+        <w:tc>
+          <w:tcPr>
+            <w:tcW w:w="0" w:type="auto"/>
+            <w:hideMark/>
+          </w:tcPr>
+          <w:p>
+            <w:pPr>
+              <w:pStyle w:val="IT"/>
+              <w:rPr>
+                <w:lang/>
+              </w:rPr>
+            </w:pPr>
+            <w:r>
+              <w:rPr>
+                <w:lang/>
+              </w:rPr>
+              <w:t>Primary Key, Auto Increment</w:t>
+            </w:r>
+          </w:p>
+        </w:tc>
+      </w:tr>
+      <w:tr>
+        <w:tc>
+          <w:tcPr>
+            <w:tcW w:w="0" w:type="auto"/>
+            <w:hideMark/>
+          </w:tcPr>
+          <w:p>
+            <w:pPr>
+              <w:pStyle w:val="IT"/>
+              <w:rPr>
+                <w:lang/>
+              </w:rPr>
+            </w:pPr>
+            <w:r>
+              <w:rPr>
+                <w:lang/>
+              </w:rPr>
+              <w:t>First_Name</w:t>
+            </w:r>
+          </w:p>
+        </w:tc>
+        <w:tc>
+          <w:tcPr>
+            <w:tcW w:w="0" w:type="auto"/>
+            <w:hideMark/>
+          </w:tcPr>
+          <w:p>
+            <w:pPr>
+              <w:pStyle w:val="IT"/>
+              <w:rPr>
+                <w:lang/>
+              </w:rPr>
+            </w:pPr>
+            <w:r>
+              <w:rPr>
+                <w:lang/>
+              </w:rPr>
+              <w:t>VARCHAR(50)</w:t>
+            </w:r>
+          </w:p>
+        </w:tc>
+        <w:tc>
+          <w:tcPr>
+            <w:tcW w:w="0" w:type="auto"/>
+            <w:hideMark/>
+          </w:tcPr>
+          <w:p>
+            <w:pPr>
+              <w:pStyle w:val="IT"/>
+              <w:rPr>
+                <w:lang/>
+              </w:rPr>
+            </w:pPr>
+            <w:r>
+              <w:rPr>
+                <w:lang/>
+              </w:rPr>
+              <w:t>Not Null</w:t>
+            </w:r>
+          </w:p>
+        </w:tc>
+      </w:tr>
+      <w:tr>
+        <w:tc>
+          <w:tcPr>
+            <w:tcW w:w="0" w:type="auto"/>
+            <w:hideMark/>
+          </w:tcPr>
+          <w:p>
+            <w:pPr>
+              <w:pStyle w:val="IT"/>
+              <w:rPr>
+                <w:lang/>
+              </w:rPr>
+            </w:pPr>
+            <w:r>
+              <w:rPr>
+                <w:lang/>
+              </w:rPr>
+              <w:t>Last_Name</w:t>
+            </w:r>
+          </w:p>
+        </w:tc>
+        <w:tc>
+          <w:tcPr>
+            <w:tcW w:w="0" w:type="auto"/>
+            <w:hideMark/>
+          </w:tcPr>
+          <w:p>
+            <w:pPr>
+              <w:pStyle w:val="IT"/>
+              <w:rPr>
+                <w:lang/>
+              </w:rPr>
+            </w:pPr>
+            <w:r>
+              <w:rPr>
+                <w:lang/>
+              </w:rPr>
+              <w:t>VARCHAR(50)</w:t>
+            </w:r>
+          </w:p>
+        </w:tc>
+        <w:tc>
+          <w:tcPr>
+            <w:tcW w:w="0" w:type="auto"/>
+            <w:hideMark/>
+          </w:tcPr>
+          <w:p>
+            <w:pPr>
+              <w:pStyle w:val="IT"/>
+              <w:rPr>
+                <w:lang/>
+              </w:rPr>
+            </w:pPr>
+            <w:r>
+              <w:rPr>
+                <w:lang/>
+              </w:rPr>
+              <w:t>Not Null</w:t>
+            </w:r>
+          </w:p>
+        </w:tc>
+      </w:tr>
+      <w:tr>
+        <w:tc>
+          <w:tcPr>
+            <w:tcW w:w="0" w:type="auto"/>
+            <w:hideMark/>
+          </w:tcPr>
+          <w:p>
+            <w:pPr>
+              <w:pStyle w:val="IT"/>
+              <w:rPr>
+                <w:lang/>
+              </w:rPr>
+            </w:pPr>
+            <w:r>
+              <w:rPr>
+                <w:lang/>
+              </w:rPr>
+              <w:t>Date_of_Birth</w:t>
+            </w:r>
+          </w:p>
+        </w:tc>
+        <w:tc>
+          <w:tcPr>
+            <w:tcW w:w="0" w:type="auto"/>
+            <w:hideMark/>
+          </w:tcPr>
+          <w:p>
+            <w:pPr>
+              <w:pStyle w:val="IT"/>
+              <w:rPr>
+                <w:lang/>
+              </w:rPr>
+            </w:pPr>
+            <w:r>
+              <w:rPr>
+                <w:lang/>
+              </w:rPr>
+              <w:t>DATE</w:t>
+            </w:r>
+          </w:p>
+        </w:tc>
+        <w:tc>
+          <w:tcPr>
+            <w:tcW w:w="0" w:type="auto"/>
+            <w:hideMark/>
+          </w:tcPr>
+          <w:p>
+            <w:pPr>
+              <w:pStyle w:val="IT"/>
+              <w:rPr>
+                <w:lang/>
+              </w:rPr>
+            </w:pPr>
+            <w:r>
+              <w:rPr>
+                <w:lang/>
+              </w:rPr>
+              <w:t>Not Null</w:t>
+            </w:r>
+          </w:p>
+        </w:tc>
+      </w:tr>
+      <w:tr>
+        <w:tc>
+          <w:tcPr>
+            <w:tcW w:w="0" w:type="auto"/>
+            <w:hideMark/>
+          </w:tcPr>
+          <w:p>
+            <w:pPr>
+              <w:pStyle w:val="IT"/>
+              <w:rPr>
+                <w:lang/>
+              </w:rPr>
+            </w:pPr>
+            <w:r>
+              <w:rPr>
+                <w:lang/>
+              </w:rPr>
+              <w:lastRenderedPageBreak/>
+              <w:t>Gender</w:t>
+            </w:r>
+          </w:p>
+        </w:tc>
+        <w:tc>
+          <w:tcPr>
+            <w:tcW w:w="0" w:type="auto"/>
+            <w:hideMark/>
+          </w:tcPr>
+          <w:p>
+            <w:pPr>
+              <w:pStyle w:val="IT"/>
+              <w:rPr>
+                <w:lang/>
+              </w:rPr>
+            </w:pPr>
+            <w:r>
+              <w:rPr>
+                <w:lang/>
+              </w:rPr>
+              <w:t>ENUM</w:t>
+            </w:r>
+          </w:p>
+        </w:tc>
+        <w:tc>
+          <w:tcPr>
+            <w:tcW w:w="0" w:type="auto"/>
+            <w:hideMark/>
+          </w:tcPr>
+          <w:p>
+            <w:pPr>
+              <w:pStyle w:val="IT"/>
+              <w:rPr>
+                <w:lang/>
+              </w:rPr>
+            </w:pPr>
+            <w:r>
+              <w:rPr>
+                <w:lang/>
+              </w:rPr>
+              <w:t>Not Null</w:t>
+            </w:r>
+          </w:p>
+        </w:tc>
+      </w:tr>
+      <w:tr>
+        <w:tc>
+          <w:tcPr>
+            <w:tcW w:w="0" w:type="auto"/>
+            <w:hideMark/>
+          </w:tcPr>
+          <w:p>
+            <w:pPr>
+              <w:pStyle w:val="IT"/>
+              <w:rPr>
+                <w:lang/>
+              </w:rPr>
+            </w:pPr>
+            <w:r>
+              <w:rPr>
+                <w:lang/>
+              </w:rPr>
+              <w:t>Phone</w:t>
+            </w:r>
+          </w:p>
+        </w:tc>
+        <w:tc>
+          <w:tcPr>
+            <w:tcW w:w="0" w:type="auto"/>
+            <w:hideMark/>
+          </w:tcPr>
+          <w:p>
+            <w:pPr>
+              <w:pStyle w:val="IT"/>
+              <w:rPr>
+                <w:lang/>
+              </w:rPr>
+            </w:pPr>
+            <w:r>
+              <w:rPr>
+                <w:lang/>
+              </w:rPr>
+              <w:t>VARCHAR(20)</w:t>
+            </w:r>
+          </w:p>
+        </w:tc>
+        <w:tc>
+          <w:tcPr>
+            <w:tcW w:w="0" w:type="auto"/>
+            <w:hideMark/>
+          </w:tcPr>
+          <w:p>
+            <w:pPr>
+              <w:pStyle w:val="IT"/>
+              <w:rPr>
+                <w:lang/>
+              </w:rPr>
+            </w:pPr>
+            <w:r>
+              <w:rPr>
+                <w:lang/>
+              </w:rPr>
+              <w:t>Unique, Not Null</w:t>
+            </w:r>
+          </w:p>
+        </w:tc>
+      </w:tr>
+      <w:tr>
+        <w:tc>
+          <w:tcPr>
+            <w:tcW w:w="0" w:type="auto"/>
+            <w:hideMark/>
+          </w:tcPr>
+          <w:p>
+            <w:pPr>
+              <w:pStyle w:val="IT"/>
+              <w:rPr>
+                <w:lang/>
+              </w:rPr>
+            </w:pPr>
+            <w:r>
+              <w:rPr>
+                <w:lang/>
+              </w:rPr>
+              <w:t>Email</w:t>
+            </w:r>
+          </w:p>
+        </w:tc>
+        <w:tc>
+          <w:tcPr>
+            <w:tcW w:w="0" w:type="auto"/>
+            <w:hideMark/>
+          </w:tcPr>
+          <w:p>
+            <w:pPr>
+              <w:pStyle w:val="IT"/>
+              <w:rPr>
+                <w:lang/>
+              </w:rPr>
+            </w:pPr>
+            <w:r>
+              <w:rPr>
+                <w:lang/>
+              </w:rPr>
+              <w:t>VARCHAR(100)</w:t>
+            </w:r>
+          </w:p>
+        </w:tc>
+        <w:tc>
+          <w:tcPr>
+            <w:tcW w:w="0" w:type="auto"/>
+            <w:hideMark/>
+          </w:tcPr>
+          <w:p>
+            <w:pPr>
+              <w:pStyle w:val="IT"/>
+              <w:rPr>
+                <w:lang/>
+              </w:rPr>
+            </w:pPr>
+            <w:r>
+              <w:rPr>
+                <w:lang/>
+              </w:rPr>
+              <w:t>Unique</w:t>
+            </w:r>
+          </w:p>
+        </w:tc>
+      </w:tr>
+      <w:tr>
+        <w:tc>
+          <w:tcPr>
+            <w:tcW w:w="0" w:type="auto"/>
+            <w:hideMark/>
+          </w:tcPr>
+          <w:p>
+            <w:pPr>
+              <w:pStyle w:val="IT"/>
+              <w:rPr>
+                <w:lang/>
+              </w:rPr>
+            </w:pPr>
+            <w:r>
+              <w:rPr>
+                <w:lang/>
+              </w:rPr>
+              <w:t>Address</w:t>
+            </w:r>
+          </w:p>
+        </w:tc>
+        <w:tc>
+          <w:tcPr>
+            <w:tcW w:w="0" w:type="auto"/>
+            <w:hideMark/>
+          </w:tcPr>
+          <w:p>
+            <w:pPr>
+              <w:pStyle w:val="IT"/>
+              <w:rPr>
+                <w:lang/>
+              </w:rPr>
+            </w:pPr>
+            <w:r>
+              <w:rPr>
+                <w:lang/>
+              </w:rPr>
+              <w:t>VARCHAR(255)</w:t>
+            </w:r>
+          </w:p>
+        </w:tc>
+        <w:tc>
+          <w:tcPr>
+            <w:tcW w:w="0" w:type="auto"/>
+            <w:hideMark/>
+          </w:tcPr>
+          <w:p>
+            <w:pPr>
+              <w:pStyle w:val="IT"/>
+              <w:rPr>
+                <w:lang/>
+              </w:rPr>
+            </w:pPr>
+            <w:r>
+              <w:rPr>
+                <w:lang/>
+              </w:rPr>
+              <w:t>Optional</w:t>
+            </w:r>
+          </w:p>
+        </w:tc>
+      </w:tr>
+      <w:tr>
+        <w:tc>
+          <w:tcPr>
+            <w:tcW w:w="0" w:type="auto"/>
+            <w:hideMark/>
+          </w:tcPr>
+          <w:p>
+            <w:pPr>
+              <w:pStyle w:val="IT"/>
+              <w:rPr>
+                <w:lang/>
+              </w:rPr>
+            </w:pPr>
+            <w:r>
+              <w:rPr>
+                <w:lang/>
+              </w:rPr>
+              <w:t>Registration_Date</w:t>
+            </w:r>
+          </w:p>
+        </w:tc>
+        <w:tc>
+          <w:tcPr>
+            <w:tcW w:w="0" w:type="auto"/>
+            <w:hideMark/>
+          </w:tcPr>
+          <w:p>
+            <w:pPr>
+              <w:pStyle w:val="IT"/>
+              <w:rPr>
+                <w:lang/>
+              </w:rPr>
+            </w:pPr>
+            <w:r>
+              <w:rPr>
+                <w:lang/>
+              </w:rPr>
+              <w:t>DATE</w:t>
+            </w:r>
+          </w:p>
+        </w:tc>
+        <w:tc>
+          <w:tcPr>
+            <w:tcW w:w="0" w:type="auto"/>
+            <w:hideMark/>
+          </w:tcPr>
+          <w:p>
+            <w:pPr>
+              <w:pStyle w:val="IT"/>
+              <w:rPr>
+                <w:lang/>
+              </w:rPr>
+            </w:pPr>
+            <w:r>
+              <w:rPr>
+                <w:lang/>
+              </w:rPr>
+              <w:t>Not Null</w:t>
+            </w:r>
+          </w:p>
+        </w:tc>
+      </w:tr>
+    </w:tbl>
+    <w:p>
+      <w:pPr>
+        <w:pStyle w:val="IT"/>
+        <w:rPr>
+          <w:b/>
+          <w:bCs/>
+          <w:lang/>
+        </w:rPr>
+      </w:pPr>
+    </w:p>
+    <w:p>
+      <w:pPr>
+        <w:pStyle w:val="IT"/>
+        <w:rPr>
+          <w:lang/>
+        </w:rPr>
+      </w:pPr>
+      <w:r>
+        <w:rPr>
+          <w:b/>
+          <w:bCs/>
+          <w:lang/>
+        </w:rPr>
+        <w:t>2. Doctors</w:t>
+      </w:r>
+    </w:p>
+    <w:p>
+      <w:pPr>
+        <w:pStyle w:val="IT"/>
+        <w:rPr>
+          <w:lang/>
+        </w:rPr>
+      </w:pPr>
+      <w:r>
+        <w:rPr>
+          <w:lang/>
+        </w:rPr>
+        <w:t>Stores information about the doctors working at the clinic.</w:t>
+      </w:r>
+    </w:p>
+    <w:tbl>
+      <w:tblPr>
+        <w:tblStyle w:val="TableGrid"/>
+        <w:tblW w:w="0" w:type="auto"/>
+        <w:tblLook w:val="04A0" w:firstRow="1" w:lastRow="0" w:firstColumn="1" w:lastColumn="0" w:noHBand="0" w:noVBand="1"/>
+      </w:tblPr>
+      <w:tblGrid>
+        <w:gridCol w:w="1778"/>
+        <w:gridCol w:w="1788"/>
+        <w:gridCol w:w="2962"/>
+      </w:tblGrid>
+      <w:tr>
+        <w:trPr>
+          <w:cnfStyle w:val="100000000000" w:firstRow="1" w:lastRow="0" w:firstColumn="0" w:lastColumn="0" w:oddVBand="0" w:evenVBand="0" w:oddHBand="0" w:evenHBand="0" w:firstRowFirstColumn="0" w:firstRowLastColumn="0" w:lastRowFirstColumn="0" w:lastRowLastColumn="0"/>
+        </w:trPr>
+        <w:tc>
+          <w:tcPr>
+            <w:tcW w:w="0" w:type="auto"/>
+            <w:hideMark/>
+          </w:tcPr>
+          <w:p>
+            <w:pPr>
+              <w:pStyle w:val="IT"/>
+              <w:rPr>
+                <w:bCs/>
+                <w:lang/>
+              </w:rPr>
+            </w:pPr>
+            <w:r>
+              <w:rPr>
+                <w:bCs/>
+                <w:lang/>
+              </w:rPr>
+              <w:t>Attribute</w:t>
+            </w:r>
+          </w:p>
+        </w:tc>
+        <w:tc>
+          <w:tcPr>
+            <w:tcW w:w="0" w:type="auto"/>
+            <w:hideMark/>
+          </w:tcPr>
+          <w:p>
+            <w:pPr>
+              <w:pStyle w:val="IT"/>
+              <w:rPr>
+                <w:bCs/>
+                <w:lang/>
+              </w:rPr>
+            </w:pPr>
+            <w:r>
+              <w:rPr>
+                <w:bCs/>
+                <w:lang/>
+              </w:rPr>
+              <w:t>Data Type</w:t>
+            </w:r>
+          </w:p>
+        </w:tc>
+        <w:tc>
+          <w:tcPr>
+            <w:tcW w:w="0" w:type="auto"/>
+            <w:hideMark/>
+          </w:tcPr>
+          <w:p>
+            <w:pPr>
+              <w:pStyle w:val="IT"/>
+              <w:rPr>
+                <w:bCs/>
+                <w:lang/>
+              </w:rPr>
+            </w:pPr>
+            <w:r>
+              <w:rPr>
+                <w:bCs/>
+                <w:lang/>
+              </w:rPr>
+              <w:t>Constraint</w:t>
+            </w:r>
+          </w:p>
+        </w:tc>
+      </w:tr>
+      <w:tr>
+        <w:tc>
+          <w:tcPr>
+            <w:tcW w:w="0" w:type="auto"/>
+            <w:hideMark/>
+          </w:tcPr>
+          <w:p>
+            <w:pPr>
+              <w:pStyle w:val="IT"/>
+              <w:rPr>
+                <w:lang/>
+              </w:rPr>
+            </w:pPr>
+            <w:r>
+              <w:rPr>
+                <w:lang/>
+              </w:rPr>
+              <w:t>Doctor_ID</w:t>
+            </w:r>
+          </w:p>
+        </w:tc>
+        <w:tc>
+          <w:tcPr>
+            <w:tcW w:w="0" w:type="auto"/>
+            <w:hideMark/>
+          </w:tcPr>
+          <w:p>
+            <w:pPr>
+              <w:pStyle w:val="IT"/>
+              <w:rPr>
+                <w:lang/>
+              </w:rPr>
+            </w:pPr>
+            <w:r>
+              <w:rPr>
+                <w:lang/>
+              </w:rPr>
+              <w:t>INT</w:t>
+            </w:r>
+          </w:p>
+        </w:tc>
+        <w:tc>
+          <w:tcPr>
+            <w:tcW w:w="0" w:type="auto"/>
+            <w:hideMark/>
+          </w:tcPr>
+          <w:p>
+            <w:pPr>
+              <w:pStyle w:val="IT"/>
+              <w:rPr>
+                <w:lang/>
+              </w:rPr>
+            </w:pPr>
+            <w:r>
+              <w:rPr>
+                <w:lang/>
+              </w:rPr>
+              <w:t>Primary Key, Auto Increment</w:t>
+            </w:r>
+          </w:p>
+        </w:tc>
+      </w:tr>
+      <w:tr>
+        <w:tc>
+          <w:tcPr>
+            <w:tcW w:w="0" w:type="auto"/>
+            <w:hideMark/>
+          </w:tcPr>
+          <w:p>
+            <w:pPr>
+              <w:pStyle w:val="IT"/>
+              <w:rPr>
+                <w:lang/>
+              </w:rPr>
+            </w:pPr>
+            <w:r>
+              <w:rPr>
+                <w:lang/>
+              </w:rPr>
+              <w:t>First_Name</w:t>
+            </w:r>
+          </w:p>
+        </w:tc>
+        <w:tc>
+          <w:tcPr>
+            <w:tcW w:w="0" w:type="auto"/>
+            <w:hideMark/>
+          </w:tcPr>
+          <w:p>
+            <w:pPr>
+              <w:pStyle w:val="IT"/>
+              <w:rPr>
+                <w:lang/>
+              </w:rPr>
+            </w:pPr>
+            <w:r>
+              <w:rPr>
+                <w:lang/>
+              </w:rPr>
+              <w:t>VARCHAR(50)</w:t>
+            </w:r>
+          </w:p>
+        </w:tc>
+        <w:tc>
+          <w:tcPr>
+            <w:tcW w:w="0" w:type="auto"/>
+            <w:hideMark/>
+          </w:tcPr>
+          <w:p>
+            <w:pPr>
+              <w:pStyle w:val="IT"/>
+              <w:rPr>
+                <w:lang/>
+              </w:rPr>
+            </w:pPr>
+            <w:r>
+              <w:rPr>
+                <w:lang/>
+              </w:rPr>
+              <w:t>Not Null</w:t>
+            </w:r>
+          </w:p>
+        </w:tc>
+      </w:tr>
+      <w:tr>
+        <w:tc>
+          <w:tcPr>
+            <w:tcW w:w="0" w:type="auto"/>
+            <w:hideMark/>
+          </w:tcPr>
+          <w:p>
+            <w:pPr>
+              <w:pStyle w:val="IT"/>
+              <w:rPr>
+                <w:lang/>
+              </w:rPr>
+            </w:pPr>
+            <w:r>
+              <w:rPr>
+                <w:lang/>
+              </w:rPr>
+              <w:t>Last_Name</w:t>
+            </w:r>
+          </w:p>
+        </w:tc>
+        <w:tc>
+          <w:tcPr>
+            <w:tcW w:w="0" w:type="auto"/>
+            <w:hideMark/>
+          </w:tcPr>
+          <w:p>
+            <w:pPr>
+              <w:pStyle w:val="IT"/>
+              <w:rPr>
+                <w:lang/>
+              </w:rPr>
+            </w:pPr>
+            <w:r>
+              <w:rPr>
+                <w:lang/>
+              </w:rPr>
+              <w:t>VARCHAR(50)</w:t>
+            </w:r>
+          </w:p>
+        </w:tc>
+        <w:tc>
+          <w:tcPr>
+            <w:tcW w:w="0" w:type="auto"/>
+            <w:hideMark/>
+          </w:tcPr>
+          <w:p>
+            <w:pPr>
+              <w:pStyle w:val="IT"/>
+              <w:rPr>
+                <w:lang/>
+              </w:rPr>
+            </w:pPr>
+            <w:r>
+              <w:rPr>
+                <w:lang/>
+              </w:rPr>
+              <w:t>Not Null</w:t>
+            </w:r>
+          </w:p>
+        </w:tc>
+      </w:tr>
+      <w:tr>
+        <w:tc>
+          <w:tcPr>
+            <w:tcW w:w="0" w:type="auto"/>
+            <w:hideMark/>
+          </w:tcPr>
+          <w:p>
+            <w:pPr>
+              <w:pStyle w:val="IT"/>
+              <w:rPr>
+                <w:lang/>
+              </w:rPr>
+            </w:pPr>
+            <w:r>
+              <w:rPr>
+                <w:lang/>
+              </w:rPr>
+              <w:t>Specialization</w:t>
+            </w:r>
+          </w:p>
+        </w:tc>
+        <w:tc>
+          <w:tcPr>
+            <w:tcW w:w="0" w:type="auto"/>
+            <w:hideMark/>
+          </w:tcPr>
+          <w:p>
+            <w:pPr>
+              <w:pStyle w:val="IT"/>
+              <w:rPr>
+                <w:lang/>
+              </w:rPr>
+            </w:pPr>
+            <w:r>
+              <w:rPr>
+                <w:lang/>
+              </w:rPr>
+              <w:t>VARCHAR(100)</w:t>
+            </w:r>
+          </w:p>
+        </w:tc>
+        <w:tc>
+          <w:tcPr>
+            <w:tcW w:w="0" w:type="auto"/>
+            <w:hideMark/>
+          </w:tcPr>
+          <w:p>
+            <w:pPr>
+              <w:pStyle w:val="IT"/>
+              <w:rPr>
+                <w:lang/>
+              </w:rPr>
+            </w:pPr>
+            <w:r>
+              <w:rPr>
+                <w:lang/>
+              </w:rPr>
+              <w:t>Not Null</w:t>
+            </w:r>
+          </w:p>
+        </w:tc>
+      </w:tr>
+      <w:tr>
+        <w:tc>
+          <w:tcPr>
+            <w:tcW w:w="0" w:type="auto"/>
+            <w:hideMark/>
+          </w:tcPr>
+          <w:p>
+            <w:pPr>
+              <w:pStyle w:val="IT"/>
+              <w:rPr>
+                <w:lang/>
+              </w:rPr>
+            </w:pPr>
+            <w:r>
+              <w:rPr>
+                <w:lang/>
+              </w:rPr>
+              <w:t>Phone</w:t>
+            </w:r>
+          </w:p>
+        </w:tc>
+        <w:tc>
+          <w:tcPr>
+            <w:tcW w:w="0" w:type="auto"/>
+            <w:hideMark/>
+          </w:tcPr>
+          <w:p>
+            <w:pPr>
+              <w:pStyle w:val="IT"/>
+              <w:rPr>
+                <w:lang/>
+              </w:rPr>
+            </w:pPr>
+            <w:r>
+              <w:rPr>
+                <w:lang/>
+              </w:rPr>
+              <w:t>VARCHAR(20)</w:t>
+            </w:r>
+          </w:p>
+        </w:tc>
+        <w:tc>
+          <w:tcPr>
+            <w:tcW w:w="0" w:type="auto"/>
+            <w:hideMark/>
+          </w:tcPr>
+          <w:p>
+            <w:pPr>
+              <w:pStyle w:val="IT"/>
+              <w:rPr>
+                <w:lang/>
+              </w:rPr>
+            </w:pPr>
+            <w:r>
+              <w:rPr>
+                <w:lang/>
+              </w:rPr>
+              <w:t>Unique, Not Null</w:t>
+            </w:r>
+          </w:p>
+        </w:tc>
+      </w:tr>
+      <w:tr>
+        <w:tc>
+          <w:tcPr>
+            <w:tcW w:w="0" w:type="auto"/>
+            <w:hideMark/>
+          </w:tcPr>
+          <w:p>
+            <w:pPr>
+              <w:pStyle w:val="IT"/>
+              <w:rPr>
+                <w:lang/>
+              </w:rPr>
+            </w:pPr>
+            <w:r>
+              <w:rPr>
+                <w:lang/>
+              </w:rPr>
+              <w:t>Email</w:t>
+            </w:r>
+          </w:p>
+        </w:tc>
+        <w:tc>
+          <w:tcPr>
+            <w:tcW w:w="0" w:type="auto"/>
+            <w:hideMark/>
+          </w:tcPr>
+          <w:p>
+            <w:pPr>
+              <w:pStyle w:val="IT"/>
+              <w:rPr>
+                <w:lang/>
+              </w:rPr>
+            </w:pPr>
+            <w:r>
+              <w:rPr>
+                <w:lang/>
+              </w:rPr>
+              <w:t>VARCHAR(100)</w:t>
+            </w:r>
+          </w:p>
+        </w:tc>
+        <w:tc>
+          <w:tcPr>
+            <w:tcW w:w="0" w:type="auto"/>
+            <w:hideMark/>
+          </w:tcPr>
+          <w:p>
+            <w:pPr>
+              <w:pStyle w:val="IT"/>
+              <w:rPr>
+                <w:lang/>
+              </w:rPr>
+            </w:pPr>
+            <w:r>
+              <w:rPr>
+                <w:lang/>
+              </w:rPr>
+              <w:t>Unique, Not Null</w:t>
+            </w:r>
+          </w:p>
+        </w:tc>
+      </w:tr>
+      <w:tr>
+        <w:tc>
+          <w:tcPr>
+            <w:tcW w:w="0" w:type="auto"/>
+            <w:hideMark/>
+          </w:tcPr>
+          <w:p>
+            <w:pPr>
+              <w:pStyle w:val="IT"/>
+              <w:rPr>
+                <w:lang/>
+              </w:rPr>
+            </w:pPr>
+            <w:r>
+              <w:rPr>
+                <w:lang/>
+              </w:rPr>
+              <w:t>License_Number</w:t>
+            </w:r>
+          </w:p>
+        </w:tc>
+        <w:tc>
+          <w:tcPr>
+            <w:tcW w:w="0" w:type="auto"/>
+            <w:hideMark/>
+          </w:tcPr>
+          <w:p>
+            <w:pPr>
+              <w:pStyle w:val="IT"/>
+              <w:rPr>
+                <w:lang/>
+              </w:rPr>
+            </w:pPr>
+            <w:r>
+              <w:rPr>
+                <w:lang/>
+              </w:rPr>
+              <w:t>VARCHAR(50)</w:t>
+            </w:r>
+          </w:p>
+        </w:tc>
+        <w:tc>
+          <w:tcPr>
+            <w:tcW w:w="0" w:type="auto"/>
+            <w:hideMark/>
+          </w:tcPr>
+          <w:p>
+            <w:pPr>
+              <w:pStyle w:val="IT"/>
+              <w:rPr>
+                <w:lang/>
+              </w:rPr>
+            </w:pPr>
+            <w:r>
+              <w:rPr>
+                <w:lang/>
+              </w:rPr>
+              <w:t>Unique, Not Null</w:t>
+            </w:r>
+          </w:p>
+        </w:tc>
+      </w:tr>
+    </w:tbl>
+    <w:p>
+      <w:pPr>
+        <w:pStyle w:val="IT"/>
+        <w:rPr>
+          <w:b/>
+          <w:bCs/>
+          <w:lang/>
+        </w:rPr>
+      </w:pPr>
+    </w:p>
+    <w:p>
+      <w:pPr>
+        <w:pStyle w:val="IT"/>
+        <w:rPr>
+          <w:lang/>
+        </w:rPr>
+      </w:pPr>
+      <w:r>
+        <w:rPr>
+          <w:b/>
+          <w:bCs/>
+          <w:lang/>
+        </w:rPr>
+        <w:t>3. Appointments</w:t>
+      </w:r>
+    </w:p>
+    <w:p>
+      <w:pPr>
+        <w:pStyle w:val="IT"/>
+        <w:rPr>
+          <w:lang/>
+        </w:rPr>
+      </w:pPr>
+      <w:r>
+        <w:rPr>
+          <w:lang/>
+        </w:rPr>
+        <w:t>Records appointments scheduled between patients and doctors.</w:t>
+      </w:r>
+    </w:p>
+    <w:tbl>
+      <w:tblPr>
+        <w:tblStyle w:val="TableGrid"/>
+        <w:tblW w:w="0" w:type="auto"/>
+        <w:tblLook w:val="04A0" w:firstRow="1" w:lastRow="0" w:firstColumn="1" w:lastColumn="0" w:noHBand="0" w:noVBand="1"/>
+      </w:tblPr>
+      <w:tblGrid>
+        <w:gridCol w:w="2010"/>
+        <w:gridCol w:w="1788"/>
+        <w:gridCol w:w="2962"/>
+      </w:tblGrid>
+      <w:tr>
+        <w:trPr>
+          <w:cnfStyle w:val="100000000000" w:firstRow="1" w:lastRow="0" w:firstColumn="0" w:lastColumn="0" w:oddVBand="0" w:evenVBand="0" w:oddHBand="0" w:evenHBand="0" w:firstRowFirstColumn="0" w:firstRowLastColumn="0" w:lastRowFirstColumn="0" w:lastRowLastColumn="0"/>
+        </w:trPr>
+        <w:tc>
+          <w:tcPr>
+            <w:tcW w:w="0" w:type="auto"/>
+            <w:hideMark/>
+          </w:tcPr>
+          <w:p>
+            <w:pPr>
+              <w:pStyle w:val="IT"/>
+              <w:rPr>
+                <w:bCs/>
+                <w:lang/>
+              </w:rPr>
+            </w:pPr>
+            <w:r>
+              <w:rPr>
+                <w:bCs/>
+                <w:lang/>
+              </w:rPr>
+              <w:t>Attribute</w:t>
+            </w:r>
+          </w:p>
+        </w:tc>
+        <w:tc>
+          <w:tcPr>
+            <w:tcW w:w="0" w:type="auto"/>
+            <w:hideMark/>
+          </w:tcPr>
+          <w:p>
+            <w:pPr>
+              <w:pStyle w:val="IT"/>
+              <w:rPr>
+                <w:bCs/>
+                <w:lang/>
+              </w:rPr>
+            </w:pPr>
+            <w:r>
+              <w:rPr>
+                <w:bCs/>
+                <w:lang/>
+              </w:rPr>
+              <w:t>Data Type</w:t>
+            </w:r>
+          </w:p>
+        </w:tc>
+        <w:tc>
+          <w:tcPr>
+            <w:tcW w:w="0" w:type="auto"/>
+            <w:hideMark/>
+          </w:tcPr>
+          <w:p>
+            <w:pPr>
+              <w:pStyle w:val="IT"/>
+              <w:rPr>
+                <w:bCs/>
+                <w:lang/>
+              </w:rPr>
+            </w:pPr>
+            <w:r>
+              <w:rPr>
+                <w:bCs/>
+                <w:lang/>
+              </w:rPr>
+              <w:t>Constraint</w:t>
+            </w:r>
+          </w:p>
+        </w:tc>
+      </w:tr>
+      <w:tr>
+        <w:tc>
+          <w:tcPr>
+            <w:tcW w:w="0" w:type="auto"/>
+            <w:hideMark/>
+          </w:tcPr>
+          <w:p>
+            <w:pPr>
+              <w:pStyle w:val="IT"/>
+              <w:rPr>
+                <w:lang/>
+              </w:rPr>
+            </w:pPr>
+            <w:r>
+              <w:rPr>
+                <w:lang/>
+              </w:rPr>
+              <w:lastRenderedPageBreak/>
+              <w:t>Appointment_ID</w:t>
+            </w:r>
+          </w:p>
+        </w:tc>
+        <w:tc>
+          <w:tcPr>
+            <w:tcW w:w="0" w:type="auto"/>
+            <w:hideMark/>
+          </w:tcPr>
+          <w:p>
+            <w:pPr>
+              <w:pStyle w:val="IT"/>
+              <w:rPr>
+                <w:lang/>
+              </w:rPr>
+            </w:pPr>
+            <w:r>
+              <w:rPr>
+                <w:lang/>
+              </w:rPr>
+              <w:t>INT</w:t>
+            </w:r>
+          </w:p>
+        </w:tc>
+        <w:tc>
+          <w:tcPr>
+            <w:tcW w:w="0" w:type="auto"/>
+            <w:hideMark/>
+          </w:tcPr>
+          <w:p>
+            <w:pPr>
+              <w:pStyle w:val="IT"/>
+              <w:rPr>
+                <w:lang/>
+              </w:rPr>
+            </w:pPr>
+            <w:r>
+              <w:rPr>
+                <w:lang/>
+              </w:rPr>
+              <w:t>Primary Key, Auto Increment</w:t>
+            </w:r>
+          </w:p>
+        </w:tc>
+      </w:tr>
+      <w:tr>
+        <w:tc>
+          <w:tcPr>
+            <w:tcW w:w="0" w:type="auto"/>
+            <w:hideMark/>
+          </w:tcPr>
+          <w:p>
+            <w:pPr>
+              <w:pStyle w:val="IT"/>
+              <w:rPr>
+                <w:lang/>
+              </w:rPr>
+            </w:pPr>
+            <w:r>
+              <w:rPr>
+                <w:lang/>
+              </w:rPr>
+              <w:t>Patient_ID</w:t>
+            </w:r>
+          </w:p>
+        </w:tc>
+        <w:tc>
+          <w:tcPr>
+            <w:tcW w:w="0" w:type="auto"/>
+            <w:hideMark/>
+          </w:tcPr>
+          <w:p>
+            <w:pPr>
+              <w:pStyle w:val="IT"/>
+              <w:rPr>
+                <w:lang/>
+              </w:rPr>
+            </w:pPr>
+            <w:r>
+              <w:rPr>
+                <w:lang/>
+              </w:rPr>
+              <w:t>INT</w:t>
+            </w:r>
+          </w:p>
+        </w:tc>
+        <w:tc>
+          <w:tcPr>
+            <w:tcW w:w="0" w:type="auto"/>
+            <w:hideMark/>
+          </w:tcPr>
+          <w:p>
+            <w:pPr>
+              <w:pStyle w:val="IT"/>
+              <w:rPr>
+                <w:lang/>
+              </w:rPr>
+            </w:pPr>
+            <w:r>
+              <w:rPr>
+                <w:lang/>
+              </w:rPr>
+              <w:t>Foreign Key</w:t>
+            </w:r>
+          </w:p>
+        </w:tc>
+      </w:tr>
+      <w:tr>
+        <w:tc>
+          <w:tcPr>
+            <w:tcW w:w="0" w:type="auto"/>
+            <w:hideMark/>
+          </w:tcPr>
+          <w:p>
+            <w:pPr>
+              <w:pStyle w:val="IT"/>
+              <w:rPr>
+                <w:lang/>
+              </w:rPr>
+            </w:pPr>
+            <w:r>
+              <w:rPr>
+                <w:lang/>
+              </w:rPr>
+              <w:t>Doctor_ID</w:t>
+            </w:r>
+          </w:p>
+        </w:tc>
+        <w:tc>
+          <w:tcPr>
+            <w:tcW w:w="0" w:type="auto"/>
+            <w:hideMark/>
+          </w:tcPr>
+          <w:p>
+            <w:pPr>
+              <w:pStyle w:val="IT"/>
+              <w:rPr>
+                <w:lang/>
+              </w:rPr>
+            </w:pPr>
+            <w:r>
+              <w:rPr>
+                <w:lang/>
+              </w:rPr>
+              <w:t>INT</w:t>
+            </w:r>
+          </w:p>
+        </w:tc>
+        <w:tc>
+          <w:tcPr>
+            <w:tcW w:w="0" w:type="auto"/>
+            <w:hideMark/>
+          </w:tcPr>
+          <w:p>
+            <w:pPr>
+              <w:pStyle w:val="IT"/>
+              <w:rPr>
+                <w:lang/>
+              </w:rPr>
+            </w:pPr>
+            <w:r>
+              <w:rPr>
+                <w:lang/>
+              </w:rPr>
+              <w:t>Foreign Key</w:t>
+            </w:r>
+          </w:p>
+        </w:tc>
+      </w:tr>
+      <w:tr>
+        <w:tc>
+          <w:tcPr>
+            <w:tcW w:w="0" w:type="auto"/>
+            <w:hideMark/>
+          </w:tcPr>
+          <w:p>
+            <w:pPr>
+              <w:pStyle w:val="IT"/>
+              <w:rPr>
+                <w:lang/>
+              </w:rPr>
+            </w:pPr>
+            <w:r>
+              <w:rPr>
+                <w:lang/>
+              </w:rPr>
+              <w:t>Appointment_Date</w:t>
+            </w:r>
+          </w:p>
+        </w:tc>
+        <w:tc>
+          <w:tcPr>
+            <w:tcW w:w="0" w:type="auto"/>
+            <w:hideMark/>
+          </w:tcPr>
+          <w:p>
+            <w:pPr>
+              <w:pStyle w:val="IT"/>
+              <w:rPr>
+                <w:lang/>
+              </w:rPr>
+            </w:pPr>
+            <w:r>
+              <w:rPr>
+                <w:lang/>
+              </w:rPr>
+              <w:t>DATE</w:t>
+            </w:r>
+          </w:p>
+        </w:tc>
+        <w:tc>
+          <w:tcPr>
+            <w:tcW w:w="0" w:type="auto"/>
+            <w:hideMark/>
+          </w:tcPr>
+          <w:p>
+            <w:pPr>
+              <w:pStyle w:val="IT"/>
+              <w:rPr>
+                <w:lang/>
+              </w:rPr>
+            </w:pPr>
+            <w:r>
+              <w:rPr>
+                <w:lang/>
+              </w:rPr>
+              <w:t>Not Null</w:t>
+            </w:r>
+          </w:p>
+        </w:tc>
+      </w:tr>
+      <w:tr>
+        <w:tc>
+          <w:tcPr>
+            <w:tcW w:w="0" w:type="auto"/>
+            <w:hideMark/>
+          </w:tcPr>
+          <w:p>
+            <w:pPr>
+              <w:pStyle w:val="IT"/>
+              <w:rPr>
+                <w:lang/>
+              </w:rPr>
+            </w:pPr>
+            <w:r>
+              <w:rPr>
+                <w:lang/>
+              </w:rPr>
+              <w:t>Appointment_Time</w:t>
+            </w:r>
+          </w:p>
+        </w:tc>
+        <w:tc>
+          <w:tcPr>
+            <w:tcW w:w="0" w:type="auto"/>
+            <w:hideMark/>
+          </w:tcPr>
+          <w:p>
+            <w:pPr>
+              <w:pStyle w:val="IT"/>
+              <w:rPr>
+                <w:lang/>
+              </w:rPr>
+            </w:pPr>
+            <w:r>
+              <w:rPr>
+                <w:lang/>
+              </w:rPr>
+              <w:t>TIME</w:t>
+            </w:r>
+          </w:p>
+        </w:tc>
+        <w:tc>
+          <w:tcPr>
+            <w:tcW w:w="0" w:type="auto"/>
+            <w:hideMark/>
+          </w:tcPr>
+          <w:p>
+            <w:pPr>
+              <w:pStyle w:val="IT"/>
+              <w:rPr>
+                <w:lang/>
+              </w:rPr>
+            </w:pPr>
+            <w:r>
+              <w:rPr>
+                <w:lang/>
+              </w:rPr>
+              <w:t>Not Null</w:t>
+            </w:r>
+          </w:p>
+        </w:tc>
+      </w:tr>
+      <w:tr>
+        <w:tc>
+          <w:tcPr>
+            <w:tcW w:w="0" w:type="auto"/>
+            <w:hideMark/>
+          </w:tcPr>
+          <w:p>
+            <w:pPr>
+              <w:pStyle w:val="IT"/>
+              <w:rPr>
+                <w:lang/>
+              </w:rPr>
+            </w:pPr>
+            <w:r>
+              <w:rPr>
+                <w:lang/>
+              </w:rPr>
+              <w:t>Reason</w:t>
+            </w:r>
+          </w:p>
+        </w:tc>
+        <w:tc>
+          <w:tcPr>
+            <w:tcW w:w="0" w:type="auto"/>
+            <w:hideMark/>
+          </w:tcPr>
+          <w:p>
+            <w:pPr>
+              <w:pStyle w:val="IT"/>
+              <w:rPr>
+                <w:lang/>
+              </w:rPr>
+            </w:pPr>
+            <w:r>
+              <w:rPr>
+                <w:lang/>
+              </w:rPr>
+              <w:t>VARCHAR(255)</w:t>
+            </w:r>
+          </w:p>
+        </w:tc>
+        <w:tc>
+          <w:tcPr>
+            <w:tcW w:w="0" w:type="auto"/>
+            <w:hideMark/>
+          </w:tcPr>
+          <w:p>
+            <w:pPr>
+              <w:pStyle w:val="IT"/>
+              <w:rPr>
+                <w:lang/>
+              </w:rPr>
+            </w:pPr>
+            <w:r>
+              <w:rPr>
+                <w:lang/>
+              </w:rPr>
+              <w:t>Optional</w:t>
+            </w:r>
+          </w:p>
+        </w:tc>
+      </w:tr>
+      <w:tr>
+        <w:tc>
+          <w:tcPr>
+            <w:tcW w:w="0" w:type="auto"/>
+            <w:hideMark/>
+          </w:tcPr>
+          <w:p>
+            <w:pPr>
+              <w:pStyle w:val="IT"/>
+              <w:rPr>
+                <w:lang/>
+              </w:rPr>
+            </w:pPr>
+            <w:r>
+              <w:rPr>
+                <w:lang/>
+              </w:rPr>
+              <w:t>Status</w:t>
+            </w:r>
+          </w:p>
+        </w:tc>
+        <w:tc>
+          <w:tcPr>
+            <w:tcW w:w="0" w:type="auto"/>
+            <w:hideMark/>
+          </w:tcPr>
+          <w:p>
+            <w:pPr>
+              <w:pStyle w:val="IT"/>
+              <w:rPr>
+                <w:lang/>
+              </w:rPr>
+            </w:pPr>
+            <w:r>
+              <w:rPr>
+                <w:lang/>
+              </w:rPr>
+              <w:t>ENUM</w:t>
+            </w:r>
+          </w:p>
+        </w:tc>
+        <w:tc>
+          <w:tcPr>
+            <w:tcW w:w="0" w:type="auto"/>
+            <w:hideMark/>
+          </w:tcPr>
+          <w:p>
+            <w:pPr>
+              <w:pStyle w:val="IT"/>
+              <w:rPr>
+                <w:lang/>
+              </w:rPr>
+            </w:pPr>
+            <w:r>
+              <w:rPr>
+                <w:lang/>
+              </w:rPr>
+              <w:t>Not Null</w:t>
+            </w:r>
+          </w:p>
+        </w:tc>
+      </w:tr>
+      <w:tr>
+        <w:tc>
+          <w:tcPr>
+            <w:tcW w:w="0" w:type="auto"/>
+            <w:hideMark/>
+          </w:tcPr>
+          <w:p>
+            <w:pPr>
+              <w:pStyle w:val="IT"/>
+              <w:rPr>
+                <w:lang/>
+              </w:rPr>
+            </w:pPr>
+            <w:r>
+              <w:rPr>
+                <w:lang/>
+              </w:rPr>
+              <w:t>Notes</w:t>
+            </w:r>
+          </w:p>
+        </w:tc>
+        <w:tc>
+          <w:tcPr>
+            <w:tcW w:w="0" w:type="auto"/>
+            <w:hideMark/>
+          </w:tcPr>
+          <w:p>
+            <w:pPr>
+              <w:pStyle w:val="IT"/>
+              <w:rPr>
+                <w:lang/>
+              </w:rPr>
+            </w:pPr>
+            <w:r>
+              <w:rPr>
+                <w:lang/>
+              </w:rPr>
+              <w:t>TEXT</w:t>
+            </w:r>
+          </w:p>
+        </w:tc>
+        <w:tc>
+          <w:tcPr>
+            <w:tcW w:w="0" w:type="auto"/>
+            <w:hideMark/>
+          </w:tcPr>
+          <w:p>
+            <w:pPr>
+              <w:pStyle w:val="IT"/>
+              <w:rPr>
+                <w:lang/>
+              </w:rPr>
+            </w:pPr>
+            <w:r>
+              <w:rPr>
+                <w:lang/>
+              </w:rPr>
+              <w:t>Optional</w:t>
+            </w:r>
+          </w:p>
+        </w:tc>
+      </w:tr>
+    </w:tbl>
+    <w:p>
+      <w:pPr>
+        <w:pStyle w:val="IT"/>
+        <w:rPr>
+          <w:b/>
+          <w:bCs/>
+          <w:lang/>
+        </w:rPr>
+      </w:pPr>
+    </w:p>
+    <w:p>
+      <w:pPr>
+        <w:pStyle w:val="IT"/>
+        <w:rPr>
+          <w:lang/>
+        </w:rPr>
+      </w:pPr>
+      <w:r>
+        <w:rPr>
+          <w:b/>
+          <w:bCs/>
+          <w:lang/>
+        </w:rPr>
+        <w:t>4. Medicines</w:t>
+      </w:r>
+    </w:p>
+    <w:p>
+      <w:pPr>
+        <w:pStyle w:val="IT"/>
+        <w:rPr>
+          <w:lang/>
+        </w:rPr>
+      </w:pPr>
+      <w:r>
+        <w:rPr>
+          <w:lang/>
+        </w:rPr>
+        <w:t>Maintains information about medicines available or prescribed by the clinic.</w:t>
+      </w:r>
+    </w:p>
+    <w:tbl>
+      <w:tblPr>
+        <w:tblStyle w:val="TableGrid"/>
+        <w:tblW w:w="0" w:type="auto"/>
+        <w:tblLook w:val="04A0" w:firstRow="1" w:lastRow="0" w:firstColumn="1" w:lastColumn="0" w:noHBand="0" w:noVBand="1"/>
+      </w:tblPr>
+      <w:tblGrid>
+        <w:gridCol w:w="1725"/>
+        <w:gridCol w:w="1799"/>
+        <w:gridCol w:w="2962"/>
+      </w:tblGrid>
+      <w:tr>
+        <w:trPr>
+          <w:cnfStyle w:val="100000000000" w:firstRow="1" w:lastRow="0" w:firstColumn="0" w:lastColumn="0" w:oddVBand="0" w:evenVBand="0" w:oddHBand="0" w:evenHBand="0" w:firstRowFirstColumn="0" w:firstRowLastColumn="0" w:lastRowFirstColumn="0" w:lastRowLastColumn="0"/>
+        </w:trPr>
+        <w:tc>
+          <w:tcPr>
+            <w:tcW w:w="0" w:type="auto"/>
+            <w:hideMark/>
+          </w:tcPr>
+          <w:p>
+            <w:pPr>
+              <w:pStyle w:val="IT"/>
+              <w:rPr>
+                <w:bCs/>
+                <w:lang/>
+              </w:rPr>
+            </w:pPr>
+            <w:r>
+              <w:rPr>
+                <w:bCs/>
+                <w:lang/>
+              </w:rPr>
+              <w:t>Attribute</w:t>
+            </w:r>
+          </w:p>
+        </w:tc>
+        <w:tc>
+          <w:tcPr>
+            <w:tcW w:w="0" w:type="auto"/>
+            <w:hideMark/>
+          </w:tcPr>
+          <w:p>
+            <w:pPr>
+              <w:pStyle w:val="IT"/>
+              <w:rPr>
+                <w:bCs/>
+                <w:lang/>
+              </w:rPr>
+            </w:pPr>
+            <w:r>
+              <w:rPr>
+                <w:bCs/>
+                <w:lang/>
+              </w:rPr>
+              <w:t>Data Type</w:t>
+            </w:r>
+          </w:p>
+        </w:tc>
+        <w:tc>
+          <w:tcPr>
+            <w:tcW w:w="0" w:type="auto"/>
+            <w:hideMark/>
+          </w:tcPr>
+          <w:p>
+            <w:pPr>
+              <w:pStyle w:val="IT"/>
+              <w:rPr>
+                <w:bCs/>
+                <w:lang/>
+              </w:rPr>
+            </w:pPr>
+            <w:r>
+              <w:rPr>
+                <w:bCs/>
+                <w:lang/>
+              </w:rPr>
+              <w:t>Constraint</w:t>
+            </w:r>
+          </w:p>
+        </w:tc>
+      </w:tr>
+      <w:tr>
+        <w:tc>
+          <w:tcPr>
+            <w:tcW w:w="0" w:type="auto"/>
+            <w:hideMark/>
+          </w:tcPr>
+          <w:p>
+            <w:pPr>
+              <w:pStyle w:val="IT"/>
+              <w:rPr>
+                <w:lang/>
+              </w:rPr>
+            </w:pPr>
+            <w:r>
+              <w:rPr>
+                <w:lang/>
+              </w:rPr>
+              <w:t>Medicine_ID</w:t>
+            </w:r>
+          </w:p>
+        </w:tc>
+        <w:tc>
+          <w:tcPr>
+            <w:tcW w:w="0" w:type="auto"/>
+            <w:hideMark/>
+          </w:tcPr>
+          <w:p>
+            <w:pPr>
+              <w:pStyle w:val="IT"/>
+              <w:rPr>
+                <w:lang/>
+              </w:rPr>
+            </w:pPr>
+            <w:r>
+              <w:rPr>
+                <w:lang/>
+              </w:rPr>
+              <w:t>INT</w:t>
+            </w:r>
+          </w:p>
+        </w:tc>
+        <w:tc>
+          <w:tcPr>
+            <w:tcW w:w="0" w:type="auto"/>
+            <w:hideMark/>
+          </w:tcPr>
+          <w:p>
+            <w:pPr>
+              <w:pStyle w:val="IT"/>
+              <w:rPr>
+                <w:lang/>
+              </w:rPr>
+            </w:pPr>
+            <w:r>
+              <w:rPr>
+                <w:lang/>
+              </w:rPr>
+              <w:t>Primary Key, Auto Increment</w:t>
+            </w:r>
+          </w:p>
+        </w:tc>
+      </w:tr>
+      <w:tr>
+        <w:tc>
+          <w:tcPr>
+            <w:tcW w:w="0" w:type="auto"/>
+            <w:hideMark/>
+          </w:tcPr>
+          <w:p>
+            <w:pPr>
+              <w:pStyle w:val="IT"/>
+              <w:rPr>
+                <w:lang/>
+              </w:rPr>
+            </w:pPr>
+            <w:r>
+              <w:rPr>
+                <w:lang/>
+              </w:rPr>
+              <w:t>Medicine_Name</w:t>
+            </w:r>
+          </w:p>
+        </w:tc>
+        <w:tc>
+          <w:tcPr>
+            <w:tcW w:w="0" w:type="auto"/>
+            <w:hideMark/>
+          </w:tcPr>
+          <w:p>
+            <w:pPr>
+              <w:pStyle w:val="IT"/>
+              <w:rPr>
+                <w:lang/>
+              </w:rPr>
+            </w:pPr>
+            <w:r>
+              <w:rPr>
+                <w:lang/>
+              </w:rPr>
+              <w:t>VARCHAR(100)</w:t>
+            </w:r>
+          </w:p>
+        </w:tc>
+        <w:tc>
+          <w:tcPr>
+            <w:tcW w:w="0" w:type="auto"/>
+            <w:hideMark/>
+          </w:tcPr>
+          <w:p>
+            <w:pPr>
+              <w:pStyle w:val="IT"/>
+              <w:rPr>
+                <w:lang/>
+              </w:rPr>
+            </w:pPr>
+            <w:r>
+              <w:rPr>
+                <w:lang/>
+              </w:rPr>
+              <w:t>Unique, Not Null</w:t>
+            </w:r>
+          </w:p>
+        </w:tc>
+      </w:tr>
+      <w:tr>
+        <w:tc>
+          <w:tcPr>
+            <w:tcW w:w="0" w:type="auto"/>
+            <w:hideMark/>
+          </w:tcPr>
+          <w:p>
+            <w:pPr>
+              <w:pStyle w:val="IT"/>
+              <w:rPr>
+                <w:lang/>
+              </w:rPr>
+            </w:pPr>
+            <w:r>
+              <w:rPr>
+                <w:lang/>
+              </w:rPr>
+              <w:t>Description</w:t>
+            </w:r>
+          </w:p>
+        </w:tc>
+        <w:tc>
+          <w:tcPr>
+            <w:tcW w:w="0" w:type="auto"/>
+            <w:hideMark/>
+          </w:tcPr>
+          <w:p>
+            <w:pPr>
+              <w:pStyle w:val="IT"/>
+              <w:rPr>
+                <w:lang/>
+              </w:rPr>
+            </w:pPr>
+            <w:r>
+              <w:rPr>
+                <w:lang/>
+              </w:rPr>
+              <w:t>VARCHAR(255)</w:t>
+            </w:r>
+          </w:p>
+        </w:tc>
+        <w:tc>
+          <w:tcPr>
+            <w:tcW w:w="0" w:type="auto"/>
+            <w:hideMark/>
+          </w:tcPr>
+          <w:p>
+            <w:pPr>
+              <w:pStyle w:val="IT"/>
+              <w:rPr>
+                <w:lang/>
+              </w:rPr>
+            </w:pPr>
+            <w:r>
+              <w:rPr>
+                <w:lang/>
+              </w:rPr>
+              <w:t>Optional</w:t>
+            </w:r>
+          </w:p>
+        </w:tc>
+      </w:tr>
+      <w:tr>
+        <w:tc>
+          <w:tcPr>
+            <w:tcW w:w="0" w:type="auto"/>
+            <w:hideMark/>
+          </w:tcPr>
+          <w:p>
+            <w:pPr>
+              <w:pStyle w:val="IT"/>
+              <w:rPr>
+                <w:lang/>
+              </w:rPr>
+            </w:pPr>
+            <w:r>
+              <w:rPr>
+                <w:lang/>
+              </w:rPr>
+              <w:t>Unit_Price</w:t>
+            </w:r>
+          </w:p>
+        </w:tc>
+        <w:tc>
+          <w:tcPr>
+            <w:tcW w:w="0" w:type="auto"/>
+            <w:hideMark/>
+          </w:tcPr>
+          <w:p>
+            <w:pPr>
+              <w:pStyle w:val="IT"/>
+              <w:rPr>
+                <w:lang/>
+              </w:rPr>
+            </w:pPr>
+            <w:r>
+              <w:rPr>
+                <w:lang/>
+              </w:rPr>
+              <w:t>DECIMAL(10,2)</w:t>
+            </w:r>
+          </w:p>
+        </w:tc>
+        <w:tc>
+          <w:tcPr>
+            <w:tcW w:w="0" w:type="auto"/>
+            <w:hideMark/>
+          </w:tcPr>
+          <w:p>
+            <w:pPr>
+              <w:pStyle w:val="IT"/>
+              <w:rPr>
+                <w:lang/>
+              </w:rPr>
+            </w:pPr>
+            <w:r>
+              <w:rPr>
+                <w:lang/>
+              </w:rPr>
+              <w:t>Not Null</w:t>
+            </w:r>
+          </w:p>
+        </w:tc>
+      </w:tr>
+      <w:tr>
+        <w:tc>
+          <w:tcPr>
+            <w:tcW w:w="0" w:type="auto"/>
+            <w:hideMark/>
+          </w:tcPr>
+          <w:p>
+            <w:pPr>
+              <w:pStyle w:val="IT"/>
+              <w:rPr>
+                <w:lang/>
+              </w:rPr>
+            </w:pPr>
+            <w:r>
+              <w:rPr>
+                <w:lang/>
+              </w:rPr>
+              <w:t>Stock_Quantity</w:t>
+            </w:r>
+          </w:p>
+        </w:tc>
+        <w:tc>
+          <w:tcPr>
+            <w:tcW w:w="0" w:type="auto"/>
+            <w:hideMark/>
+          </w:tcPr>
+          <w:p>
+            <w:pPr>
+              <w:pStyle w:val="IT"/>
+              <w:rPr>
+                <w:lang/>
+              </w:rPr>
+            </w:pPr>
+            <w:r>
+              <w:rPr>
+                <w:lang/>
+              </w:rPr>
+              <w:t>INT</w:t>
+            </w:r>
+          </w:p>
+        </w:tc>
+        <w:tc>
+          <w:tcPr>
+            <w:tcW w:w="0" w:type="auto"/>
+            <w:hideMark/>
+          </w:tcPr>
+          <w:p>
+            <w:pPr>
+              <w:pStyle w:val="IT"/>
+              <w:rPr>
+                <w:lang/>
+              </w:rPr>
+            </w:pPr>
+            <w:r>
+              <w:rPr>
+                <w:lang/>
+              </w:rPr>
+              <w:t>Not Null</w:t>
+            </w:r>
+          </w:p>
+        </w:tc>
+      </w:tr>
+      <w:tr>
+        <w:tc>
+          <w:tcPr>
+            <w:tcW w:w="0" w:type="auto"/>
+            <w:hideMark/>
+          </w:tcPr>
+          <w:p>
+            <w:pPr>
+              <w:pStyle w:val="IT"/>
+              <w:rPr>
+                <w:lang/>
+              </w:rPr>
+            </w:pPr>
+            <w:r>
+              <w:rPr>
+                <w:lang/>
+              </w:rPr>
+              <w:t>Expiry_Date</w:t>
+            </w:r>
+          </w:p>
+        </w:tc>
+        <w:tc>
+          <w:tcPr>
+            <w:tcW w:w="0" w:type="auto"/>
+            <w:hideMark/>
+          </w:tcPr>
+          <w:p>
+            <w:pPr>
+              <w:pStyle w:val="IT"/>
+              <w:rPr>
+                <w:lang/>
+              </w:rPr>
+            </w:pPr>
+            <w:r>
+              <w:rPr>
+                <w:lang/>
+              </w:rPr>
+              <w:t>DATE</w:t>
+            </w:r>
+          </w:p>
+        </w:tc>
+        <w:tc>
+          <w:tcPr>
+            <w:tcW w:w="0" w:type="auto"/>
+            <w:hideMark/>
+          </w:tcPr>
+          <w:p>
+            <w:pPr>
+              <w:pStyle w:val="IT"/>
+              <w:rPr>
+                <w:lang/>
+              </w:rPr>
+            </w:pPr>
+            <w:r>
+              <w:rPr>
+                <w:lang/>
+              </w:rPr>
+              <w:t>Optional</w:t>
+            </w:r>
+          </w:p>
+        </w:tc>
+      </w:tr>
+    </w:tbl>
+    <w:p>
+      <w:pPr>
+        <w:pStyle w:val="IT"/>
+        <w:rPr>
+          <w:b/>
+          <w:bCs/>
+          <w:lang/>
+        </w:rPr>
+      </w:pPr>
+    </w:p>
+    <w:p>
+      <w:pPr>
+        <w:pStyle w:val="IT"/>
+        <w:rPr>
+          <w:lang/>
+        </w:rPr>
+      </w:pPr>
+      <w:r>
+        <w:rPr>
+          <w:b/>
+          <w:bCs/>
+          <w:lang/>
+        </w:rPr>
+        <w:t>5. Treatments</w:t>
+      </w:r>
+    </w:p>
+    <w:p>
+      <w:pPr>
+        <w:pStyle w:val="IT"/>
+        <w:rPr>
+          <w:lang/>
+        </w:rPr>
+      </w:pPr>
+      <w:r>
+        <w:rPr>
+          <w:lang/>
+        </w:rPr>
+        <w:lastRenderedPageBreak/>
+        <w:t>Records the medical care provided during an appointment. A treatment may include a medicine, but Medicine_ID can remain null for treatments that do not require medication.</w:t>
+      </w:r>
+    </w:p>
+    <w:tbl>
+      <w:tblPr>
+        <w:tblStyle w:val="TableGrid"/>
+        <w:tblW w:w="0" w:type="auto"/>
+        <w:tblLook w:val="04A0" w:firstRow="1" w:lastRow="0" w:firstColumn="1" w:lastColumn="0" w:noHBand="0" w:noVBand="1"/>
+      </w:tblPr>
+      <w:tblGrid>
+        <w:gridCol w:w="1796"/>
+        <w:gridCol w:w="1799"/>
+        <w:gridCol w:w="2962"/>
+      </w:tblGrid>
+      <w:tr>
+        <w:trPr>
+          <w:cnfStyle w:val="100000000000" w:firstRow="1" w:lastRow="0" w:firstColumn="0" w:lastColumn="0" w:oddVBand="0" w:evenVBand="0" w:oddHBand="0" w:evenHBand="0" w:firstRowFirstColumn="0" w:firstRowLastColumn="0" w:lastRowFirstColumn="0" w:lastRowLastColumn="0"/>
+        </w:trPr>
+        <w:tc>
+          <w:tcPr>
+            <w:tcW w:w="0" w:type="auto"/>
+            <w:hideMark/>
+          </w:tcPr>
+          <w:p>
+            <w:pPr>
+              <w:pStyle w:val="IT"/>
+              <w:rPr>
+                <w:bCs/>
+                <w:lang/>
+              </w:rPr>
+            </w:pPr>
+            <w:r>
+              <w:rPr>
+                <w:bCs/>
+                <w:lang/>
+              </w:rPr>
+              <w:t>Attribute</w:t>
+            </w:r>
+          </w:p>
+        </w:tc>
+        <w:tc>
+          <w:tcPr>
+            <w:tcW w:w="0" w:type="auto"/>
+            <w:hideMark/>
+          </w:tcPr>
+          <w:p>
+            <w:pPr>
+              <w:pStyle w:val="IT"/>
+              <w:rPr>
+                <w:bCs/>
+                <w:lang/>
+              </w:rPr>
+            </w:pPr>
+            <w:r>
+              <w:rPr>
+                <w:bCs/>
+                <w:lang/>
+              </w:rPr>
+              <w:t>Data Type</w:t>
+            </w:r>
+          </w:p>
+        </w:tc>
+        <w:tc>
+          <w:tcPr>
+            <w:tcW w:w="0" w:type="auto"/>
+            <w:hideMark/>
+          </w:tcPr>
+          <w:p>
+            <w:pPr>
+              <w:pStyle w:val="IT"/>
+              <w:rPr>
+                <w:bCs/>
+                <w:lang/>
+              </w:rPr>
+            </w:pPr>
+            <w:r>
+              <w:rPr>
+                <w:bCs/>
+                <w:lang/>
+              </w:rPr>
+              <w:t>Constraint</w:t>
+            </w:r>
+          </w:p>
+        </w:tc>
+      </w:tr>
+      <w:tr>
+        <w:tc>
+          <w:tcPr>
+            <w:tcW w:w="0" w:type="auto"/>
+            <w:hideMark/>
+          </w:tcPr>
+          <w:p>
+            <w:pPr>
+              <w:pStyle w:val="IT"/>
+              <w:rPr>
+                <w:lang/>
+              </w:rPr>
+            </w:pPr>
+            <w:r>
+              <w:rPr>
+                <w:lang/>
+              </w:rPr>
+              <w:t>Treatment_ID</w:t>
+            </w:r>
+          </w:p>
+        </w:tc>
+        <w:tc>
+          <w:tcPr>
+            <w:tcW w:w="0" w:type="auto"/>
+            <w:hideMark/>
+          </w:tcPr>
+          <w:p>
+            <w:pPr>
+              <w:pStyle w:val="IT"/>
+              <w:rPr>
+                <w:lang/>
+              </w:rPr>
+            </w:pPr>
+            <w:r>
+              <w:rPr>
+                <w:lang/>
+              </w:rPr>
+              <w:t>INT</w:t>
+            </w:r>
+          </w:p>
+        </w:tc>
+        <w:tc>
+          <w:tcPr>
+            <w:tcW w:w="0" w:type="auto"/>
+            <w:hideMark/>
+          </w:tcPr>
+          <w:p>
+            <w:pPr>
+              <w:pStyle w:val="IT"/>
+              <w:rPr>
+                <w:lang/>
+              </w:rPr>
+            </w:pPr>
+            <w:r>
+              <w:rPr>
+                <w:lang/>
+              </w:rPr>
+              <w:t>Primary Key, Auto Increment</w:t>
+            </w:r>
+          </w:p>
+        </w:tc>
+      </w:tr>
+      <w:tr>
+        <w:tc>
+          <w:tcPr>
+            <w:tcW w:w="0" w:type="auto"/>
+            <w:hideMark/>
+          </w:tcPr>
+          <w:p>
+            <w:pPr>
+              <w:pStyle w:val="IT"/>
+              <w:rPr>
+                <w:lang/>
+              </w:rPr>
+            </w:pPr>
+            <w:r>
+              <w:rPr>
+                <w:lang/>
+              </w:rPr>
+              <w:t>Appointment_ID</w:t>
+            </w:r>
+          </w:p>
+        </w:tc>
+        <w:tc>
+          <w:tcPr>
+            <w:tcW w:w="0" w:type="auto"/>
+            <w:hideMark/>
+          </w:tcPr>
+          <w:p>
+            <w:pPr>
+              <w:pStyle w:val="IT"/>
+              <w:rPr>
+                <w:lang/>
+              </w:rPr>
+            </w:pPr>
+            <w:r>
+              <w:rPr>
+                <w:lang/>
+              </w:rPr>
+              <w:t>INT</w:t>
+            </w:r>
+          </w:p>
+        </w:tc>
+        <w:tc>
+          <w:tcPr>
+            <w:tcW w:w="0" w:type="auto"/>
+            <w:hideMark/>
+          </w:tcPr>
+          <w:p>
+            <w:pPr>
+              <w:pStyle w:val="IT"/>
+              <w:rPr>
+                <w:lang/>
+              </w:rPr>
+            </w:pPr>
+            <w:r>
+              <w:rPr>
+                <w:lang/>
+              </w:rPr>
+              <w:t>Foreign Key</w:t>
+            </w:r>
+          </w:p>
+        </w:tc>
+      </w:tr>
+      <w:tr>
+        <w:tc>
+          <w:tcPr>
+            <w:tcW w:w="0" w:type="auto"/>
+            <w:hideMark/>
+          </w:tcPr>
+          <w:p>
+            <w:pPr>
+              <w:pStyle w:val="IT"/>
+              <w:rPr>
+                <w:lang/>
+              </w:rPr>
+            </w:pPr>
+            <w:r>
+              <w:rPr>
+                <w:lang/>
+              </w:rPr>
+              <w:t>Medicine_ID</w:t>
+            </w:r>
+          </w:p>
+        </w:tc>
+        <w:tc>
+          <w:tcPr>
+            <w:tcW w:w="0" w:type="auto"/>
+            <w:hideMark/>
+          </w:tcPr>
+          <w:p>
+            <w:pPr>
+              <w:pStyle w:val="IT"/>
+              <w:rPr>
+                <w:lang/>
+              </w:rPr>
+            </w:pPr>
+            <w:r>
+              <w:rPr>
+                <w:lang/>
+              </w:rPr>
+              <w:t>INT</w:t>
+            </w:r>
+          </w:p>
+        </w:tc>
+        <w:tc>
+          <w:tcPr>
+            <w:tcW w:w="0" w:type="auto"/>
+            <w:hideMark/>
+          </w:tcPr>
+          <w:p>
+            <w:pPr>
+              <w:pStyle w:val="IT"/>
+              <w:rPr>
+                <w:lang/>
+              </w:rPr>
+            </w:pPr>
+            <w:r>
+              <w:rPr>
+                <w:lang/>
+              </w:rPr>
+              <w:t>Foreign Key, Optional</w:t>
+            </w:r>
+          </w:p>
+        </w:tc>
+      </w:tr>
+      <w:tr>
+        <w:tc>
+          <w:tcPr>
+            <w:tcW w:w="0" w:type="auto"/>
+            <w:hideMark/>
+          </w:tcPr>
+          <w:p>
+            <w:pPr>
+              <w:pStyle w:val="IT"/>
+              <w:rPr>
+                <w:lang/>
+              </w:rPr>
+            </w:pPr>
+            <w:r>
+              <w:rPr>
+                <w:lang/>
+              </w:rPr>
+              <w:t>Treatment_Name</w:t>
+            </w:r>
+          </w:p>
+        </w:tc>
+        <w:tc>
+          <w:tcPr>
+            <w:tcW w:w="0" w:type="auto"/>
+            <w:hideMark/>
+          </w:tcPr>
+          <w:p>
+            <w:pPr>
+              <w:pStyle w:val="IT"/>
+              <w:rPr>
+                <w:lang/>
+              </w:rPr>
+            </w:pPr>
+            <w:r>
+              <w:rPr>
+                <w:lang/>
+              </w:rPr>
+              <w:t>VARCHAR(100)</w:t>
+            </w:r>
+          </w:p>
+        </w:tc>
+        <w:tc>
+          <w:tcPr>
+            <w:tcW w:w="0" w:type="auto"/>
+            <w:hideMark/>
+          </w:tcPr>
+          <w:p>
+            <w:pPr>
+              <w:pStyle w:val="IT"/>
+              <w:rPr>
+                <w:lang/>
+              </w:rPr>
+            </w:pPr>
+            <w:r>
+              <w:rPr>
+                <w:lang/>
+              </w:rPr>
+              <w:t>Not Null</w:t>
+            </w:r>
+          </w:p>
+        </w:tc>
+      </w:tr>
+      <w:tr>
+        <w:tc>
+          <w:tcPr>
+            <w:tcW w:w="0" w:type="auto"/>
+            <w:hideMark/>
+          </w:tcPr>
+          <w:p>
+            <w:pPr>
+              <w:pStyle w:val="IT"/>
+              <w:rPr>
+                <w:lang/>
+              </w:rPr>
+            </w:pPr>
+            <w:r>
+              <w:rPr>
+                <w:lang/>
+              </w:rPr>
+              <w:t>Diagnosis</w:t>
+            </w:r>
+          </w:p>
+        </w:tc>
+        <w:tc>
+          <w:tcPr>
+            <w:tcW w:w="0" w:type="auto"/>
+            <w:hideMark/>
+          </w:tcPr>
+          <w:p>
+            <w:pPr>
+              <w:pStyle w:val="IT"/>
+              <w:rPr>
+                <w:lang/>
+              </w:rPr>
+            </w:pPr>
+            <w:r>
+              <w:rPr>
+                <w:lang/>
+              </w:rPr>
+              <w:t>VARCHAR(255)</w:t>
+            </w:r>
+          </w:p>
+        </w:tc>
+        <w:tc>
+          <w:tcPr>
+            <w:tcW w:w="0" w:type="auto"/>
+            <w:hideMark/>
+          </w:tcPr>
+          <w:p>
+            <w:pPr>
+              <w:pStyle w:val="IT"/>
+              <w:rPr>
+                <w:lang/>
+              </w:rPr>
+            </w:pPr>
+            <w:r>
+              <w:rPr>
+                <w:lang/>
+              </w:rPr>
+              <w:t>Not Null</w:t>
+            </w:r>
+          </w:p>
+        </w:tc>
+      </w:tr>
+      <w:tr>
+        <w:tc>
+          <w:tcPr>
+            <w:tcW w:w="0" w:type="auto"/>
+            <w:hideMark/>
+          </w:tcPr>
+          <w:p>
+            <w:pPr>
+              <w:pStyle w:val="IT"/>
+              <w:rPr>
+                <w:lang/>
+              </w:rPr>
+            </w:pPr>
+            <w:r>
+              <w:rPr>
+                <w:lang/>
+              </w:rPr>
+              <w:t>Dosage</w:t>
+            </w:r>
+          </w:p>
+        </w:tc>
+        <w:tc>
+          <w:tcPr>
+            <w:tcW w:w="0" w:type="auto"/>
+            <w:hideMark/>
+          </w:tcPr>
+          <w:p>
+            <w:pPr>
+              <w:pStyle w:val="IT"/>
+              <w:rPr>
+                <w:lang/>
+              </w:rPr>
+            </w:pPr>
+            <w:r>
+              <w:rPr>
+                <w:lang/>
+              </w:rPr>
+              <w:t>VARCHAR(100)</w:t>
+            </w:r>
+          </w:p>
+        </w:tc>
+        <w:tc>
+          <w:tcPr>
+            <w:tcW w:w="0" w:type="auto"/>
+            <w:hideMark/>
+          </w:tcPr>
+          <w:p>
+            <w:pPr>
+              <w:pStyle w:val="IT"/>
+              <w:rPr>
+                <w:lang/>
+              </w:rPr>
+            </w:pPr>
+            <w:r>
+              <w:rPr>
+                <w:lang/>
+              </w:rPr>
+              <w:t>Optional</w:t>
+            </w:r>
+          </w:p>
+        </w:tc>
+      </w:tr>
+      <w:tr>
+        <w:tc>
+          <w:tcPr>
+            <w:tcW w:w="0" w:type="auto"/>
+            <w:hideMark/>
+          </w:tcPr>
+          <w:p>
+            <w:pPr>
+              <w:pStyle w:val="IT"/>
+              <w:rPr>
+                <w:lang/>
+              </w:rPr>
+            </w:pPr>
+            <w:r>
+              <w:rPr>
+                <w:lang/>
+              </w:rPr>
+              <w:t>Duration_Days</w:t>
+            </w:r>
+          </w:p>
+        </w:tc>
+        <w:tc>
+          <w:tcPr>
+            <w:tcW w:w="0" w:type="auto"/>
+            <w:hideMark/>
+          </w:tcPr>
+          <w:p>
+            <w:pPr>
+              <w:pStyle w:val="IT"/>
+              <w:rPr>
+                <w:lang/>
+              </w:rPr>
+            </w:pPr>
+            <w:r>
+              <w:rPr>
+                <w:lang/>
+              </w:rPr>
+              <w:t>INT</w:t>
+            </w:r>
+          </w:p>
+        </w:tc>
+        <w:tc>
+          <w:tcPr>
+            <w:tcW w:w="0" w:type="auto"/>
+            <w:hideMark/>
+          </w:tcPr>
+          <w:p>
+            <w:pPr>
+              <w:pStyle w:val="IT"/>
+              <w:rPr>
+                <w:lang/>
+              </w:rPr>
+            </w:pPr>
+            <w:r>
+              <w:rPr>
+                <w:lang/>
+              </w:rPr>
+              <w:t>Optional</w:t>
+            </w:r>
+          </w:p>
+        </w:tc>
+      </w:tr>
+      <w:tr>
+        <w:tc>
+          <w:tcPr>
+            <w:tcW w:w="0" w:type="auto"/>
+            <w:hideMark/>
+          </w:tcPr>
+          <w:p>
+            <w:pPr>
+              <w:pStyle w:val="IT"/>
+              <w:rPr>
+                <w:lang/>
+              </w:rPr>
+            </w:pPr>
+            <w:r>
+              <w:rPr>
+                <w:lang/>
+              </w:rPr>
+              <w:t>Instructions</w:t>
+            </w:r>
+          </w:p>
+        </w:tc>
+        <w:tc>
+          <w:tcPr>
+            <w:tcW w:w="0" w:type="auto"/>
+            <w:hideMark/>
+          </w:tcPr>
+          <w:p>
+            <w:pPr>
+              <w:pStyle w:val="IT"/>
+              <w:rPr>
+                <w:lang/>
+              </w:rPr>
+            </w:pPr>
+            <w:r>
+              <w:rPr>
+                <w:lang/>
+              </w:rPr>
+              <w:t>TEXT</w:t>
+            </w:r>
+          </w:p>
+        </w:tc>
+        <w:tc>
+          <w:tcPr>
+            <w:tcW w:w="0" w:type="auto"/>
+            <w:hideMark/>
+          </w:tcPr>
+          <w:p>
+            <w:pPr>
+              <w:pStyle w:val="IT"/>
+              <w:rPr>
+                <w:lang/>
+              </w:rPr>
+            </w:pPr>
+            <w:r>
+              <w:rPr>
+                <w:lang/>
+              </w:rPr>
+              <w:t>Optional</w:t>
+            </w:r>
+          </w:p>
+        </w:tc>
+      </w:tr>
+      <w:tr>
+        <w:tc>
+          <w:tcPr>
+            <w:tcW w:w="0" w:type="auto"/>
+            <w:hideMark/>
+          </w:tcPr>
+          <w:p>
+            <w:pPr>
+              <w:pStyle w:val="IT"/>
+              <w:rPr>
+                <w:lang/>
+              </w:rPr>
+            </w:pPr>
+            <w:r>
+              <w:rPr>
+                <w:lang/>
+              </w:rPr>
+              <w:t>Treatment_Cost</w:t>
+            </w:r>
+          </w:p>
+        </w:tc>
+        <w:tc>
+          <w:tcPr>
+            <w:tcW w:w="0" w:type="auto"/>
+            <w:hideMark/>
+          </w:tcPr>
+          <w:p>
+            <w:pPr>
+              <w:pStyle w:val="IT"/>
+              <w:rPr>
+                <w:lang/>
+              </w:rPr>
+            </w:pPr>
+            <w:r>
+              <w:rPr>
+                <w:lang/>
+              </w:rPr>
+              <w:t>DECIMAL(10,2)</w:t>
+            </w:r>
+          </w:p>
+        </w:tc>
+        <w:tc>
+          <w:tcPr>
+            <w:tcW w:w="0" w:type="auto"/>
+            <w:hideMark/>
+          </w:tcPr>
+          <w:p>
+            <w:pPr>
+              <w:pStyle w:val="IT"/>
+              <w:rPr>
+                <w:lang/>
+              </w:rPr>
+            </w:pPr>
+            <w:r>
+              <w:rPr>
+                <w:lang/>
+              </w:rPr>
+              <w:t>Not Null</w:t>
+            </w:r>
+          </w:p>
+        </w:tc>
+      </w:tr>
+    </w:tbl>
+    <w:p>
+      <w:pPr>
+        <w:pStyle w:val="IT"/>
+        <w:rPr>
+          <w:lang/>
+        </w:rPr>
+      </w:pPr>
+      <w:r>
+        <w:rPr>
+          <w:b/>
+          <w:bCs/>
+          <w:lang/>
+        </w:rPr>
+        <w:t>6. Payments</w:t>
+      </w:r>
+    </w:p>
+    <w:p>
+      <w:pPr>
+        <w:pStyle w:val="IT"/>
+        <w:rPr>
+          <w:lang/>
+        </w:rPr>
+      </w:pPr>
+      <w:r>
+        <w:rPr>
+          <w:lang/>
+        </w:rPr>
+        <w:t>Stores payment transactions related to clinic appointments.</w:t>
+      </w:r>
+    </w:p>
+    <w:tbl>
+      <w:tblPr>
+        <w:tblStyle w:val="TableGrid"/>
+        <w:tblW w:w="0" w:type="auto"/>
+        <w:tblLook w:val="04A0" w:firstRow="1" w:lastRow="0" w:firstColumn="1" w:lastColumn="0" w:noHBand="0" w:noVBand="1"/>
+      </w:tblPr>
+      <w:tblGrid>
+        <w:gridCol w:w="2004"/>
+        <w:gridCol w:w="1799"/>
+        <w:gridCol w:w="2962"/>
+      </w:tblGrid>
+      <w:tr>
+        <w:trPr>
+          <w:cnfStyle w:val="100000000000" w:firstRow="1" w:lastRow="0" w:firstColumn="0" w:lastColumn="0" w:oddVBand="0" w:evenVBand="0" w:oddHBand="0" w:evenHBand="0" w:firstRowFirstColumn="0" w:firstRowLastColumn="0" w:lastRowFirstColumn="0" w:lastRowLastColumn="0"/>
+        </w:trPr>
+        <w:tc>
+          <w:tcPr>
+            <w:tcW w:w="0" w:type="auto"/>
+            <w:hideMark/>
+          </w:tcPr>
+          <w:p>
+            <w:pPr>
+              <w:pStyle w:val="IT"/>
+              <w:rPr>
+                <w:bCs/>
+                <w:lang/>
+              </w:rPr>
+            </w:pPr>
+            <w:r>
+              <w:rPr>
+                <w:bCs/>
+                <w:lang/>
+              </w:rPr>
+              <w:t>Attribute</w:t>
+            </w:r>
+          </w:p>
+        </w:tc>
+        <w:tc>
+          <w:tcPr>
+            <w:tcW w:w="0" w:type="auto"/>
+            <w:hideMark/>
+          </w:tcPr>
+          <w:p>
+            <w:pPr>
+              <w:pStyle w:val="IT"/>
+              <w:rPr>
+                <w:bCs/>
+                <w:lang/>
+              </w:rPr>
+            </w:pPr>
+            <w:r>
+              <w:rPr>
+                <w:bCs/>
+                <w:lang/>
+              </w:rPr>
+              <w:t>Data Type</w:t>
+            </w:r>
+          </w:p>
+        </w:tc>
+        <w:tc>
+          <w:tcPr>
+            <w:tcW w:w="0" w:type="auto"/>
+            <w:hideMark/>
+          </w:tcPr>
+          <w:p>
+            <w:pPr>
+              <w:pStyle w:val="IT"/>
+              <w:rPr>
+                <w:bCs/>
+                <w:lang/>
+              </w:rPr>
+            </w:pPr>
+            <w:r>
+              <w:rPr>
+                <w:bCs/>
+                <w:lang/>
+              </w:rPr>
+              <w:t>Constraint</w:t>
+            </w:r>
+          </w:p>
+        </w:tc>
+      </w:tr>
+      <w:tr>
+        <w:tc>
+          <w:tcPr>
+            <w:tcW w:w="0" w:type="auto"/>
+            <w:hideMark/>
+          </w:tcPr>
+          <w:p>
+            <w:pPr>
+              <w:pStyle w:val="IT"/>
+              <w:rPr>
+                <w:lang/>
+              </w:rPr>
+            </w:pPr>
+            <w:r>
+              <w:rPr>
+                <w:lang/>
+              </w:rPr>
+              <w:t>Payment_ID</w:t>
+            </w:r>
+          </w:p>
+        </w:tc>
+        <w:tc>
+          <w:tcPr>
+            <w:tcW w:w="0" w:type="auto"/>
+            <w:hideMark/>
+          </w:tcPr>
+          <w:p>
+            <w:pPr>
+              <w:pStyle w:val="IT"/>
+              <w:rPr>
+                <w:lang/>
+              </w:rPr>
+            </w:pPr>
+            <w:r>
+              <w:rPr>
+                <w:lang/>
+              </w:rPr>
+              <w:t>INT</w:t>
+            </w:r>
+          </w:p>
+        </w:tc>
+        <w:tc>
+          <w:tcPr>
+            <w:tcW w:w="0" w:type="auto"/>
+            <w:hideMark/>
+          </w:tcPr>
+          <w:p>
+            <w:pPr>
+              <w:pStyle w:val="IT"/>
+              <w:rPr>
+                <w:lang/>
+              </w:rPr>
+            </w:pPr>
+            <w:r>
+              <w:rPr>
+                <w:lang/>
+              </w:rPr>
+              <w:t>Primary Key, Auto Increment</w:t>
+            </w:r>
+          </w:p>
+        </w:tc>
+      </w:tr>
+      <w:tr>
+        <w:tc>
+          <w:tcPr>
+            <w:tcW w:w="0" w:type="auto"/>
+            <w:hideMark/>
+          </w:tcPr>
+          <w:p>
+            <w:pPr>
+              <w:pStyle w:val="IT"/>
+              <w:rPr>
+                <w:lang/>
+              </w:rPr>
+            </w:pPr>
+            <w:r>
+              <w:rPr>
+                <w:lang/>
+              </w:rPr>
+              <w:t>Appointment_ID</w:t>
+            </w:r>
+          </w:p>
+        </w:tc>
+        <w:tc>
+          <w:tcPr>
+            <w:tcW w:w="0" w:type="auto"/>
+            <w:hideMark/>
+          </w:tcPr>
+          <w:p>
+            <w:pPr>
+              <w:pStyle w:val="IT"/>
+              <w:rPr>
+                <w:lang/>
+              </w:rPr>
+            </w:pPr>
+            <w:r>
+              <w:rPr>
+                <w:lang/>
+              </w:rPr>
+              <w:t>INT</w:t>
+            </w:r>
+          </w:p>
+        </w:tc>
+        <w:tc>
+          <w:tcPr>
+            <w:tcW w:w="0" w:type="auto"/>
+            <w:hideMark/>
+          </w:tcPr>
+          <w:p>
+            <w:pPr>
+              <w:pStyle w:val="IT"/>
+              <w:rPr>
+                <w:lang/>
+              </w:rPr>
+            </w:pPr>
+            <w:r>
+              <w:rPr>
+                <w:lang/>
+              </w:rPr>
+              <w:t>Foreign Key</w:t>
+            </w:r>
+          </w:p>
+        </w:tc>
+      </w:tr>
+      <w:tr>
+        <w:tc>
+          <w:tcPr>
+            <w:tcW w:w="0" w:type="auto"/>
+            <w:hideMark/>
+          </w:tcPr>
+          <w:p>
+            <w:pPr>
+              <w:pStyle w:val="IT"/>
+              <w:rPr>
+                <w:lang/>
+              </w:rPr>
+            </w:pPr>
+            <w:r>
+              <w:rPr>
+                <w:lang/>
+              </w:rPr>
+              <w:t>Payment_Date</w:t>
+            </w:r>
+          </w:p>
+        </w:tc>
+        <w:tc>
+          <w:tcPr>
+            <w:tcW w:w="0" w:type="auto"/>
+            <w:hideMark/>
+          </w:tcPr>
+          <w:p>
+            <w:pPr>
+              <w:pStyle w:val="IT"/>
+              <w:rPr>
+                <w:lang/>
+              </w:rPr>
+            </w:pPr>
+            <w:r>
+              <w:rPr>
+                <w:lang/>
+              </w:rPr>
+              <w:t>DATETIME</w:t>
+            </w:r>
+          </w:p>
+        </w:tc>
+        <w:tc>
+          <w:tcPr>
+            <w:tcW w:w="0" w:type="auto"/>
+            <w:hideMark/>
+          </w:tcPr>
+          <w:p>
+            <w:pPr>
+              <w:pStyle w:val="IT"/>
+              <w:rPr>
+                <w:lang/>
+              </w:rPr>
+            </w:pPr>
+            <w:r>
+              <w:rPr>
+                <w:lang/>
+              </w:rPr>
+              <w:t>Not Null</w:t>
+            </w:r>
+          </w:p>
+        </w:tc>
+      </w:tr>
+      <w:tr>
+        <w:tc>
+          <w:tcPr>
+            <w:tcW w:w="0" w:type="auto"/>
+            <w:hideMark/>
+          </w:tcPr>
+          <w:p>
+            <w:pPr>
+              <w:pStyle w:val="IT"/>
+              <w:rPr>
+                <w:lang/>
+              </w:rPr>
+            </w:pPr>
+            <w:r>
+              <w:rPr>
+                <w:lang/>
+              </w:rPr>
+              <w:t>Amount</w:t>
+            </w:r>
+          </w:p>
+        </w:tc>
+        <w:tc>
+          <w:tcPr>
+            <w:tcW w:w="0" w:type="auto"/>
+            <w:hideMark/>
+          </w:tcPr>
+          <w:p>
+            <w:pPr>
+              <w:pStyle w:val="IT"/>
+              <w:rPr>
+                <w:lang/>
+              </w:rPr>
+            </w:pPr>
+            <w:r>
+              <w:rPr>
+                <w:lang/>
+              </w:rPr>
+              <w:t>DECIMAL(10,2)</w:t>
+            </w:r>
+          </w:p>
+        </w:tc>
+        <w:tc>
+          <w:tcPr>
+            <w:tcW w:w="0" w:type="auto"/>
+            <w:hideMark/>
+          </w:tcPr>
+          <w:p>
+            <w:pPr>
+              <w:pStyle w:val="IT"/>
+              <w:rPr>
+                <w:lang/>
+              </w:rPr>
+            </w:pPr>
+            <w:r>
+              <w:rPr>
+                <w:lang/>
+              </w:rPr>
+              <w:t>Not Null</w:t>
+            </w:r>
+          </w:p>
+        </w:tc>
+      </w:tr>
+      <w:tr>
+        <w:tc>
+          <w:tcPr>
+            <w:tcW w:w="0" w:type="auto"/>
+            <w:hideMark/>
+          </w:tcPr>
+          <w:p>
+            <w:pPr>
+              <w:pStyle w:val="IT"/>
+              <w:rPr>
+                <w:lang/>
+              </w:rPr>
+            </w:pPr>
+            <w:r>
+              <w:rPr>
+                <w:lang/>
+              </w:rPr>
+              <w:lastRenderedPageBreak/>
+              <w:t>Payment_Method</w:t>
+            </w:r>
+          </w:p>
+        </w:tc>
+        <w:tc>
+          <w:tcPr>
+            <w:tcW w:w="0" w:type="auto"/>
+            <w:hideMark/>
+          </w:tcPr>
+          <w:p>
+            <w:pPr>
+              <w:pStyle w:val="IT"/>
+              <w:rPr>
+                <w:lang/>
+              </w:rPr>
+            </w:pPr>
+            <w:r>
+              <w:rPr>
+                <w:lang/>
+              </w:rPr>
+              <w:t>ENUM</w:t>
+            </w:r>
+          </w:p>
+        </w:tc>
+        <w:tc>
+          <w:tcPr>
+            <w:tcW w:w="0" w:type="auto"/>
+            <w:hideMark/>
+          </w:tcPr>
+          <w:p>
+            <w:pPr>
+              <w:pStyle w:val="IT"/>
+              <w:rPr>
+                <w:lang/>
+              </w:rPr>
+            </w:pPr>
+            <w:r>
+              <w:rPr>
+                <w:lang/>
+              </w:rPr>
+              <w:t>Not Null</w:t>
+            </w:r>
+          </w:p>
+        </w:tc>
+      </w:tr>
+      <w:tr>
+        <w:tc>
+          <w:tcPr>
+            <w:tcW w:w="0" w:type="auto"/>
+            <w:hideMark/>
+          </w:tcPr>
+          <w:p>
+            <w:pPr>
+              <w:pStyle w:val="IT"/>
+              <w:rPr>
+                <w:lang/>
+              </w:rPr>
+            </w:pPr>
+            <w:r>
+              <w:rPr>
+                <w:lang/>
+              </w:rPr>
+              <w:t>Payment_Status</w:t>
+            </w:r>
+          </w:p>
+        </w:tc>
+        <w:tc>
+          <w:tcPr>
+            <w:tcW w:w="0" w:type="auto"/>
+            <w:hideMark/>
+          </w:tcPr>
+          <w:p>
+            <w:pPr>
+              <w:pStyle w:val="IT"/>
+              <w:rPr>
+                <w:lang/>
+              </w:rPr>
+            </w:pPr>
+            <w:r>
+              <w:rPr>
+                <w:lang/>
+              </w:rPr>
+              <w:t>ENUM</w:t>
+            </w:r>
+          </w:p>
+        </w:tc>
+        <w:tc>
+          <w:tcPr>
+            <w:tcW w:w="0" w:type="auto"/>
+            <w:hideMark/>
+          </w:tcPr>
+          <w:p>
+            <w:pPr>
+              <w:pStyle w:val="IT"/>
+              <w:rPr>
+                <w:lang/>
+              </w:rPr>
+            </w:pPr>
+            <w:r>
+              <w:rPr>
+                <w:lang/>
+              </w:rPr>
+              <w:t>Not Null</w:t>
+            </w:r>
+          </w:p>
+        </w:tc>
+      </w:tr>
+      <w:tr>
+        <w:tc>
+          <w:tcPr>
+            <w:tcW w:w="0" w:type="auto"/>
+            <w:hideMark/>
+          </w:tcPr>
+          <w:p>
+            <w:pPr>
+              <w:pStyle w:val="IT"/>
+              <w:rPr>
+                <w:lang/>
+              </w:rPr>
+            </w:pPr>
+            <w:r>
+              <w:rPr>
+                <w:lang/>
+              </w:rPr>
+              <w:t>Reference_Number</w:t>
+            </w:r>
+          </w:p>
+        </w:tc>
+        <w:tc>
+          <w:tcPr>
+            <w:tcW w:w="0" w:type="auto"/>
+            <w:hideMark/>
+          </w:tcPr>
+          <w:p>
+            <w:pPr>
+              <w:pStyle w:val="IT"/>
+              <w:rPr>
+                <w:lang/>
+              </w:rPr>
+            </w:pPr>
+            <w:r>
+              <w:rPr>
+                <w:lang/>
+              </w:rPr>
+              <w:t>VARCHAR(100)</w:t>
+            </w:r>
+          </w:p>
+        </w:tc>
+        <w:tc>
+          <w:tcPr>
+            <w:tcW w:w="0" w:type="auto"/>
+            <w:hideMark/>
+          </w:tcPr>
+          <w:p>
+            <w:pPr>
+              <w:pStyle w:val="IT"/>
+              <w:rPr>
+                <w:lang/>
+              </w:rPr>
+            </w:pPr>
+            <w:r>
+              <w:rPr>
+                <w:lang/>
+              </w:rPr>
+              <w:t>Unique, Optional</w:t>
+            </w:r>
+          </w:p>
+        </w:tc>
+      </w:tr>
+    </w:tbl>
+    <w:p>
+      <w:pPr>
+        <w:pStyle w:val="IT"/>
+        <w:rPr>
+          <w:b/>
+          <w:bCs/>
+          <w:lang/>
+        </w:rPr>
+      </w:pPr>
+    </w:p>
+    <w:p>
+      <w:pPr>
+        <w:pStyle w:val="IT"/>
+        <w:rPr>
+          <w:lang/>
+        </w:rPr>
+      </w:pPr>
+      <w:r>
+        <w:rPr>
+          <w:b/>
+          <w:bCs/>
+          <w:lang/>
+        </w:rPr>
+        <w:t>Relationships and Cardinalities</w:t>
+      </w:r>
+    </w:p>
+    <w:p>
+      <w:pPr>
+        <w:pStyle w:val="IT"/>
+        <w:numPr>
+          <w:ilvl w:val="0"/>
+          <w:numId w:val="28"/>
+        </w:numPr>
+        <w:rPr>
+          <w:lang/>
+        </w:rPr>
+      </w:pPr>
+      <w:r>
+        <w:rPr>
+          <w:lang/>
+        </w:rPr>
+        <w:t xml:space="preserve">One patient can schedule many appointments, while each appointment belongs to one patient. This is a one-to-many relationship between Patients and Appointments. </w:t>
+      </w:r>
+    </w:p>
+    <w:p>
+      <w:pPr>
+        <w:pStyle w:val="IT"/>
+        <w:numPr>
+          <w:ilvl w:val="0"/>
+          <w:numId w:val="28"/>
+        </w:numPr>
+        <w:rPr>
+          <w:lang/>
+        </w:rPr>
+      </w:pPr>
+      <w:r>
+        <w:rPr>
+          <w:lang/>
+        </w:rPr>
+        <w:t xml:space="preserve">One doctor can manage many appointments, while each appointment is assigned to one doctor. This is a one-to-many relationship between Doctors and Appointments. </w:t>
+      </w:r>
+    </w:p>
+    <w:p>
+      <w:pPr>
+        <w:pStyle w:val="IT"/>
+        <w:numPr>
+          <w:ilvl w:val="0"/>
+          <w:numId w:val="28"/>
+        </w:numPr>
+        <w:rPr>
+          <w:lang/>
+        </w:rPr>
+      </w:pPr>
+      <w:r>
+        <w:rPr>
+          <w:lang/>
+        </w:rPr>
+        <w:t xml:space="preserve">One appointment can produce multiple treatment records, while each treatment belongs to one appointment. </w:t>
+      </w:r>
+    </w:p>
+    <w:p>
+      <w:pPr>
+        <w:pStyle w:val="IT"/>
+        <w:numPr>
+          <w:ilvl w:val="0"/>
+          <w:numId w:val="28"/>
+        </w:numPr>
+        <w:rPr>
+          <w:lang/>
+        </w:rPr>
+      </w:pPr>
+      <w:r>
+        <w:rPr>
+          <w:lang/>
+        </w:rPr>
+        <w:t xml:space="preserve">One medicine can appear in many treatment records, while each treatment record may reference zero or one medicine. </w:t>
+      </w:r>
+    </w:p>
+    <w:p>
+      <w:pPr>
+        <w:pStyle w:val="IT"/>
+        <w:numPr>
+          <w:ilvl w:val="0"/>
+          <w:numId w:val="28"/>
+        </w:numPr>
+        <w:rPr>
+          <w:lang/>
+        </w:rPr>
+      </w:pPr>
+      <w:r>
+        <w:rPr>
+          <w:lang/>
+        </w:rPr>
+        <w:t>One appointment can have multiple payment transactions, allowing partial or installment payments. Each payment belongs to one appointment.</w:t>
+      </w:r>
+    </w:p>
+    <w:p>
+      <w:pPr>
+        <w:pStyle w:val="IT"/>
+      </w:pPr>
+      <w:bookmarkStart w:id="6" w:name="_GoBack"/>
+      <w:bookmarkEnd w:id="6"/>
+    </w:p>
+    <w:p>
+      <w:pPr>
+        <w:pStyle w:val="IT"/>
+      </w:pPr>
+    </w:p>
+    <w:p>
+      <w:pPr>
+        <w:pStyle w:val="IT"/>
+      </w:pPr>
+    </w:p>
+    <w:bookmarkEnd w:id="5"/>
     <w:p>
       <w:pPr>
         <w:pStyle w:val="Heading1"/>
@@ -5456,7 +9285,25 @@
           <w:sz w:val="24"/>
           <w:szCs w:val="24"/>
         </w:rPr>
-        <w:t xml:space="preserve">If you used any AI tools during this project (e.g., ChatGPT, Claude, Copilot), disclose which tool(s), for what specific purpose (e.g., debugging, grammar checking, brainstorming), and how you verified or modified the output. </w:t>
+        <w:t xml:space="preserve">If you used any AI tools during this project (e.g., </w:t>
+      </w:r>
+      <w:proofErr w:type="spellStart"/>
+      <w:r>
+        <w:rPr>
+          <w:rFonts w:ascii="Times New Roman" w:hAnsi="Times New Roman" w:cs="Times New Roman"/>
+          <w:sz w:val="24"/>
+          <w:szCs w:val="24"/>
+        </w:rPr>
+        <w:t>ChatGPT</w:t>
+      </w:r>
+      <w:proofErr w:type="spellEnd"/>
+      <w:r>
+        <w:rPr>
+          <w:rFonts w:ascii="Times New Roman" w:hAnsi="Times New Roman" w:cs="Times New Roman"/>
+          <w:sz w:val="24"/>
+          <w:szCs w:val="24"/>
+        </w:rPr>
+        <w:t xml:space="preserve">, Claude, Copilot), disclose which tool(s), for what specific purpose (e.g., debugging, grammar checking, brainstorming), and how you verified or modified the output. </w:t>
       </w:r>
     </w:p>
     <w:p>
@@ -5518,8 +9365,6 @@
       <w:pPr>
         <w:pStyle w:val="IT"/>
       </w:pPr>
-      <w:bookmarkStart w:id="5" w:name="_GoBack"/>
-      <w:bookmarkEnd w:id="5"/>
     </w:p>
     <w:p>
       <w:pPr>
@@ -5583,7 +9428,29 @@
           <w:sz w:val="24"/>
           <w:szCs w:val="24"/>
         </w:rPr>
-        <w:t>SQL Script (.sql)</w:t>
+        <w:t>SQL Script (.</w:t>
+      </w:r>
+      <w:proofErr w:type="spellStart"/>
+      <w:r>
+        <w:rPr>
+          <w:rFonts w:ascii="Times New Roman" w:hAnsi="Times New Roman" w:cs="Times New Roman"/>
+          <w:b/>
+          <w:bCs/>
+          <w:sz w:val="24"/>
+          <w:szCs w:val="24"/>
+        </w:rPr>
+        <w:t>sql</w:t>
+      </w:r>
+      <w:proofErr w:type="spellEnd"/>
+      <w:r>
+        <w:rPr>
+          <w:rFonts w:ascii="Times New Roman" w:hAnsi="Times New Roman" w:cs="Times New Roman"/>
+          <w:b/>
+          <w:bCs/>
+          <w:sz w:val="24"/>
+          <w:szCs w:val="24"/>
+        </w:rPr>
+        <w:t>)</w:t>
       </w:r>
       <w:r>
         <w:rPr>
@@ -5731,7 +9598,25 @@
           <w:sz w:val="24"/>
           <w:szCs w:val="24"/>
         </w:rPr>
-        <w:t>GitHub/GitLab repository (with commit history): [link]</w:t>
+        <w:t>GitHub/</w:t>
+      </w:r>
+      <w:proofErr w:type="spellStart"/>
+      <w:r>
+        <w:rPr>
+          <w:rFonts w:ascii="Times New Roman" w:hAnsi="Times New Roman" w:cs="Times New Roman"/>
+          <w:sz w:val="24"/>
+          <w:szCs w:val="24"/>
+        </w:rPr>
+        <w:t>GitLab</w:t>
+      </w:r>
+      <w:proofErr w:type="spellEnd"/>
+      <w:r>
+        <w:rPr>
+          <w:rFonts w:ascii="Times New Roman" w:hAnsi="Times New Roman" w:cs="Times New Roman"/>
+          <w:sz w:val="24"/>
+          <w:szCs w:val="24"/>
+        </w:rPr>
+        <w:t xml:space="preserve"> repository (with commit history): [link]</w:t>
       </w:r>
     </w:p>
     <w:p>
@@ -5753,7 +9638,25 @@
           <w:sz w:val="24"/>
           <w:szCs w:val="24"/>
         </w:rPr>
-        <w:t>Google Colab notebook (if applicable): [link]</w:t>
+        <w:t xml:space="preserve">Google </w:t>
+      </w:r>
+      <w:proofErr w:type="spellStart"/>
+      <w:r>
+        <w:rPr>
+          <w:rFonts w:ascii="Times New Roman" w:hAnsi="Times New Roman" w:cs="Times New Roman"/>
+          <w:sz w:val="24"/>
+          <w:szCs w:val="24"/>
+        </w:rPr>
+        <w:t>Colab</w:t>
+      </w:r>
+      <w:proofErr w:type="spellEnd"/>
+      <w:r>
+        <w:rPr>
+          <w:rFonts w:ascii="Times New Roman" w:hAnsi="Times New Roman" w:cs="Times New Roman"/>
+          <w:sz w:val="24"/>
+          <w:szCs w:val="24"/>
+        </w:rPr>
+        <w:t xml:space="preserve"> notebook (if applicable): [link]</w:t>
       </w:r>
     </w:p>
     <w:p>
@@ -5854,7 +9757,7 @@
               <wp:docPr id="1349517934" name="Text Box 9" descr="Restricted - مقيد ">
                 <a:extLst xmlns:a="http://schemas.openxmlformats.org/drawingml/2006/main">
                   <a:ext uri="{5AE41FA2-C0FF-4470-9BD4-5FADCA87CBE2}">
-                    <aclsh:classification xmlns:aclsh="http://schemas.microsoft.com/office/drawing/2020/classificationShape" xmlns:w16du="http://schemas.microsoft.com/office/word/2023/wordml/word16du" xmlns:w16sdtfl="http://schemas.microsoft.com/office/word/2024/wordml/sdtformatlock" xmlns:w16sdtdh="http://schemas.microsoft.com/office/word/2020/wordml/sdtdatahash" xmlns:w16="http://schemas.microsoft.com/office/word/2018/wordml" xmlns:w16cid="http://schemas.microsoft.com/office/word/2016/wordml/cid" xmlns:w16cex="http://schemas.microsoft.com/office/word/2018/wordml/cex" xmlns:w16cei="http://schemas.microsoft.com/office/word/2026/wordml/cei" xmlns:w="http://schemas.openxmlformats.org/wordprocessingml/2006/main" xmlns:w10="urn:schemas-microsoft-com:office:word" xmlns:v="urn:schemas-microsoft-com:vml" xmlns:o="urn:schemas-microsoft-com:office:office" xmlns:oel="http://schemas.microsoft.com/office/2019/extlst" xmlns:am3d="http://schemas.microsoft.com/office/drawing/2017/model3d" xmlns:aink="http://schemas.microsoft.com/office/drawing/2016/ink" xmlns:cx8="http://schemas.microsoft.com/office/drawing/2016/5/14/chartex" xmlns:cx7="http://schemas.microsoft.com/office/drawing/2016/5/13/chartex" xmlns:cx6="http://schemas.microsoft.com/office/drawing/2016/5/12/chartex" xmlns:cx5="http://schemas.microsoft.com/office/drawing/2016/5/11/chartex" xmlns:cx4="http://schemas.microsoft.com/office/drawing/2016/5/10/chartex" xmlns:cx3="http://schemas.microsoft.com/office/drawing/2016/5/9/chartex" xmlns:cx2="http://schemas.microsoft.com/office/drawing/2015/10/21/chartex" xmlns:cx1="http://schemas.microsoft.com/office/drawing/2015/9/8/chartex" xmlns="" classificationOutcomeType="ftr"/>
+                    <aclsh:classification xmlns="" xmlns:cx1="http://schemas.microsoft.com/office/drawing/2015/9/8/chartex" xmlns:cx2="http://schemas.microsoft.com/office/drawing/2015/10/21/chartex" xmlns:cx3="http://schemas.microsoft.com/office/drawing/2016/5/9/chartex" xmlns:cx4="http://schemas.microsoft.com/office/drawing/2016/5/10/chartex" xmlns:cx5="http://schemas.microsoft.com/office/drawing/2016/5/11/chartex" xmlns:cx6="http://schemas.microsoft.com/office/drawing/2016/5/12/chartex" xmlns:cx7="http://schemas.microsoft.com/office/drawing/2016/5/13/chartex" xmlns:cx8="http://schemas.microsoft.com/office/drawing/2016/5/14/chartex" xmlns:aink="http://schemas.microsoft.com/office/drawing/2016/ink" xmlns:am3d="http://schemas.microsoft.com/office/drawing/2017/model3d" xmlns:oel="http://schemas.microsoft.com/office/2019/extlst" xmlns:o="urn:schemas-microsoft-com:office:office" xmlns:v="urn:schemas-microsoft-com:vml" xmlns:w10="urn:schemas-microsoft-com:office:word" xmlns:w="http://schemas.openxmlformats.org/wordprocessingml/2006/main" xmlns:w16cei="http://schemas.microsoft.com/office/word/2026/wordml/cei" xmlns:w16cex="http://schemas.microsoft.com/office/word/2018/wordml/cex" xmlns:w16cid="http://schemas.microsoft.com/office/word/2016/wordml/cid" xmlns:w16="http://schemas.microsoft.com/office/word/2018/wordml" xmlns:w16sdtdh="http://schemas.microsoft.com/office/word/2020/wordml/sdtdatahash" xmlns:w16sdtfl="http://schemas.microsoft.com/office/word/2024/wordml/sdtformatlock" xmlns:w16du="http://schemas.microsoft.com/office/word/2023/wordml/word16du" xmlns:aclsh="http://schemas.microsoft.com/office/drawing/2020/classificationShape" classificationOutcomeType="ftr"/>
                   </a:ext>
                 </a:extLst>
               </wp:docPr>
@@ -5928,13 +9831,13 @@
             </wp:anchor>
           </w:drawing>
         </mc:Choice>
-        <mc:Fallback xmlns:w16du="http://schemas.microsoft.com/office/word/2023/wordml/word16du" xmlns:w16sdtfl="http://schemas.microsoft.com/office/word/2024/wordml/sdtformatlock" xmlns:w16sdtdh="http://schemas.microsoft.com/office/word/2020/wordml/sdtdatahash" xmlns:w16="http://schemas.microsoft.com/office/word/2018/wordml" xmlns:w16cid="http://schemas.microsoft.com/office/word/2016/wordml/cid" xmlns:w16cex="http://schemas.microsoft.com/office/word/2018/wordml/cex" xmlns:w16cei="http://schemas.microsoft.com/office/word/2026/wordml/cei" xmlns:oel="http://schemas.microsoft.com/office/2019/extlst" xmlns:am3d="http://schemas.microsoft.com/office/drawing/2017/model3d" xmlns:aink="http://schemas.microsoft.com/office/drawing/2016/ink" xmlns:cx8="http://schemas.microsoft.com/office/drawing/2016/5/14/chartex" xmlns:cx7="http://schemas.microsoft.com/office/drawing/2016/5/13/chartex" xmlns:cx6="http://schemas.microsoft.com/office/drawing/2016/5/12/chartex" xmlns:cx5="http://schemas.microsoft.com/office/drawing/2016/5/11/chartex" xmlns:cx4="http://schemas.microsoft.com/office/drawing/2016/5/10/chartex" xmlns:cx3="http://schemas.microsoft.com/office/drawing/2016/5/9/chartex" xmlns:cx2="http://schemas.microsoft.com/office/drawing/2015/10/21/chartex" xmlns:cx1="http://schemas.microsoft.com/office/drawing/2015/9/8/chartex">
+        <mc:Fallback>
           <w:pict>
             <v:shapetype w14:anchorId="0318655A" id="_x0000_t202" coordsize="21600,21600" o:spt="202" path="m,l,21600r21600,l21600,xe">
               <v:stroke joinstyle="miter"/>
               <v:path gradientshapeok="t" o:connecttype="rect"/>
             </v:shapetype>
-            <v:shape id="Text Box 9" o:spid="_x0000_s1033" type="#_x0000_t202" alt="Restricted - مقيد " style="position:absolute;left:0;text-align:left;margin-left:0;margin-top:0;width:84.4pt;height:32.1pt;z-index:251663360;visibility:visible;mso-wrap-style:none;mso-wrap-distance-left:0;mso-wrap-distance-top:0;mso-wrap-distance-right:0;mso-wrap-distance-bottom:0;mso-position-horizontal:left;mso-position-horizontal-relative:page;mso-position-vertical:bottom;mso-position-vertical-relative:page;v-text-anchor:bottom" o:gfxdata="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" filled="f" stroked="f">
+            <v:shape id="Text Box 9" o:spid="_x0000_s1033" type="#_x0000_t202" alt="Restricted - مقيد " style="position:absolute;left:0;text-align:left;margin-left:0;margin-top:0;width:84.4pt;height:32.1pt;z-index:251663360;visibility:visible;mso-wrap-style:none;mso-wrap-distance-left:0;mso-wrap-distance-top:0;mso-wrap-distance-right:0;mso-wrap-distance-bottom:0;mso-position-horizontal:left;mso-position-horizontal-relative:page;mso-position-vertical:bottom;mso-position-vertical-relative:page;v-text-anchor:bottom" o:gfxdata="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" filled="f" stroked="f">
               <v:textbox style="mso-fit-shape-to-text:t" inset="20pt,0,0,15pt">
                 <w:txbxContent>
                   <w:p>
@@ -5956,7 +9859,7 @@
                     </w:r>
                     <w:r>
                       <w:rPr>
-                        <w:rFonts w:ascii="Aptos" w:eastAsia="Aptos" w:hAnsi="Aptos" w:cs="Aptos"/>
+                        <w:rFonts w:ascii="Aptos" w:eastAsia="Aptos" w:hAnsi="Aptos" w:cs="Times New Roman"/>
                         <w:noProof/>
                         <w:color w:val="000000"/>
                         <w:rtl/>
@@ -6012,7 +9915,7 @@
               <wp:docPr id="1992261074" name="Text Box 10" descr="Restricted - مقيد ">
                 <a:extLst xmlns:a="http://schemas.openxmlformats.org/drawingml/2006/main">
                   <a:ext uri="{5AE41FA2-C0FF-4470-9BD4-5FADCA87CBE2}">
-                    <aclsh:classification xmlns:aclsh="http://schemas.microsoft.com/office/drawing/2020/classificationShape" xmlns:w16du="http://schemas.microsoft.com/office/word/2023/wordml/word16du" xmlns:w16sdtfl="http://schemas.microsoft.com/office/word/2024/wordml/sdtformatlock" xmlns:w16sdtdh="http://schemas.microsoft.com/office/word/2020/wordml/sdtdatahash" xmlns:w16="http://schemas.microsoft.com/office/word/2018/wordml" xmlns:w16cid="http://schemas.microsoft.com/office/word/2016/wordml/cid" xmlns:w16cex="http://schemas.microsoft.com/office/word/2018/wordml/cex" xmlns:w16cei="http://schemas.microsoft.com/office/word/2026/wordml/cei" xmlns:w="http://schemas.openxmlformats.org/wordprocessingml/2006/main" xmlns:w10="urn:schemas-microsoft-com:office:word" xmlns:v="urn:schemas-microsoft-com:vml" xmlns:o="urn:schemas-microsoft-com:office:office" xmlns:oel="http://schemas.microsoft.com/office/2019/extlst" xmlns:am3d="http://schemas.microsoft.com/office/drawing/2017/model3d" xmlns:aink="http://schemas.microsoft.com/office/drawing/2016/ink" xmlns:cx8="http://schemas.microsoft.com/office/drawing/2016/5/14/chartex" xmlns:cx7="http://schemas.microsoft.com/office/drawing/2016/5/13/chartex" xmlns:cx6="http://schemas.microsoft.com/office/drawing/2016/5/12/chartex" xmlns:cx5="http://schemas.microsoft.com/office/drawing/2016/5/11/chartex" xmlns:cx4="http://schemas.microsoft.com/office/drawing/2016/5/10/chartex" xmlns:cx3="http://schemas.microsoft.com/office/drawing/2016/5/9/chartex" xmlns:cx2="http://schemas.microsoft.com/office/drawing/2015/10/21/chartex" xmlns:cx1="http://schemas.microsoft.com/office/drawing/2015/9/8/chartex" xmlns="" classificationOutcomeType="ftr"/>
+                    <aclsh:classification xmlns="" xmlns:cx1="http://schemas.microsoft.com/office/drawing/2015/9/8/chartex" xmlns:cx2="http://schemas.microsoft.com/office/drawing/2015/10/21/chartex" xmlns:cx3="http://schemas.microsoft.com/office/drawing/2016/5/9/chartex" xmlns:cx4="http://schemas.microsoft.com/office/drawing/2016/5/10/chartex" xmlns:cx5="http://schemas.microsoft.com/office/drawing/2016/5/11/chartex" xmlns:cx6="http://schemas.microsoft.com/office/drawing/2016/5/12/chartex" xmlns:cx7="http://schemas.microsoft.com/office/drawing/2016/5/13/chartex" xmlns:cx8="http://schemas.microsoft.com/office/drawing/2016/5/14/chartex" xmlns:aink="http://schemas.microsoft.com/office/drawing/2016/ink" xmlns:am3d="http://schemas.microsoft.com/office/drawing/2017/model3d" xmlns:oel="http://schemas.microsoft.com/office/2019/extlst" xmlns:o="urn:schemas-microsoft-com:office:office" xmlns:v="urn:schemas-microsoft-com:vml" xmlns:w10="urn:schemas-microsoft-com:office:word" xmlns:w="http://schemas.openxmlformats.org/wordprocessingml/2006/main" xmlns:w16cei="http://schemas.microsoft.com/office/word/2026/wordml/cei" xmlns:w16cex="http://schemas.microsoft.com/office/word/2018/wordml/cex" xmlns:w16cid="http://schemas.microsoft.com/office/word/2016/wordml/cid" xmlns:w16="http://schemas.microsoft.com/office/word/2018/wordml" xmlns:w16sdtdh="http://schemas.microsoft.com/office/word/2020/wordml/sdtdatahash" xmlns:w16sdtfl="http://schemas.microsoft.com/office/word/2024/wordml/sdtformatlock" xmlns:w16du="http://schemas.microsoft.com/office/word/2023/wordml/word16du" xmlns:aclsh="http://schemas.microsoft.com/office/drawing/2020/classificationShape" classificationOutcomeType="ftr"/>
                   </a:ext>
                 </a:extLst>
               </wp:docPr>
@@ -6086,13 +9989,13 @@
             </wp:anchor>
           </w:drawing>
         </mc:Choice>
-        <mc:Fallback xmlns:w16du="http://schemas.microsoft.com/office/word/2023/wordml/word16du" xmlns:w16sdtfl="http://schemas.microsoft.com/office/word/2024/wordml/sdtformatlock" xmlns:w16sdtdh="http://schemas.microsoft.com/office/word/2020/wordml/sdtdatahash" xmlns:w16="http://schemas.microsoft.com/office/word/2018/wordml" xmlns:w16cid="http://schemas.microsoft.com/office/word/2016/wordml/cid" xmlns:w16cex="http://schemas.microsoft.com/office/word/2018/wordml/cex" xmlns:w16cei="http://schemas.microsoft.com/office/word/2026/wordml/cei" xmlns:oel="http://schemas.microsoft.com/office/2019/extlst" xmlns:am3d="http://schemas.microsoft.com/office/drawing/2017/model3d" xmlns:aink="http://schemas.microsoft.com/office/drawing/2016/ink" xmlns:cx8="http://schemas.microsoft.com/office/drawing/2016/5/14/chartex" xmlns:cx7="http://schemas.microsoft.com/office/drawing/2016/5/13/chartex" xmlns:cx6="http://schemas.microsoft.com/office/drawing/2016/5/12/chartex" xmlns:cx5="http://schemas.microsoft.com/office/drawing/2016/5/11/chartex" xmlns:cx4="http://schemas.microsoft.com/office/drawing/2016/5/10/chartex" xmlns:cx3="http://schemas.microsoft.com/office/drawing/2016/5/9/chartex" xmlns:cx2="http://schemas.microsoft.com/office/drawing/2015/10/21/chartex" xmlns:cx1="http://schemas.microsoft.com/office/drawing/2015/9/8/chartex">
+        <mc:Fallback>
           <w:pict>
             <v:shapetype w14:anchorId="5EFC589A" id="_x0000_t202" coordsize="21600,21600" o:spt="202" path="m,l,21600r21600,l21600,xe">
               <v:stroke joinstyle="miter"/>
               <v:path gradientshapeok="t" o:connecttype="rect"/>
             </v:shapetype>
-            <v:shape id="Text Box 10" o:spid="_x0000_s1034" type="#_x0000_t202" alt="Restricted - مقيد " style="position:absolute;left:0;text-align:left;margin-left:0;margin-top:0;width:84.4pt;height:32.1pt;z-index:251664384;visibility:visible;mso-wrap-style:none;mso-wrap-distance-left:0;mso-wrap-distance-top:0;mso-wrap-distance-right:0;mso-wrap-distance-bottom:0;mso-position-horizontal:left;mso-position-horizontal-relative:page;mso-position-vertical:bottom;mso-position-vertical-relative:page;v-text-anchor:bottom" o:gfxdata="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" filled="f" stroked="f">
+            <v:shape id="Text Box 10" o:spid="_x0000_s1034" type="#_x0000_t202" alt="Restricted - مقيد " style="position:absolute;left:0;text-align:left;margin-left:0;margin-top:0;width:84.4pt;height:32.1pt;z-index:251664384;visibility:visible;mso-wrap-style:none;mso-wrap-distance-left:0;mso-wrap-distance-top:0;mso-wrap-distance-right:0;mso-wrap-distance-bottom:0;mso-position-horizontal:left;mso-position-horizontal-relative:page;mso-position-vertical:bottom;mso-position-vertical-relative:page;v-text-anchor:bottom" o:gfxdata="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" filled="f" stroked="f">
               <v:textbox style="mso-fit-shape-to-text:t" inset="20pt,0,0,15pt">
                 <w:txbxContent>
                   <w:p>
@@ -6114,7 +10017,7 @@
                     </w:r>
                     <w:r>
                       <w:rPr>
-                        <w:rFonts w:ascii="Aptos" w:eastAsia="Aptos" w:hAnsi="Aptos" w:cs="Aptos"/>
+                        <w:rFonts w:ascii="Aptos" w:eastAsia="Aptos" w:hAnsi="Aptos" w:cs="Times New Roman"/>
                         <w:noProof/>
                         <w:color w:val="000000"/>
                         <w:rtl/>
@@ -6170,7 +10073,7 @@
               <wp:docPr id="786098250" name="Text Box 8" descr="Restricted - مقيد ">
                 <a:extLst xmlns:a="http://schemas.openxmlformats.org/drawingml/2006/main">
                   <a:ext uri="{5AE41FA2-C0FF-4470-9BD4-5FADCA87CBE2}">
-                    <aclsh:classification xmlns:aclsh="http://schemas.microsoft.com/office/drawing/2020/classificationShape" xmlns:w16du="http://schemas.microsoft.com/office/word/2023/wordml/word16du" xmlns:w16sdtfl="http://schemas.microsoft.com/office/word/2024/wordml/sdtformatlock" xmlns:w16sdtdh="http://schemas.microsoft.com/office/word/2020/wordml/sdtdatahash" xmlns:w16="http://schemas.microsoft.com/office/word/2018/wordml" xmlns:w16cid="http://schemas.microsoft.com/office/word/2016/wordml/cid" xmlns:w16cex="http://schemas.microsoft.com/office/word/2018/wordml/cex" xmlns:w16cei="http://schemas.microsoft.com/office/word/2026/wordml/cei" xmlns:w="http://schemas.openxmlformats.org/wordprocessingml/2006/main" xmlns:w10="urn:schemas-microsoft-com:office:word" xmlns:v="urn:schemas-microsoft-com:vml" xmlns:o="urn:schemas-microsoft-com:office:office" xmlns:oel="http://schemas.microsoft.com/office/2019/extlst" xmlns:am3d="http://schemas.microsoft.com/office/drawing/2017/model3d" xmlns:aink="http://schemas.microsoft.com/office/drawing/2016/ink" xmlns:cx8="http://schemas.microsoft.com/office/drawing/2016/5/14/chartex" xmlns:cx7="http://schemas.microsoft.com/office/drawing/2016/5/13/chartex" xmlns:cx6="http://schemas.microsoft.com/office/drawing/2016/5/12/chartex" xmlns:cx5="http://schemas.microsoft.com/office/drawing/2016/5/11/chartex" xmlns:cx4="http://schemas.microsoft.com/office/drawing/2016/5/10/chartex" xmlns:cx3="http://schemas.microsoft.com/office/drawing/2016/5/9/chartex" xmlns:cx2="http://schemas.microsoft.com/office/drawing/2015/10/21/chartex" xmlns:cx1="http://schemas.microsoft.com/office/drawing/2015/9/8/chartex" xmlns="" classificationOutcomeType="ftr"/>
+                    <aclsh:classification xmlns="" xmlns:cx1="http://schemas.microsoft.com/office/drawing/2015/9/8/chartex" xmlns:cx2="http://schemas.microsoft.com/office/drawing/2015/10/21/chartex" xmlns:cx3="http://schemas.microsoft.com/office/drawing/2016/5/9/chartex" xmlns:cx4="http://schemas.microsoft.com/office/drawing/2016/5/10/chartex" xmlns:cx5="http://schemas.microsoft.com/office/drawing/2016/5/11/chartex" xmlns:cx6="http://schemas.microsoft.com/office/drawing/2016/5/12/chartex" xmlns:cx7="http://schemas.microsoft.com/office/drawing/2016/5/13/chartex" xmlns:cx8="http://schemas.microsoft.com/office/drawing/2016/5/14/chartex" xmlns:aink="http://schemas.microsoft.com/office/drawing/2016/ink" xmlns:am3d="http://schemas.microsoft.com/office/drawing/2017/model3d" xmlns:oel="http://schemas.microsoft.com/office/2019/extlst" xmlns:o="urn:schemas-microsoft-com:office:office" xmlns:v="urn:schemas-microsoft-com:vml" xmlns:w10="urn:schemas-microsoft-com:office:word" xmlns:w="http://schemas.openxmlformats.org/wordprocessingml/2006/main" xmlns:w16cei="http://schemas.microsoft.com/office/word/2026/wordml/cei" xmlns:w16cex="http://schemas.microsoft.com/office/word/2018/wordml/cex" xmlns:w16cid="http://schemas.microsoft.com/office/word/2016/wordml/cid" xmlns:w16="http://schemas.microsoft.com/office/word/2018/wordml" xmlns:w16sdtdh="http://schemas.microsoft.com/office/word/2020/wordml/sdtdatahash" xmlns:w16sdtfl="http://schemas.microsoft.com/office/word/2024/wordml/sdtformatlock" xmlns:w16du="http://schemas.microsoft.com/office/word/2023/wordml/word16du" xmlns:aclsh="http://schemas.microsoft.com/office/drawing/2020/classificationShape" classificationOutcomeType="ftr"/>
                   </a:ext>
                 </a:extLst>
               </wp:docPr>
@@ -6244,13 +10147,13 @@
             </wp:anchor>
           </w:drawing>
         </mc:Choice>
-        <mc:Fallback xmlns:w16du="http://schemas.microsoft.com/office/word/2023/wordml/word16du" xmlns:w16sdtfl="http://schemas.microsoft.com/office/word/2024/wordml/sdtformatlock" xmlns:w16sdtdh="http://schemas.microsoft.com/office/word/2020/wordml/sdtdatahash" xmlns:w16="http://schemas.microsoft.com/office/word/2018/wordml" xmlns:w16cid="http://schemas.microsoft.com/office/word/2016/wordml/cid" xmlns:w16cex="http://schemas.microsoft.com/office/word/2018/wordml/cex" xmlns:w16cei="http://schemas.microsoft.com/office/word/2026/wordml/cei" xmlns:oel="http://schemas.microsoft.com/office/2019/extlst" xmlns:am3d="http://schemas.microsoft.com/office/drawing/2017/model3d" xmlns:aink="http://schemas.microsoft.com/office/drawing/2016/ink" xmlns:cx8="http://schemas.microsoft.com/office/drawing/2016/5/14/chartex" xmlns:cx7="http://schemas.microsoft.com/office/drawing/2016/5/13/chartex" xmlns:cx6="http://schemas.microsoft.com/office/drawing/2016/5/12/chartex" xmlns:cx5="http://schemas.microsoft.com/office/drawing/2016/5/11/chartex" xmlns:cx4="http://schemas.microsoft.com/office/drawing/2016/5/10/chartex" xmlns:cx3="http://schemas.microsoft.com/office/drawing/2016/5/9/chartex" xmlns:cx2="http://schemas.microsoft.com/office/drawing/2015/10/21/chartex" xmlns:cx1="http://schemas.microsoft.com/office/drawing/2015/9/8/chartex">
+        <mc:Fallback>
           <w:pict>
             <v:shapetype w14:anchorId="6A6AF9A3" id="_x0000_t202" coordsize="21600,21600" o:spt="202" path="m,l,21600r21600,l21600,xe">
               <v:stroke joinstyle="miter"/>
               <v:path gradientshapeok="t" o:connecttype="rect"/>
             </v:shapetype>
-            <v:shape id="Text Box 8" o:spid="_x0000_s1035" type="#_x0000_t202" alt="Restricted - مقيد " style="position:absolute;left:0;text-align:left;margin-left:0;margin-top:0;width:84.4pt;height:32.1pt;z-index:251662336;visibility:visible;mso-wrap-style:none;mso-wrap-distance-left:0;mso-wrap-distance-top:0;mso-wrap-distance-right:0;mso-wrap-distance-bottom:0;mso-position-horizontal:left;mso-position-horizontal-relative:page;mso-position-vertical:bottom;mso-position-vertical-relative:page;v-text-anchor:bottom" o:gfxdata="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" filled="f" stroked="f">
+            <v:shape id="Text Box 8" o:spid="_x0000_s1035" type="#_x0000_t202" alt="Restricted - مقيد " style="position:absolute;left:0;text-align:left;margin-left:0;margin-top:0;width:84.4pt;height:32.1pt;z-index:251662336;visibility:visible;mso-wrap-style:none;mso-wrap-distance-left:0;mso-wrap-distance-top:0;mso-wrap-distance-right:0;mso-wrap-distance-bottom:0;mso-position-horizontal:left;mso-position-horizontal-relative:page;mso-position-vertical:bottom;mso-position-vertical-relative:page;v-text-anchor:bottom" o:gfxdata="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" filled="f" stroked="f">
               <v:textbox style="mso-fit-shape-to-text:t" inset="20pt,0,0,15pt">
                 <w:txbxContent>
                   <w:p>
@@ -6272,7 +10175,7 @@
                     </w:r>
                     <w:r>
                       <w:rPr>
-                        <w:rFonts w:ascii="Aptos" w:eastAsia="Aptos" w:hAnsi="Aptos" w:cs="Aptos"/>
+                        <w:rFonts w:ascii="Aptos" w:eastAsia="Aptos" w:hAnsi="Aptos" w:cs="Times New Roman"/>
                         <w:noProof/>
                         <w:color w:val="000000"/>
                         <w:rtl/>
@@ -6600,7 +10503,7 @@
             </wp:anchor>
           </w:drawing>
         </mc:Choice>
-        <mc:Fallback xmlns:w16du="http://schemas.microsoft.com/office/word/2023/wordml/word16du" xmlns:w16sdtfl="http://schemas.microsoft.com/office/word/2024/wordml/sdtformatlock" xmlns:w16sdtdh="http://schemas.microsoft.com/office/word/2020/wordml/sdtdatahash" xmlns:w16="http://schemas.microsoft.com/office/word/2018/wordml" xmlns:w16cid="http://schemas.microsoft.com/office/word/2016/wordml/cid" xmlns:w16cex="http://schemas.microsoft.com/office/word/2018/wordml/cex" xmlns:w16cei="http://schemas.microsoft.com/office/word/2026/wordml/cei" xmlns:oel="http://schemas.microsoft.com/office/2019/extlst" xmlns:am3d="http://schemas.microsoft.com/office/drawing/2017/model3d" xmlns:aink="http://schemas.microsoft.com/office/drawing/2016/ink" xmlns:cx8="http://schemas.microsoft.com/office/drawing/2016/5/14/chartex" xmlns:cx7="http://schemas.microsoft.com/office/drawing/2016/5/13/chartex" xmlns:cx6="http://schemas.microsoft.com/office/drawing/2016/5/12/chartex" xmlns:cx5="http://schemas.microsoft.com/office/drawing/2016/5/11/chartex" xmlns:cx4="http://schemas.microsoft.com/office/drawing/2016/5/10/chartex" xmlns:cx3="http://schemas.microsoft.com/office/drawing/2016/5/9/chartex" xmlns:cx2="http://schemas.microsoft.com/office/drawing/2015/10/21/chartex" xmlns:cx1="http://schemas.microsoft.com/office/drawing/2015/9/8/chartex">
+        <mc:Fallback xmlns:cx1="http://schemas.microsoft.com/office/drawing/2015/9/8/chartex" xmlns:cx2="http://schemas.microsoft.com/office/drawing/2015/10/21/chartex" xmlns:cx3="http://schemas.microsoft.com/office/drawing/2016/5/9/chartex" xmlns:cx4="http://schemas.microsoft.com/office/drawing/2016/5/10/chartex" xmlns:cx5="http://schemas.microsoft.com/office/drawing/2016/5/11/chartex" xmlns:cx6="http://schemas.microsoft.com/office/drawing/2016/5/12/chartex" xmlns:cx7="http://schemas.microsoft.com/office/drawing/2016/5/13/chartex" xmlns:cx8="http://schemas.microsoft.com/office/drawing/2016/5/14/chartex" xmlns:aink="http://schemas.microsoft.com/office/drawing/2016/ink" xmlns:am3d="http://schemas.microsoft.com/office/drawing/2017/model3d" xmlns:oel="http://schemas.microsoft.com/office/2019/extlst" xmlns:w16cei="http://schemas.microsoft.com/office/word/2026/wordml/cei" xmlns:w16cex="http://schemas.microsoft.com/office/word/2018/wordml/cex" xmlns:w16cid="http://schemas.microsoft.com/office/word/2016/wordml/cid" xmlns:w16="http://schemas.microsoft.com/office/word/2018/wordml" xmlns:w16sdtdh="http://schemas.microsoft.com/office/word/2020/wordml/sdtdatahash" xmlns:w16sdtfl="http://schemas.microsoft.com/office/word/2024/wordml/sdtformatlock" xmlns:w16du="http://schemas.microsoft.com/office/word/2023/wordml/word16du">
           <w:pict>
             <v:line w14:anchorId="04400D3D" id="Straight Connector 6" o:spid="_x0000_s1026" style="position:absolute;z-index:251660288;visibility:visible;mso-wrap-style:square;mso-width-percent:0;mso-height-percent:0;mso-wrap-distance-left:9pt;mso-wrap-distance-top:-3e-5mm;mso-wrap-distance-right:9pt;mso-wrap-distance-bottom:-3e-5mm;mso-position-horizontal:absolute;mso-position-horizontal-relative:text;mso-position-vertical:absolute;mso-position-vertical-relative:text;mso-width-percent:0;mso-height-percent:0;mso-width-relative:page;mso-height-relative:page" from="-68.95pt,-666.45pt" to="489.05pt,-666.45pt" o:gfxdata="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" strokecolor="#4f81bd" strokeweight="2pt">
               <v:shadow on="t" opacity="24903f" origin=",.5" offset="0,.55556mm"/>
@@ -6660,7 +10563,7 @@
             <w:fldChar w:fldCharType="separate"/>
           </w:r>
           <w:r>
-            <w:t>07</w:t>
+            <w:t>10</w:t>
           </w:r>
           <w:r>
             <w:fldChar w:fldCharType="end"/>
@@ -6711,7 +10614,7 @@
             <w:rPr>
               <w:noProof/>
             </w:rPr>
-            <w:instrText>Deliverables</w:instrText>
+            <w:instrText>Task 4 – Reflection (2 Marks)</w:instrText>
           </w:r>
           <w:r>
             <w:rPr>
@@ -6744,7 +10647,7 @@
             <w:rPr>
               <w:noProof/>
             </w:rPr>
-            <w:instrText>Deliverables</w:instrText>
+            <w:instrText>Task 4 – Reflection (2 Marks)</w:instrText>
           </w:r>
           <w:r>
             <w:rPr>
@@ -6762,7 +10665,7 @@
             <w:rPr>
               <w:noProof/>
             </w:rPr>
-            <w:t xml:space="preserve">Deliverables </w:t>
+            <w:t xml:space="preserve">Task 4 – Reflection (2 Marks) </w:t>
           </w:r>
           <w:r>
             <w:fldChar w:fldCharType="end"/>
@@ -11178,6 +15081,7 @@
     <w:rsid w:val="00351A43"/>
     <w:rsid w:val="004A7EE6"/>
     <w:rsid w:val="004E5C8C"/>
+    <w:rsid w:val="004F18A3"/>
     <w:rsid w:val="005443A0"/>
     <w:rsid w:val="00552B73"/>
     <w:rsid w:val="005674E7"/>
@@ -12075,7 +15979,7 @@
 </file>
 
 <file path=customXml/itemProps3.xml><?xml version="1.0" encoding="utf-8"?>
-<ds:datastoreItem xmlns:ds="http://schemas.openxmlformats.org/officeDocument/2006/customXml" ds:itemID="{8A321067-D9D1-49CF-8085-B5BAE1227FAF}">
+<ds:datastoreItem xmlns:ds="http://schemas.openxmlformats.org/officeDocument/2006/customXml" ds:itemID="{426EFD3B-B699-40CC-AFE0-93433F65F885}">
   <ds:schemaRefs>
     <ds:schemaRef ds:uri="http://schemas.openxmlformats.org/officeDocument/2006/bibliography"/>
   </ds:schemaRefs>

--- a/IT244 -#1- Project.docx
+++ b/IT244 -#1- Project.docx
@@ -5008,7 +5008,6 @@
           <w:b/>
           <w:bCs/>
           <w:color w:val="0070C0"/>
-          <w:lang/>
         </w:rPr>
       </w:pPr>
       <w:r>
@@ -5016,7 +5015,6 @@
           <w:b/>
           <w:bCs/>
           <w:color w:val="0070C0"/>
-          <w:lang/>
         </w:rPr>
         <w:t>Smart Clinic Database Design</w:t>
       </w:r>
@@ -5024,14 +5022,8 @@
     <w:p>
       <w:pPr>
         <w:pStyle w:val="IT"/>
-        <w:rPr>
-          <w:lang/>
-        </w:rPr>
-      </w:pPr>
-      <w:r>
-        <w:rPr>
-          <w:lang/>
-        </w:rPr>
+      </w:pPr>
+      <w:r>
         <w:t>The clinic database consists of six related entities: Patients, Doctors, Appointments, Medicines, Treatments, and Payments. The design supports patient registration, appointment scheduling, treatment recording, medicine management, and payment tracking.</w:t>
       </w:r>
     </w:p>
@@ -5041,22 +5033,17 @@
         <w:rPr>
           <w:b/>
           <w:bCs/>
-          <w:lang/>
         </w:rPr>
       </w:pPr>
     </w:p>
     <w:p>
       <w:pPr>
         <w:pStyle w:val="IT"/>
-        <w:rPr>
-          <w:lang/>
-        </w:rPr>
       </w:pPr>
       <w:r>
         <w:rPr>
           <w:b/>
           <w:bCs/>
-          <w:lang/>
         </w:rPr>
         <w:t>1. Patients</w:t>
       </w:r>
@@ -5064,14 +5051,8 @@
     <w:p>
       <w:pPr>
         <w:pStyle w:val="IT"/>
-        <w:rPr>
-          <w:lang/>
-        </w:rPr>
-      </w:pPr>
-      <w:r>
-        <w:rPr>
-          <w:lang/>
-        </w:rPr>
+      </w:pPr>
+      <w:r>
         <w:t>Stores the personal and contact information of each patient.</w:t>
       </w:r>
     </w:p>
@@ -5100,13 +5081,11 @@
               <w:pStyle w:val="IT"/>
               <w:rPr>
                 <w:bCs/>
-                <w:lang/>
               </w:rPr>
             </w:pPr>
             <w:r>
               <w:rPr>
                 <w:bCs/>
-                <w:lang/>
               </w:rPr>
               <w:t>Attribute</w:t>
             </w:r>
@@ -5122,13 +5101,11 @@
               <w:pStyle w:val="IT"/>
               <w:rPr>
                 <w:bCs/>
-                <w:lang/>
               </w:rPr>
             </w:pPr>
             <w:r>
               <w:rPr>
                 <w:bCs/>
-                <w:lang/>
               </w:rPr>
               <w:t>Data Type</w:t>
             </w:r>
@@ -5144,13 +5121,11 @@
               <w:pStyle w:val="IT"/>
               <w:rPr>
                 <w:bCs/>
-                <w:lang/>
               </w:rPr>
             </w:pPr>
             <w:r>
               <w:rPr>
                 <w:bCs/>
-                <w:lang/>
               </w:rPr>
               <w:t>Constraint</w:t>
             </w:r>
@@ -5166,14 +5141,8 @@
           <w:p>
             <w:pPr>
               <w:pStyle w:val="IT"/>
-              <w:rPr>
-                <w:lang/>
-              </w:rPr>
-            </w:pPr>
-            <w:r>
-              <w:rPr>
-                <w:lang/>
-              </w:rPr>
+            </w:pPr>
+            <w:r>
               <w:t>Patient_ID</w:t>
             </w:r>
           </w:p>
@@ -5186,14 +5155,8 @@
           <w:p>
             <w:pPr>
               <w:pStyle w:val="IT"/>
-              <w:rPr>
-                <w:lang/>
-              </w:rPr>
-            </w:pPr>
-            <w:r>
-              <w:rPr>
-                <w:lang/>
-              </w:rPr>
+            </w:pPr>
+            <w:r>
               <w:t>INT</w:t>
             </w:r>
           </w:p>
@@ -5206,14 +5169,8 @@
           <w:p>
             <w:pPr>
               <w:pStyle w:val="IT"/>
-              <w:rPr>
-                <w:lang/>
-              </w:rPr>
-            </w:pPr>
-            <w:r>
-              <w:rPr>
-                <w:lang/>
-              </w:rPr>
+            </w:pPr>
+            <w:r>
               <w:t>Primary Key, Auto Increment</w:t>
             </w:r>
           </w:p>
@@ -5228,14 +5185,8 @@
           <w:p>
             <w:pPr>
               <w:pStyle w:val="IT"/>
-              <w:rPr>
-                <w:lang/>
-              </w:rPr>
-            </w:pPr>
-            <w:r>
-              <w:rPr>
-                <w:lang/>
-              </w:rPr>
+            </w:pPr>
+            <w:r>
               <w:t>First_Name</w:t>
             </w:r>
           </w:p>
@@ -5248,14 +5199,8 @@
           <w:p>
             <w:pPr>
               <w:pStyle w:val="IT"/>
-              <w:rPr>
-                <w:lang/>
-              </w:rPr>
-            </w:pPr>
-            <w:r>
-              <w:rPr>
-                <w:lang/>
-              </w:rPr>
+            </w:pPr>
+            <w:r>
               <w:t>VARCHAR(50)</w:t>
             </w:r>
           </w:p>
@@ -5268,14 +5213,8 @@
           <w:p>
             <w:pPr>
               <w:pStyle w:val="IT"/>
-              <w:rPr>
-                <w:lang/>
-              </w:rPr>
-            </w:pPr>
-            <w:r>
-              <w:rPr>
-                <w:lang/>
-              </w:rPr>
+            </w:pPr>
+            <w:r>
               <w:t>Not Null</w:t>
             </w:r>
           </w:p>
@@ -5290,14 +5229,8 @@
           <w:p>
             <w:pPr>
               <w:pStyle w:val="IT"/>
-              <w:rPr>
-                <w:lang/>
-              </w:rPr>
-            </w:pPr>
-            <w:r>
-              <w:rPr>
-                <w:lang/>
-              </w:rPr>
+            </w:pPr>
+            <w:r>
               <w:t>Last_Name</w:t>
             </w:r>
           </w:p>
@@ -5310,14 +5243,8 @@
           <w:p>
             <w:pPr>
               <w:pStyle w:val="IT"/>
-              <w:rPr>
-                <w:lang/>
-              </w:rPr>
-            </w:pPr>
-            <w:r>
-              <w:rPr>
-                <w:lang/>
-              </w:rPr>
+            </w:pPr>
+            <w:r>
               <w:t>VARCHAR(50)</w:t>
             </w:r>
           </w:p>
@@ -5330,14 +5257,8 @@
           <w:p>
             <w:pPr>
               <w:pStyle w:val="IT"/>
-              <w:rPr>
-                <w:lang/>
-              </w:rPr>
-            </w:pPr>
-            <w:r>
-              <w:rPr>
-                <w:lang/>
-              </w:rPr>
+            </w:pPr>
+            <w:r>
               <w:t>Not Null</w:t>
             </w:r>
           </w:p>
@@ -5352,14 +5273,8 @@
           <w:p>
             <w:pPr>
               <w:pStyle w:val="IT"/>
-              <w:rPr>
-                <w:lang/>
-              </w:rPr>
-            </w:pPr>
-            <w:r>
-              <w:rPr>
-                <w:lang/>
-              </w:rPr>
+            </w:pPr>
+            <w:r>
               <w:t>Date_of_Birth</w:t>
             </w:r>
           </w:p>
@@ -5372,14 +5287,8 @@
           <w:p>
             <w:pPr>
               <w:pStyle w:val="IT"/>
-              <w:rPr>
-                <w:lang/>
-              </w:rPr>
-            </w:pPr>
-            <w:r>
-              <w:rPr>
-                <w:lang/>
-              </w:rPr>
+            </w:pPr>
+            <w:r>
               <w:t>DATE</w:t>
             </w:r>
           </w:p>
@@ -5392,14 +5301,8 @@
           <w:p>
             <w:pPr>
               <w:pStyle w:val="IT"/>
-              <w:rPr>
-                <w:lang/>
-              </w:rPr>
-            </w:pPr>
-            <w:r>
-              <w:rPr>
-                <w:lang/>
-              </w:rPr>
+            </w:pPr>
+            <w:r>
               <w:t>Not Null</w:t>
             </w:r>
           </w:p>
@@ -5414,14 +5317,8 @@
           <w:p>
             <w:pPr>
               <w:pStyle w:val="IT"/>
-              <w:rPr>
-                <w:lang/>
-              </w:rPr>
-            </w:pPr>
-            <w:r>
-              <w:rPr>
-                <w:lang/>
-              </w:rPr>
+            </w:pPr>
+            <w:r>
               <w:lastRenderedPageBreak/>
               <w:t>Gender</w:t>
             </w:r>
@@ -5435,14 +5332,8 @@
           <w:p>
             <w:pPr>
               <w:pStyle w:val="IT"/>
-              <w:rPr>
-                <w:lang/>
-              </w:rPr>
-            </w:pPr>
-            <w:r>
-              <w:rPr>
-                <w:lang/>
-              </w:rPr>
+            </w:pPr>
+            <w:r>
               <w:t>ENUM</w:t>
             </w:r>
           </w:p>
@@ -5455,14 +5346,8 @@
           <w:p>
             <w:pPr>
               <w:pStyle w:val="IT"/>
-              <w:rPr>
-                <w:lang/>
-              </w:rPr>
-            </w:pPr>
-            <w:r>
-              <w:rPr>
-                <w:lang/>
-              </w:rPr>
+            </w:pPr>
+            <w:r>
               <w:t>Not Null</w:t>
             </w:r>
           </w:p>
@@ -5477,14 +5362,8 @@
           <w:p>
             <w:pPr>
               <w:pStyle w:val="IT"/>
-              <w:rPr>
-                <w:lang/>
-              </w:rPr>
-            </w:pPr>
-            <w:r>
-              <w:rPr>
-                <w:lang/>
-              </w:rPr>
+            </w:pPr>
+            <w:r>
               <w:t>Phone</w:t>
             </w:r>
           </w:p>
@@ -5497,14 +5376,8 @@
           <w:p>
             <w:pPr>
               <w:pStyle w:val="IT"/>
-              <w:rPr>
-                <w:lang/>
-              </w:rPr>
-            </w:pPr>
-            <w:r>
-              <w:rPr>
-                <w:lang/>
-              </w:rPr>
+            </w:pPr>
+            <w:r>
               <w:t>VARCHAR(20)</w:t>
             </w:r>
           </w:p>
@@ -5517,14 +5390,8 @@
           <w:p>
             <w:pPr>
               <w:pStyle w:val="IT"/>
-              <w:rPr>
-                <w:lang/>
-              </w:rPr>
-            </w:pPr>
-            <w:r>
-              <w:rPr>
-                <w:lang/>
-              </w:rPr>
+            </w:pPr>
+            <w:r>
               <w:t>Unique, Not Null</w:t>
             </w:r>
           </w:p>
@@ -5539,14 +5406,8 @@
           <w:p>
             <w:pPr>
               <w:pStyle w:val="IT"/>
-              <w:rPr>
-                <w:lang/>
-              </w:rPr>
-            </w:pPr>
-            <w:r>
-              <w:rPr>
-                <w:lang/>
-              </w:rPr>
+            </w:pPr>
+            <w:r>
               <w:t>Email</w:t>
             </w:r>
           </w:p>
@@ -5559,14 +5420,8 @@
           <w:p>
             <w:pPr>
               <w:pStyle w:val="IT"/>
-              <w:rPr>
-                <w:lang/>
-              </w:rPr>
-            </w:pPr>
-            <w:r>
-              <w:rPr>
-                <w:lang/>
-              </w:rPr>
+            </w:pPr>
+            <w:r>
               <w:t>VARCHAR(100)</w:t>
             </w:r>
           </w:p>
@@ -5579,14 +5434,8 @@
           <w:p>
             <w:pPr>
               <w:pStyle w:val="IT"/>
-              <w:rPr>
-                <w:lang/>
-              </w:rPr>
-            </w:pPr>
-            <w:r>
-              <w:rPr>
-                <w:lang/>
-              </w:rPr>
+            </w:pPr>
+            <w:r>
               <w:t>Unique</w:t>
             </w:r>
           </w:p>
@@ -5601,14 +5450,8 @@
           <w:p>
             <w:pPr>
               <w:pStyle w:val="IT"/>
-              <w:rPr>
-                <w:lang/>
-              </w:rPr>
-            </w:pPr>
-            <w:r>
-              <w:rPr>
-                <w:lang/>
-              </w:rPr>
+            </w:pPr>
+            <w:r>
               <w:t>Address</w:t>
             </w:r>
           </w:p>
@@ -5621,14 +5464,8 @@
           <w:p>
             <w:pPr>
               <w:pStyle w:val="IT"/>
-              <w:rPr>
-                <w:lang/>
-              </w:rPr>
-            </w:pPr>
-            <w:r>
-              <w:rPr>
-                <w:lang/>
-              </w:rPr>
+            </w:pPr>
+            <w:r>
               <w:t>VARCHAR(255)</w:t>
             </w:r>
           </w:p>
@@ -5641,14 +5478,8 @@
           <w:p>
             <w:pPr>
               <w:pStyle w:val="IT"/>
-              <w:rPr>
-                <w:lang/>
-              </w:rPr>
-            </w:pPr>
-            <w:r>
-              <w:rPr>
-                <w:lang/>
-              </w:rPr>
+            </w:pPr>
+            <w:r>
               <w:t>Optional</w:t>
             </w:r>
           </w:p>
@@ -5663,14 +5494,8 @@
           <w:p>
             <w:pPr>
               <w:pStyle w:val="IT"/>
-              <w:rPr>
-                <w:lang/>
-              </w:rPr>
-            </w:pPr>
-            <w:r>
-              <w:rPr>
-                <w:lang/>
-              </w:rPr>
+            </w:pPr>
+            <w:r>
               <w:t>Registration_Date</w:t>
             </w:r>
           </w:p>
@@ -5683,14 +5508,8 @@
           <w:p>
             <w:pPr>
               <w:pStyle w:val="IT"/>
-              <w:rPr>
-                <w:lang/>
-              </w:rPr>
-            </w:pPr>
-            <w:r>
-              <w:rPr>
-                <w:lang/>
-              </w:rPr>
+            </w:pPr>
+            <w:r>
               <w:t>DATE</w:t>
             </w:r>
           </w:p>
@@ -5703,14 +5522,8 @@
           <w:p>
             <w:pPr>
               <w:pStyle w:val="IT"/>
-              <w:rPr>
-                <w:lang/>
-              </w:rPr>
-            </w:pPr>
-            <w:r>
-              <w:rPr>
-                <w:lang/>
-              </w:rPr>
+            </w:pPr>
+            <w:r>
               <w:t>Not Null</w:t>
             </w:r>
           </w:p>
@@ -5723,22 +5536,17 @@
         <w:rPr>
           <w:b/>
           <w:bCs/>
-          <w:lang/>
         </w:rPr>
       </w:pPr>
     </w:p>
     <w:p>
       <w:pPr>
         <w:pStyle w:val="IT"/>
-        <w:rPr>
-          <w:lang/>
-        </w:rPr>
       </w:pPr>
       <w:r>
         <w:rPr>
           <w:b/>
           <w:bCs/>
-          <w:lang/>
         </w:rPr>
         <w:t>2. Doctors</w:t>
       </w:r>
@@ -5746,14 +5554,8 @@
     <w:p>
       <w:pPr>
         <w:pStyle w:val="IT"/>
-        <w:rPr>
-          <w:lang/>
-        </w:rPr>
-      </w:pPr>
-      <w:r>
-        <w:rPr>
-          <w:lang/>
-        </w:rPr>
+      </w:pPr>
+      <w:r>
         <w:t>Stores information about the doctors working at the clinic.</w:t>
       </w:r>
     </w:p>
@@ -5782,13 +5584,11 @@
               <w:pStyle w:val="IT"/>
               <w:rPr>
                 <w:bCs/>
-                <w:lang/>
               </w:rPr>
             </w:pPr>
             <w:r>
               <w:rPr>
                 <w:bCs/>
-                <w:lang/>
               </w:rPr>
               <w:t>Attribute</w:t>
             </w:r>
@@ -5804,13 +5604,11 @@
               <w:pStyle w:val="IT"/>
               <w:rPr>
                 <w:bCs/>
-                <w:lang/>
               </w:rPr>
             </w:pPr>
             <w:r>
               <w:rPr>
                 <w:bCs/>
-                <w:lang/>
               </w:rPr>
               <w:t>Data Type</w:t>
             </w:r>
@@ -5826,13 +5624,11 @@
               <w:pStyle w:val="IT"/>
               <w:rPr>
                 <w:bCs/>
-                <w:lang/>
               </w:rPr>
             </w:pPr>
             <w:r>
               <w:rPr>
                 <w:bCs/>
-                <w:lang/>
               </w:rPr>
               <w:t>Constraint</w:t>
             </w:r>
@@ -5848,14 +5644,8 @@
           <w:p>
             <w:pPr>
               <w:pStyle w:val="IT"/>
-              <w:rPr>
-                <w:lang/>
-              </w:rPr>
-            </w:pPr>
-            <w:r>
-              <w:rPr>
-                <w:lang/>
-              </w:rPr>
+            </w:pPr>
+            <w:r>
               <w:t>Doctor_ID</w:t>
             </w:r>
           </w:p>
@@ -5868,14 +5658,8 @@
           <w:p>
             <w:pPr>
               <w:pStyle w:val="IT"/>
-              <w:rPr>
-                <w:lang/>
-              </w:rPr>
-            </w:pPr>
-            <w:r>
-              <w:rPr>
-                <w:lang/>
-              </w:rPr>
+            </w:pPr>
+            <w:r>
               <w:t>INT</w:t>
             </w:r>
           </w:p>
@@ -5888,14 +5672,8 @@
           <w:p>
             <w:pPr>
               <w:pStyle w:val="IT"/>
-              <w:rPr>
-                <w:lang/>
-              </w:rPr>
-            </w:pPr>
-            <w:r>
-              <w:rPr>
-                <w:lang/>
-              </w:rPr>
+            </w:pPr>
+            <w:r>
               <w:t>Primary Key, Auto Increment</w:t>
             </w:r>
           </w:p>
@@ -5910,14 +5688,8 @@
           <w:p>
             <w:pPr>
               <w:pStyle w:val="IT"/>
-              <w:rPr>
-                <w:lang/>
-              </w:rPr>
-            </w:pPr>
-            <w:r>
-              <w:rPr>
-                <w:lang/>
-              </w:rPr>
+            </w:pPr>
+            <w:r>
               <w:t>First_Name</w:t>
             </w:r>
           </w:p>
@@ -5930,14 +5702,8 @@
           <w:p>
             <w:pPr>
               <w:pStyle w:val="IT"/>
-              <w:rPr>
-                <w:lang/>
-              </w:rPr>
-            </w:pPr>
-            <w:r>
-              <w:rPr>
-                <w:lang/>
-              </w:rPr>
+            </w:pPr>
+            <w:r>
               <w:t>VARCHAR(50)</w:t>
             </w:r>
           </w:p>
@@ -5950,14 +5716,8 @@
           <w:p>
             <w:pPr>
               <w:pStyle w:val="IT"/>
-              <w:rPr>
-                <w:lang/>
-              </w:rPr>
-            </w:pPr>
-            <w:r>
-              <w:rPr>
-                <w:lang/>
-              </w:rPr>
+            </w:pPr>
+            <w:r>
               <w:t>Not Null</w:t>
             </w:r>
           </w:p>
@@ -5972,14 +5732,8 @@
           <w:p>
             <w:pPr>
               <w:pStyle w:val="IT"/>
-              <w:rPr>
-                <w:lang/>
-              </w:rPr>
-            </w:pPr>
-            <w:r>
-              <w:rPr>
-                <w:lang/>
-              </w:rPr>
+            </w:pPr>
+            <w:r>
               <w:t>Last_Name</w:t>
             </w:r>
           </w:p>
@@ -5992,14 +5746,8 @@
           <w:p>
             <w:pPr>
               <w:pStyle w:val="IT"/>
-              <w:rPr>
-                <w:lang/>
-              </w:rPr>
-            </w:pPr>
-            <w:r>
-              <w:rPr>
-                <w:lang/>
-              </w:rPr>
+            </w:pPr>
+            <w:r>
               <w:t>VARCHAR(50)</w:t>
             </w:r>
           </w:p>
@@ -6012,14 +5760,8 @@
           <w:p>
             <w:pPr>
               <w:pStyle w:val="IT"/>
-              <w:rPr>
-                <w:lang/>
-              </w:rPr>
-            </w:pPr>
-            <w:r>
-              <w:rPr>
-                <w:lang/>
-              </w:rPr>
+            </w:pPr>
+            <w:r>
               <w:t>Not Null</w:t>
             </w:r>
           </w:p>
@@ -6034,14 +5776,8 @@
           <w:p>
             <w:pPr>
               <w:pStyle w:val="IT"/>
-              <w:rPr>
-                <w:lang/>
-              </w:rPr>
-            </w:pPr>
-            <w:r>
-              <w:rPr>
-                <w:lang/>
-              </w:rPr>
+            </w:pPr>
+            <w:r>
               <w:t>Specialization</w:t>
             </w:r>
           </w:p>
@@ -6054,14 +5790,8 @@
           <w:p>
             <w:pPr>
               <w:pStyle w:val="IT"/>
-              <w:rPr>
-                <w:lang/>
-              </w:rPr>
-            </w:pPr>
-            <w:r>
-              <w:rPr>
-                <w:lang/>
-              </w:rPr>
+            </w:pPr>
+            <w:r>
               <w:t>VARCHAR(100)</w:t>
             </w:r>
           </w:p>
@@ -6074,14 +5804,8 @@
           <w:p>
             <w:pPr>
               <w:pStyle w:val="IT"/>
-              <w:rPr>
-                <w:lang/>
-              </w:rPr>
-            </w:pPr>
-            <w:r>
-              <w:rPr>
-                <w:lang/>
-              </w:rPr>
+            </w:pPr>
+            <w:r>
               <w:t>Not Null</w:t>
             </w:r>
           </w:p>
@@ -6096,14 +5820,8 @@
           <w:p>
             <w:pPr>
               <w:pStyle w:val="IT"/>
-              <w:rPr>
-                <w:lang/>
-              </w:rPr>
-            </w:pPr>
-            <w:r>
-              <w:rPr>
-                <w:lang/>
-              </w:rPr>
+            </w:pPr>
+            <w:r>
               <w:t>Phone</w:t>
             </w:r>
           </w:p>
@@ -6116,14 +5834,8 @@
           <w:p>
             <w:pPr>
               <w:pStyle w:val="IT"/>
-              <w:rPr>
-                <w:lang/>
-              </w:rPr>
-            </w:pPr>
-            <w:r>
-              <w:rPr>
-                <w:lang/>
-              </w:rPr>
+            </w:pPr>
+            <w:r>
               <w:t>VARCHAR(20)</w:t>
             </w:r>
           </w:p>
@@ -6136,14 +5848,8 @@
           <w:p>
             <w:pPr>
               <w:pStyle w:val="IT"/>
-              <w:rPr>
-                <w:lang/>
-              </w:rPr>
-            </w:pPr>
-            <w:r>
-              <w:rPr>
-                <w:lang/>
-              </w:rPr>
+            </w:pPr>
+            <w:r>
               <w:t>Unique, Not Null</w:t>
             </w:r>
           </w:p>
@@ -6158,14 +5864,8 @@
           <w:p>
             <w:pPr>
               <w:pStyle w:val="IT"/>
-              <w:rPr>
-                <w:lang/>
-              </w:rPr>
-            </w:pPr>
-            <w:r>
-              <w:rPr>
-                <w:lang/>
-              </w:rPr>
+            </w:pPr>
+            <w:r>
               <w:t>Email</w:t>
             </w:r>
           </w:p>
@@ -6178,14 +5878,8 @@
           <w:p>
             <w:pPr>
               <w:pStyle w:val="IT"/>
-              <w:rPr>
-                <w:lang/>
-              </w:rPr>
-            </w:pPr>
-            <w:r>
-              <w:rPr>
-                <w:lang/>
-              </w:rPr>
+            </w:pPr>
+            <w:r>
               <w:t>VARCHAR(100)</w:t>
             </w:r>
           </w:p>
@@ -6198,14 +5892,8 @@
           <w:p>
             <w:pPr>
               <w:pStyle w:val="IT"/>
-              <w:rPr>
-                <w:lang/>
-              </w:rPr>
-            </w:pPr>
-            <w:r>
-              <w:rPr>
-                <w:lang/>
-              </w:rPr>
+            </w:pPr>
+            <w:r>
               <w:t>Unique, Not Null</w:t>
             </w:r>
           </w:p>
@@ -6220,14 +5908,8 @@
           <w:p>
             <w:pPr>
               <w:pStyle w:val="IT"/>
-              <w:rPr>
-                <w:lang/>
-              </w:rPr>
-            </w:pPr>
-            <w:r>
-              <w:rPr>
-                <w:lang/>
-              </w:rPr>
+            </w:pPr>
+            <w:r>
               <w:t>License_Number</w:t>
             </w:r>
           </w:p>
@@ -6240,14 +5922,8 @@
           <w:p>
             <w:pPr>
               <w:pStyle w:val="IT"/>
-              <w:rPr>
-                <w:lang/>
-              </w:rPr>
-            </w:pPr>
-            <w:r>
-              <w:rPr>
-                <w:lang/>
-              </w:rPr>
+            </w:pPr>
+            <w:r>
               <w:t>VARCHAR(50)</w:t>
             </w:r>
           </w:p>
@@ -6260,14 +5936,8 @@
           <w:p>
             <w:pPr>
               <w:pStyle w:val="IT"/>
-              <w:rPr>
-                <w:lang/>
-              </w:rPr>
-            </w:pPr>
-            <w:r>
-              <w:rPr>
-                <w:lang/>
-              </w:rPr>
+            </w:pPr>
+            <w:r>
               <w:t>Unique, Not Null</w:t>
             </w:r>
           </w:p>
@@ -6280,22 +5950,17 @@
         <w:rPr>
           <w:b/>
           <w:bCs/>
-          <w:lang/>
         </w:rPr>
       </w:pPr>
     </w:p>
     <w:p>
       <w:pPr>
         <w:pStyle w:val="IT"/>
-        <w:rPr>
-          <w:lang/>
-        </w:rPr>
       </w:pPr>
       <w:r>
         <w:rPr>
           <w:b/>
           <w:bCs/>
-          <w:lang/>
         </w:rPr>
         <w:t>3. Appointments</w:t>
       </w:r>
@@ -6303,14 +5968,8 @@
     <w:p>
       <w:pPr>
         <w:pStyle w:val="IT"/>
-        <w:rPr>
-          <w:lang/>
-        </w:rPr>
-      </w:pPr>
-      <w:r>
-        <w:rPr>
-          <w:lang/>
-        </w:rPr>
+      </w:pPr>
+      <w:r>
         <w:t>Records appointments scheduled between patients and doctors.</w:t>
       </w:r>
     </w:p>
@@ -6339,13 +5998,11 @@
               <w:pStyle w:val="IT"/>
               <w:rPr>
                 <w:bCs/>
-                <w:lang/>
               </w:rPr>
             </w:pPr>
             <w:r>
               <w:rPr>
                 <w:bCs/>
-                <w:lang/>
               </w:rPr>
               <w:t>Attribute</w:t>
             </w:r>
@@ -6361,13 +6018,11 @@
               <w:pStyle w:val="IT"/>
               <w:rPr>
                 <w:bCs/>
-                <w:lang/>
               </w:rPr>
             </w:pPr>
             <w:r>
               <w:rPr>
                 <w:bCs/>
-                <w:lang/>
               </w:rPr>
               <w:t>Data Type</w:t>
             </w:r>
@@ -6383,13 +6038,11 @@
               <w:pStyle w:val="IT"/>
               <w:rPr>
                 <w:bCs/>
-                <w:lang/>
               </w:rPr>
             </w:pPr>
             <w:r>
               <w:rPr>
                 <w:bCs/>
-                <w:lang/>
               </w:rPr>
               <w:t>Constraint</w:t>
             </w:r>
@@ -6405,14 +6058,8 @@
           <w:p>
             <w:pPr>
               <w:pStyle w:val="IT"/>
-              <w:rPr>
-                <w:lang/>
-              </w:rPr>
-            </w:pPr>
-            <w:r>
-              <w:rPr>
-                <w:lang/>
-              </w:rPr>
+            </w:pPr>
+            <w:r>
               <w:lastRenderedPageBreak/>
               <w:t>Appointment_ID</w:t>
             </w:r>
@@ -6426,14 +6073,8 @@
           <w:p>
             <w:pPr>
               <w:pStyle w:val="IT"/>
-              <w:rPr>
-                <w:lang/>
-              </w:rPr>
-            </w:pPr>
-            <w:r>
-              <w:rPr>
-                <w:lang/>
-              </w:rPr>
+            </w:pPr>
+            <w:r>
               <w:t>INT</w:t>
             </w:r>
           </w:p>
@@ -6446,14 +6087,8 @@
           <w:p>
             <w:pPr>
               <w:pStyle w:val="IT"/>
-              <w:rPr>
-                <w:lang/>
-              </w:rPr>
-            </w:pPr>
-            <w:r>
-              <w:rPr>
-                <w:lang/>
-              </w:rPr>
+            </w:pPr>
+            <w:r>
               <w:t>Primary Key, Auto Increment</w:t>
             </w:r>
           </w:p>
@@ -6468,14 +6103,8 @@
           <w:p>
             <w:pPr>
               <w:pStyle w:val="IT"/>
-              <w:rPr>
-                <w:lang/>
-              </w:rPr>
-            </w:pPr>
-            <w:r>
-              <w:rPr>
-                <w:lang/>
-              </w:rPr>
+            </w:pPr>
+            <w:r>
               <w:t>Patient_ID</w:t>
             </w:r>
           </w:p>
@@ -6488,14 +6117,8 @@
           <w:p>
             <w:pPr>
               <w:pStyle w:val="IT"/>
-              <w:rPr>
-                <w:lang/>
-              </w:rPr>
-            </w:pPr>
-            <w:r>
-              <w:rPr>
-                <w:lang/>
-              </w:rPr>
+            </w:pPr>
+            <w:r>
               <w:t>INT</w:t>
             </w:r>
           </w:p>
@@ -6508,14 +6131,8 @@
           <w:p>
             <w:pPr>
               <w:pStyle w:val="IT"/>
-              <w:rPr>
-                <w:lang/>
-              </w:rPr>
-            </w:pPr>
-            <w:r>
-              <w:rPr>
-                <w:lang/>
-              </w:rPr>
+            </w:pPr>
+            <w:r>
               <w:t>Foreign Key</w:t>
             </w:r>
           </w:p>
@@ -6530,14 +6147,8 @@
           <w:p>
             <w:pPr>
               <w:pStyle w:val="IT"/>
-              <w:rPr>
-                <w:lang/>
-              </w:rPr>
-            </w:pPr>
-            <w:r>
-              <w:rPr>
-                <w:lang/>
-              </w:rPr>
+            </w:pPr>
+            <w:r>
               <w:t>Doctor_ID</w:t>
             </w:r>
           </w:p>
@@ -6550,14 +6161,8 @@
           <w:p>
             <w:pPr>
               <w:pStyle w:val="IT"/>
-              <w:rPr>
-                <w:lang/>
-              </w:rPr>
-            </w:pPr>
-            <w:r>
-              <w:rPr>
-                <w:lang/>
-              </w:rPr>
+            </w:pPr>
+            <w:r>
               <w:t>INT</w:t>
             </w:r>
           </w:p>
@@ -6570,14 +6175,8 @@
           <w:p>
             <w:pPr>
               <w:pStyle w:val="IT"/>
-              <w:rPr>
-                <w:lang/>
-              </w:rPr>
-            </w:pPr>
-            <w:r>
-              <w:rPr>
-                <w:lang/>
-              </w:rPr>
+            </w:pPr>
+            <w:r>
               <w:t>Foreign Key</w:t>
             </w:r>
           </w:p>
@@ -6592,14 +6191,8 @@
           <w:p>
             <w:pPr>
               <w:pStyle w:val="IT"/>
-              <w:rPr>
-                <w:lang/>
-              </w:rPr>
-            </w:pPr>
-            <w:r>
-              <w:rPr>
-                <w:lang/>
-              </w:rPr>
+            </w:pPr>
+            <w:r>
               <w:t>Appointment_Date</w:t>
             </w:r>
           </w:p>
@@ -6612,14 +6205,8 @@
           <w:p>
             <w:pPr>
               <w:pStyle w:val="IT"/>
-              <w:rPr>
-                <w:lang/>
-              </w:rPr>
-            </w:pPr>
-            <w:r>
-              <w:rPr>
-                <w:lang/>
-              </w:rPr>
+            </w:pPr>
+            <w:r>
               <w:t>DATE</w:t>
             </w:r>
           </w:p>
@@ -6632,14 +6219,8 @@
           <w:p>
             <w:pPr>
               <w:pStyle w:val="IT"/>
-              <w:rPr>
-                <w:lang/>
-              </w:rPr>
-            </w:pPr>
-            <w:r>
-              <w:rPr>
-                <w:lang/>
-              </w:rPr>
+            </w:pPr>
+            <w:r>
               <w:t>Not Null</w:t>
             </w:r>
           </w:p>
@@ -6654,14 +6235,8 @@
           <w:p>
             <w:pPr>
               <w:pStyle w:val="IT"/>
-              <w:rPr>
-                <w:lang/>
-              </w:rPr>
-            </w:pPr>
-            <w:r>
-              <w:rPr>
-                <w:lang/>
-              </w:rPr>
+            </w:pPr>
+            <w:r>
               <w:t>Appointment_Time</w:t>
             </w:r>
           </w:p>
@@ -6674,14 +6249,8 @@
           <w:p>
             <w:pPr>
               <w:pStyle w:val="IT"/>
-              <w:rPr>
-                <w:lang/>
-              </w:rPr>
-            </w:pPr>
-            <w:r>
-              <w:rPr>
-                <w:lang/>
-              </w:rPr>
+            </w:pPr>
+            <w:r>
               <w:t>TIME</w:t>
             </w:r>
           </w:p>
@@ -6694,14 +6263,8 @@
           <w:p>
             <w:pPr>
               <w:pStyle w:val="IT"/>
-              <w:rPr>
-                <w:lang/>
-              </w:rPr>
-            </w:pPr>
-            <w:r>
-              <w:rPr>
-                <w:lang/>
-              </w:rPr>
+            </w:pPr>
+            <w:r>
               <w:t>Not Null</w:t>
             </w:r>
           </w:p>
@@ -6716,14 +6279,8 @@
           <w:p>
             <w:pPr>
               <w:pStyle w:val="IT"/>
-              <w:rPr>
-                <w:lang/>
-              </w:rPr>
-            </w:pPr>
-            <w:r>
-              <w:rPr>
-                <w:lang/>
-              </w:rPr>
+            </w:pPr>
+            <w:r>
               <w:t>Reason</w:t>
             </w:r>
           </w:p>
@@ -6736,14 +6293,8 @@
           <w:p>
             <w:pPr>
               <w:pStyle w:val="IT"/>
-              <w:rPr>
-                <w:lang/>
-              </w:rPr>
-            </w:pPr>
-            <w:r>
-              <w:rPr>
-                <w:lang/>
-              </w:rPr>
+            </w:pPr>
+            <w:r>
               <w:t>VARCHAR(255)</w:t>
             </w:r>
           </w:p>
@@ -6756,14 +6307,8 @@
           <w:p>
             <w:pPr>
               <w:pStyle w:val="IT"/>
-              <w:rPr>
-                <w:lang/>
-              </w:rPr>
-            </w:pPr>
-            <w:r>
-              <w:rPr>
-                <w:lang/>
-              </w:rPr>
+            </w:pPr>
+            <w:r>
               <w:t>Optional</w:t>
             </w:r>
           </w:p>
@@ -6778,14 +6323,8 @@
           <w:p>
             <w:pPr>
               <w:pStyle w:val="IT"/>
-              <w:rPr>
-                <w:lang/>
-              </w:rPr>
-            </w:pPr>
-            <w:r>
-              <w:rPr>
-                <w:lang/>
-              </w:rPr>
+            </w:pPr>
+            <w:r>
               <w:t>Status</w:t>
             </w:r>
           </w:p>
@@ -6798,14 +6337,8 @@
           <w:p>
             <w:pPr>
               <w:pStyle w:val="IT"/>
-              <w:rPr>
-                <w:lang/>
-              </w:rPr>
-            </w:pPr>
-            <w:r>
-              <w:rPr>
-                <w:lang/>
-              </w:rPr>
+            </w:pPr>
+            <w:r>
               <w:t>ENUM</w:t>
             </w:r>
           </w:p>
@@ -6818,14 +6351,8 @@
           <w:p>
             <w:pPr>
               <w:pStyle w:val="IT"/>
-              <w:rPr>
-                <w:lang/>
-              </w:rPr>
-            </w:pPr>
-            <w:r>
-              <w:rPr>
-                <w:lang/>
-              </w:rPr>
+            </w:pPr>
+            <w:r>
               <w:t>Not Null</w:t>
             </w:r>
           </w:p>
@@ -6840,14 +6367,8 @@
           <w:p>
             <w:pPr>
               <w:pStyle w:val="IT"/>
-              <w:rPr>
-                <w:lang/>
-              </w:rPr>
-            </w:pPr>
-            <w:r>
-              <w:rPr>
-                <w:lang/>
-              </w:rPr>
+            </w:pPr>
+            <w:r>
               <w:t>Notes</w:t>
             </w:r>
           </w:p>
@@ -6860,14 +6381,8 @@
           <w:p>
             <w:pPr>
               <w:pStyle w:val="IT"/>
-              <w:rPr>
-                <w:lang/>
-              </w:rPr>
-            </w:pPr>
-            <w:r>
-              <w:rPr>
-                <w:lang/>
-              </w:rPr>
+            </w:pPr>
+            <w:r>
               <w:t>TEXT</w:t>
             </w:r>
           </w:p>
@@ -6880,14 +6395,8 @@
           <w:p>
             <w:pPr>
               <w:pStyle w:val="IT"/>
-              <w:rPr>
-                <w:lang/>
-              </w:rPr>
-            </w:pPr>
-            <w:r>
-              <w:rPr>
-                <w:lang/>
-              </w:rPr>
+            </w:pPr>
+            <w:r>
               <w:t>Optional</w:t>
             </w:r>
           </w:p>
@@ -6900,22 +6409,17 @@
         <w:rPr>
           <w:b/>
           <w:bCs/>
-          <w:lang/>
         </w:rPr>
       </w:pPr>
     </w:p>
     <w:p>
       <w:pPr>
         <w:pStyle w:val="IT"/>
-        <w:rPr>
-          <w:lang/>
-        </w:rPr>
       </w:pPr>
       <w:r>
         <w:rPr>
           <w:b/>
           <w:bCs/>
-          <w:lang/>
         </w:rPr>
         <w:t>4. Medicines</w:t>
       </w:r>
@@ -6923,14 +6427,8 @@
     <w:p>
       <w:pPr>
         <w:pStyle w:val="IT"/>
-        <w:rPr>
-          <w:lang/>
-        </w:rPr>
-      </w:pPr>
-      <w:r>
-        <w:rPr>
-          <w:lang/>
-        </w:rPr>
+      </w:pPr>
+      <w:r>
         <w:t>Maintains information about medicines available or prescribed by the clinic.</w:t>
       </w:r>
     </w:p>
@@ -6959,13 +6457,11 @@
               <w:pStyle w:val="IT"/>
               <w:rPr>
                 <w:bCs/>
-                <w:lang/>
               </w:rPr>
             </w:pPr>
             <w:r>
               <w:rPr>
                 <w:bCs/>
-                <w:lang/>
               </w:rPr>
               <w:t>Attribute</w:t>
             </w:r>
@@ -6981,13 +6477,11 @@
               <w:pStyle w:val="IT"/>
               <w:rPr>
                 <w:bCs/>
-                <w:lang/>
               </w:rPr>
             </w:pPr>
             <w:r>
               <w:rPr>
                 <w:bCs/>
-                <w:lang/>
               </w:rPr>
               <w:t>Data Type</w:t>
             </w:r>
@@ -7003,13 +6497,11 @@
               <w:pStyle w:val="IT"/>
               <w:rPr>
                 <w:bCs/>
-                <w:lang/>
               </w:rPr>
             </w:pPr>
             <w:r>
               <w:rPr>
                 <w:bCs/>
-                <w:lang/>
               </w:rPr>
               <w:t>Constraint</w:t>
             </w:r>
@@ -7025,14 +6517,8 @@
           <w:p>
             <w:pPr>
               <w:pStyle w:val="IT"/>
-              <w:rPr>
-                <w:lang/>
-              </w:rPr>
-            </w:pPr>
-            <w:r>
-              <w:rPr>
-                <w:lang/>
-              </w:rPr>
+            </w:pPr>
+            <w:r>
               <w:t>Medicine_ID</w:t>
             </w:r>
           </w:p>
@@ -7045,14 +6531,8 @@
           <w:p>
             <w:pPr>
               <w:pStyle w:val="IT"/>
-              <w:rPr>
-                <w:lang/>
-              </w:rPr>
-            </w:pPr>
-            <w:r>
-              <w:rPr>
-                <w:lang/>
-              </w:rPr>
+            </w:pPr>
+            <w:r>
               <w:t>INT</w:t>
             </w:r>
           </w:p>
@@ -7065,14 +6545,8 @@
           <w:p>
             <w:pPr>
               <w:pStyle w:val="IT"/>
-              <w:rPr>
-                <w:lang/>
-              </w:rPr>
-            </w:pPr>
-            <w:r>
-              <w:rPr>
-                <w:lang/>
-              </w:rPr>
+            </w:pPr>
+            <w:r>
               <w:t>Primary Key, Auto Increment</w:t>
             </w:r>
           </w:p>
@@ -7087,14 +6561,8 @@
           <w:p>
             <w:pPr>
               <w:pStyle w:val="IT"/>
-              <w:rPr>
-                <w:lang/>
-              </w:rPr>
-            </w:pPr>
-            <w:r>
-              <w:rPr>
-                <w:lang/>
-              </w:rPr>
+            </w:pPr>
+            <w:r>
               <w:t>Medicine_Name</w:t>
             </w:r>
           </w:p>
@@ -7107,14 +6575,8 @@
           <w:p>
             <w:pPr>
               <w:pStyle w:val="IT"/>
-              <w:rPr>
-                <w:lang/>
-              </w:rPr>
-            </w:pPr>
-            <w:r>
-              <w:rPr>
-                <w:lang/>
-              </w:rPr>
+            </w:pPr>
+            <w:r>
               <w:t>VARCHAR(100)</w:t>
             </w:r>
           </w:p>
@@ -7127,14 +6589,8 @@
           <w:p>
             <w:pPr>
               <w:pStyle w:val="IT"/>
-              <w:rPr>
-                <w:lang/>
-              </w:rPr>
-            </w:pPr>
-            <w:r>
-              <w:rPr>
-                <w:lang/>
-              </w:rPr>
+            </w:pPr>
+            <w:r>
               <w:t>Unique, Not Null</w:t>
             </w:r>
           </w:p>
@@ -7149,14 +6605,8 @@
           <w:p>
             <w:pPr>
               <w:pStyle w:val="IT"/>
-              <w:rPr>
-                <w:lang/>
-              </w:rPr>
-            </w:pPr>
-            <w:r>
-              <w:rPr>
-                <w:lang/>
-              </w:rPr>
+            </w:pPr>
+            <w:r>
               <w:t>Description</w:t>
             </w:r>
           </w:p>
@@ -7169,14 +6619,8 @@
           <w:p>
             <w:pPr>
               <w:pStyle w:val="IT"/>
-              <w:rPr>
-                <w:lang/>
-              </w:rPr>
-            </w:pPr>
-            <w:r>
-              <w:rPr>
-                <w:lang/>
-              </w:rPr>
+            </w:pPr>
+            <w:r>
               <w:t>VARCHAR(255)</w:t>
             </w:r>
           </w:p>
@@ -7189,14 +6633,8 @@
           <w:p>
             <w:pPr>
               <w:pStyle w:val="IT"/>
-              <w:rPr>
-                <w:lang/>
-              </w:rPr>
-            </w:pPr>
-            <w:r>
-              <w:rPr>
-                <w:lang/>
-              </w:rPr>
+            </w:pPr>
+            <w:r>
               <w:t>Optional</w:t>
             </w:r>
           </w:p>
@@ -7211,14 +6649,8 @@
           <w:p>
             <w:pPr>
               <w:pStyle w:val="IT"/>
-              <w:rPr>
-                <w:lang/>
-              </w:rPr>
-            </w:pPr>
-            <w:r>
-              <w:rPr>
-                <w:lang/>
-              </w:rPr>
+            </w:pPr>
+            <w:r>
               <w:t>Unit_Price</w:t>
             </w:r>
           </w:p>
@@ -7231,14 +6663,8 @@
           <w:p>
             <w:pPr>
               <w:pStyle w:val="IT"/>
-              <w:rPr>
-                <w:lang/>
-              </w:rPr>
-            </w:pPr>
-            <w:r>
-              <w:rPr>
-                <w:lang/>
-              </w:rPr>
+            </w:pPr>
+            <w:r>
               <w:t>DECIMAL(10,2)</w:t>
             </w:r>
           </w:p>
@@ -7251,14 +6677,8 @@
           <w:p>
             <w:pPr>
               <w:pStyle w:val="IT"/>
-              <w:rPr>
-                <w:lang/>
-              </w:rPr>
-            </w:pPr>
-            <w:r>
-              <w:rPr>
-                <w:lang/>
-              </w:rPr>
+            </w:pPr>
+            <w:r>
               <w:t>Not Null</w:t>
             </w:r>
           </w:p>
@@ -7273,14 +6693,8 @@
           <w:p>
             <w:pPr>
               <w:pStyle w:val="IT"/>
-              <w:rPr>
-                <w:lang/>
-              </w:rPr>
-            </w:pPr>
-            <w:r>
-              <w:rPr>
-                <w:lang/>
-              </w:rPr>
+            </w:pPr>
+            <w:r>
               <w:t>Stock_Quantity</w:t>
             </w:r>
           </w:p>
@@ -7293,14 +6707,8 @@
           <w:p>
             <w:pPr>
               <w:pStyle w:val="IT"/>
-              <w:rPr>
-                <w:lang/>
-              </w:rPr>
-            </w:pPr>
-            <w:r>
-              <w:rPr>
-                <w:lang/>
-              </w:rPr>
+            </w:pPr>
+            <w:r>
               <w:t>INT</w:t>
             </w:r>
           </w:p>
@@ -7313,14 +6721,8 @@
           <w:p>
             <w:pPr>
               <w:pStyle w:val="IT"/>
-              <w:rPr>
-                <w:lang/>
-              </w:rPr>
-            </w:pPr>
-            <w:r>
-              <w:rPr>
-                <w:lang/>
-              </w:rPr>
+            </w:pPr>
+            <w:r>
               <w:t>Not Null</w:t>
             </w:r>
           </w:p>
@@ -7335,14 +6737,8 @@
           <w:p>
             <w:pPr>
               <w:pStyle w:val="IT"/>
-              <w:rPr>
-                <w:lang/>
-              </w:rPr>
-            </w:pPr>
-            <w:r>
-              <w:rPr>
-                <w:lang/>
-              </w:rPr>
+            </w:pPr>
+            <w:r>
               <w:t>Expiry_Date</w:t>
             </w:r>
           </w:p>
@@ -7355,14 +6751,8 @@
           <w:p>
             <w:pPr>
               <w:pStyle w:val="IT"/>
-              <w:rPr>
-                <w:lang/>
-              </w:rPr>
-            </w:pPr>
-            <w:r>
-              <w:rPr>
-                <w:lang/>
-              </w:rPr>
+            </w:pPr>
+            <w:r>
               <w:t>DATE</w:t>
             </w:r>
           </w:p>
@@ -7375,14 +6765,8 @@
           <w:p>
             <w:pPr>
               <w:pStyle w:val="IT"/>
-              <w:rPr>
-                <w:lang/>
-              </w:rPr>
-            </w:pPr>
-            <w:r>
-              <w:rPr>
-                <w:lang/>
-              </w:rPr>
+            </w:pPr>
+            <w:r>
               <w:t>Optional</w:t>
             </w:r>
           </w:p>
@@ -7395,22 +6779,17 @@
         <w:rPr>
           <w:b/>
           <w:bCs/>
-          <w:lang/>
         </w:rPr>
       </w:pPr>
     </w:p>
     <w:p>
       <w:pPr>
         <w:pStyle w:val="IT"/>
-        <w:rPr>
-          <w:lang/>
-        </w:rPr>
       </w:pPr>
       <w:r>
         <w:rPr>
           <w:b/>
           <w:bCs/>
-          <w:lang/>
         </w:rPr>
         <w:t>5. Treatments</w:t>
       </w:r>
@@ -7418,14 +6797,8 @@
     <w:p>
       <w:pPr>
         <w:pStyle w:val="IT"/>
-        <w:rPr>
-          <w:lang/>
-        </w:rPr>
-      </w:pPr>
-      <w:r>
-        <w:rPr>
-          <w:lang/>
-        </w:rPr>
+      </w:pPr>
+      <w:r>
         <w:lastRenderedPageBreak/>
         <w:t>Records the medical care provided during an appointment. A treatment may include a medicine, but Medicine_ID can remain null for treatments that do not require medication.</w:t>
       </w:r>
@@ -7455,13 +6828,11 @@
               <w:pStyle w:val="IT"/>
               <w:rPr>
                 <w:bCs/>
-                <w:lang/>
               </w:rPr>
             </w:pPr>
             <w:r>
               <w:rPr>
                 <w:bCs/>
-                <w:lang/>
               </w:rPr>
               <w:t>Attribute</w:t>
             </w:r>
@@ -7477,13 +6848,11 @@
               <w:pStyle w:val="IT"/>
               <w:rPr>
                 <w:bCs/>
-                <w:lang/>
               </w:rPr>
             </w:pPr>
             <w:r>
               <w:rPr>
                 <w:bCs/>
-                <w:lang/>
               </w:rPr>
               <w:t>Data Type</w:t>
             </w:r>
@@ -7499,13 +6868,11 @@
               <w:pStyle w:val="IT"/>
               <w:rPr>
                 <w:bCs/>
-                <w:lang/>
               </w:rPr>
             </w:pPr>
             <w:r>
               <w:rPr>
                 <w:bCs/>
-                <w:lang/>
               </w:rPr>
               <w:t>Constraint</w:t>
             </w:r>
@@ -7521,14 +6888,8 @@
           <w:p>
             <w:pPr>
               <w:pStyle w:val="IT"/>
-              <w:rPr>
-                <w:lang/>
-              </w:rPr>
-            </w:pPr>
-            <w:r>
-              <w:rPr>
-                <w:lang/>
-              </w:rPr>
+            </w:pPr>
+            <w:r>
               <w:t>Treatment_ID</w:t>
             </w:r>
           </w:p>
@@ -7541,14 +6902,8 @@
           <w:p>
             <w:pPr>
               <w:pStyle w:val="IT"/>
-              <w:rPr>
-                <w:lang/>
-              </w:rPr>
-            </w:pPr>
-            <w:r>
-              <w:rPr>
-                <w:lang/>
-              </w:rPr>
+            </w:pPr>
+            <w:r>
               <w:t>INT</w:t>
             </w:r>
           </w:p>
@@ -7561,14 +6916,8 @@
           <w:p>
             <w:pPr>
               <w:pStyle w:val="IT"/>
-              <w:rPr>
-                <w:lang/>
-              </w:rPr>
-            </w:pPr>
-            <w:r>
-              <w:rPr>
-                <w:lang/>
-              </w:rPr>
+            </w:pPr>
+            <w:r>
               <w:t>Primary Key, Auto Increment</w:t>
             </w:r>
           </w:p>
@@ -7583,14 +6932,8 @@
           <w:p>
             <w:pPr>
               <w:pStyle w:val="IT"/>
-              <w:rPr>
-                <w:lang/>
-              </w:rPr>
-            </w:pPr>
-            <w:r>
-              <w:rPr>
-                <w:lang/>
-              </w:rPr>
+            </w:pPr>
+            <w:r>
               <w:t>Appointment_ID</w:t>
             </w:r>
           </w:p>
@@ -7603,14 +6946,8 @@
           <w:p>
             <w:pPr>
               <w:pStyle w:val="IT"/>
-              <w:rPr>
-                <w:lang/>
-              </w:rPr>
-            </w:pPr>
-            <w:r>
-              <w:rPr>
-                <w:lang/>
-              </w:rPr>
+            </w:pPr>
+            <w:r>
               <w:t>INT</w:t>
             </w:r>
           </w:p>
@@ -7623,14 +6960,8 @@
           <w:p>
             <w:pPr>
               <w:pStyle w:val="IT"/>
-              <w:rPr>
-                <w:lang/>
-              </w:rPr>
-            </w:pPr>
-            <w:r>
-              <w:rPr>
-                <w:lang/>
-              </w:rPr>
+            </w:pPr>
+            <w:r>
               <w:t>Foreign Key</w:t>
             </w:r>
           </w:p>
@@ -7645,14 +6976,8 @@
           <w:p>
             <w:pPr>
               <w:pStyle w:val="IT"/>
-              <w:rPr>
-                <w:lang/>
-              </w:rPr>
-            </w:pPr>
-            <w:r>
-              <w:rPr>
-                <w:lang/>
-              </w:rPr>
+            </w:pPr>
+            <w:r>
               <w:t>Medicine_ID</w:t>
             </w:r>
           </w:p>
@@ -7665,14 +6990,8 @@
           <w:p>
             <w:pPr>
               <w:pStyle w:val="IT"/>
-              <w:rPr>
-                <w:lang/>
-              </w:rPr>
-            </w:pPr>
-            <w:r>
-              <w:rPr>
-                <w:lang/>
-              </w:rPr>
+            </w:pPr>
+            <w:r>
               <w:t>INT</w:t>
             </w:r>
           </w:p>
@@ -7685,14 +7004,8 @@
           <w:p>
             <w:pPr>
               <w:pStyle w:val="IT"/>
-              <w:rPr>
-                <w:lang/>
-              </w:rPr>
-            </w:pPr>
-            <w:r>
-              <w:rPr>
-                <w:lang/>
-              </w:rPr>
+            </w:pPr>
+            <w:r>
               <w:t>Foreign Key, Optional</w:t>
             </w:r>
           </w:p>
@@ -7707,14 +7020,8 @@
           <w:p>
             <w:pPr>
               <w:pStyle w:val="IT"/>
-              <w:rPr>
-                <w:lang/>
-              </w:rPr>
-            </w:pPr>
-            <w:r>
-              <w:rPr>
-                <w:lang/>
-              </w:rPr>
+            </w:pPr>
+            <w:r>
               <w:t>Treatment_Name</w:t>
             </w:r>
           </w:p>
@@ -7727,14 +7034,8 @@
           <w:p>
             <w:pPr>
               <w:pStyle w:val="IT"/>
-              <w:rPr>
-                <w:lang/>
-              </w:rPr>
-            </w:pPr>
-            <w:r>
-              <w:rPr>
-                <w:lang/>
-              </w:rPr>
+            </w:pPr>
+            <w:r>
               <w:t>VARCHAR(100)</w:t>
             </w:r>
           </w:p>
@@ -7747,14 +7048,8 @@
           <w:p>
             <w:pPr>
               <w:pStyle w:val="IT"/>
-              <w:rPr>
-                <w:lang/>
-              </w:rPr>
-            </w:pPr>
-            <w:r>
-              <w:rPr>
-                <w:lang/>
-              </w:rPr>
+            </w:pPr>
+            <w:r>
               <w:t>Not Null</w:t>
             </w:r>
           </w:p>
@@ -7769,14 +7064,8 @@
           <w:p>
             <w:pPr>
               <w:pStyle w:val="IT"/>
-              <w:rPr>
-                <w:lang/>
-              </w:rPr>
-            </w:pPr>
-            <w:r>
-              <w:rPr>
-                <w:lang/>
-              </w:rPr>
+            </w:pPr>
+            <w:r>
               <w:t>Diagnosis</w:t>
             </w:r>
           </w:p>
@@ -7789,14 +7078,8 @@
           <w:p>
             <w:pPr>
               <w:pStyle w:val="IT"/>
-              <w:rPr>
-                <w:lang/>
-              </w:rPr>
-            </w:pPr>
-            <w:r>
-              <w:rPr>
-                <w:lang/>
-              </w:rPr>
+            </w:pPr>
+            <w:r>
               <w:t>VARCHAR(255)</w:t>
             </w:r>
           </w:p>
@@ -7809,14 +7092,8 @@
           <w:p>
             <w:pPr>
               <w:pStyle w:val="IT"/>
-              <w:rPr>
-                <w:lang/>
-              </w:rPr>
-            </w:pPr>
-            <w:r>
-              <w:rPr>
-                <w:lang/>
-              </w:rPr>
+            </w:pPr>
+            <w:r>
               <w:t>Not Null</w:t>
             </w:r>
           </w:p>
@@ -7831,14 +7108,8 @@
           <w:p>
             <w:pPr>
               <w:pStyle w:val="IT"/>
-              <w:rPr>
-                <w:lang/>
-              </w:rPr>
-            </w:pPr>
-            <w:r>
-              <w:rPr>
-                <w:lang/>
-              </w:rPr>
+            </w:pPr>
+            <w:r>
               <w:t>Dosage</w:t>
             </w:r>
           </w:p>
@@ -7851,14 +7122,8 @@
           <w:p>
             <w:pPr>
               <w:pStyle w:val="IT"/>
-              <w:rPr>
-                <w:lang/>
-              </w:rPr>
-            </w:pPr>
-            <w:r>
-              <w:rPr>
-                <w:lang/>
-              </w:rPr>
+            </w:pPr>
+            <w:r>
               <w:t>VARCHAR(100)</w:t>
             </w:r>
           </w:p>
@@ -7871,14 +7136,8 @@
           <w:p>
             <w:pPr>
               <w:pStyle w:val="IT"/>
-              <w:rPr>
-                <w:lang/>
-              </w:rPr>
-            </w:pPr>
-            <w:r>
-              <w:rPr>
-                <w:lang/>
-              </w:rPr>
+            </w:pPr>
+            <w:r>
               <w:t>Optional</w:t>
             </w:r>
           </w:p>
@@ -7893,14 +7152,8 @@
           <w:p>
             <w:pPr>
               <w:pStyle w:val="IT"/>
-              <w:rPr>
-                <w:lang/>
-              </w:rPr>
-            </w:pPr>
-            <w:r>
-              <w:rPr>
-                <w:lang/>
-              </w:rPr>
+            </w:pPr>
+            <w:r>
               <w:t>Duration_Days</w:t>
             </w:r>
           </w:p>
@@ -7913,14 +7166,8 @@
           <w:p>
             <w:pPr>
               <w:pStyle w:val="IT"/>
-              <w:rPr>
-                <w:lang/>
-              </w:rPr>
-            </w:pPr>
-            <w:r>
-              <w:rPr>
-                <w:lang/>
-              </w:rPr>
+            </w:pPr>
+            <w:r>
               <w:t>INT</w:t>
             </w:r>
           </w:p>
@@ -7933,14 +7180,8 @@
           <w:p>
             <w:pPr>
               <w:pStyle w:val="IT"/>
-              <w:rPr>
-                <w:lang/>
-              </w:rPr>
-            </w:pPr>
-            <w:r>
-              <w:rPr>
-                <w:lang/>
-              </w:rPr>
+            </w:pPr>
+            <w:r>
               <w:t>Optional</w:t>
             </w:r>
           </w:p>
@@ -7955,14 +7196,8 @@
           <w:p>
             <w:pPr>
               <w:pStyle w:val="IT"/>
-              <w:rPr>
-                <w:lang/>
-              </w:rPr>
-            </w:pPr>
-            <w:r>
-              <w:rPr>
-                <w:lang/>
-              </w:rPr>
+            </w:pPr>
+            <w:r>
               <w:t>Instructions</w:t>
             </w:r>
           </w:p>
@@ -7975,14 +7210,8 @@
           <w:p>
             <w:pPr>
               <w:pStyle w:val="IT"/>
-              <w:rPr>
-                <w:lang/>
-              </w:rPr>
-            </w:pPr>
-            <w:r>
-              <w:rPr>
-                <w:lang/>
-              </w:rPr>
+            </w:pPr>
+            <w:r>
               <w:t>TEXT</w:t>
             </w:r>
           </w:p>
@@ -7995,14 +7224,8 @@
           <w:p>
             <w:pPr>
               <w:pStyle w:val="IT"/>
-              <w:rPr>
-                <w:lang/>
-              </w:rPr>
-            </w:pPr>
-            <w:r>
-              <w:rPr>
-                <w:lang/>
-              </w:rPr>
+            </w:pPr>
+            <w:r>
               <w:t>Optional</w:t>
             </w:r>
           </w:p>
@@ -8017,14 +7240,8 @@
           <w:p>
             <w:pPr>
               <w:pStyle w:val="IT"/>
-              <w:rPr>
-                <w:lang/>
-              </w:rPr>
-            </w:pPr>
-            <w:r>
-              <w:rPr>
-                <w:lang/>
-              </w:rPr>
+            </w:pPr>
+            <w:r>
               <w:t>Treatment_Cost</w:t>
             </w:r>
           </w:p>
@@ -8037,14 +7254,8 @@
           <w:p>
             <w:pPr>
               <w:pStyle w:val="IT"/>
-              <w:rPr>
-                <w:lang/>
-              </w:rPr>
-            </w:pPr>
-            <w:r>
-              <w:rPr>
-                <w:lang/>
-              </w:rPr>
+            </w:pPr>
+            <w:r>
               <w:t>DECIMAL(10,2)</w:t>
             </w:r>
           </w:p>
@@ -8057,14 +7268,8 @@
           <w:p>
             <w:pPr>
               <w:pStyle w:val="IT"/>
-              <w:rPr>
-                <w:lang/>
-              </w:rPr>
-            </w:pPr>
-            <w:r>
-              <w:rPr>
-                <w:lang/>
-              </w:rPr>
+            </w:pPr>
+            <w:r>
               <w:t>Not Null</w:t>
             </w:r>
           </w:p>
@@ -8074,15 +7279,11 @@
     <w:p>
       <w:pPr>
         <w:pStyle w:val="IT"/>
-        <w:rPr>
-          <w:lang/>
-        </w:rPr>
       </w:pPr>
       <w:r>
         <w:rPr>
           <w:b/>
           <w:bCs/>
-          <w:lang/>
         </w:rPr>
         <w:t>6. Payments</w:t>
       </w:r>
@@ -8090,14 +7291,8 @@
     <w:p>
       <w:pPr>
         <w:pStyle w:val="IT"/>
-        <w:rPr>
-          <w:lang/>
-        </w:rPr>
-      </w:pPr>
-      <w:r>
-        <w:rPr>
-          <w:lang/>
-        </w:rPr>
+      </w:pPr>
+      <w:r>
         <w:t>Stores payment transactions related to clinic appointments.</w:t>
       </w:r>
     </w:p>
@@ -8126,13 +7321,11 @@
               <w:pStyle w:val="IT"/>
               <w:rPr>
                 <w:bCs/>
-                <w:lang/>
               </w:rPr>
             </w:pPr>
             <w:r>
               <w:rPr>
                 <w:bCs/>
-                <w:lang/>
               </w:rPr>
               <w:t>Attribute</w:t>
             </w:r>
@@ -8148,13 +7341,11 @@
               <w:pStyle w:val="IT"/>
               <w:rPr>
                 <w:bCs/>
-                <w:lang/>
               </w:rPr>
             </w:pPr>
             <w:r>
               <w:rPr>
                 <w:bCs/>
-                <w:lang/>
               </w:rPr>
               <w:t>Data Type</w:t>
             </w:r>
@@ -8170,13 +7361,11 @@
               <w:pStyle w:val="IT"/>
               <w:rPr>
                 <w:bCs/>
-                <w:lang/>
               </w:rPr>
             </w:pPr>
             <w:r>
               <w:rPr>
                 <w:bCs/>
-                <w:lang/>
               </w:rPr>
               <w:t>Constraint</w:t>
             </w:r>
@@ -8192,14 +7381,8 @@
           <w:p>
             <w:pPr>
               <w:pStyle w:val="IT"/>
-              <w:rPr>
-                <w:lang/>
-              </w:rPr>
-            </w:pPr>
-            <w:r>
-              <w:rPr>
-                <w:lang/>
-              </w:rPr>
+            </w:pPr>
+            <w:r>
               <w:t>Payment_ID</w:t>
             </w:r>
           </w:p>
@@ -8212,14 +7395,8 @@
           <w:p>
             <w:pPr>
               <w:pStyle w:val="IT"/>
-              <w:rPr>
-                <w:lang/>
-              </w:rPr>
-            </w:pPr>
-            <w:r>
-              <w:rPr>
-                <w:lang/>
-              </w:rPr>
+            </w:pPr>
+            <w:r>
               <w:t>INT</w:t>
             </w:r>
           </w:p>
@@ -8232,14 +7409,8 @@
           <w:p>
             <w:pPr>
               <w:pStyle w:val="IT"/>
-              <w:rPr>
-                <w:lang/>
-              </w:rPr>
-            </w:pPr>
-            <w:r>
-              <w:rPr>
-                <w:lang/>
-              </w:rPr>
+            </w:pPr>
+            <w:r>
               <w:t>Primary Key, Auto Increment</w:t>
             </w:r>
           </w:p>
@@ -8254,14 +7425,8 @@
           <w:p>
             <w:pPr>
               <w:pStyle w:val="IT"/>
-              <w:rPr>
-                <w:lang/>
-              </w:rPr>
-            </w:pPr>
-            <w:r>
-              <w:rPr>
-                <w:lang/>
-              </w:rPr>
+            </w:pPr>
+            <w:r>
               <w:t>Appointment_ID</w:t>
             </w:r>
           </w:p>
@@ -8274,14 +7439,8 @@
           <w:p>
             <w:pPr>
               <w:pStyle w:val="IT"/>
-              <w:rPr>
-                <w:lang/>
-              </w:rPr>
-            </w:pPr>
-            <w:r>
-              <w:rPr>
-                <w:lang/>
-              </w:rPr>
+            </w:pPr>
+            <w:r>
               <w:t>INT</w:t>
             </w:r>
           </w:p>
@@ -8294,14 +7453,8 @@
           <w:p>
             <w:pPr>
               <w:pStyle w:val="IT"/>
-              <w:rPr>
-                <w:lang/>
-              </w:rPr>
-            </w:pPr>
-            <w:r>
-              <w:rPr>
-                <w:lang/>
-              </w:rPr>
+            </w:pPr>
+            <w:r>
               <w:t>Foreign Key</w:t>
             </w:r>
           </w:p>
@@ -8316,14 +7469,8 @@
           <w:p>
             <w:pPr>
               <w:pStyle w:val="IT"/>
-              <w:rPr>
-                <w:lang/>
-              </w:rPr>
-            </w:pPr>
-            <w:r>
-              <w:rPr>
-                <w:lang/>
-              </w:rPr>
+            </w:pPr>
+            <w:r>
               <w:t>Payment_Date</w:t>
             </w:r>
           </w:p>
@@ -8336,14 +7483,8 @@
           <w:p>
             <w:pPr>
               <w:pStyle w:val="IT"/>
-              <w:rPr>
-                <w:lang/>
-              </w:rPr>
-            </w:pPr>
-            <w:r>
-              <w:rPr>
-                <w:lang/>
-              </w:rPr>
+            </w:pPr>
+            <w:r>
               <w:t>DATETIME</w:t>
             </w:r>
           </w:p>
@@ -8356,14 +7497,8 @@
           <w:p>
             <w:pPr>
               <w:pStyle w:val="IT"/>
-              <w:rPr>
-                <w:lang/>
-              </w:rPr>
-            </w:pPr>
-            <w:r>
-              <w:rPr>
-                <w:lang/>
-              </w:rPr>
+            </w:pPr>
+            <w:r>
               <w:t>Not Null</w:t>
             </w:r>
           </w:p>
@@ -8378,14 +7513,8 @@
           <w:p>
             <w:pPr>
               <w:pStyle w:val="IT"/>
-              <w:rPr>
-                <w:lang/>
-              </w:rPr>
-            </w:pPr>
-            <w:r>
-              <w:rPr>
-                <w:lang/>
-              </w:rPr>
+            </w:pPr>
+            <w:r>
               <w:t>Amount</w:t>
             </w:r>
           </w:p>
@@ -8398,14 +7527,8 @@
           <w:p>
             <w:pPr>
               <w:pStyle w:val="IT"/>
-              <w:rPr>
-                <w:lang/>
-              </w:rPr>
-            </w:pPr>
-            <w:r>
-              <w:rPr>
-                <w:lang/>
-              </w:rPr>
+            </w:pPr>
+            <w:r>
               <w:t>DECIMAL(10,2)</w:t>
             </w:r>
           </w:p>
@@ -8418,14 +7541,8 @@
           <w:p>
             <w:pPr>
               <w:pStyle w:val="IT"/>
-              <w:rPr>
-                <w:lang/>
-              </w:rPr>
-            </w:pPr>
-            <w:r>
-              <w:rPr>
-                <w:lang/>
-              </w:rPr>
+            </w:pPr>
+            <w:r>
               <w:t>Not Null</w:t>
             </w:r>
           </w:p>
@@ -8440,14 +7557,8 @@
           <w:p>
             <w:pPr>
               <w:pStyle w:val="IT"/>
-              <w:rPr>
-                <w:lang/>
-              </w:rPr>
-            </w:pPr>
-            <w:r>
-              <w:rPr>
-                <w:lang/>
-              </w:rPr>
+            </w:pPr>
+            <w:r>
               <w:lastRenderedPageBreak/>
               <w:t>Payment_Method</w:t>
             </w:r>
@@ -8461,14 +7572,8 @@
           <w:p>
             <w:pPr>
               <w:pStyle w:val="IT"/>
-              <w:rPr>
-                <w:lang/>
-              </w:rPr>
-            </w:pPr>
-            <w:r>
-              <w:rPr>
-                <w:lang/>
-              </w:rPr>
+            </w:pPr>
+            <w:r>
               <w:t>ENUM</w:t>
             </w:r>
           </w:p>
@@ -8481,14 +7586,8 @@
           <w:p>
             <w:pPr>
               <w:pStyle w:val="IT"/>
-              <w:rPr>
-                <w:lang/>
-              </w:rPr>
-            </w:pPr>
-            <w:r>
-              <w:rPr>
-                <w:lang/>
-              </w:rPr>
+            </w:pPr>
+            <w:r>
               <w:t>Not Null</w:t>
             </w:r>
           </w:p>
@@ -8503,14 +7602,8 @@
           <w:p>
             <w:pPr>
               <w:pStyle w:val="IT"/>
-              <w:rPr>
-                <w:lang/>
-              </w:rPr>
-            </w:pPr>
-            <w:r>
-              <w:rPr>
-                <w:lang/>
-              </w:rPr>
+            </w:pPr>
+            <w:r>
               <w:t>Payment_Status</w:t>
             </w:r>
           </w:p>
@@ -8523,14 +7616,8 @@
           <w:p>
             <w:pPr>
               <w:pStyle w:val="IT"/>
-              <w:rPr>
-                <w:lang/>
-              </w:rPr>
-            </w:pPr>
-            <w:r>
-              <w:rPr>
-                <w:lang/>
-              </w:rPr>
+            </w:pPr>
+            <w:r>
               <w:t>ENUM</w:t>
             </w:r>
           </w:p>
@@ -8543,14 +7630,8 @@
           <w:p>
             <w:pPr>
               <w:pStyle w:val="IT"/>
-              <w:rPr>
-                <w:lang/>
-              </w:rPr>
-            </w:pPr>
-            <w:r>
-              <w:rPr>
-                <w:lang/>
-              </w:rPr>
+            </w:pPr>
+            <w:r>
               <w:t>Not Null</w:t>
             </w:r>
           </w:p>
@@ -8565,14 +7646,8 @@
           <w:p>
             <w:pPr>
               <w:pStyle w:val="IT"/>
-              <w:rPr>
-                <w:lang/>
-              </w:rPr>
-            </w:pPr>
-            <w:r>
-              <w:rPr>
-                <w:lang/>
-              </w:rPr>
+            </w:pPr>
+            <w:r>
               <w:t>Reference_Number</w:t>
             </w:r>
           </w:p>
@@ -8585,14 +7660,8 @@
           <w:p>
             <w:pPr>
               <w:pStyle w:val="IT"/>
-              <w:rPr>
-                <w:lang/>
-              </w:rPr>
-            </w:pPr>
-            <w:r>
-              <w:rPr>
-                <w:lang/>
-              </w:rPr>
+            </w:pPr>
+            <w:r>
               <w:t>VARCHAR(100)</w:t>
             </w:r>
           </w:p>
@@ -8605,14 +7674,8 @@
           <w:p>
             <w:pPr>
               <w:pStyle w:val="IT"/>
-              <w:rPr>
-                <w:lang/>
-              </w:rPr>
-            </w:pPr>
-            <w:r>
-              <w:rPr>
-                <w:lang/>
-              </w:rPr>
+            </w:pPr>
+            <w:r>
               <w:t>Unique, Optional</w:t>
             </w:r>
           </w:p>
@@ -8625,22 +7688,17 @@
         <w:rPr>
           <w:b/>
           <w:bCs/>
-          <w:lang/>
         </w:rPr>
       </w:pPr>
     </w:p>
     <w:p>
       <w:pPr>
         <w:pStyle w:val="IT"/>
-        <w:rPr>
-          <w:lang/>
-        </w:rPr>
       </w:pPr>
       <w:r>
         <w:rPr>
           <w:b/>
           <w:bCs/>
-          <w:lang/>
         </w:rPr>
         <w:t>Relationships and Cardinalities</w:t>
       </w:r>
@@ -8652,14 +7710,8 @@
           <w:ilvl w:val="0"/>
           <w:numId w:val="28"/>
         </w:numPr>
-        <w:rPr>
-          <w:lang/>
-        </w:rPr>
-      </w:pPr>
-      <w:r>
-        <w:rPr>
-          <w:lang/>
-        </w:rPr>
+      </w:pPr>
+      <w:r>
         <w:t xml:space="preserve">One patient can schedule many appointments, while each appointment belongs to one patient. This is a one-to-many relationship between Patients and Appointments. </w:t>
       </w:r>
     </w:p>
@@ -8670,14 +7722,8 @@
           <w:ilvl w:val="0"/>
           <w:numId w:val="28"/>
         </w:numPr>
-        <w:rPr>
-          <w:lang/>
-        </w:rPr>
-      </w:pPr>
-      <w:r>
-        <w:rPr>
-          <w:lang/>
-        </w:rPr>
+      </w:pPr>
+      <w:r>
         <w:t xml:space="preserve">One doctor can manage many appointments, while each appointment is assigned to one doctor. This is a one-to-many relationship between Doctors and Appointments. </w:t>
       </w:r>
     </w:p>
@@ -8688,14 +7734,8 @@
           <w:ilvl w:val="0"/>
           <w:numId w:val="28"/>
         </w:numPr>
-        <w:rPr>
-          <w:lang/>
-        </w:rPr>
-      </w:pPr>
-      <w:r>
-        <w:rPr>
-          <w:lang/>
-        </w:rPr>
+      </w:pPr>
+      <w:r>
         <w:t xml:space="preserve">One appointment can produce multiple treatment records, while each treatment belongs to one appointment. </w:t>
       </w:r>
     </w:p>
@@ -8706,14 +7746,8 @@
           <w:ilvl w:val="0"/>
           <w:numId w:val="28"/>
         </w:numPr>
-        <w:rPr>
-          <w:lang/>
-        </w:rPr>
-      </w:pPr>
-      <w:r>
-        <w:rPr>
-          <w:lang/>
-        </w:rPr>
+      </w:pPr>
+      <w:r>
         <w:t xml:space="preserve">One medicine can appear in many treatment records, while each treatment record may reference zero or one medicine. </w:t>
       </w:r>
     </w:p>
@@ -8724,23 +7758,2057 @@
           <w:ilvl w:val="0"/>
           <w:numId w:val="28"/>
         </w:numPr>
-        <w:rPr>
+      </w:pPr>
+      <w:r>
+        <w:t>One appointment can have multiple payment transactions, allowing partial or installment payments. Each payment belongs to one appointment.</w:t>
+      </w:r>
+    </w:p>
+    <w:p>
+      <w:pPr>
+        <w:pStyle w:val="IT"/>
+        <w:rPr>
+          <w:b/>
+          <w:bCs/>
           <w:lang/>
         </w:rPr>
       </w:pPr>
       <w:r>
         <w:rPr>
+          <w:b/>
+          <w:bCs/>
+          <w:noProof/>
+          <w:color w:val="0070C0"/>
+          <w:lang w:eastAsia="en-US"/>
+        </w:rPr>
+        <w:lastRenderedPageBreak/>
+        <w:drawing>
+          <wp:anchor distT="0" distB="0" distL="114300" distR="114300" simplePos="0" relativeHeight="251683840" behindDoc="0" locked="0" layoutInCell="1" allowOverlap="1" wp14:anchorId="22AF1BC5" wp14:editId="32C92557">
+            <wp:simplePos x="0" y="0"/>
+            <wp:positionH relativeFrom="column">
+              <wp:posOffset>-638810</wp:posOffset>
+            </wp:positionH>
+            <wp:positionV relativeFrom="paragraph">
+              <wp:posOffset>365125</wp:posOffset>
+            </wp:positionV>
+            <wp:extent cx="5628005" cy="3987165"/>
+            <wp:effectExtent l="0" t="0" r="0" b="635"/>
+            <wp:wrapSquare wrapText="bothSides"/>
+            <wp:docPr id="965925017" name="Picture 1"/>
+            <wp:cNvGraphicFramePr>
+              <a:graphicFrameLocks xmlns:a="http://schemas.openxmlformats.org/drawingml/2006/main" noChangeAspect="1"/>
+            </wp:cNvGraphicFramePr>
+            <a:graphic xmlns:a="http://schemas.openxmlformats.org/drawingml/2006/main">
+              <a:graphicData uri="http://schemas.openxmlformats.org/drawingml/2006/picture">
+                <pic:pic xmlns:pic="http://schemas.openxmlformats.org/drawingml/2006/picture">
+                  <pic:nvPicPr>
+                    <pic:cNvPr id="965925017" name=""/>
+                    <pic:cNvPicPr/>
+                  </pic:nvPicPr>
+                  <pic:blipFill>
+                    <a:blip r:embed="rId15"/>
+                    <a:stretch>
+                      <a:fillRect/>
+                    </a:stretch>
+                  </pic:blipFill>
+                  <pic:spPr>
+                    <a:xfrm>
+                      <a:off x="0" y="0"/>
+                      <a:ext cx="5628005" cy="3987165"/>
+                    </a:xfrm>
+                    <a:prstGeom prst="rect">
+                      <a:avLst/>
+                    </a:prstGeom>
+                  </pic:spPr>
+                </pic:pic>
+              </a:graphicData>
+            </a:graphic>
+            <wp14:sizeRelH relativeFrom="page">
+              <wp14:pctWidth>0</wp14:pctWidth>
+            </wp14:sizeRelH>
+            <wp14:sizeRelV relativeFrom="page">
+              <wp14:pctHeight>0</wp14:pctHeight>
+            </wp14:sizeRelV>
+          </wp:anchor>
+        </w:drawing>
+      </w:r>
+      <w:r>
+        <w:rPr>
+          <w:b/>
+          <w:bCs/>
+          <w:color w:val="0070C0"/>
           <w:lang/>
         </w:rPr>
-        <w:t>One appointment can have multiple payment transactions, allowing partial or installment payments. Each payment belongs to one appointment.</w:t>
+        <w:t>A complete ER/EER diagram</w:t>
       </w:r>
     </w:p>
     <w:p>
       <w:pPr>
         <w:pStyle w:val="IT"/>
+        <w:rPr>
+          <w:lang/>
+        </w:rPr>
+      </w:pPr>
+    </w:p>
+    <w:p>
+      <w:pPr>
+        <w:pStyle w:val="IT"/>
+        <w:rPr>
+          <w:lang/>
+        </w:rPr>
+      </w:pPr>
+    </w:p>
+    <w:p>
+      <w:pPr>
+        <w:pStyle w:val="IT"/>
+        <w:rPr>
+          <w:b/>
+          <w:bCs/>
+          <w:color w:val="0070C0"/>
+          <w:lang/>
+        </w:rPr>
+      </w:pPr>
+      <w:r>
+        <w:rPr>
+          <w:b/>
+          <w:bCs/>
+          <w:color w:val="0070C0"/>
+          <w:lang/>
+        </w:rPr>
+        <w:t>Primary and Foreign Keys</w:t>
+      </w:r>
+    </w:p>
+    <w:tbl>
+      <w:tblPr>
+        <w:tblStyle w:val="TableGrid"/>
+        <w:tblW w:w="0" w:type="auto"/>
+        <w:tblLook w:val="04A0" w:firstRow="1" w:lastRow="0" w:firstColumn="1" w:lastColumn="0" w:noHBand="0" w:noVBand="1"/>
+      </w:tblPr>
+      <w:tblGrid>
+        <w:gridCol w:w="1485"/>
+        <w:gridCol w:w="1765"/>
+        <w:gridCol w:w="5164"/>
+      </w:tblGrid>
+      <w:tr>
+        <w:trPr>
+          <w:cnfStyle w:val="100000000000" w:firstRow="1" w:lastRow="0" w:firstColumn="0" w:lastColumn="0" w:oddVBand="0" w:evenVBand="0" w:oddHBand="0" w:evenHBand="0" w:firstRowFirstColumn="0" w:firstRowLastColumn="0" w:lastRowFirstColumn="0" w:lastRowLastColumn="0"/>
+        </w:trPr>
+        <w:tc>
+          <w:tcPr>
+            <w:tcW w:w="0" w:type="auto"/>
+            <w:hideMark/>
+          </w:tcPr>
+          <w:p>
+            <w:pPr>
+              <w:pStyle w:val="IT"/>
+              <w:rPr>
+                <w:bCs/>
+                <w:lang/>
+              </w:rPr>
+            </w:pPr>
+            <w:r>
+              <w:rPr>
+                <w:bCs/>
+                <w:lang/>
+              </w:rPr>
+              <w:t>Entity</w:t>
+            </w:r>
+          </w:p>
+        </w:tc>
+        <w:tc>
+          <w:tcPr>
+            <w:tcW w:w="0" w:type="auto"/>
+            <w:hideMark/>
+          </w:tcPr>
+          <w:p>
+            <w:pPr>
+              <w:pStyle w:val="IT"/>
+              <w:rPr>
+                <w:bCs/>
+                <w:lang/>
+              </w:rPr>
+            </w:pPr>
+            <w:r>
+              <w:rPr>
+                <w:bCs/>
+                <w:lang/>
+              </w:rPr>
+              <w:t>Primary Key</w:t>
+            </w:r>
+          </w:p>
+        </w:tc>
+        <w:tc>
+          <w:tcPr>
+            <w:tcW w:w="0" w:type="auto"/>
+            <w:hideMark/>
+          </w:tcPr>
+          <w:p>
+            <w:pPr>
+              <w:pStyle w:val="IT"/>
+              <w:rPr>
+                <w:bCs/>
+                <w:lang/>
+              </w:rPr>
+            </w:pPr>
+            <w:r>
+              <w:rPr>
+                <w:bCs/>
+                <w:lang/>
+              </w:rPr>
+              <w:t>Foreign Key(s)</w:t>
+            </w:r>
+          </w:p>
+        </w:tc>
+      </w:tr>
+      <w:tr>
+        <w:tc>
+          <w:tcPr>
+            <w:tcW w:w="0" w:type="auto"/>
+            <w:hideMark/>
+          </w:tcPr>
+          <w:p>
+            <w:pPr>
+              <w:pStyle w:val="IT"/>
+              <w:rPr>
+                <w:lang/>
+              </w:rPr>
+            </w:pPr>
+            <w:r>
+              <w:rPr>
+                <w:lang/>
+              </w:rPr>
+              <w:t>Patients</w:t>
+            </w:r>
+          </w:p>
+        </w:tc>
+        <w:tc>
+          <w:tcPr>
+            <w:tcW w:w="0" w:type="auto"/>
+            <w:hideMark/>
+          </w:tcPr>
+          <w:p>
+            <w:pPr>
+              <w:pStyle w:val="IT"/>
+              <w:rPr>
+                <w:lang/>
+              </w:rPr>
+            </w:pPr>
+            <w:r>
+              <w:rPr>
+                <w:lang/>
+              </w:rPr>
+              <w:t>Patient_ID</w:t>
+            </w:r>
+          </w:p>
+        </w:tc>
+        <w:tc>
+          <w:tcPr>
+            <w:tcW w:w="0" w:type="auto"/>
+            <w:hideMark/>
+          </w:tcPr>
+          <w:p>
+            <w:pPr>
+              <w:pStyle w:val="IT"/>
+              <w:rPr>
+                <w:lang/>
+              </w:rPr>
+            </w:pPr>
+            <w:r>
+              <w:rPr>
+                <w:lang/>
+              </w:rPr>
+              <w:t>None</w:t>
+            </w:r>
+          </w:p>
+        </w:tc>
+      </w:tr>
+      <w:tr>
+        <w:tc>
+          <w:tcPr>
+            <w:tcW w:w="0" w:type="auto"/>
+            <w:hideMark/>
+          </w:tcPr>
+          <w:p>
+            <w:pPr>
+              <w:pStyle w:val="IT"/>
+              <w:rPr>
+                <w:lang/>
+              </w:rPr>
+            </w:pPr>
+            <w:r>
+              <w:rPr>
+                <w:lang/>
+              </w:rPr>
+              <w:t>Doctors</w:t>
+            </w:r>
+          </w:p>
+        </w:tc>
+        <w:tc>
+          <w:tcPr>
+            <w:tcW w:w="0" w:type="auto"/>
+            <w:hideMark/>
+          </w:tcPr>
+          <w:p>
+            <w:pPr>
+              <w:pStyle w:val="IT"/>
+              <w:rPr>
+                <w:lang/>
+              </w:rPr>
+            </w:pPr>
+            <w:r>
+              <w:rPr>
+                <w:lang/>
+              </w:rPr>
+              <w:t>Doctor_ID</w:t>
+            </w:r>
+          </w:p>
+        </w:tc>
+        <w:tc>
+          <w:tcPr>
+            <w:tcW w:w="0" w:type="auto"/>
+            <w:hideMark/>
+          </w:tcPr>
+          <w:p>
+            <w:pPr>
+              <w:pStyle w:val="IT"/>
+              <w:rPr>
+                <w:lang/>
+              </w:rPr>
+            </w:pPr>
+            <w:r>
+              <w:rPr>
+                <w:lang/>
+              </w:rPr>
+              <w:t>None</w:t>
+            </w:r>
+          </w:p>
+        </w:tc>
+      </w:tr>
+      <w:tr>
+        <w:tc>
+          <w:tcPr>
+            <w:tcW w:w="0" w:type="auto"/>
+            <w:hideMark/>
+          </w:tcPr>
+          <w:p>
+            <w:pPr>
+              <w:pStyle w:val="IT"/>
+              <w:rPr>
+                <w:lang/>
+              </w:rPr>
+            </w:pPr>
+            <w:r>
+              <w:rPr>
+                <w:lang/>
+              </w:rPr>
+              <w:t>Appointments</w:t>
+            </w:r>
+          </w:p>
+        </w:tc>
+        <w:tc>
+          <w:tcPr>
+            <w:tcW w:w="0" w:type="auto"/>
+            <w:hideMark/>
+          </w:tcPr>
+          <w:p>
+            <w:pPr>
+              <w:pStyle w:val="IT"/>
+              <w:rPr>
+                <w:lang/>
+              </w:rPr>
+            </w:pPr>
+            <w:r>
+              <w:rPr>
+                <w:lang/>
+              </w:rPr>
+              <w:t>Appointment_ID</w:t>
+            </w:r>
+          </w:p>
+        </w:tc>
+        <w:tc>
+          <w:tcPr>
+            <w:tcW w:w="0" w:type="auto"/>
+            <w:hideMark/>
+          </w:tcPr>
+          <w:p>
+            <w:pPr>
+              <w:pStyle w:val="IT"/>
+              <w:rPr>
+                <w:lang/>
+              </w:rPr>
+            </w:pPr>
+            <w:r>
+              <w:rPr>
+                <w:lang/>
+              </w:rPr>
+              <w:t>Patient_ID references Patients(Patient_ID); Doctor_ID references Doctors(Doctor_ID)</w:t>
+            </w:r>
+          </w:p>
+        </w:tc>
+      </w:tr>
+      <w:tr>
+        <w:tc>
+          <w:tcPr>
+            <w:tcW w:w="0" w:type="auto"/>
+            <w:hideMark/>
+          </w:tcPr>
+          <w:p>
+            <w:pPr>
+              <w:pStyle w:val="IT"/>
+              <w:rPr>
+                <w:lang/>
+              </w:rPr>
+            </w:pPr>
+            <w:r>
+              <w:rPr>
+                <w:lang/>
+              </w:rPr>
+              <w:t>Medicines</w:t>
+            </w:r>
+          </w:p>
+        </w:tc>
+        <w:tc>
+          <w:tcPr>
+            <w:tcW w:w="0" w:type="auto"/>
+            <w:hideMark/>
+          </w:tcPr>
+          <w:p>
+            <w:pPr>
+              <w:pStyle w:val="IT"/>
+              <w:rPr>
+                <w:lang/>
+              </w:rPr>
+            </w:pPr>
+            <w:r>
+              <w:rPr>
+                <w:lang/>
+              </w:rPr>
+              <w:t>Medicine_ID</w:t>
+            </w:r>
+          </w:p>
+        </w:tc>
+        <w:tc>
+          <w:tcPr>
+            <w:tcW w:w="0" w:type="auto"/>
+            <w:hideMark/>
+          </w:tcPr>
+          <w:p>
+            <w:pPr>
+              <w:pStyle w:val="IT"/>
+              <w:rPr>
+                <w:lang/>
+              </w:rPr>
+            </w:pPr>
+            <w:r>
+              <w:rPr>
+                <w:lang/>
+              </w:rPr>
+              <w:t>None</w:t>
+            </w:r>
+          </w:p>
+        </w:tc>
+      </w:tr>
+      <w:tr>
+        <w:tc>
+          <w:tcPr>
+            <w:tcW w:w="0" w:type="auto"/>
+            <w:hideMark/>
+          </w:tcPr>
+          <w:p>
+            <w:pPr>
+              <w:pStyle w:val="IT"/>
+              <w:rPr>
+                <w:lang/>
+              </w:rPr>
+            </w:pPr>
+            <w:r>
+              <w:rPr>
+                <w:lang/>
+              </w:rPr>
+              <w:lastRenderedPageBreak/>
+              <w:t>Treatments</w:t>
+            </w:r>
+          </w:p>
+        </w:tc>
+        <w:tc>
+          <w:tcPr>
+            <w:tcW w:w="0" w:type="auto"/>
+            <w:hideMark/>
+          </w:tcPr>
+          <w:p>
+            <w:pPr>
+              <w:pStyle w:val="IT"/>
+              <w:rPr>
+                <w:lang/>
+              </w:rPr>
+            </w:pPr>
+            <w:r>
+              <w:rPr>
+                <w:lang/>
+              </w:rPr>
+              <w:t>Treatment_ID</w:t>
+            </w:r>
+          </w:p>
+        </w:tc>
+        <w:tc>
+          <w:tcPr>
+            <w:tcW w:w="0" w:type="auto"/>
+            <w:hideMark/>
+          </w:tcPr>
+          <w:p>
+            <w:pPr>
+              <w:pStyle w:val="IT"/>
+              <w:rPr>
+                <w:lang/>
+              </w:rPr>
+            </w:pPr>
+            <w:r>
+              <w:rPr>
+                <w:lang/>
+              </w:rPr>
+              <w:t>Appointment_ID references Appointments(Appointment_ID); Medicine_ID references Medicines(Medicine_ID)</w:t>
+            </w:r>
+          </w:p>
+        </w:tc>
+      </w:tr>
+      <w:tr>
+        <w:tc>
+          <w:tcPr>
+            <w:tcW w:w="0" w:type="auto"/>
+            <w:hideMark/>
+          </w:tcPr>
+          <w:p>
+            <w:pPr>
+              <w:pStyle w:val="IT"/>
+              <w:rPr>
+                <w:lang/>
+              </w:rPr>
+            </w:pPr>
+            <w:r>
+              <w:rPr>
+                <w:lang/>
+              </w:rPr>
+              <w:t>Payments</w:t>
+            </w:r>
+          </w:p>
+        </w:tc>
+        <w:tc>
+          <w:tcPr>
+            <w:tcW w:w="0" w:type="auto"/>
+            <w:hideMark/>
+          </w:tcPr>
+          <w:p>
+            <w:pPr>
+              <w:pStyle w:val="IT"/>
+              <w:rPr>
+                <w:lang/>
+              </w:rPr>
+            </w:pPr>
+            <w:r>
+              <w:rPr>
+                <w:lang/>
+              </w:rPr>
+              <w:t>Payment_ID</w:t>
+            </w:r>
+          </w:p>
+        </w:tc>
+        <w:tc>
+          <w:tcPr>
+            <w:tcW w:w="0" w:type="auto"/>
+            <w:hideMark/>
+          </w:tcPr>
+          <w:p>
+            <w:pPr>
+              <w:pStyle w:val="IT"/>
+              <w:rPr>
+                <w:lang/>
+              </w:rPr>
+            </w:pPr>
+            <w:r>
+              <w:rPr>
+                <w:lang/>
+              </w:rPr>
+              <w:t>Appointment_ID references Appointments(Appointment_ID)</w:t>
+            </w:r>
+          </w:p>
+        </w:tc>
+      </w:tr>
+    </w:tbl>
+    <w:p>
+      <w:pPr>
+        <w:pStyle w:val="IT"/>
+        <w:rPr>
+          <w:lang/>
+        </w:rPr>
+      </w:pPr>
+      <w:r>
+        <w:rPr>
+          <w:b/>
+          <w:bCs/>
+          <w:lang/>
+        </w:rPr>
+        <w:t>Primary Keys</w:t>
+      </w:r>
+    </w:p>
+    <w:p>
+      <w:pPr>
+        <w:pStyle w:val="IT"/>
+        <w:rPr>
+          <w:lang/>
+        </w:rPr>
+      </w:pPr>
+      <w:r>
+        <w:rPr>
+          <w:lang/>
+        </w:rPr>
+        <w:t>A primary key uniquely identifies each record in a table. It cannot contain duplicate or null values. In this database, each entity uses an integer identifier as its primary key, such as Patient_ID, Doctor_ID, and Appointment_ID.</w:t>
+      </w:r>
+    </w:p>
+    <w:p>
+      <w:pPr>
+        <w:pStyle w:val="IT"/>
+        <w:rPr>
+          <w:lang/>
+        </w:rPr>
+      </w:pPr>
+      <w:r>
+        <w:rPr>
+          <w:b/>
+          <w:bCs/>
+          <w:lang/>
+        </w:rPr>
+        <w:t>Foreign Keys</w:t>
+      </w:r>
+    </w:p>
+    <w:p>
+      <w:pPr>
+        <w:pStyle w:val="IT"/>
+        <w:rPr>
+          <w:lang/>
+        </w:rPr>
+      </w:pPr>
+      <w:r>
+        <w:rPr>
+          <w:lang/>
+        </w:rPr>
+        <w:t>Foreign keys connect related tables and maintain referential integrity. For example, Patient_ID and Doctor_ID in the Appointments table identify the patient and doctor involved in each appointment. The Appointment_ID in Treatments and Payments links each treatment and payment to its corresponding appointment. The Medicine_ID in Treatments connects a treatment record to a medicine and may be null when no medicine is prescribed.</w:t>
+      </w:r>
+    </w:p>
+    <w:p>
+      <w:pPr>
+        <w:pStyle w:val="IT"/>
+        <w:rPr>
+          <w:lang/>
+        </w:rPr>
+      </w:pPr>
+    </w:p>
+    <w:p>
+      <w:pPr>
+        <w:pStyle w:val="IT"/>
+        <w:rPr>
+          <w:color w:val="0070C0"/>
+          <w:lang/>
+        </w:rPr>
+      </w:pPr>
+      <w:r>
+        <w:rPr>
+          <w:b/>
+          <w:bCs/>
+          <w:color w:val="0070C0"/>
+          <w:lang/>
+        </w:rPr>
+        <w:t>Relationships and Cardinalities</w:t>
+      </w:r>
+    </w:p>
+    <w:tbl>
+      <w:tblPr>
+        <w:tblStyle w:val="TableGrid"/>
+        <w:tblW w:w="0" w:type="auto"/>
+        <w:tblLook w:val="04A0" w:firstRow="1" w:lastRow="0" w:firstColumn="1" w:lastColumn="0" w:noHBand="0" w:noVBand="1"/>
+      </w:tblPr>
+      <w:tblGrid>
+        <w:gridCol w:w="2031"/>
+        <w:gridCol w:w="1312"/>
+        <w:gridCol w:w="5071"/>
+      </w:tblGrid>
+      <w:tr>
+        <w:trPr>
+          <w:cnfStyle w:val="100000000000" w:firstRow="1" w:lastRow="0" w:firstColumn="0" w:lastColumn="0" w:oddVBand="0" w:evenVBand="0" w:oddHBand="0" w:evenHBand="0" w:firstRowFirstColumn="0" w:firstRowLastColumn="0" w:lastRowFirstColumn="0" w:lastRowLastColumn="0"/>
+        </w:trPr>
+        <w:tc>
+          <w:tcPr>
+            <w:tcW w:w="0" w:type="auto"/>
+            <w:hideMark/>
+          </w:tcPr>
+          <w:p>
+            <w:pPr>
+              <w:pStyle w:val="IT"/>
+              <w:rPr>
+                <w:bCs/>
+                <w:lang/>
+              </w:rPr>
+            </w:pPr>
+            <w:r>
+              <w:rPr>
+                <w:bCs/>
+                <w:lang/>
+              </w:rPr>
+              <w:t>Relationship</w:t>
+            </w:r>
+          </w:p>
+        </w:tc>
+        <w:tc>
+          <w:tcPr>
+            <w:tcW w:w="0" w:type="auto"/>
+            <w:hideMark/>
+          </w:tcPr>
+          <w:p>
+            <w:pPr>
+              <w:pStyle w:val="IT"/>
+              <w:rPr>
+                <w:bCs/>
+                <w:lang/>
+              </w:rPr>
+            </w:pPr>
+            <w:r>
+              <w:rPr>
+                <w:bCs/>
+                <w:lang/>
+              </w:rPr>
+              <w:t>Cardinality</w:t>
+            </w:r>
+          </w:p>
+        </w:tc>
+        <w:tc>
+          <w:tcPr>
+            <w:tcW w:w="0" w:type="auto"/>
+            <w:hideMark/>
+          </w:tcPr>
+          <w:p>
+            <w:pPr>
+              <w:pStyle w:val="IT"/>
+              <w:rPr>
+                <w:bCs/>
+                <w:lang/>
+              </w:rPr>
+            </w:pPr>
+            <w:r>
+              <w:rPr>
+                <w:bCs/>
+                <w:lang/>
+              </w:rPr>
+              <w:t>Description</w:t>
+            </w:r>
+          </w:p>
+        </w:tc>
+      </w:tr>
+      <w:tr>
+        <w:tc>
+          <w:tcPr>
+            <w:tcW w:w="0" w:type="auto"/>
+            <w:hideMark/>
+          </w:tcPr>
+          <w:p>
+            <w:pPr>
+              <w:pStyle w:val="IT"/>
+              <w:rPr>
+                <w:lang/>
+              </w:rPr>
+            </w:pPr>
+            <w:r>
+              <w:rPr>
+                <w:lang/>
+              </w:rPr>
+              <w:t>Patients — Schedules — Appointments</w:t>
+            </w:r>
+          </w:p>
+        </w:tc>
+        <w:tc>
+          <w:tcPr>
+            <w:tcW w:w="0" w:type="auto"/>
+            <w:hideMark/>
+          </w:tcPr>
+          <w:p>
+            <w:pPr>
+              <w:pStyle w:val="IT"/>
+              <w:rPr>
+                <w:lang/>
+              </w:rPr>
+            </w:pPr>
+            <w:r>
+              <w:rPr>
+                <w:lang/>
+              </w:rPr>
+              <w:t>1:N</w:t>
+            </w:r>
+          </w:p>
+        </w:tc>
+        <w:tc>
+          <w:tcPr>
+            <w:tcW w:w="0" w:type="auto"/>
+            <w:hideMark/>
+          </w:tcPr>
+          <w:p>
+            <w:pPr>
+              <w:pStyle w:val="IT"/>
+              <w:rPr>
+                <w:lang/>
+              </w:rPr>
+            </w:pPr>
+            <w:r>
+              <w:rPr>
+                <w:lang/>
+              </w:rPr>
+              <w:t>One patient can schedule many appointments, while each appointment belongs to one patient.</w:t>
+            </w:r>
+          </w:p>
+        </w:tc>
+      </w:tr>
+      <w:tr>
+        <w:tc>
+          <w:tcPr>
+            <w:tcW w:w="0" w:type="auto"/>
+            <w:hideMark/>
+          </w:tcPr>
+          <w:p>
+            <w:pPr>
+              <w:pStyle w:val="IT"/>
+              <w:rPr>
+                <w:lang/>
+              </w:rPr>
+            </w:pPr>
+            <w:r>
+              <w:rPr>
+                <w:lang/>
+              </w:rPr>
+              <w:lastRenderedPageBreak/>
+              <w:t>Doctors — Handles — Appointments</w:t>
+            </w:r>
+          </w:p>
+        </w:tc>
+        <w:tc>
+          <w:tcPr>
+            <w:tcW w:w="0" w:type="auto"/>
+            <w:hideMark/>
+          </w:tcPr>
+          <w:p>
+            <w:pPr>
+              <w:pStyle w:val="IT"/>
+              <w:rPr>
+                <w:lang/>
+              </w:rPr>
+            </w:pPr>
+            <w:r>
+              <w:rPr>
+                <w:lang/>
+              </w:rPr>
+              <w:t>1:N</w:t>
+            </w:r>
+          </w:p>
+        </w:tc>
+        <w:tc>
+          <w:tcPr>
+            <w:tcW w:w="0" w:type="auto"/>
+            <w:hideMark/>
+          </w:tcPr>
+          <w:p>
+            <w:pPr>
+              <w:pStyle w:val="IT"/>
+              <w:rPr>
+                <w:lang/>
+              </w:rPr>
+            </w:pPr>
+            <w:r>
+              <w:rPr>
+                <w:lang/>
+              </w:rPr>
+              <w:t>One doctor can handle many appointments, while each appointment is assigned to one doctor.</w:t>
+            </w:r>
+          </w:p>
+        </w:tc>
+      </w:tr>
+      <w:tr>
+        <w:tc>
+          <w:tcPr>
+            <w:tcW w:w="0" w:type="auto"/>
+            <w:hideMark/>
+          </w:tcPr>
+          <w:p>
+            <w:pPr>
+              <w:pStyle w:val="IT"/>
+              <w:rPr>
+                <w:lang/>
+              </w:rPr>
+            </w:pPr>
+            <w:r>
+              <w:rPr>
+                <w:lang/>
+              </w:rPr>
+              <w:t>Appointments — Has — Treatments</w:t>
+            </w:r>
+          </w:p>
+        </w:tc>
+        <w:tc>
+          <w:tcPr>
+            <w:tcW w:w="0" w:type="auto"/>
+            <w:hideMark/>
+          </w:tcPr>
+          <w:p>
+            <w:pPr>
+              <w:pStyle w:val="IT"/>
+              <w:rPr>
+                <w:lang/>
+              </w:rPr>
+            </w:pPr>
+            <w:r>
+              <w:rPr>
+                <w:lang/>
+              </w:rPr>
+              <w:t>1:N</w:t>
+            </w:r>
+          </w:p>
+        </w:tc>
+        <w:tc>
+          <w:tcPr>
+            <w:tcW w:w="0" w:type="auto"/>
+            <w:hideMark/>
+          </w:tcPr>
+          <w:p>
+            <w:pPr>
+              <w:pStyle w:val="IT"/>
+              <w:rPr>
+                <w:lang/>
+              </w:rPr>
+            </w:pPr>
+            <w:r>
+              <w:rPr>
+                <w:lang/>
+              </w:rPr>
+              <w:t>One appointment can include several treatment records, while each treatment is linked to one appointment.</w:t>
+            </w:r>
+          </w:p>
+        </w:tc>
+      </w:tr>
+      <w:tr>
+        <w:tc>
+          <w:tcPr>
+            <w:tcW w:w="0" w:type="auto"/>
+            <w:hideMark/>
+          </w:tcPr>
+          <w:p>
+            <w:pPr>
+              <w:pStyle w:val="IT"/>
+              <w:rPr>
+                <w:lang/>
+              </w:rPr>
+            </w:pPr>
+            <w:r>
+              <w:rPr>
+                <w:lang/>
+              </w:rPr>
+              <w:t>Medicines — Used In — Treatments</w:t>
+            </w:r>
+          </w:p>
+        </w:tc>
+        <w:tc>
+          <w:tcPr>
+            <w:tcW w:w="0" w:type="auto"/>
+            <w:hideMark/>
+          </w:tcPr>
+          <w:p>
+            <w:pPr>
+              <w:pStyle w:val="IT"/>
+              <w:rPr>
+                <w:lang/>
+              </w:rPr>
+            </w:pPr>
+            <w:r>
+              <w:rPr>
+                <w:lang/>
+              </w:rPr>
+              <w:t>1:N</w:t>
+            </w:r>
+          </w:p>
+        </w:tc>
+        <w:tc>
+          <w:tcPr>
+            <w:tcW w:w="0" w:type="auto"/>
+            <w:hideMark/>
+          </w:tcPr>
+          <w:p>
+            <w:pPr>
+              <w:pStyle w:val="IT"/>
+              <w:rPr>
+                <w:lang/>
+              </w:rPr>
+            </w:pPr>
+            <w:r>
+              <w:rPr>
+                <w:lang/>
+              </w:rPr>
+              <w:t>One medicine can be used in many treatment records, while each treatment may reference one medicine. Medicine participation is optional because some treatments may not require medication.</w:t>
+            </w:r>
+          </w:p>
+        </w:tc>
+      </w:tr>
+      <w:tr>
+        <w:tc>
+          <w:tcPr>
+            <w:tcW w:w="0" w:type="auto"/>
+            <w:hideMark/>
+          </w:tcPr>
+          <w:p>
+            <w:pPr>
+              <w:pStyle w:val="IT"/>
+              <w:rPr>
+                <w:lang/>
+              </w:rPr>
+            </w:pPr>
+            <w:r>
+              <w:rPr>
+                <w:lang/>
+              </w:rPr>
+              <w:t>Appointments — Generates — Payments</w:t>
+            </w:r>
+          </w:p>
+        </w:tc>
+        <w:tc>
+          <w:tcPr>
+            <w:tcW w:w="0" w:type="auto"/>
+            <w:hideMark/>
+          </w:tcPr>
+          <w:p>
+            <w:pPr>
+              <w:pStyle w:val="IT"/>
+              <w:rPr>
+                <w:lang/>
+              </w:rPr>
+            </w:pPr>
+            <w:r>
+              <w:rPr>
+                <w:lang/>
+              </w:rPr>
+              <w:t>1:N</w:t>
+            </w:r>
+          </w:p>
+        </w:tc>
+        <w:tc>
+          <w:tcPr>
+            <w:tcW w:w="0" w:type="auto"/>
+            <w:hideMark/>
+          </w:tcPr>
+          <w:p>
+            <w:pPr>
+              <w:pStyle w:val="IT"/>
+              <w:rPr>
+                <w:lang/>
+              </w:rPr>
+            </w:pPr>
+            <w:r>
+              <w:rPr>
+                <w:lang/>
+              </w:rPr>
+              <w:t>One appointment can generate several payment records, such as partial payments or refunds, while each payment belongs to one appointment.</w:t>
+            </w:r>
+          </w:p>
+        </w:tc>
+      </w:tr>
+    </w:tbl>
+    <w:p>
+      <w:pPr>
+        <w:pStyle w:val="IT"/>
+        <w:rPr>
+          <w:lang/>
+        </w:rPr>
+      </w:pPr>
+      <w:r>
+        <w:rPr>
+          <w:b/>
+          <w:bCs/>
+          <w:lang/>
+        </w:rPr>
+        <w:t>Participation Constraints</w:t>
+      </w:r>
+    </w:p>
+    <w:p>
+      <w:pPr>
+        <w:pStyle w:val="IT"/>
+        <w:numPr>
+          <w:ilvl w:val="0"/>
+          <w:numId w:val="29"/>
+        </w:numPr>
+        <w:rPr>
+          <w:lang/>
+        </w:rPr>
+      </w:pPr>
+      <w:r>
+        <w:rPr>
+          <w:lang/>
+        </w:rPr>
+        <w:t>Every appointment must be connected to one patient and one doctor.</w:t>
+      </w:r>
+    </w:p>
+    <w:p>
+      <w:pPr>
+        <w:pStyle w:val="IT"/>
+        <w:numPr>
+          <w:ilvl w:val="0"/>
+          <w:numId w:val="29"/>
+        </w:numPr>
+        <w:rPr>
+          <w:lang/>
+        </w:rPr>
+      </w:pPr>
+      <w:r>
+        <w:rPr>
+          <w:lang/>
+        </w:rPr>
+        <w:t>Every treatment must belong to one appointment.</w:t>
+      </w:r>
+    </w:p>
+    <w:p>
+      <w:pPr>
+        <w:pStyle w:val="IT"/>
+        <w:numPr>
+          <w:ilvl w:val="0"/>
+          <w:numId w:val="29"/>
+        </w:numPr>
+        <w:rPr>
+          <w:lang/>
+        </w:rPr>
+      </w:pPr>
+      <w:r>
+        <w:rPr>
+          <w:lang/>
+        </w:rPr>
+        <w:t>A treatment may exist without a medicine when medication is not required.</w:t>
+      </w:r>
+    </w:p>
+    <w:p>
+      <w:pPr>
+        <w:pStyle w:val="IT"/>
+        <w:numPr>
+          <w:ilvl w:val="0"/>
+          <w:numId w:val="29"/>
+        </w:numPr>
+        <w:rPr>
+          <w:lang/>
+        </w:rPr>
+      </w:pPr>
+      <w:r>
+        <w:rPr>
+          <w:lang/>
+        </w:rPr>
+        <w:t>Every payment must be linked to one appointment.</w:t>
+      </w:r>
+    </w:p>
+    <w:p>
+      <w:pPr>
+        <w:pStyle w:val="IT"/>
+        <w:numPr>
+          <w:ilvl w:val="0"/>
+          <w:numId w:val="29"/>
+        </w:numPr>
+        <w:rPr>
+          <w:lang/>
+        </w:rPr>
+      </w:pPr>
+      <w:r>
+        <w:rPr>
+          <w:lang/>
+        </w:rPr>
+        <w:t>A patient or doctor may exist in the database before having any appointment, so their participation in the appointment relationships is partial.</w:t>
+      </w:r>
+    </w:p>
+    <w:p>
+      <w:pPr>
+        <w:pStyle w:val="IT"/>
+        <w:rPr>
+          <w:lang/>
+        </w:rPr>
+      </w:pPr>
+    </w:p>
+    <w:p>
+      <w:pPr>
+        <w:pStyle w:val="IT"/>
+        <w:rPr>
+          <w:lang/>
+        </w:rPr>
+      </w:pPr>
+    </w:p>
+    <w:p>
+      <w:pPr>
+        <w:pStyle w:val="IT"/>
+        <w:rPr>
+          <w:lang/>
+        </w:rPr>
+      </w:pPr>
+    </w:p>
+    <w:p>
+      <w:pPr>
+        <w:pStyle w:val="IT"/>
+        <w:rPr>
+          <w:color w:val="0070C0"/>
+          <w:lang/>
+        </w:rPr>
+      </w:pPr>
+      <w:r>
+        <w:rPr>
+          <w:b/>
+          <w:bCs/>
+          <w:color w:val="0070C0"/>
+          <w:lang/>
+        </w:rPr>
+        <w:lastRenderedPageBreak/>
+        <w:t>Specialization/Generalization in the Clinic Database</w:t>
+      </w:r>
+    </w:p>
+    <w:p>
+      <w:pPr>
+        <w:pStyle w:val="IT"/>
+        <w:rPr>
+          <w:lang/>
+        </w:rPr>
+      </w:pPr>
+      <w:r>
+        <w:rPr>
+          <w:lang/>
+        </w:rPr>
+        <w:t>A suitable EER feature is to define PERSON as a superclass and divide it into two subclasses: PATIENT and DOCTOR.</w:t>
+      </w:r>
+    </w:p>
+    <w:p>
+      <w:pPr>
+        <w:pStyle w:val="IT"/>
+        <w:rPr>
+          <w:lang/>
+        </w:rPr>
+      </w:pPr>
+      <w:r>
+        <w:rPr>
+          <w:b/>
+          <w:bCs/>
+          <w:lang/>
+        </w:rPr>
+        <w:t>Superclass: PERSON</w:t>
+      </w:r>
+    </w:p>
+    <w:p>
+      <w:pPr>
+        <w:pStyle w:val="IT"/>
+        <w:rPr>
+          <w:lang/>
+        </w:rPr>
+      </w:pPr>
+      <w:r>
+        <w:rPr>
+          <w:lang/>
+        </w:rPr>
+        <w:t>The superclass stores attributes shared by both patients and doctors:</w:t>
+      </w:r>
+    </w:p>
+    <w:p>
+      <w:pPr>
+        <w:pStyle w:val="IT"/>
+        <w:rPr>
+          <w:lang/>
+        </w:rPr>
+      </w:pPr>
+      <w:r>
+        <w:rPr>
+          <w:lang/>
+        </w:rPr>
+        <w:t>PERSON(</w:t>
+      </w:r>
+    </w:p>
+    <w:p>
+      <w:pPr>
+        <w:pStyle w:val="IT"/>
+        <w:rPr>
+          <w:lang/>
+        </w:rPr>
+      </w:pPr>
+      <w:r>
+        <w:rPr>
+          <w:lang/>
+        </w:rPr>
+        <w:t xml:space="preserve">    Person_ID,</w:t>
+      </w:r>
+    </w:p>
+    <w:p>
+      <w:pPr>
+        <w:pStyle w:val="IT"/>
+        <w:rPr>
+          <w:lang/>
+        </w:rPr>
+      </w:pPr>
+      <w:r>
+        <w:rPr>
+          <w:lang/>
+        </w:rPr>
+        <w:t xml:space="preserve">    First_Name,</w:t>
+      </w:r>
+    </w:p>
+    <w:p>
+      <w:pPr>
+        <w:pStyle w:val="IT"/>
+        <w:rPr>
+          <w:lang/>
+        </w:rPr>
+      </w:pPr>
+      <w:r>
+        <w:rPr>
+          <w:lang/>
+        </w:rPr>
+        <w:t xml:space="preserve">    Last_Name,</w:t>
+      </w:r>
+    </w:p>
+    <w:p>
+      <w:pPr>
+        <w:pStyle w:val="IT"/>
+        <w:rPr>
+          <w:lang/>
+        </w:rPr>
+      </w:pPr>
+      <w:r>
+        <w:rPr>
+          <w:lang/>
+        </w:rPr>
+        <w:t xml:space="preserve">    Phone,</w:t>
+      </w:r>
+    </w:p>
+    <w:p>
+      <w:pPr>
+        <w:pStyle w:val="IT"/>
+        <w:rPr>
+          <w:lang/>
+        </w:rPr>
+      </w:pPr>
+      <w:r>
+        <w:rPr>
+          <w:lang/>
+        </w:rPr>
+        <w:t xml:space="preserve">    Email</w:t>
+      </w:r>
+    </w:p>
+    <w:p>
+      <w:pPr>
+        <w:pStyle w:val="IT"/>
+        <w:rPr>
+          <w:lang/>
+        </w:rPr>
+      </w:pPr>
+      <w:r>
+        <w:rPr>
+          <w:lang/>
+        </w:rPr>
+        <w:t>)</w:t>
+      </w:r>
+    </w:p>
+    <w:p>
+      <w:pPr>
+        <w:pStyle w:val="IT"/>
+        <w:rPr>
+          <w:lang/>
+        </w:rPr>
+      </w:pPr>
+      <w:r>
+        <w:rPr>
+          <w:b/>
+          <w:bCs/>
+          <w:lang/>
+        </w:rPr>
+        <w:t>Subclass: PATIENT</w:t>
+      </w:r>
+    </w:p>
+    <w:p>
+      <w:pPr>
+        <w:pStyle w:val="IT"/>
+        <w:rPr>
+          <w:lang/>
+        </w:rPr>
+      </w:pPr>
+      <w:r>
+        <w:rPr>
+          <w:lang/>
+        </w:rPr>
+        <w:t>The Patient subclass inherits the common attributes from Person and adds patient-specific information:</w:t>
+      </w:r>
+    </w:p>
+    <w:p>
+      <w:pPr>
+        <w:pStyle w:val="IT"/>
+        <w:rPr>
+          <w:lang/>
+        </w:rPr>
+      </w:pPr>
+      <w:r>
+        <w:rPr>
+          <w:lang/>
+        </w:rPr>
+        <w:t>PATIENT(</w:t>
+      </w:r>
+    </w:p>
+    <w:p>
+      <w:pPr>
+        <w:pStyle w:val="IT"/>
+        <w:rPr>
+          <w:lang/>
+        </w:rPr>
+      </w:pPr>
+      <w:r>
+        <w:rPr>
+          <w:lang/>
+        </w:rPr>
+        <w:t xml:space="preserve">    Person_ID,</w:t>
+      </w:r>
+    </w:p>
+    <w:p>
+      <w:pPr>
+        <w:pStyle w:val="IT"/>
+        <w:rPr>
+          <w:lang/>
+        </w:rPr>
+      </w:pPr>
+      <w:r>
+        <w:rPr>
+          <w:lang/>
+        </w:rPr>
+        <w:t xml:space="preserve">    Date_of_Birth,</w:t>
+      </w:r>
+    </w:p>
+    <w:p>
+      <w:pPr>
+        <w:pStyle w:val="IT"/>
+        <w:rPr>
+          <w:lang/>
+        </w:rPr>
+      </w:pPr>
+      <w:r>
+        <w:rPr>
+          <w:lang/>
+        </w:rPr>
+        <w:t xml:space="preserve">    Gender,</w:t>
+      </w:r>
+    </w:p>
+    <w:p>
+      <w:pPr>
+        <w:pStyle w:val="IT"/>
+        <w:rPr>
+          <w:lang/>
+        </w:rPr>
+      </w:pPr>
+      <w:r>
+        <w:rPr>
+          <w:lang/>
+        </w:rPr>
+        <w:t xml:space="preserve">    Address,</w:t>
+      </w:r>
+    </w:p>
+    <w:p>
+      <w:pPr>
+        <w:pStyle w:val="IT"/>
+        <w:rPr>
+          <w:lang/>
+        </w:rPr>
+      </w:pPr>
+      <w:r>
+        <w:rPr>
+          <w:lang/>
+        </w:rPr>
+        <w:t xml:space="preserve">    Registration_Date</w:t>
+      </w:r>
+    </w:p>
+    <w:p>
+      <w:pPr>
+        <w:pStyle w:val="IT"/>
+        <w:rPr>
+          <w:lang/>
+        </w:rPr>
+      </w:pPr>
+      <w:r>
+        <w:rPr>
+          <w:lang/>
+        </w:rPr>
+        <w:lastRenderedPageBreak/>
+        <w:t>)</w:t>
+      </w:r>
+    </w:p>
+    <w:p>
+      <w:pPr>
+        <w:pStyle w:val="IT"/>
+        <w:rPr>
+          <w:lang/>
+        </w:rPr>
+      </w:pPr>
+      <w:r>
+        <w:rPr>
+          <w:lang/>
+        </w:rPr>
+        <w:t>Person_ID is both the primary key of PATIENT and a foreign key referencing PERSON(Person_ID).</w:t>
+      </w:r>
+    </w:p>
+    <w:p>
+      <w:pPr>
+        <w:pStyle w:val="IT"/>
+        <w:rPr>
+          <w:lang/>
+        </w:rPr>
+      </w:pPr>
+      <w:r>
+        <w:rPr>
+          <w:b/>
+          <w:bCs/>
+          <w:lang/>
+        </w:rPr>
+        <w:t>Subclass: DOCTOR</w:t>
+      </w:r>
+    </w:p>
+    <w:p>
+      <w:pPr>
+        <w:pStyle w:val="IT"/>
+        <w:rPr>
+          <w:lang/>
+        </w:rPr>
+      </w:pPr>
+      <w:r>
+        <w:rPr>
+          <w:lang/>
+        </w:rPr>
+        <w:t>The Doctor subclass also inherits the common Person attributes and adds doctor-specific information:</w:t>
+      </w:r>
+    </w:p>
+    <w:p>
+      <w:pPr>
+        <w:pStyle w:val="IT"/>
+        <w:rPr>
+          <w:lang/>
+        </w:rPr>
+      </w:pPr>
+      <w:r>
+        <w:rPr>
+          <w:lang/>
+        </w:rPr>
+        <w:t>DOCTOR(</w:t>
+      </w:r>
+    </w:p>
+    <w:p>
+      <w:pPr>
+        <w:pStyle w:val="IT"/>
+        <w:rPr>
+          <w:lang/>
+        </w:rPr>
+      </w:pPr>
+      <w:r>
+        <w:rPr>
+          <w:lang/>
+        </w:rPr>
+        <w:t xml:space="preserve">    Person_ID,</w:t>
+      </w:r>
+    </w:p>
+    <w:p>
+      <w:pPr>
+        <w:pStyle w:val="IT"/>
+        <w:rPr>
+          <w:lang/>
+        </w:rPr>
+      </w:pPr>
+      <w:r>
+        <w:rPr>
+          <w:lang/>
+        </w:rPr>
+        <w:t xml:space="preserve">    Specialization,</w:t>
+      </w:r>
+    </w:p>
+    <w:p>
+      <w:pPr>
+        <w:pStyle w:val="IT"/>
+        <w:rPr>
+          <w:lang/>
+        </w:rPr>
+      </w:pPr>
+      <w:r>
+        <w:rPr>
+          <w:lang/>
+        </w:rPr>
+        <w:t xml:space="preserve">    License_Number</w:t>
+      </w:r>
+    </w:p>
+    <w:p>
+      <w:pPr>
+        <w:pStyle w:val="IT"/>
+        <w:rPr>
+          <w:lang/>
+        </w:rPr>
+      </w:pPr>
+      <w:r>
+        <w:rPr>
+          <w:lang/>
+        </w:rPr>
+        <w:t>)</w:t>
+      </w:r>
+    </w:p>
+    <w:p>
+      <w:pPr>
+        <w:pStyle w:val="IT"/>
+        <w:rPr>
+          <w:lang/>
+        </w:rPr>
+      </w:pPr>
+      <w:r>
+        <w:rPr>
+          <w:lang/>
+        </w:rPr>
+        <w:t>Person_ID is both the primary key of DOCTOR and a foreign key referencing PERSON(Person_ID).</w:t>
+      </w:r>
+    </w:p>
+    <w:p>
+      <w:pPr>
+        <w:pStyle w:val="IT"/>
+        <w:rPr>
+          <w:lang/>
+        </w:rPr>
+      </w:pPr>
+      <w:r>
+        <w:rPr>
+          <w:b/>
+          <w:bCs/>
+          <w:lang/>
+        </w:rPr>
+        <w:t>Specialization Constraints</w:t>
+      </w:r>
+    </w:p>
+    <w:p>
+      <w:pPr>
+        <w:pStyle w:val="IT"/>
+        <w:rPr>
+          <w:lang/>
+        </w:rPr>
+      </w:pPr>
+      <w:r>
+        <w:rPr>
+          <w:lang/>
+        </w:rPr>
+        <w:t xml:space="preserve">The specialization is </w:t>
+      </w:r>
+      <w:r>
+        <w:rPr>
+          <w:b/>
+          <w:bCs/>
+          <w:lang/>
+        </w:rPr>
+        <w:t>disjoint</w:t>
+      </w:r>
+      <w:r>
+        <w:rPr>
+          <w:lang/>
+        </w:rPr>
+        <w:t xml:space="preserve"> because a person is classified as either a patient or a doctor within this design, but not both.</w:t>
+      </w:r>
+    </w:p>
+    <w:p>
+      <w:pPr>
+        <w:pStyle w:val="IT"/>
+        <w:rPr>
+          <w:lang/>
+        </w:rPr>
+      </w:pPr>
+      <w:r>
+        <w:rPr>
+          <w:lang/>
+        </w:rPr>
+        <w:t xml:space="preserve">It is also </w:t>
+      </w:r>
+      <w:r>
+        <w:rPr>
+          <w:b/>
+          <w:bCs/>
+          <w:lang/>
+        </w:rPr>
+        <w:t>total</w:t>
+      </w:r>
+      <w:r>
+        <w:rPr>
+          <w:lang/>
+        </w:rPr>
+        <w:t xml:space="preserve"> because every person stored in the PERSON superclass must belong to at least one of the two subclasses.</w:t>
+      </w:r>
+    </w:p>
+    <w:p>
+      <w:pPr>
+        <w:pStyle w:val="IT"/>
+        <w:rPr>
+          <w:lang/>
+        </w:rPr>
+      </w:pPr>
+      <w:r>
+        <w:rPr>
+          <w:noProof/>
+          <w:lang w:eastAsia="en-US"/>
+        </w:rPr>
+        <w:lastRenderedPageBreak/>
+        <w:drawing>
+          <wp:inline distT="0" distB="0" distL="0" distR="0" wp14:anchorId="69AA4D19" wp14:editId="455CB7C3">
+            <wp:extent cx="5349240" cy="3444240"/>
+            <wp:effectExtent l="0" t="0" r="0" b="0"/>
+            <wp:docPr id="834221455" name="Picture 1"/>
+            <wp:cNvGraphicFramePr>
+              <a:graphicFrameLocks xmlns:a="http://schemas.openxmlformats.org/drawingml/2006/main" noChangeAspect="1"/>
+            </wp:cNvGraphicFramePr>
+            <a:graphic xmlns:a="http://schemas.openxmlformats.org/drawingml/2006/main">
+              <a:graphicData uri="http://schemas.openxmlformats.org/drawingml/2006/picture">
+                <pic:pic xmlns:pic="http://schemas.openxmlformats.org/drawingml/2006/picture">
+                  <pic:nvPicPr>
+                    <pic:cNvPr id="834221455" name=""/>
+                    <pic:cNvPicPr/>
+                  </pic:nvPicPr>
+                  <pic:blipFill>
+                    <a:blip r:embed="rId16"/>
+                    <a:stretch>
+                      <a:fillRect/>
+                    </a:stretch>
+                  </pic:blipFill>
+                  <pic:spPr>
+                    <a:xfrm>
+                      <a:off x="0" y="0"/>
+                      <a:ext cx="5349240" cy="3444240"/>
+                    </a:xfrm>
+                    <a:prstGeom prst="rect">
+                      <a:avLst/>
+                    </a:prstGeom>
+                  </pic:spPr>
+                </pic:pic>
+              </a:graphicData>
+            </a:graphic>
+          </wp:inline>
+        </w:drawing>
+      </w:r>
+    </w:p>
+    <w:p>
+      <w:pPr>
+        <w:pStyle w:val="IT"/>
+        <w:rPr>
+          <w:lang/>
+        </w:rPr>
+      </w:pPr>
+      <w:r>
+        <w:rPr>
+          <w:lang/>
+        </w:rPr>
+        <w:t>In an EER diagram, the disjoint constraint is represented by the letter d, while total specialization is shown using a double line between PERSON and the specialization circle. This structure reduces repeated data because common details such as names, phone numbers, and email addresses are stored once in the superclass.</w:t>
+      </w:r>
+    </w:p>
+    <w:p>
+      <w:pPr>
+        <w:pStyle w:val="IT"/>
+        <w:rPr>
+          <w:lang/>
+        </w:rPr>
+      </w:pPr>
+    </w:p>
+    <w:p>
+      <w:pPr>
+        <w:pStyle w:val="IT"/>
+        <w:rPr>
+          <w:color w:val="0070C0"/>
+          <w:lang/>
+        </w:rPr>
+      </w:pPr>
+      <w:r>
+        <w:rPr>
+          <w:b/>
+          <w:bCs/>
+          <w:color w:val="0070C0"/>
+          <w:lang/>
+        </w:rPr>
+        <w:t>Design Assumptions</w:t>
+      </w:r>
+    </w:p>
+    <w:p>
+      <w:pPr>
+        <w:pStyle w:val="IT"/>
+        <w:numPr>
+          <w:ilvl w:val="0"/>
+          <w:numId w:val="30"/>
+        </w:numPr>
+        <w:rPr>
+          <w:lang/>
+        </w:rPr>
+      </w:pPr>
+      <w:r>
+        <w:rPr>
+          <w:lang/>
+        </w:rPr>
+        <w:t>Each patient and doctor has a unique identifier that remains unchanged throughout the system.</w:t>
+      </w:r>
+    </w:p>
+    <w:p>
+      <w:pPr>
+        <w:pStyle w:val="IT"/>
+        <w:numPr>
+          <w:ilvl w:val="0"/>
+          <w:numId w:val="30"/>
+        </w:numPr>
+        <w:rPr>
+          <w:lang/>
+        </w:rPr>
+      </w:pPr>
+      <w:r>
+        <w:rPr>
+          <w:lang/>
+        </w:rPr>
+        <w:t>A person stored in the PERSON superclass must be classified as either a patient or a doctor. The specialization is assumed to be total and disjoint, so one person cannot belong to both subclasses in this design.</w:t>
+      </w:r>
+    </w:p>
+    <w:p>
+      <w:pPr>
+        <w:pStyle w:val="IT"/>
+        <w:numPr>
+          <w:ilvl w:val="0"/>
+          <w:numId w:val="30"/>
+        </w:numPr>
+        <w:rPr>
+          <w:lang/>
+        </w:rPr>
+      </w:pPr>
+      <w:r>
+        <w:rPr>
+          <w:lang/>
+        </w:rPr>
+        <w:lastRenderedPageBreak/>
+        <w:t>A patient may register without immediately booking an appointment, and a doctor may exist in the database before receiving any appointments.</w:t>
+      </w:r>
+    </w:p>
+    <w:p>
+      <w:pPr>
+        <w:pStyle w:val="IT"/>
+        <w:numPr>
+          <w:ilvl w:val="0"/>
+          <w:numId w:val="30"/>
+        </w:numPr>
+        <w:rPr>
+          <w:lang/>
+        </w:rPr>
+      </w:pPr>
+      <w:r>
+        <w:rPr>
+          <w:lang/>
+        </w:rPr>
+        <w:t>Every appointment must involve exactly one patient and one doctor. A patient or doctor may be associated with many appointments over time.</w:t>
+      </w:r>
+    </w:p>
+    <w:p>
+      <w:pPr>
+        <w:pStyle w:val="IT"/>
+        <w:numPr>
+          <w:ilvl w:val="0"/>
+          <w:numId w:val="30"/>
+        </w:numPr>
+        <w:rPr>
+          <w:lang/>
+        </w:rPr>
+      </w:pPr>
+      <w:r>
+        <w:rPr>
+          <w:lang/>
+        </w:rPr>
+        <w:t>A doctor cannot have two appointments at the same date and time. This prevents schedule conflicts.</w:t>
+      </w:r>
+    </w:p>
+    <w:p>
+      <w:pPr>
+        <w:pStyle w:val="IT"/>
+        <w:numPr>
+          <w:ilvl w:val="0"/>
+          <w:numId w:val="30"/>
+        </w:numPr>
+        <w:rPr>
+          <w:lang/>
+        </w:rPr>
+      </w:pPr>
+      <w:r>
+        <w:rPr>
+          <w:lang/>
+        </w:rPr>
+        <w:t>Each appointment may result in one or more treatment records, but an appointment may initially exist without a treatment until the consultation is completed.</w:t>
+      </w:r>
+    </w:p>
+    <w:p>
+      <w:pPr>
+        <w:pStyle w:val="IT"/>
+        <w:numPr>
+          <w:ilvl w:val="0"/>
+          <w:numId w:val="30"/>
+        </w:numPr>
+        <w:rPr>
+          <w:lang/>
+        </w:rPr>
+      </w:pPr>
+      <w:r>
+        <w:rPr>
+          <w:lang/>
+        </w:rPr>
+        <w:t>A treatment must belong to one appointment. It may reference one medicine, but the medicine is optional because some treatments do not require medication.</w:t>
+      </w:r>
+    </w:p>
+    <w:p>
+      <w:pPr>
+        <w:pStyle w:val="IT"/>
+        <w:numPr>
+          <w:ilvl w:val="0"/>
+          <w:numId w:val="30"/>
+        </w:numPr>
+        <w:rPr>
+          <w:lang/>
+        </w:rPr>
+      </w:pPr>
+      <w:r>
+        <w:rPr>
+          <w:lang/>
+        </w:rPr>
+        <w:t>The design assumes that one treatment record refers to no more than one medicine. When several medicines are prescribed, separate treatment records are created for each medicine.</w:t>
+      </w:r>
+    </w:p>
+    <w:p>
+      <w:pPr>
+        <w:pStyle w:val="IT"/>
+        <w:numPr>
+          <w:ilvl w:val="0"/>
+          <w:numId w:val="30"/>
+        </w:numPr>
+        <w:rPr>
+          <w:lang/>
+        </w:rPr>
+      </w:pPr>
+      <w:r>
+        <w:rPr>
+          <w:lang/>
+        </w:rPr>
+        <w:t>A medicine may be associated with many treatments. Its stock quantity and unit price are assumed to be non-negative values.</w:t>
+      </w:r>
+    </w:p>
+    <w:p>
+      <w:pPr>
+        <w:pStyle w:val="IT"/>
+        <w:numPr>
+          <w:ilvl w:val="0"/>
+          <w:numId w:val="30"/>
+        </w:numPr>
+        <w:rPr>
+          <w:lang/>
+        </w:rPr>
+      </w:pPr>
+      <w:r>
+        <w:rPr>
+          <w:lang/>
+        </w:rPr>
+        <w:t>Each payment must be linked to one appointment. An appointment may have multiple payment records to support partial payments, insurance contributions, refunds, or separate transactions.</w:t>
+      </w:r>
+    </w:p>
+    <w:p>
+      <w:pPr>
+        <w:pStyle w:val="IT"/>
+        <w:numPr>
+          <w:ilvl w:val="0"/>
+          <w:numId w:val="30"/>
+        </w:numPr>
+        <w:rPr>
+          <w:lang/>
+        </w:rPr>
+      </w:pPr>
+      <w:r>
+        <w:rPr>
+          <w:lang/>
+        </w:rPr>
+        <w:t>Payment amounts and treatment costs must be positive or zero where appropriate. Negative values are not accepted as ordinary transaction records.</w:t>
+      </w:r>
+    </w:p>
+    <w:p>
+      <w:pPr>
+        <w:pStyle w:val="IT"/>
+        <w:numPr>
+          <w:ilvl w:val="0"/>
+          <w:numId w:val="30"/>
+        </w:numPr>
+        <w:rPr>
+          <w:lang/>
+        </w:rPr>
+      </w:pPr>
+      <w:r>
+        <w:rPr>
+          <w:lang/>
+        </w:rPr>
+        <w:t>Patient and doctor phone numbers are assumed to be unique. Email addresses are also treated as unique when provided.</w:t>
+      </w:r>
+    </w:p>
+    <w:p>
+      <w:pPr>
+        <w:pStyle w:val="IT"/>
+        <w:numPr>
+          <w:ilvl w:val="0"/>
+          <w:numId w:val="30"/>
+        </w:numPr>
+        <w:rPr>
+          <w:lang/>
+        </w:rPr>
+      </w:pPr>
+      <w:r>
+        <w:rPr>
+          <w:lang/>
+        </w:rPr>
+        <w:lastRenderedPageBreak/>
+        <w:t>Deleting a patient or doctor is restricted when related appointments exist, which protects historical clinic records.</w:t>
+      </w:r>
+    </w:p>
+    <w:p>
+      <w:pPr>
+        <w:pStyle w:val="IT"/>
+        <w:numPr>
+          <w:ilvl w:val="0"/>
+          <w:numId w:val="30"/>
+        </w:numPr>
+        <w:rPr>
+          <w:lang/>
+        </w:rPr>
+      </w:pPr>
+      <w:r>
+        <w:rPr>
+          <w:lang/>
+        </w:rPr>
+        <w:t>Deleting an appointment removes its related treatment records, while payment records are retained or protected from deletion to preserve financial history.</w:t>
+      </w:r>
+    </w:p>
+    <w:p>
+      <w:pPr>
+        <w:pStyle w:val="IT"/>
+        <w:numPr>
+          <w:ilvl w:val="0"/>
+          <w:numId w:val="30"/>
+        </w:numPr>
+        <w:rPr>
+          <w:lang/>
+        </w:rPr>
+      </w:pPr>
+      <w:r>
+        <w:rPr>
+          <w:lang/>
+        </w:rPr>
+        <w:t>Dates, times, names, contact information, and medical notes are entered accurately by authorized clinic staff. The database design does not include user authentication or access-control tables because they are outside the required six-entity scope.</w:t>
+      </w:r>
+    </w:p>
+    <w:p>
+      <w:pPr>
+        <w:pStyle w:val="IT"/>
+        <w:rPr>
+          <w:lang/>
+        </w:rPr>
       </w:pPr>
       <w:bookmarkStart w:id="6" w:name="_GoBack"/>
       <w:bookmarkEnd w:id="6"/>
+    </w:p>
+    <w:p>
+      <w:pPr>
+        <w:pStyle w:val="IT"/>
+      </w:pPr>
     </w:p>
     <w:p>
       <w:pPr>
@@ -9689,7 +10757,7 @@
       </w:pPr>
     </w:p>
     <w:sectPr>
-      <w:headerReference w:type="default" r:id="rId15"/>
+      <w:headerReference w:type="default" r:id="rId17"/>
       <w:pgSz w:w="12240" w:h="15840" w:code="1"/>
       <w:pgMar w:top="1080" w:right="720" w:bottom="1800" w:left="3096" w:header="1080" w:footer="720" w:gutter="0"/>
       <w:pgNumType w:start="1"/>
@@ -9757,7 +10825,7 @@
               <wp:docPr id="1349517934" name="Text Box 9" descr="Restricted - مقيد ">
                 <a:extLst xmlns:a="http://schemas.openxmlformats.org/drawingml/2006/main">
                   <a:ext uri="{5AE41FA2-C0FF-4470-9BD4-5FADCA87CBE2}">
-                    <aclsh:classification xmlns="" xmlns:cx1="http://schemas.microsoft.com/office/drawing/2015/9/8/chartex" xmlns:cx2="http://schemas.microsoft.com/office/drawing/2015/10/21/chartex" xmlns:cx3="http://schemas.microsoft.com/office/drawing/2016/5/9/chartex" xmlns:cx4="http://schemas.microsoft.com/office/drawing/2016/5/10/chartex" xmlns:cx5="http://schemas.microsoft.com/office/drawing/2016/5/11/chartex" xmlns:cx6="http://schemas.microsoft.com/office/drawing/2016/5/12/chartex" xmlns:cx7="http://schemas.microsoft.com/office/drawing/2016/5/13/chartex" xmlns:cx8="http://schemas.microsoft.com/office/drawing/2016/5/14/chartex" xmlns:aink="http://schemas.microsoft.com/office/drawing/2016/ink" xmlns:am3d="http://schemas.microsoft.com/office/drawing/2017/model3d" xmlns:oel="http://schemas.microsoft.com/office/2019/extlst" xmlns:o="urn:schemas-microsoft-com:office:office" xmlns:v="urn:schemas-microsoft-com:vml" xmlns:w10="urn:schemas-microsoft-com:office:word" xmlns:w="http://schemas.openxmlformats.org/wordprocessingml/2006/main" xmlns:w16cei="http://schemas.microsoft.com/office/word/2026/wordml/cei" xmlns:w16cex="http://schemas.microsoft.com/office/word/2018/wordml/cex" xmlns:w16cid="http://schemas.microsoft.com/office/word/2016/wordml/cid" xmlns:w16="http://schemas.microsoft.com/office/word/2018/wordml" xmlns:w16sdtdh="http://schemas.microsoft.com/office/word/2020/wordml/sdtdatahash" xmlns:w16sdtfl="http://schemas.microsoft.com/office/word/2024/wordml/sdtformatlock" xmlns:w16du="http://schemas.microsoft.com/office/word/2023/wordml/word16du" xmlns:aclsh="http://schemas.microsoft.com/office/drawing/2020/classificationShape" classificationOutcomeType="ftr"/>
+                    <aclsh:classification xmlns:aclsh="http://schemas.microsoft.com/office/drawing/2020/classificationShape" xmlns:w16du="http://schemas.microsoft.com/office/word/2023/wordml/word16du" xmlns:w16sdtfl="http://schemas.microsoft.com/office/word/2024/wordml/sdtformatlock" xmlns:w16sdtdh="http://schemas.microsoft.com/office/word/2020/wordml/sdtdatahash" xmlns:w16="http://schemas.microsoft.com/office/word/2018/wordml" xmlns:w16cid="http://schemas.microsoft.com/office/word/2016/wordml/cid" xmlns:w16cex="http://schemas.microsoft.com/office/word/2018/wordml/cex" xmlns:w16cei="http://schemas.microsoft.com/office/word/2026/wordml/cei" xmlns:w="http://schemas.openxmlformats.org/wordprocessingml/2006/main" xmlns:w10="urn:schemas-microsoft-com:office:word" xmlns:v="urn:schemas-microsoft-com:vml" xmlns:o="urn:schemas-microsoft-com:office:office" xmlns:oel="http://schemas.microsoft.com/office/2019/extlst" xmlns:am3d="http://schemas.microsoft.com/office/drawing/2017/model3d" xmlns:aink="http://schemas.microsoft.com/office/drawing/2016/ink" xmlns:cx8="http://schemas.microsoft.com/office/drawing/2016/5/14/chartex" xmlns:cx7="http://schemas.microsoft.com/office/drawing/2016/5/13/chartex" xmlns:cx6="http://schemas.microsoft.com/office/drawing/2016/5/12/chartex" xmlns:cx5="http://schemas.microsoft.com/office/drawing/2016/5/11/chartex" xmlns:cx4="http://schemas.microsoft.com/office/drawing/2016/5/10/chartex" xmlns:cx3="http://schemas.microsoft.com/office/drawing/2016/5/9/chartex" xmlns:cx2="http://schemas.microsoft.com/office/drawing/2015/10/21/chartex" xmlns:cx1="http://schemas.microsoft.com/office/drawing/2015/9/8/chartex" xmlns="" classificationOutcomeType="ftr"/>
                   </a:ext>
                 </a:extLst>
               </wp:docPr>
@@ -9915,7 +10983,7 @@
               <wp:docPr id="1992261074" name="Text Box 10" descr="Restricted - مقيد ">
                 <a:extLst xmlns:a="http://schemas.openxmlformats.org/drawingml/2006/main">
                   <a:ext uri="{5AE41FA2-C0FF-4470-9BD4-5FADCA87CBE2}">
-                    <aclsh:classification xmlns="" xmlns:cx1="http://schemas.microsoft.com/office/drawing/2015/9/8/chartex" xmlns:cx2="http://schemas.microsoft.com/office/drawing/2015/10/21/chartex" xmlns:cx3="http://schemas.microsoft.com/office/drawing/2016/5/9/chartex" xmlns:cx4="http://schemas.microsoft.com/office/drawing/2016/5/10/chartex" xmlns:cx5="http://schemas.microsoft.com/office/drawing/2016/5/11/chartex" xmlns:cx6="http://schemas.microsoft.com/office/drawing/2016/5/12/chartex" xmlns:cx7="http://schemas.microsoft.com/office/drawing/2016/5/13/chartex" xmlns:cx8="http://schemas.microsoft.com/office/drawing/2016/5/14/chartex" xmlns:aink="http://schemas.microsoft.com/office/drawing/2016/ink" xmlns:am3d="http://schemas.microsoft.com/office/drawing/2017/model3d" xmlns:oel="http://schemas.microsoft.com/office/2019/extlst" xmlns:o="urn:schemas-microsoft-com:office:office" xmlns:v="urn:schemas-microsoft-com:vml" xmlns:w10="urn:schemas-microsoft-com:office:word" xmlns:w="http://schemas.openxmlformats.org/wordprocessingml/2006/main" xmlns:w16cei="http://schemas.microsoft.com/office/word/2026/wordml/cei" xmlns:w16cex="http://schemas.microsoft.com/office/word/2018/wordml/cex" xmlns:w16cid="http://schemas.microsoft.com/office/word/2016/wordml/cid" xmlns:w16="http://schemas.microsoft.com/office/word/2018/wordml" xmlns:w16sdtdh="http://schemas.microsoft.com/office/word/2020/wordml/sdtdatahash" xmlns:w16sdtfl="http://schemas.microsoft.com/office/word/2024/wordml/sdtformatlock" xmlns:w16du="http://schemas.microsoft.com/office/word/2023/wordml/word16du" xmlns:aclsh="http://schemas.microsoft.com/office/drawing/2020/classificationShape" classificationOutcomeType="ftr"/>
+                    <aclsh:classification xmlns:aclsh="http://schemas.microsoft.com/office/drawing/2020/classificationShape" xmlns:w16du="http://schemas.microsoft.com/office/word/2023/wordml/word16du" xmlns:w16sdtfl="http://schemas.microsoft.com/office/word/2024/wordml/sdtformatlock" xmlns:w16sdtdh="http://schemas.microsoft.com/office/word/2020/wordml/sdtdatahash" xmlns:w16="http://schemas.microsoft.com/office/word/2018/wordml" xmlns:w16cid="http://schemas.microsoft.com/office/word/2016/wordml/cid" xmlns:w16cex="http://schemas.microsoft.com/office/word/2018/wordml/cex" xmlns:w16cei="http://schemas.microsoft.com/office/word/2026/wordml/cei" xmlns:w="http://schemas.openxmlformats.org/wordprocessingml/2006/main" xmlns:w10="urn:schemas-microsoft-com:office:word" xmlns:v="urn:schemas-microsoft-com:vml" xmlns:o="urn:schemas-microsoft-com:office:office" xmlns:oel="http://schemas.microsoft.com/office/2019/extlst" xmlns:am3d="http://schemas.microsoft.com/office/drawing/2017/model3d" xmlns:aink="http://schemas.microsoft.com/office/drawing/2016/ink" xmlns:cx8="http://schemas.microsoft.com/office/drawing/2016/5/14/chartex" xmlns:cx7="http://schemas.microsoft.com/office/drawing/2016/5/13/chartex" xmlns:cx6="http://schemas.microsoft.com/office/drawing/2016/5/12/chartex" xmlns:cx5="http://schemas.microsoft.com/office/drawing/2016/5/11/chartex" xmlns:cx4="http://schemas.microsoft.com/office/drawing/2016/5/10/chartex" xmlns:cx3="http://schemas.microsoft.com/office/drawing/2016/5/9/chartex" xmlns:cx2="http://schemas.microsoft.com/office/drawing/2015/10/21/chartex" xmlns:cx1="http://schemas.microsoft.com/office/drawing/2015/9/8/chartex" xmlns="" classificationOutcomeType="ftr"/>
                   </a:ext>
                 </a:extLst>
               </wp:docPr>
@@ -10073,7 +11141,7 @@
               <wp:docPr id="786098250" name="Text Box 8" descr="Restricted - مقيد ">
                 <a:extLst xmlns:a="http://schemas.openxmlformats.org/drawingml/2006/main">
                   <a:ext uri="{5AE41FA2-C0FF-4470-9BD4-5FADCA87CBE2}">
-                    <aclsh:classification xmlns="" xmlns:cx1="http://schemas.microsoft.com/office/drawing/2015/9/8/chartex" xmlns:cx2="http://schemas.microsoft.com/office/drawing/2015/10/21/chartex" xmlns:cx3="http://schemas.microsoft.com/office/drawing/2016/5/9/chartex" xmlns:cx4="http://schemas.microsoft.com/office/drawing/2016/5/10/chartex" xmlns:cx5="http://schemas.microsoft.com/office/drawing/2016/5/11/chartex" xmlns:cx6="http://schemas.microsoft.com/office/drawing/2016/5/12/chartex" xmlns:cx7="http://schemas.microsoft.com/office/drawing/2016/5/13/chartex" xmlns:cx8="http://schemas.microsoft.com/office/drawing/2016/5/14/chartex" xmlns:aink="http://schemas.microsoft.com/office/drawing/2016/ink" xmlns:am3d="http://schemas.microsoft.com/office/drawing/2017/model3d" xmlns:oel="http://schemas.microsoft.com/office/2019/extlst" xmlns:o="urn:schemas-microsoft-com:office:office" xmlns:v="urn:schemas-microsoft-com:vml" xmlns:w10="urn:schemas-microsoft-com:office:word" xmlns:w="http://schemas.openxmlformats.org/wordprocessingml/2006/main" xmlns:w16cei="http://schemas.microsoft.com/office/word/2026/wordml/cei" xmlns:w16cex="http://schemas.microsoft.com/office/word/2018/wordml/cex" xmlns:w16cid="http://schemas.microsoft.com/office/word/2016/wordml/cid" xmlns:w16="http://schemas.microsoft.com/office/word/2018/wordml" xmlns:w16sdtdh="http://schemas.microsoft.com/office/word/2020/wordml/sdtdatahash" xmlns:w16sdtfl="http://schemas.microsoft.com/office/word/2024/wordml/sdtformatlock" xmlns:w16du="http://schemas.microsoft.com/office/word/2023/wordml/word16du" xmlns:aclsh="http://schemas.microsoft.com/office/drawing/2020/classificationShape" classificationOutcomeType="ftr"/>
+                    <aclsh:classification xmlns:aclsh="http://schemas.microsoft.com/office/drawing/2020/classificationShape" xmlns:w16du="http://schemas.microsoft.com/office/word/2023/wordml/word16du" xmlns:w16sdtfl="http://schemas.microsoft.com/office/word/2024/wordml/sdtformatlock" xmlns:w16sdtdh="http://schemas.microsoft.com/office/word/2020/wordml/sdtdatahash" xmlns:w16="http://schemas.microsoft.com/office/word/2018/wordml" xmlns:w16cid="http://schemas.microsoft.com/office/word/2016/wordml/cid" xmlns:w16cex="http://schemas.microsoft.com/office/word/2018/wordml/cex" xmlns:w16cei="http://schemas.microsoft.com/office/word/2026/wordml/cei" xmlns:w="http://schemas.openxmlformats.org/wordprocessingml/2006/main" xmlns:w10="urn:schemas-microsoft-com:office:word" xmlns:v="urn:schemas-microsoft-com:vml" xmlns:o="urn:schemas-microsoft-com:office:office" xmlns:oel="http://schemas.microsoft.com/office/2019/extlst" xmlns:am3d="http://schemas.microsoft.com/office/drawing/2017/model3d" xmlns:aink="http://schemas.microsoft.com/office/drawing/2016/ink" xmlns:cx8="http://schemas.microsoft.com/office/drawing/2016/5/14/chartex" xmlns:cx7="http://schemas.microsoft.com/office/drawing/2016/5/13/chartex" xmlns:cx6="http://schemas.microsoft.com/office/drawing/2016/5/12/chartex" xmlns:cx5="http://schemas.microsoft.com/office/drawing/2016/5/11/chartex" xmlns:cx4="http://schemas.microsoft.com/office/drawing/2016/5/10/chartex" xmlns:cx3="http://schemas.microsoft.com/office/drawing/2016/5/9/chartex" xmlns:cx2="http://schemas.microsoft.com/office/drawing/2015/10/21/chartex" xmlns:cx1="http://schemas.microsoft.com/office/drawing/2015/9/8/chartex" xmlns="" classificationOutcomeType="ftr"/>
                   </a:ext>
                 </a:extLst>
               </wp:docPr>
@@ -10503,7 +11571,7 @@
             </wp:anchor>
           </w:drawing>
         </mc:Choice>
-        <mc:Fallback xmlns:cx1="http://schemas.microsoft.com/office/drawing/2015/9/8/chartex" xmlns:cx2="http://schemas.microsoft.com/office/drawing/2015/10/21/chartex" xmlns:cx3="http://schemas.microsoft.com/office/drawing/2016/5/9/chartex" xmlns:cx4="http://schemas.microsoft.com/office/drawing/2016/5/10/chartex" xmlns:cx5="http://schemas.microsoft.com/office/drawing/2016/5/11/chartex" xmlns:cx6="http://schemas.microsoft.com/office/drawing/2016/5/12/chartex" xmlns:cx7="http://schemas.microsoft.com/office/drawing/2016/5/13/chartex" xmlns:cx8="http://schemas.microsoft.com/office/drawing/2016/5/14/chartex" xmlns:aink="http://schemas.microsoft.com/office/drawing/2016/ink" xmlns:am3d="http://schemas.microsoft.com/office/drawing/2017/model3d" xmlns:oel="http://schemas.microsoft.com/office/2019/extlst" xmlns:w16cei="http://schemas.microsoft.com/office/word/2026/wordml/cei" xmlns:w16cex="http://schemas.microsoft.com/office/word/2018/wordml/cex" xmlns:w16cid="http://schemas.microsoft.com/office/word/2016/wordml/cid" xmlns:w16="http://schemas.microsoft.com/office/word/2018/wordml" xmlns:w16sdtdh="http://schemas.microsoft.com/office/word/2020/wordml/sdtdatahash" xmlns:w16sdtfl="http://schemas.microsoft.com/office/word/2024/wordml/sdtformatlock" xmlns:w16du="http://schemas.microsoft.com/office/word/2023/wordml/word16du">
+        <mc:Fallback xmlns:w16du="http://schemas.microsoft.com/office/word/2023/wordml/word16du" xmlns:w16sdtfl="http://schemas.microsoft.com/office/word/2024/wordml/sdtformatlock" xmlns:w16sdtdh="http://schemas.microsoft.com/office/word/2020/wordml/sdtdatahash" xmlns:w16="http://schemas.microsoft.com/office/word/2018/wordml" xmlns:w16cid="http://schemas.microsoft.com/office/word/2016/wordml/cid" xmlns:w16cex="http://schemas.microsoft.com/office/word/2018/wordml/cex" xmlns:w16cei="http://schemas.microsoft.com/office/word/2026/wordml/cei" xmlns:oel="http://schemas.microsoft.com/office/2019/extlst" xmlns:am3d="http://schemas.microsoft.com/office/drawing/2017/model3d" xmlns:aink="http://schemas.microsoft.com/office/drawing/2016/ink" xmlns:cx8="http://schemas.microsoft.com/office/drawing/2016/5/14/chartex" xmlns:cx7="http://schemas.microsoft.com/office/drawing/2016/5/13/chartex" xmlns:cx6="http://schemas.microsoft.com/office/drawing/2016/5/12/chartex" xmlns:cx5="http://schemas.microsoft.com/office/drawing/2016/5/11/chartex" xmlns:cx4="http://schemas.microsoft.com/office/drawing/2016/5/10/chartex" xmlns:cx3="http://schemas.microsoft.com/office/drawing/2016/5/9/chartex" xmlns:cx2="http://schemas.microsoft.com/office/drawing/2015/10/21/chartex" xmlns:cx1="http://schemas.microsoft.com/office/drawing/2015/9/8/chartex">
           <w:pict>
             <v:line w14:anchorId="04400D3D" id="Straight Connector 6" o:spid="_x0000_s1026" style="position:absolute;z-index:251660288;visibility:visible;mso-wrap-style:square;mso-width-percent:0;mso-height-percent:0;mso-wrap-distance-left:9pt;mso-wrap-distance-top:-3e-5mm;mso-wrap-distance-right:9pt;mso-wrap-distance-bottom:-3e-5mm;mso-position-horizontal:absolute;mso-position-horizontal-relative:text;mso-position-vertical:absolute;mso-position-vertical-relative:text;mso-width-percent:0;mso-height-percent:0;mso-width-relative:page;mso-height-relative:page" from="-68.95pt,-666.45pt" to="489.05pt,-666.45pt" o:gfxdata="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" strokecolor="#4f81bd" strokeweight="2pt">
               <v:shadow on="t" opacity="24903f" origin=",.5" offset="0,.55556mm"/>
@@ -10563,7 +11631,7 @@
             <w:fldChar w:fldCharType="separate"/>
           </w:r>
           <w:r>
-            <w:t>10</w:t>
+            <w:t>15</w:t>
           </w:r>
           <w:r>
             <w:fldChar w:fldCharType="end"/>
@@ -10614,7 +11682,7 @@
             <w:rPr>
               <w:noProof/>
             </w:rPr>
-            <w:instrText>Task 4 – Reflection (2 Marks)</w:instrText>
+            <w:instrText>Task 1 – Database Design (6 Marks)</w:instrText>
           </w:r>
           <w:r>
             <w:rPr>
@@ -10647,7 +11715,7 @@
             <w:rPr>
               <w:noProof/>
             </w:rPr>
-            <w:instrText>Task 4 – Reflection (2 Marks)</w:instrText>
+            <w:instrText>Task 1 – Database Design (6 Marks)</w:instrText>
           </w:r>
           <w:r>
             <w:rPr>
@@ -10665,7 +11733,7 @@
             <w:rPr>
               <w:noProof/>
             </w:rPr>
-            <w:t xml:space="preserve">Task 4 – Reflection (2 Marks) </w:t>
+            <w:t xml:space="preserve">Task 1 – Database Design (6 Marks) </w:t>
           </w:r>
           <w:r>
             <w:fldChar w:fldCharType="end"/>
@@ -15104,6 +16172,7 @@
     <w:rsid w:val="009A2761"/>
     <w:rsid w:val="00A53609"/>
     <w:rsid w:val="00A90B6D"/>
+    <w:rsid w:val="00A97CD5"/>
     <w:rsid w:val="00AC3A9C"/>
     <w:rsid w:val="00AC55E9"/>
     <w:rsid w:val="00AD54E3"/>
@@ -15979,7 +17048,7 @@
 </file>
 
 <file path=customXml/itemProps3.xml><?xml version="1.0" encoding="utf-8"?>
-<ds:datastoreItem xmlns:ds="http://schemas.openxmlformats.org/officeDocument/2006/customXml" ds:itemID="{426EFD3B-B699-40CC-AFE0-93433F65F885}">
+<ds:datastoreItem xmlns:ds="http://schemas.openxmlformats.org/officeDocument/2006/customXml" ds:itemID="{B304B4EA-374A-4412-A69D-0A3E7C5E3B7F}">
   <ds:schemaRefs>
     <ds:schemaRef ds:uri="http://schemas.openxmlformats.org/officeDocument/2006/bibliography"/>
   </ds:schemaRefs>

--- a/IT244 -#1- Project.docx
+++ b/IT244 -#1- Project.docx
@@ -1380,14 +1380,7 @@
                                     <w:rPr>
                                       <w:color w:val="auto"/>
                                     </w:rPr>
-                                    <w:t xml:space="preserve"> will be given if you try to bypass the </w:t>
-                                  </w:r>
-                                  <w:proofErr w:type="spellStart"/>
-                                  <w:r>
-                                    <w:rPr>
-                                      <w:color w:val="auto"/>
-                                    </w:rPr>
-                                    <w:t>SafeAssi</w:t>
+                                    <w:t xml:space="preserve"> will be given if you try to bypass the SafeAssi</w:t>
                                   </w:r>
                                   <w:r>
                                     <w:rPr>
@@ -1395,7 +1388,6 @@
                                     </w:rPr>
                                     <w:t>gn</w:t>
                                   </w:r>
-                                  <w:proofErr w:type="spellEnd"/>
                                   <w:r>
                                     <w:rPr>
                                       <w:color w:val="auto"/>
@@ -1868,14 +1860,7 @@
                               <w:rPr>
                                 <w:color w:val="auto"/>
                               </w:rPr>
-                              <w:t xml:space="preserve"> will be given if you try to bypass the </w:t>
-                            </w:r>
-                            <w:proofErr w:type="spellStart"/>
-                            <w:r>
-                              <w:rPr>
-                                <w:color w:val="auto"/>
-                              </w:rPr>
-                              <w:t>SafeAssi</w:t>
+                              <w:t xml:space="preserve"> will be given if you try to bypass the SafeAssi</w:t>
                             </w:r>
                             <w:r>
                               <w:rPr>
@@ -1883,7 +1868,6 @@
                               </w:rPr>
                               <w:t>gn</w:t>
                             </w:r>
-                            <w:proofErr w:type="spellEnd"/>
                             <w:r>
                               <w:rPr>
                                 <w:color w:val="auto"/>
@@ -3716,25 +3700,7 @@
           <w:sz w:val="24"/>
           <w:szCs w:val="24"/>
         </w:rPr>
-        <w:t xml:space="preserve">Task </w:t>
-      </w:r>
-      <w:proofErr w:type="gramStart"/>
-      <w:r>
-        <w:rPr>
-          <w:rFonts w:ascii="Times New Roman" w:hAnsi="Times New Roman" w:cs="Times New Roman"/>
-          <w:sz w:val="24"/>
-          <w:szCs w:val="24"/>
-        </w:rPr>
-        <w:t>1 :</w:t>
-      </w:r>
-      <w:proofErr w:type="gramEnd"/>
-      <w:r>
-        <w:rPr>
-          <w:rFonts w:ascii="Times New Roman" w:hAnsi="Times New Roman" w:cs="Times New Roman"/>
-          <w:sz w:val="24"/>
-          <w:szCs w:val="24"/>
-        </w:rPr>
-        <w:t xml:space="preserve"> database design</w:t>
+        <w:t>Task 1 : database design</w:t>
       </w:r>
     </w:p>
     <w:p>
@@ -3977,25 +3943,7 @@
           <w:sz w:val="24"/>
           <w:szCs w:val="24"/>
         </w:rPr>
-        <w:t xml:space="preserve"> (or </w:t>
-      </w:r>
-      <w:proofErr w:type="spellStart"/>
-      <w:r>
-        <w:rPr>
-          <w:rFonts w:ascii="Times New Roman" w:hAnsi="Times New Roman" w:cs="Times New Roman"/>
-          <w:sz w:val="24"/>
-          <w:szCs w:val="24"/>
-        </w:rPr>
-        <w:t>GitLab</w:t>
-      </w:r>
-      <w:proofErr w:type="spellEnd"/>
-      <w:r>
-        <w:rPr>
-          <w:rFonts w:ascii="Times New Roman" w:hAnsi="Times New Roman" w:cs="Times New Roman"/>
-          <w:sz w:val="24"/>
-          <w:szCs w:val="24"/>
-        </w:rPr>
-        <w:t>) repository containing the complete project with regular commits and meaningful commit messages.</w:t>
+        <w:t xml:space="preserve"> (or GitLab) repository containing the complete project with regular commits and meaningful commit messages.</w:t>
       </w:r>
     </w:p>
     <w:p>
@@ -4081,43 +4029,7 @@
           <w:sz w:val="24"/>
           <w:szCs w:val="24"/>
         </w:rPr>
-        <w:t xml:space="preserve"> to the live report document, GitHub/</w:t>
-      </w:r>
-      <w:proofErr w:type="spellStart"/>
-      <w:r>
-        <w:rPr>
-          <w:rFonts w:ascii="Times New Roman" w:hAnsi="Times New Roman" w:cs="Times New Roman"/>
-          <w:sz w:val="24"/>
-          <w:szCs w:val="24"/>
-        </w:rPr>
-        <w:t>GitLab</w:t>
-      </w:r>
-      <w:proofErr w:type="spellEnd"/>
-      <w:r>
-        <w:rPr>
-          <w:rFonts w:ascii="Times New Roman" w:hAnsi="Times New Roman" w:cs="Times New Roman"/>
-          <w:sz w:val="24"/>
-          <w:szCs w:val="24"/>
-        </w:rPr>
-        <w:t xml:space="preserve"> repository, and Google </w:t>
-      </w:r>
-      <w:proofErr w:type="spellStart"/>
-      <w:r>
-        <w:rPr>
-          <w:rFonts w:ascii="Times New Roman" w:hAnsi="Times New Roman" w:cs="Times New Roman"/>
-          <w:sz w:val="24"/>
-          <w:szCs w:val="24"/>
-        </w:rPr>
-        <w:t>Colab</w:t>
-      </w:r>
-      <w:proofErr w:type="spellEnd"/>
-      <w:r>
-        <w:rPr>
-          <w:rFonts w:ascii="Times New Roman" w:hAnsi="Times New Roman" w:cs="Times New Roman"/>
-          <w:sz w:val="24"/>
-          <w:szCs w:val="24"/>
-        </w:rPr>
-        <w:t xml:space="preserve"> notebook (if applicable) in the </w:t>
+        <w:t xml:space="preserve"> to the live report document, GitHub/GitLab repository, and Google Colab notebook (if applicable) in the </w:t>
       </w:r>
       <w:r>
         <w:rPr>
@@ -4874,27 +4786,7 @@
           <w:szCs w:val="24"/>
           <w:lang w:val="es-ES"/>
         </w:rPr>
-        <w:t xml:space="preserve">A complete ER/EER </w:t>
-      </w:r>
-      <w:proofErr w:type="spellStart"/>
-      <w:r>
-        <w:rPr>
-          <w:rFonts w:ascii="Times New Roman" w:hAnsi="Times New Roman" w:cs="Times New Roman"/>
-          <w:sz w:val="24"/>
-          <w:szCs w:val="24"/>
-          <w:lang w:val="es-ES"/>
-        </w:rPr>
-        <w:t>diagram</w:t>
-      </w:r>
-      <w:proofErr w:type="spellEnd"/>
-      <w:r>
-        <w:rPr>
-          <w:rFonts w:ascii="Times New Roman" w:hAnsi="Times New Roman" w:cs="Times New Roman"/>
-          <w:sz w:val="24"/>
-          <w:szCs w:val="24"/>
-          <w:lang w:val="es-ES"/>
-        </w:rPr>
-        <w:t>.</w:t>
+        <w:t>A complete ER/EER diagram.</w:t>
       </w:r>
     </w:p>
     <w:p>
@@ -7769,7 +7661,6 @@
         <w:rPr>
           <w:b/>
           <w:bCs/>
-          <w:lang/>
         </w:rPr>
       </w:pPr>
       <w:r>
@@ -7836,7 +7727,6 @@
           <w:b/>
           <w:bCs/>
           <w:color w:val="0070C0"/>
-          <w:lang/>
         </w:rPr>
         <w:t>A complete ER/EER diagram</w:t>
       </w:r>
@@ -7844,17 +7734,11 @@
     <w:p>
       <w:pPr>
         <w:pStyle w:val="IT"/>
-        <w:rPr>
-          <w:lang/>
-        </w:rPr>
-      </w:pPr>
-    </w:p>
-    <w:p>
-      <w:pPr>
-        <w:pStyle w:val="IT"/>
-        <w:rPr>
-          <w:lang/>
-        </w:rPr>
+      </w:pPr>
+    </w:p>
+    <w:p>
+      <w:pPr>
+        <w:pStyle w:val="IT"/>
       </w:pPr>
     </w:p>
     <w:p>
@@ -7864,7 +7748,6 @@
           <w:b/>
           <w:bCs/>
           <w:color w:val="0070C0"/>
-          <w:lang/>
         </w:rPr>
       </w:pPr>
       <w:r>
@@ -7872,7 +7755,6 @@
           <w:b/>
           <w:bCs/>
           <w:color w:val="0070C0"/>
-          <w:lang/>
         </w:rPr>
         <w:t>Primary and Foreign Keys</w:t>
       </w:r>
@@ -7902,13 +7784,11 @@
               <w:pStyle w:val="IT"/>
               <w:rPr>
                 <w:bCs/>
-                <w:lang/>
               </w:rPr>
             </w:pPr>
             <w:r>
               <w:rPr>
                 <w:bCs/>
-                <w:lang/>
               </w:rPr>
               <w:t>Entity</w:t>
             </w:r>
@@ -7924,13 +7804,11 @@
               <w:pStyle w:val="IT"/>
               <w:rPr>
                 <w:bCs/>
-                <w:lang/>
               </w:rPr>
             </w:pPr>
             <w:r>
               <w:rPr>
                 <w:bCs/>
-                <w:lang/>
               </w:rPr>
               <w:t>Primary Key</w:t>
             </w:r>
@@ -7946,13 +7824,11 @@
               <w:pStyle w:val="IT"/>
               <w:rPr>
                 <w:bCs/>
-                <w:lang/>
               </w:rPr>
             </w:pPr>
             <w:r>
               <w:rPr>
                 <w:bCs/>
-                <w:lang/>
               </w:rPr>
               <w:t>Foreign Key(s)</w:t>
             </w:r>
@@ -7968,14 +7844,8 @@
           <w:p>
             <w:pPr>
               <w:pStyle w:val="IT"/>
-              <w:rPr>
-                <w:lang/>
-              </w:rPr>
-            </w:pPr>
-            <w:r>
-              <w:rPr>
-                <w:lang/>
-              </w:rPr>
+            </w:pPr>
+            <w:r>
               <w:t>Patients</w:t>
             </w:r>
           </w:p>
@@ -7988,14 +7858,8 @@
           <w:p>
             <w:pPr>
               <w:pStyle w:val="IT"/>
-              <w:rPr>
-                <w:lang/>
-              </w:rPr>
-            </w:pPr>
-            <w:r>
-              <w:rPr>
-                <w:lang/>
-              </w:rPr>
+            </w:pPr>
+            <w:r>
               <w:t>Patient_ID</w:t>
             </w:r>
           </w:p>
@@ -8008,14 +7872,8 @@
           <w:p>
             <w:pPr>
               <w:pStyle w:val="IT"/>
-              <w:rPr>
-                <w:lang/>
-              </w:rPr>
-            </w:pPr>
-            <w:r>
-              <w:rPr>
-                <w:lang/>
-              </w:rPr>
+            </w:pPr>
+            <w:r>
               <w:t>None</w:t>
             </w:r>
           </w:p>
@@ -8030,14 +7888,8 @@
           <w:p>
             <w:pPr>
               <w:pStyle w:val="IT"/>
-              <w:rPr>
-                <w:lang/>
-              </w:rPr>
-            </w:pPr>
-            <w:r>
-              <w:rPr>
-                <w:lang/>
-              </w:rPr>
+            </w:pPr>
+            <w:r>
               <w:t>Doctors</w:t>
             </w:r>
           </w:p>
@@ -8050,14 +7902,8 @@
           <w:p>
             <w:pPr>
               <w:pStyle w:val="IT"/>
-              <w:rPr>
-                <w:lang/>
-              </w:rPr>
-            </w:pPr>
-            <w:r>
-              <w:rPr>
-                <w:lang/>
-              </w:rPr>
+            </w:pPr>
+            <w:r>
               <w:t>Doctor_ID</w:t>
             </w:r>
           </w:p>
@@ -8070,14 +7916,8 @@
           <w:p>
             <w:pPr>
               <w:pStyle w:val="IT"/>
-              <w:rPr>
-                <w:lang/>
-              </w:rPr>
-            </w:pPr>
-            <w:r>
-              <w:rPr>
-                <w:lang/>
-              </w:rPr>
+            </w:pPr>
+            <w:r>
               <w:t>None</w:t>
             </w:r>
           </w:p>
@@ -8092,14 +7932,8 @@
           <w:p>
             <w:pPr>
               <w:pStyle w:val="IT"/>
-              <w:rPr>
-                <w:lang/>
-              </w:rPr>
-            </w:pPr>
-            <w:r>
-              <w:rPr>
-                <w:lang/>
-              </w:rPr>
+            </w:pPr>
+            <w:r>
               <w:t>Appointments</w:t>
             </w:r>
           </w:p>
@@ -8112,14 +7946,8 @@
           <w:p>
             <w:pPr>
               <w:pStyle w:val="IT"/>
-              <w:rPr>
-                <w:lang/>
-              </w:rPr>
-            </w:pPr>
-            <w:r>
-              <w:rPr>
-                <w:lang/>
-              </w:rPr>
+            </w:pPr>
+            <w:r>
               <w:t>Appointment_ID</w:t>
             </w:r>
           </w:p>
@@ -8132,14 +7960,8 @@
           <w:p>
             <w:pPr>
               <w:pStyle w:val="IT"/>
-              <w:rPr>
-                <w:lang/>
-              </w:rPr>
-            </w:pPr>
-            <w:r>
-              <w:rPr>
-                <w:lang/>
-              </w:rPr>
+            </w:pPr>
+            <w:r>
               <w:t>Patient_ID references Patients(Patient_ID); Doctor_ID references Doctors(Doctor_ID)</w:t>
             </w:r>
           </w:p>
@@ -8154,14 +7976,8 @@
           <w:p>
             <w:pPr>
               <w:pStyle w:val="IT"/>
-              <w:rPr>
-                <w:lang/>
-              </w:rPr>
-            </w:pPr>
-            <w:r>
-              <w:rPr>
-                <w:lang/>
-              </w:rPr>
+            </w:pPr>
+            <w:r>
               <w:t>Medicines</w:t>
             </w:r>
           </w:p>
@@ -8174,14 +7990,8 @@
           <w:p>
             <w:pPr>
               <w:pStyle w:val="IT"/>
-              <w:rPr>
-                <w:lang/>
-              </w:rPr>
-            </w:pPr>
-            <w:r>
-              <w:rPr>
-                <w:lang/>
-              </w:rPr>
+            </w:pPr>
+            <w:r>
               <w:t>Medicine_ID</w:t>
             </w:r>
           </w:p>
@@ -8194,14 +8004,8 @@
           <w:p>
             <w:pPr>
               <w:pStyle w:val="IT"/>
-              <w:rPr>
-                <w:lang/>
-              </w:rPr>
-            </w:pPr>
-            <w:r>
-              <w:rPr>
-                <w:lang/>
-              </w:rPr>
+            </w:pPr>
+            <w:r>
               <w:t>None</w:t>
             </w:r>
           </w:p>
@@ -8216,14 +8020,8 @@
           <w:p>
             <w:pPr>
               <w:pStyle w:val="IT"/>
-              <w:rPr>
-                <w:lang/>
-              </w:rPr>
-            </w:pPr>
-            <w:r>
-              <w:rPr>
-                <w:lang/>
-              </w:rPr>
+            </w:pPr>
+            <w:r>
               <w:lastRenderedPageBreak/>
               <w:t>Treatments</w:t>
             </w:r>
@@ -8237,14 +8035,8 @@
           <w:p>
             <w:pPr>
               <w:pStyle w:val="IT"/>
-              <w:rPr>
-                <w:lang/>
-              </w:rPr>
-            </w:pPr>
-            <w:r>
-              <w:rPr>
-                <w:lang/>
-              </w:rPr>
+            </w:pPr>
+            <w:r>
               <w:t>Treatment_ID</w:t>
             </w:r>
           </w:p>
@@ -8257,14 +8049,8 @@
           <w:p>
             <w:pPr>
               <w:pStyle w:val="IT"/>
-              <w:rPr>
-                <w:lang/>
-              </w:rPr>
-            </w:pPr>
-            <w:r>
-              <w:rPr>
-                <w:lang/>
-              </w:rPr>
+            </w:pPr>
+            <w:r>
               <w:t>Appointment_ID references Appointments(Appointment_ID); Medicine_ID references Medicines(Medicine_ID)</w:t>
             </w:r>
           </w:p>
@@ -8279,14 +8065,8 @@
           <w:p>
             <w:pPr>
               <w:pStyle w:val="IT"/>
-              <w:rPr>
-                <w:lang/>
-              </w:rPr>
-            </w:pPr>
-            <w:r>
-              <w:rPr>
-                <w:lang/>
-              </w:rPr>
+            </w:pPr>
+            <w:r>
               <w:t>Payments</w:t>
             </w:r>
           </w:p>
@@ -8299,14 +8079,8 @@
           <w:p>
             <w:pPr>
               <w:pStyle w:val="IT"/>
-              <w:rPr>
-                <w:lang/>
-              </w:rPr>
-            </w:pPr>
-            <w:r>
-              <w:rPr>
-                <w:lang/>
-              </w:rPr>
+            </w:pPr>
+            <w:r>
               <w:t>Payment_ID</w:t>
             </w:r>
           </w:p>
@@ -8319,14 +8093,8 @@
           <w:p>
             <w:pPr>
               <w:pStyle w:val="IT"/>
-              <w:rPr>
-                <w:lang/>
-              </w:rPr>
-            </w:pPr>
-            <w:r>
-              <w:rPr>
-                <w:lang/>
-              </w:rPr>
+            </w:pPr>
+            <w:r>
               <w:t>Appointment_ID references Appointments(Appointment_ID)</w:t>
             </w:r>
           </w:p>
@@ -8336,15 +8104,11 @@
     <w:p>
       <w:pPr>
         <w:pStyle w:val="IT"/>
-        <w:rPr>
-          <w:lang/>
-        </w:rPr>
       </w:pPr>
       <w:r>
         <w:rPr>
           <w:b/>
           <w:bCs/>
-          <w:lang/>
         </w:rPr>
         <w:t>Primary Keys</w:t>
       </w:r>
@@ -8352,29 +8116,19 @@
     <w:p>
       <w:pPr>
         <w:pStyle w:val="IT"/>
-        <w:rPr>
-          <w:lang/>
-        </w:rPr>
-      </w:pPr>
-      <w:r>
-        <w:rPr>
-          <w:lang/>
-        </w:rPr>
+      </w:pPr>
+      <w:r>
         <w:t>A primary key uniquely identifies each record in a table. It cannot contain duplicate or null values. In this database, each entity uses an integer identifier as its primary key, such as Patient_ID, Doctor_ID, and Appointment_ID.</w:t>
       </w:r>
     </w:p>
     <w:p>
       <w:pPr>
         <w:pStyle w:val="IT"/>
-        <w:rPr>
-          <w:lang/>
-        </w:rPr>
       </w:pPr>
       <w:r>
         <w:rPr>
           <w:b/>
           <w:bCs/>
-          <w:lang/>
         </w:rPr>
         <w:t>Foreign Keys</w:t>
       </w:r>
@@ -8382,23 +8136,14 @@
     <w:p>
       <w:pPr>
         <w:pStyle w:val="IT"/>
-        <w:rPr>
-          <w:lang/>
-        </w:rPr>
-      </w:pPr>
-      <w:r>
-        <w:rPr>
-          <w:lang/>
-        </w:rPr>
+      </w:pPr>
+      <w:r>
         <w:t>Foreign keys connect related tables and maintain referential integrity. For example, Patient_ID and Doctor_ID in the Appointments table identify the patient and doctor involved in each appointment. The Appointment_ID in Treatments and Payments links each treatment and payment to its corresponding appointment. The Medicine_ID in Treatments connects a treatment record to a medicine and may be null when no medicine is prescribed.</w:t>
       </w:r>
     </w:p>
     <w:p>
       <w:pPr>
         <w:pStyle w:val="IT"/>
-        <w:rPr>
-          <w:lang/>
-        </w:rPr>
       </w:pPr>
     </w:p>
     <w:p>
@@ -8406,7 +8151,6 @@
         <w:pStyle w:val="IT"/>
         <w:rPr>
           <w:color w:val="0070C0"/>
-          <w:lang/>
         </w:rPr>
       </w:pPr>
       <w:r>
@@ -8414,7 +8158,6 @@
           <w:b/>
           <w:bCs/>
           <w:color w:val="0070C0"/>
-          <w:lang/>
         </w:rPr>
         <w:t>Relationships and Cardinalities</w:t>
       </w:r>
@@ -8444,13 +8187,11 @@
               <w:pStyle w:val="IT"/>
               <w:rPr>
                 <w:bCs/>
-                <w:lang/>
               </w:rPr>
             </w:pPr>
             <w:r>
               <w:rPr>
                 <w:bCs/>
-                <w:lang/>
               </w:rPr>
               <w:t>Relationship</w:t>
             </w:r>
@@ -8466,13 +8207,11 @@
               <w:pStyle w:val="IT"/>
               <w:rPr>
                 <w:bCs/>
-                <w:lang/>
               </w:rPr>
             </w:pPr>
             <w:r>
               <w:rPr>
                 <w:bCs/>
-                <w:lang/>
               </w:rPr>
               <w:t>Cardinality</w:t>
             </w:r>
@@ -8488,13 +8227,11 @@
               <w:pStyle w:val="IT"/>
               <w:rPr>
                 <w:bCs/>
-                <w:lang/>
               </w:rPr>
             </w:pPr>
             <w:r>
               <w:rPr>
                 <w:bCs/>
-                <w:lang/>
               </w:rPr>
               <w:t>Description</w:t>
             </w:r>
@@ -8510,14 +8247,8 @@
           <w:p>
             <w:pPr>
               <w:pStyle w:val="IT"/>
-              <w:rPr>
-                <w:lang/>
-              </w:rPr>
-            </w:pPr>
-            <w:r>
-              <w:rPr>
-                <w:lang/>
-              </w:rPr>
+            </w:pPr>
+            <w:r>
               <w:t>Patients — Schedules — Appointments</w:t>
             </w:r>
           </w:p>
@@ -8530,14 +8261,8 @@
           <w:p>
             <w:pPr>
               <w:pStyle w:val="IT"/>
-              <w:rPr>
-                <w:lang/>
-              </w:rPr>
-            </w:pPr>
-            <w:r>
-              <w:rPr>
-                <w:lang/>
-              </w:rPr>
+            </w:pPr>
+            <w:r>
               <w:t>1:N</w:t>
             </w:r>
           </w:p>
@@ -8550,14 +8275,8 @@
           <w:p>
             <w:pPr>
               <w:pStyle w:val="IT"/>
-              <w:rPr>
-                <w:lang/>
-              </w:rPr>
-            </w:pPr>
-            <w:r>
-              <w:rPr>
-                <w:lang/>
-              </w:rPr>
+            </w:pPr>
+            <w:r>
               <w:t>One patient can schedule many appointments, while each appointment belongs to one patient.</w:t>
             </w:r>
           </w:p>
@@ -8572,14 +8291,8 @@
           <w:p>
             <w:pPr>
               <w:pStyle w:val="IT"/>
-              <w:rPr>
-                <w:lang/>
-              </w:rPr>
-            </w:pPr>
-            <w:r>
-              <w:rPr>
-                <w:lang/>
-              </w:rPr>
+            </w:pPr>
+            <w:r>
               <w:lastRenderedPageBreak/>
               <w:t>Doctors — Handles — Appointments</w:t>
             </w:r>
@@ -8593,14 +8306,8 @@
           <w:p>
             <w:pPr>
               <w:pStyle w:val="IT"/>
-              <w:rPr>
-                <w:lang/>
-              </w:rPr>
-            </w:pPr>
-            <w:r>
-              <w:rPr>
-                <w:lang/>
-              </w:rPr>
+            </w:pPr>
+            <w:r>
               <w:t>1:N</w:t>
             </w:r>
           </w:p>
@@ -8613,14 +8320,8 @@
           <w:p>
             <w:pPr>
               <w:pStyle w:val="IT"/>
-              <w:rPr>
-                <w:lang/>
-              </w:rPr>
-            </w:pPr>
-            <w:r>
-              <w:rPr>
-                <w:lang/>
-              </w:rPr>
+            </w:pPr>
+            <w:r>
               <w:t>One doctor can handle many appointments, while each appointment is assigned to one doctor.</w:t>
             </w:r>
           </w:p>
@@ -8635,14 +8336,8 @@
           <w:p>
             <w:pPr>
               <w:pStyle w:val="IT"/>
-              <w:rPr>
-                <w:lang/>
-              </w:rPr>
-            </w:pPr>
-            <w:r>
-              <w:rPr>
-                <w:lang/>
-              </w:rPr>
+            </w:pPr>
+            <w:r>
               <w:t>Appointments — Has — Treatments</w:t>
             </w:r>
           </w:p>
@@ -8655,14 +8350,8 @@
           <w:p>
             <w:pPr>
               <w:pStyle w:val="IT"/>
-              <w:rPr>
-                <w:lang/>
-              </w:rPr>
-            </w:pPr>
-            <w:r>
-              <w:rPr>
-                <w:lang/>
-              </w:rPr>
+            </w:pPr>
+            <w:r>
               <w:t>1:N</w:t>
             </w:r>
           </w:p>
@@ -8675,14 +8364,8 @@
           <w:p>
             <w:pPr>
               <w:pStyle w:val="IT"/>
-              <w:rPr>
-                <w:lang/>
-              </w:rPr>
-            </w:pPr>
-            <w:r>
-              <w:rPr>
-                <w:lang/>
-              </w:rPr>
+            </w:pPr>
+            <w:r>
               <w:t>One appointment can include several treatment records, while each treatment is linked to one appointment.</w:t>
             </w:r>
           </w:p>
@@ -8697,14 +8380,8 @@
           <w:p>
             <w:pPr>
               <w:pStyle w:val="IT"/>
-              <w:rPr>
-                <w:lang/>
-              </w:rPr>
-            </w:pPr>
-            <w:r>
-              <w:rPr>
-                <w:lang/>
-              </w:rPr>
+            </w:pPr>
+            <w:r>
               <w:t>Medicines — Used In — Treatments</w:t>
             </w:r>
           </w:p>
@@ -8717,14 +8394,8 @@
           <w:p>
             <w:pPr>
               <w:pStyle w:val="IT"/>
-              <w:rPr>
-                <w:lang/>
-              </w:rPr>
-            </w:pPr>
-            <w:r>
-              <w:rPr>
-                <w:lang/>
-              </w:rPr>
+            </w:pPr>
+            <w:r>
               <w:t>1:N</w:t>
             </w:r>
           </w:p>
@@ -8737,14 +8408,8 @@
           <w:p>
             <w:pPr>
               <w:pStyle w:val="IT"/>
-              <w:rPr>
-                <w:lang/>
-              </w:rPr>
-            </w:pPr>
-            <w:r>
-              <w:rPr>
-                <w:lang/>
-              </w:rPr>
+            </w:pPr>
+            <w:r>
               <w:t>One medicine can be used in many treatment records, while each treatment may reference one medicine. Medicine participation is optional because some treatments may not require medication.</w:t>
             </w:r>
           </w:p>
@@ -8759,14 +8424,8 @@
           <w:p>
             <w:pPr>
               <w:pStyle w:val="IT"/>
-              <w:rPr>
-                <w:lang/>
-              </w:rPr>
-            </w:pPr>
-            <w:r>
-              <w:rPr>
-                <w:lang/>
-              </w:rPr>
+            </w:pPr>
+            <w:r>
               <w:t>Appointments — Generates — Payments</w:t>
             </w:r>
           </w:p>
@@ -8779,14 +8438,8 @@
           <w:p>
             <w:pPr>
               <w:pStyle w:val="IT"/>
-              <w:rPr>
-                <w:lang/>
-              </w:rPr>
-            </w:pPr>
-            <w:r>
-              <w:rPr>
-                <w:lang/>
-              </w:rPr>
+            </w:pPr>
+            <w:r>
               <w:t>1:N</w:t>
             </w:r>
           </w:p>
@@ -8799,14 +8452,8 @@
           <w:p>
             <w:pPr>
               <w:pStyle w:val="IT"/>
-              <w:rPr>
-                <w:lang/>
-              </w:rPr>
-            </w:pPr>
-            <w:r>
-              <w:rPr>
-                <w:lang/>
-              </w:rPr>
+            </w:pPr>
+            <w:r>
               <w:t>One appointment can generate several payment records, such as partial payments or refunds, while each payment belongs to one appointment.</w:t>
             </w:r>
           </w:p>
@@ -8816,15 +8463,11 @@
     <w:p>
       <w:pPr>
         <w:pStyle w:val="IT"/>
-        <w:rPr>
-          <w:lang/>
-        </w:rPr>
       </w:pPr>
       <w:r>
         <w:rPr>
           <w:b/>
           <w:bCs/>
-          <w:lang/>
         </w:rPr>
         <w:t>Participation Constraints</w:t>
       </w:r>
@@ -8836,14 +8479,8 @@
           <w:ilvl w:val="0"/>
           <w:numId w:val="29"/>
         </w:numPr>
-        <w:rPr>
-          <w:lang/>
-        </w:rPr>
-      </w:pPr>
-      <w:r>
-        <w:rPr>
-          <w:lang/>
-        </w:rPr>
+      </w:pPr>
+      <w:r>
         <w:t>Every appointment must be connected to one patient and one doctor.</w:t>
       </w:r>
     </w:p>
@@ -8854,14 +8491,8 @@
           <w:ilvl w:val="0"/>
           <w:numId w:val="29"/>
         </w:numPr>
-        <w:rPr>
-          <w:lang/>
-        </w:rPr>
-      </w:pPr>
-      <w:r>
-        <w:rPr>
-          <w:lang/>
-        </w:rPr>
+      </w:pPr>
+      <w:r>
         <w:t>Every treatment must belong to one appointment.</w:t>
       </w:r>
     </w:p>
@@ -8872,14 +8503,8 @@
           <w:ilvl w:val="0"/>
           <w:numId w:val="29"/>
         </w:numPr>
-        <w:rPr>
-          <w:lang/>
-        </w:rPr>
-      </w:pPr>
-      <w:r>
-        <w:rPr>
-          <w:lang/>
-        </w:rPr>
+      </w:pPr>
+      <w:r>
         <w:t>A treatment may exist without a medicine when medication is not required.</w:t>
       </w:r>
     </w:p>
@@ -8890,14 +8515,8 @@
           <w:ilvl w:val="0"/>
           <w:numId w:val="29"/>
         </w:numPr>
-        <w:rPr>
-          <w:lang/>
-        </w:rPr>
-      </w:pPr>
-      <w:r>
-        <w:rPr>
-          <w:lang/>
-        </w:rPr>
+      </w:pPr>
+      <w:r>
         <w:t>Every payment must be linked to one appointment.</w:t>
       </w:r>
     </w:p>
@@ -8908,39 +8527,24 @@
           <w:ilvl w:val="0"/>
           <w:numId w:val="29"/>
         </w:numPr>
-        <w:rPr>
-          <w:lang/>
-        </w:rPr>
-      </w:pPr>
-      <w:r>
-        <w:rPr>
-          <w:lang/>
-        </w:rPr>
+      </w:pPr>
+      <w:r>
         <w:t>A patient or doctor may exist in the database before having any appointment, so their participation in the appointment relationships is partial.</w:t>
       </w:r>
     </w:p>
     <w:p>
       <w:pPr>
         <w:pStyle w:val="IT"/>
-        <w:rPr>
-          <w:lang/>
-        </w:rPr>
-      </w:pPr>
-    </w:p>
-    <w:p>
-      <w:pPr>
-        <w:pStyle w:val="IT"/>
-        <w:rPr>
-          <w:lang/>
-        </w:rPr>
-      </w:pPr>
-    </w:p>
-    <w:p>
-      <w:pPr>
-        <w:pStyle w:val="IT"/>
-        <w:rPr>
-          <w:lang/>
-        </w:rPr>
+      </w:pPr>
+    </w:p>
+    <w:p>
+      <w:pPr>
+        <w:pStyle w:val="IT"/>
+      </w:pPr>
+    </w:p>
+    <w:p>
+      <w:pPr>
+        <w:pStyle w:val="IT"/>
       </w:pPr>
     </w:p>
     <w:p>
@@ -8948,7 +8552,6 @@
         <w:pStyle w:val="IT"/>
         <w:rPr>
           <w:color w:val="0070C0"/>
-          <w:lang/>
         </w:rPr>
       </w:pPr>
       <w:r>
@@ -8956,7 +8559,6 @@
           <w:b/>
           <w:bCs/>
           <w:color w:val="0070C0"/>
-          <w:lang/>
         </w:rPr>
         <w:lastRenderedPageBreak/>
         <w:t>Specialization/Generalization in the Clinic Database</w:t>
@@ -8965,29 +8567,19 @@
     <w:p>
       <w:pPr>
         <w:pStyle w:val="IT"/>
-        <w:rPr>
-          <w:lang/>
-        </w:rPr>
-      </w:pPr>
-      <w:r>
-        <w:rPr>
-          <w:lang/>
-        </w:rPr>
+      </w:pPr>
+      <w:r>
         <w:t>A suitable EER feature is to define PERSON as a superclass and divide it into two subclasses: PATIENT and DOCTOR.</w:t>
       </w:r>
     </w:p>
     <w:p>
       <w:pPr>
         <w:pStyle w:val="IT"/>
-        <w:rPr>
-          <w:lang/>
-        </w:rPr>
       </w:pPr>
       <w:r>
         <w:rPr>
           <w:b/>
           <w:bCs/>
-          <w:lang/>
         </w:rPr>
         <w:t>Superclass: PERSON</w:t>
       </w:r>
@@ -8995,127 +8587,75 @@
     <w:p>
       <w:pPr>
         <w:pStyle w:val="IT"/>
-        <w:rPr>
-          <w:lang/>
-        </w:rPr>
-      </w:pPr>
-      <w:r>
-        <w:rPr>
-          <w:lang/>
-        </w:rPr>
+      </w:pPr>
+      <w:r>
         <w:t>The superclass stores attributes shared by both patients and doctors:</w:t>
       </w:r>
     </w:p>
     <w:p>
       <w:pPr>
         <w:pStyle w:val="IT"/>
-        <w:rPr>
-          <w:lang/>
-        </w:rPr>
-      </w:pPr>
-      <w:r>
-        <w:rPr>
-          <w:lang/>
-        </w:rPr>
+      </w:pPr>
+      <w:r>
         <w:t>PERSON(</w:t>
       </w:r>
     </w:p>
     <w:p>
       <w:pPr>
         <w:pStyle w:val="IT"/>
-        <w:rPr>
-          <w:lang/>
-        </w:rPr>
-      </w:pPr>
-      <w:r>
-        <w:rPr>
-          <w:lang/>
-        </w:rPr>
+      </w:pPr>
+      <w:r>
         <w:t xml:space="preserve">    Person_ID,</w:t>
       </w:r>
     </w:p>
     <w:p>
       <w:pPr>
         <w:pStyle w:val="IT"/>
-        <w:rPr>
-          <w:lang/>
-        </w:rPr>
-      </w:pPr>
-      <w:r>
-        <w:rPr>
-          <w:lang/>
-        </w:rPr>
+      </w:pPr>
+      <w:r>
         <w:t xml:space="preserve">    First_Name,</w:t>
       </w:r>
     </w:p>
     <w:p>
       <w:pPr>
         <w:pStyle w:val="IT"/>
-        <w:rPr>
-          <w:lang/>
-        </w:rPr>
-      </w:pPr>
-      <w:r>
-        <w:rPr>
-          <w:lang/>
-        </w:rPr>
+      </w:pPr>
+      <w:r>
         <w:t xml:space="preserve">    Last_Name,</w:t>
       </w:r>
     </w:p>
     <w:p>
       <w:pPr>
         <w:pStyle w:val="IT"/>
-        <w:rPr>
-          <w:lang/>
-        </w:rPr>
-      </w:pPr>
-      <w:r>
-        <w:rPr>
-          <w:lang/>
-        </w:rPr>
+      </w:pPr>
+      <w:r>
         <w:t xml:space="preserve">    Phone,</w:t>
       </w:r>
     </w:p>
     <w:p>
       <w:pPr>
         <w:pStyle w:val="IT"/>
-        <w:rPr>
-          <w:lang/>
-        </w:rPr>
-      </w:pPr>
-      <w:r>
-        <w:rPr>
-          <w:lang/>
-        </w:rPr>
+      </w:pPr>
+      <w:r>
         <w:t xml:space="preserve">    Email</w:t>
       </w:r>
     </w:p>
     <w:p>
       <w:pPr>
         <w:pStyle w:val="IT"/>
-        <w:rPr>
-          <w:lang/>
-        </w:rPr>
-      </w:pPr>
-      <w:r>
-        <w:rPr>
-          <w:lang/>
-        </w:rPr>
+      </w:pPr>
+      <w:r>
         <w:t>)</w:t>
       </w:r>
     </w:p>
     <w:p>
       <w:pPr>
         <w:pStyle w:val="IT"/>
-        <w:rPr>
-          <w:lang/>
-        </w:rPr>
       </w:pPr>
       <w:r>
         <w:rPr>
           <w:b/>
           <w:bCs/>
-          <w:lang/>
         </w:rPr>
         <w:t>Subclass: PATIENT</w:t>
       </w:r>
@@ -9123,112 +8663,64 @@
     <w:p>
       <w:pPr>
         <w:pStyle w:val="IT"/>
-        <w:rPr>
-          <w:lang/>
-        </w:rPr>
-      </w:pPr>
-      <w:r>
-        <w:rPr>
-          <w:lang/>
-        </w:rPr>
+      </w:pPr>
+      <w:r>
         <w:t>The Patient subclass inherits the common attributes from Person and adds patient-specific information:</w:t>
       </w:r>
     </w:p>
     <w:p>
       <w:pPr>
         <w:pStyle w:val="IT"/>
-        <w:rPr>
-          <w:lang/>
-        </w:rPr>
-      </w:pPr>
-      <w:r>
-        <w:rPr>
-          <w:lang/>
-        </w:rPr>
+      </w:pPr>
+      <w:r>
         <w:t>PATIENT(</w:t>
       </w:r>
     </w:p>
     <w:p>
       <w:pPr>
         <w:pStyle w:val="IT"/>
-        <w:rPr>
-          <w:lang/>
-        </w:rPr>
-      </w:pPr>
-      <w:r>
-        <w:rPr>
-          <w:lang/>
-        </w:rPr>
+      </w:pPr>
+      <w:r>
         <w:t xml:space="preserve">    Person_ID,</w:t>
       </w:r>
     </w:p>
     <w:p>
       <w:pPr>
         <w:pStyle w:val="IT"/>
-        <w:rPr>
-          <w:lang/>
-        </w:rPr>
-      </w:pPr>
-      <w:r>
-        <w:rPr>
-          <w:lang/>
-        </w:rPr>
+      </w:pPr>
+      <w:r>
         <w:t xml:space="preserve">    Date_of_Birth,</w:t>
       </w:r>
     </w:p>
     <w:p>
       <w:pPr>
         <w:pStyle w:val="IT"/>
-        <w:rPr>
-          <w:lang/>
-        </w:rPr>
-      </w:pPr>
-      <w:r>
-        <w:rPr>
-          <w:lang/>
-        </w:rPr>
+      </w:pPr>
+      <w:r>
         <w:t xml:space="preserve">    Gender,</w:t>
       </w:r>
     </w:p>
     <w:p>
       <w:pPr>
         <w:pStyle w:val="IT"/>
-        <w:rPr>
-          <w:lang/>
-        </w:rPr>
-      </w:pPr>
-      <w:r>
-        <w:rPr>
-          <w:lang/>
-        </w:rPr>
+      </w:pPr>
+      <w:r>
         <w:t xml:space="preserve">    Address,</w:t>
       </w:r>
     </w:p>
     <w:p>
       <w:pPr>
         <w:pStyle w:val="IT"/>
-        <w:rPr>
-          <w:lang/>
-        </w:rPr>
-      </w:pPr>
-      <w:r>
-        <w:rPr>
-          <w:lang/>
-        </w:rPr>
+      </w:pPr>
+      <w:r>
         <w:t xml:space="preserve">    Registration_Date</w:t>
       </w:r>
     </w:p>
     <w:p>
       <w:pPr>
         <w:pStyle w:val="IT"/>
-        <w:rPr>
-          <w:lang/>
-        </w:rPr>
-      </w:pPr>
-      <w:r>
-        <w:rPr>
-          <w:lang/>
-        </w:rPr>
+      </w:pPr>
+      <w:r>
         <w:lastRenderedPageBreak/>
         <w:t>)</w:t>
       </w:r>
@@ -9236,29 +8728,19 @@
     <w:p>
       <w:pPr>
         <w:pStyle w:val="IT"/>
-        <w:rPr>
-          <w:lang/>
-        </w:rPr>
-      </w:pPr>
-      <w:r>
-        <w:rPr>
-          <w:lang/>
-        </w:rPr>
+      </w:pPr>
+      <w:r>
         <w:t>Person_ID is both the primary key of PATIENT and a foreign key referencing PERSON(Person_ID).</w:t>
       </w:r>
     </w:p>
     <w:p>
       <w:pPr>
         <w:pStyle w:val="IT"/>
-        <w:rPr>
-          <w:lang/>
-        </w:rPr>
       </w:pPr>
       <w:r>
         <w:rPr>
           <w:b/>
           <w:bCs/>
-          <w:lang/>
         </w:rPr>
         <w:t>Subclass: DOCTOR</w:t>
       </w:r>
@@ -9266,113 +8748,67 @@
     <w:p>
       <w:pPr>
         <w:pStyle w:val="IT"/>
-        <w:rPr>
-          <w:lang/>
-        </w:rPr>
-      </w:pPr>
-      <w:r>
-        <w:rPr>
-          <w:lang/>
-        </w:rPr>
+      </w:pPr>
+      <w:r>
         <w:t>The Doctor subclass also inherits the common Person attributes and adds doctor-specific information:</w:t>
       </w:r>
     </w:p>
     <w:p>
       <w:pPr>
         <w:pStyle w:val="IT"/>
-        <w:rPr>
-          <w:lang/>
-        </w:rPr>
-      </w:pPr>
-      <w:r>
-        <w:rPr>
-          <w:lang/>
-        </w:rPr>
+      </w:pPr>
+      <w:r>
         <w:t>DOCTOR(</w:t>
       </w:r>
     </w:p>
     <w:p>
       <w:pPr>
         <w:pStyle w:val="IT"/>
-        <w:rPr>
-          <w:lang/>
-        </w:rPr>
-      </w:pPr>
-      <w:r>
-        <w:rPr>
-          <w:lang/>
-        </w:rPr>
+      </w:pPr>
+      <w:r>
         <w:t xml:space="preserve">    Person_ID,</w:t>
       </w:r>
     </w:p>
     <w:p>
       <w:pPr>
         <w:pStyle w:val="IT"/>
-        <w:rPr>
-          <w:lang/>
-        </w:rPr>
-      </w:pPr>
-      <w:r>
-        <w:rPr>
-          <w:lang/>
-        </w:rPr>
+      </w:pPr>
+      <w:r>
         <w:t xml:space="preserve">    Specialization,</w:t>
       </w:r>
     </w:p>
     <w:p>
       <w:pPr>
         <w:pStyle w:val="IT"/>
-        <w:rPr>
-          <w:lang/>
-        </w:rPr>
-      </w:pPr>
-      <w:r>
-        <w:rPr>
-          <w:lang/>
-        </w:rPr>
+      </w:pPr>
+      <w:r>
         <w:t xml:space="preserve">    License_Number</w:t>
       </w:r>
     </w:p>
     <w:p>
       <w:pPr>
         <w:pStyle w:val="IT"/>
-        <w:rPr>
-          <w:lang/>
-        </w:rPr>
-      </w:pPr>
-      <w:r>
-        <w:rPr>
-          <w:lang/>
-        </w:rPr>
+      </w:pPr>
+      <w:r>
         <w:t>)</w:t>
       </w:r>
     </w:p>
     <w:p>
       <w:pPr>
         <w:pStyle w:val="IT"/>
-        <w:rPr>
-          <w:lang/>
-        </w:rPr>
-      </w:pPr>
-      <w:r>
-        <w:rPr>
-          <w:lang/>
-        </w:rPr>
+      </w:pPr>
+      <w:r>
         <w:t>Person_ID is both the primary key of DOCTOR and a foreign key referencing PERSON(Person_ID).</w:t>
       </w:r>
     </w:p>
     <w:p>
       <w:pPr>
         <w:pStyle w:val="IT"/>
-        <w:rPr>
-          <w:lang/>
-        </w:rPr>
       </w:pPr>
       <w:r>
         <w:rPr>
           <w:b/>
           <w:bCs/>
-          <w:lang/>
         </w:rPr>
         <w:t>Specialization Constraints</w:t>
       </w:r>
@@ -9380,65 +8816,42 @@
     <w:p>
       <w:pPr>
         <w:pStyle w:val="IT"/>
-        <w:rPr>
-          <w:lang/>
-        </w:rPr>
-      </w:pPr>
-      <w:r>
-        <w:rPr>
-          <w:lang/>
-        </w:rPr>
+      </w:pPr>
+      <w:r>
         <w:t xml:space="preserve">The specialization is </w:t>
       </w:r>
       <w:r>
         <w:rPr>
           <w:b/>
           <w:bCs/>
-          <w:lang/>
         </w:rPr>
         <w:t>disjoint</w:t>
       </w:r>
       <w:r>
-        <w:rPr>
-          <w:lang/>
-        </w:rPr>
         <w:t xml:space="preserve"> because a person is classified as either a patient or a doctor within this design, but not both.</w:t>
       </w:r>
     </w:p>
     <w:p>
       <w:pPr>
         <w:pStyle w:val="IT"/>
-        <w:rPr>
-          <w:lang/>
-        </w:rPr>
-      </w:pPr>
-      <w:r>
-        <w:rPr>
-          <w:lang/>
-        </w:rPr>
+      </w:pPr>
+      <w:r>
         <w:t xml:space="preserve">It is also </w:t>
       </w:r>
       <w:r>
         <w:rPr>
           <w:b/>
           <w:bCs/>
-          <w:lang/>
         </w:rPr>
         <w:t>total</w:t>
       </w:r>
       <w:r>
-        <w:rPr>
-          <w:lang/>
-        </w:rPr>
         <w:t xml:space="preserve"> because every person stored in the PERSON superclass must belong to at least one of the two subclasses.</w:t>
       </w:r>
     </w:p>
     <w:p>
       <w:pPr>
         <w:pStyle w:val="IT"/>
-        <w:rPr>
-          <w:lang/>
-        </w:rPr>
       </w:pPr>
       <w:r>
         <w:rPr>
@@ -9486,23 +8899,14 @@
     <w:p>
       <w:pPr>
         <w:pStyle w:val="IT"/>
-        <w:rPr>
-          <w:lang/>
-        </w:rPr>
-      </w:pPr>
-      <w:r>
-        <w:rPr>
-          <w:lang/>
-        </w:rPr>
+      </w:pPr>
+      <w:r>
         <w:t>In an EER diagram, the disjoint constraint is represented by the letter d, while total specialization is shown using a double line between PERSON and the specialization circle. This structure reduces repeated data because common details such as names, phone numbers, and email addresses are stored once in the superclass.</w:t>
       </w:r>
     </w:p>
     <w:p>
       <w:pPr>
         <w:pStyle w:val="IT"/>
-        <w:rPr>
-          <w:lang/>
-        </w:rPr>
       </w:pPr>
     </w:p>
     <w:p>
@@ -9510,7 +8914,6 @@
         <w:pStyle w:val="IT"/>
         <w:rPr>
           <w:color w:val="0070C0"/>
-          <w:lang/>
         </w:rPr>
       </w:pPr>
       <w:r>
@@ -9518,7 +8921,6 @@
           <w:b/>
           <w:bCs/>
           <w:color w:val="0070C0"/>
-          <w:lang/>
         </w:rPr>
         <w:t>Design Assumptions</w:t>
       </w:r>
@@ -9530,14 +8932,8 @@
           <w:ilvl w:val="0"/>
           <w:numId w:val="30"/>
         </w:numPr>
-        <w:rPr>
-          <w:lang/>
-        </w:rPr>
-      </w:pPr>
-      <w:r>
-        <w:rPr>
-          <w:lang/>
-        </w:rPr>
+      </w:pPr>
+      <w:r>
         <w:t>Each patient and doctor has a unique identifier that remains unchanged throughout the system.</w:t>
       </w:r>
     </w:p>
@@ -9548,14 +8944,8 @@
           <w:ilvl w:val="0"/>
           <w:numId w:val="30"/>
         </w:numPr>
-        <w:rPr>
-          <w:lang/>
-        </w:rPr>
-      </w:pPr>
-      <w:r>
-        <w:rPr>
-          <w:lang/>
-        </w:rPr>
+      </w:pPr>
+      <w:r>
         <w:t>A person stored in the PERSON superclass must be classified as either a patient or a doctor. The specialization is assumed to be total and disjoint, so one person cannot belong to both subclasses in this design.</w:t>
       </w:r>
     </w:p>
@@ -9566,14 +8956,8 @@
           <w:ilvl w:val="0"/>
           <w:numId w:val="30"/>
         </w:numPr>
-        <w:rPr>
-          <w:lang/>
-        </w:rPr>
-      </w:pPr>
-      <w:r>
-        <w:rPr>
-          <w:lang/>
-        </w:rPr>
+      </w:pPr>
+      <w:r>
         <w:lastRenderedPageBreak/>
         <w:t>A patient may register without immediately booking an appointment, and a doctor may exist in the database before receiving any appointments.</w:t>
       </w:r>
@@ -9585,14 +8969,8 @@
           <w:ilvl w:val="0"/>
           <w:numId w:val="30"/>
         </w:numPr>
-        <w:rPr>
-          <w:lang/>
-        </w:rPr>
-      </w:pPr>
-      <w:r>
-        <w:rPr>
-          <w:lang/>
-        </w:rPr>
+      </w:pPr>
+      <w:r>
         <w:t>Every appointment must involve exactly one patient and one doctor. A patient or doctor may be associated with many appointments over time.</w:t>
       </w:r>
     </w:p>
@@ -9603,14 +8981,8 @@
           <w:ilvl w:val="0"/>
           <w:numId w:val="30"/>
         </w:numPr>
-        <w:rPr>
-          <w:lang/>
-        </w:rPr>
-      </w:pPr>
-      <w:r>
-        <w:rPr>
-          <w:lang/>
-        </w:rPr>
+      </w:pPr>
+      <w:r>
         <w:t>A doctor cannot have two appointments at the same date and time. This prevents schedule conflicts.</w:t>
       </w:r>
     </w:p>
@@ -9621,14 +8993,8 @@
           <w:ilvl w:val="0"/>
           <w:numId w:val="30"/>
         </w:numPr>
-        <w:rPr>
-          <w:lang/>
-        </w:rPr>
-      </w:pPr>
-      <w:r>
-        <w:rPr>
-          <w:lang/>
-        </w:rPr>
+      </w:pPr>
+      <w:r>
         <w:t>Each appointment may result in one or more treatment records, but an appointment may initially exist without a treatment until the consultation is completed.</w:t>
       </w:r>
     </w:p>
@@ -9639,14 +9005,8 @@
           <w:ilvl w:val="0"/>
           <w:numId w:val="30"/>
         </w:numPr>
-        <w:rPr>
-          <w:lang/>
-        </w:rPr>
-      </w:pPr>
-      <w:r>
-        <w:rPr>
-          <w:lang/>
-        </w:rPr>
+      </w:pPr>
+      <w:r>
         <w:t>A treatment must belong to one appointment. It may reference one medicine, but the medicine is optional because some treatments do not require medication.</w:t>
       </w:r>
     </w:p>
@@ -9657,14 +9017,8 @@
           <w:ilvl w:val="0"/>
           <w:numId w:val="30"/>
         </w:numPr>
-        <w:rPr>
-          <w:lang/>
-        </w:rPr>
-      </w:pPr>
-      <w:r>
-        <w:rPr>
-          <w:lang/>
-        </w:rPr>
+      </w:pPr>
+      <w:r>
         <w:t>The design assumes that one treatment record refers to no more than one medicine. When several medicines are prescribed, separate treatment records are created for each medicine.</w:t>
       </w:r>
     </w:p>
@@ -9675,14 +9029,8 @@
           <w:ilvl w:val="0"/>
           <w:numId w:val="30"/>
         </w:numPr>
-        <w:rPr>
-          <w:lang/>
-        </w:rPr>
-      </w:pPr>
-      <w:r>
-        <w:rPr>
-          <w:lang/>
-        </w:rPr>
+      </w:pPr>
+      <w:r>
         <w:t>A medicine may be associated with many treatments. Its stock quantity and unit price are assumed to be non-negative values.</w:t>
       </w:r>
     </w:p>
@@ -9693,14 +9041,8 @@
           <w:ilvl w:val="0"/>
           <w:numId w:val="30"/>
         </w:numPr>
-        <w:rPr>
-          <w:lang/>
-        </w:rPr>
-      </w:pPr>
-      <w:r>
-        <w:rPr>
-          <w:lang/>
-        </w:rPr>
+      </w:pPr>
+      <w:r>
         <w:t>Each payment must be linked to one appointment. An appointment may have multiple payment records to support partial payments, insurance contributions, refunds, or separate transactions.</w:t>
       </w:r>
     </w:p>
@@ -9711,14 +9053,8 @@
           <w:ilvl w:val="0"/>
           <w:numId w:val="30"/>
         </w:numPr>
-        <w:rPr>
-          <w:lang/>
-        </w:rPr>
-      </w:pPr>
-      <w:r>
-        <w:rPr>
-          <w:lang/>
-        </w:rPr>
+      </w:pPr>
+      <w:r>
         <w:t>Payment amounts and treatment costs must be positive or zero where appropriate. Negative values are not accepted as ordinary transaction records.</w:t>
       </w:r>
     </w:p>
@@ -9729,14 +9065,8 @@
           <w:ilvl w:val="0"/>
           <w:numId w:val="30"/>
         </w:numPr>
-        <w:rPr>
-          <w:lang/>
-        </w:rPr>
-      </w:pPr>
-      <w:r>
-        <w:rPr>
-          <w:lang/>
-        </w:rPr>
+      </w:pPr>
+      <w:r>
         <w:t>Patient and doctor phone numbers are assumed to be unique. Email addresses are also treated as unique when provided.</w:t>
       </w:r>
     </w:p>
@@ -9747,14 +9077,8 @@
           <w:ilvl w:val="0"/>
           <w:numId w:val="30"/>
         </w:numPr>
-        <w:rPr>
-          <w:lang/>
-        </w:rPr>
-      </w:pPr>
-      <w:r>
-        <w:rPr>
-          <w:lang/>
-        </w:rPr>
+      </w:pPr>
+      <w:r>
         <w:lastRenderedPageBreak/>
         <w:t>Deleting a patient or doctor is restricted when related appointments exist, which protects historical clinic records.</w:t>
       </w:r>
@@ -9766,14 +9090,8 @@
           <w:ilvl w:val="0"/>
           <w:numId w:val="30"/>
         </w:numPr>
-        <w:rPr>
-          <w:lang/>
-        </w:rPr>
-      </w:pPr>
-      <w:r>
-        <w:rPr>
-          <w:lang/>
-        </w:rPr>
+      </w:pPr>
+      <w:r>
         <w:t>Deleting an appointment removes its related treatment records, while payment records are retained or protected from deletion to preserve financial history.</w:t>
       </w:r>
     </w:p>
@@ -9784,26 +9102,15 @@
           <w:ilvl w:val="0"/>
           <w:numId w:val="30"/>
         </w:numPr>
-        <w:rPr>
-          <w:lang/>
-        </w:rPr>
-      </w:pPr>
-      <w:r>
-        <w:rPr>
-          <w:lang/>
-        </w:rPr>
+      </w:pPr>
+      <w:r>
         <w:t>Dates, times, names, contact information, and medical notes are entered accurately by authorized clinic staff. The database design does not include user authentication or access-control tables because they are outside the required six-entity scope.</w:t>
       </w:r>
     </w:p>
     <w:p>
       <w:pPr>
         <w:pStyle w:val="IT"/>
-        <w:rPr>
-          <w:lang/>
-        </w:rPr>
-      </w:pPr>
-      <w:bookmarkStart w:id="6" w:name="_GoBack"/>
-      <w:bookmarkEnd w:id="6"/>
+      </w:pPr>
     </w:p>
     <w:p>
       <w:pPr>
@@ -9951,6 +9258,1697 @@
         <w:pStyle w:val="IT"/>
         <w:spacing w:before="0" w:line="240" w:lineRule="auto"/>
       </w:pPr>
+      <w:bookmarkStart w:id="6" w:name="_Hlk235364844"/>
+      <w:r>
+        <w:t>-- Create the database</w:t>
+      </w:r>
+    </w:p>
+    <w:p>
+      <w:pPr>
+        <w:pStyle w:val="IT"/>
+        <w:spacing w:before="0" w:line="240" w:lineRule="auto"/>
+      </w:pPr>
+      <w:r>
+        <w:t>CREATE DATABASE SmartClinicDB</w:t>
+      </w:r>
+    </w:p>
+    <w:p>
+      <w:pPr>
+        <w:pStyle w:val="IT"/>
+        <w:spacing w:before="0" w:line="240" w:lineRule="auto"/>
+      </w:pPr>
+      <w:r>
+        <w:t xml:space="preserve">    CHARACTER SET utf8mb4</w:t>
+      </w:r>
+    </w:p>
+    <w:p>
+      <w:pPr>
+        <w:pStyle w:val="IT"/>
+        <w:spacing w:before="0" w:line="240" w:lineRule="auto"/>
+      </w:pPr>
+      <w:r>
+        <w:t xml:space="preserve">    COLLATE utf8mb4_unicode_ci;</w:t>
+      </w:r>
+    </w:p>
+    <w:p>
+      <w:pPr>
+        <w:pStyle w:val="IT"/>
+        <w:spacing w:before="0" w:line="240" w:lineRule="auto"/>
+      </w:pPr>
+    </w:p>
+    <w:p>
+      <w:pPr>
+        <w:pStyle w:val="IT"/>
+        <w:spacing w:before="0" w:line="240" w:lineRule="auto"/>
+      </w:pPr>
+      <w:r>
+        <w:t>USE SmartClinicDB;</w:t>
+      </w:r>
+    </w:p>
+    <w:p>
+      <w:pPr>
+        <w:pStyle w:val="IT"/>
+        <w:spacing w:before="0" w:line="240" w:lineRule="auto"/>
+      </w:pPr>
+    </w:p>
+    <w:p>
+      <w:pPr>
+        <w:pStyle w:val="IT"/>
+        <w:spacing w:before="0" w:line="240" w:lineRule="auto"/>
+      </w:pPr>
+    </w:p>
+    <w:p>
+      <w:pPr>
+        <w:pStyle w:val="IT"/>
+        <w:spacing w:before="0" w:line="240" w:lineRule="auto"/>
+      </w:pPr>
+      <w:r>
+        <w:t>-- Superclass table</w:t>
+      </w:r>
+    </w:p>
+    <w:p>
+      <w:pPr>
+        <w:pStyle w:val="IT"/>
+        <w:spacing w:before="0" w:line="240" w:lineRule="auto"/>
+      </w:pPr>
+      <w:r>
+        <w:t>CREATE TABLE Person (</w:t>
+      </w:r>
+    </w:p>
+    <w:p>
+      <w:pPr>
+        <w:pStyle w:val="IT"/>
+        <w:spacing w:before="0" w:line="240" w:lineRule="auto"/>
+      </w:pPr>
+      <w:r>
+        <w:t xml:space="preserve">    Person_ID INT UNSIGNED AUTO_INCREMENT,</w:t>
+      </w:r>
+    </w:p>
+    <w:p>
+      <w:pPr>
+        <w:pStyle w:val="IT"/>
+        <w:spacing w:before="0" w:line="240" w:lineRule="auto"/>
+      </w:pPr>
+      <w:r>
+        <w:t xml:space="preserve">    First_Name VARCHAR(50) NOT NULL,</w:t>
+      </w:r>
+    </w:p>
+    <w:p>
+      <w:pPr>
+        <w:pStyle w:val="IT"/>
+        <w:spacing w:before="0" w:line="240" w:lineRule="auto"/>
+      </w:pPr>
+      <w:r>
+        <w:t xml:space="preserve">    Last_Name VARCHAR(50) NOT NULL,</w:t>
+      </w:r>
+    </w:p>
+    <w:p>
+      <w:pPr>
+        <w:pStyle w:val="IT"/>
+        <w:spacing w:before="0" w:line="240" w:lineRule="auto"/>
+      </w:pPr>
+      <w:r>
+        <w:t xml:space="preserve">    Phone VARCHAR(20) NOT NULL,</w:t>
+      </w:r>
+    </w:p>
+    <w:p>
+      <w:pPr>
+        <w:pStyle w:val="IT"/>
+        <w:spacing w:before="0" w:line="240" w:lineRule="auto"/>
+      </w:pPr>
+      <w:r>
+        <w:t xml:space="preserve">    Email VARCHAR(100) NOT NULL,</w:t>
+      </w:r>
+    </w:p>
+    <w:p>
+      <w:pPr>
+        <w:pStyle w:val="IT"/>
+        <w:spacing w:before="0" w:line="240" w:lineRule="auto"/>
+      </w:pPr>
+    </w:p>
+    <w:p>
+      <w:pPr>
+        <w:pStyle w:val="IT"/>
+        <w:spacing w:before="0" w:line="240" w:lineRule="auto"/>
+      </w:pPr>
+      <w:r>
+        <w:t xml:space="preserve">    CONSTRAINT PK_Person</w:t>
+      </w:r>
+    </w:p>
+    <w:p>
+      <w:pPr>
+        <w:pStyle w:val="IT"/>
+        <w:spacing w:before="0" w:line="240" w:lineRule="auto"/>
+      </w:pPr>
+      <w:r>
+        <w:t xml:space="preserve">        PRIMARY KEY (Person_ID),</w:t>
+      </w:r>
+    </w:p>
+    <w:p>
+      <w:pPr>
+        <w:pStyle w:val="IT"/>
+        <w:spacing w:before="0" w:line="240" w:lineRule="auto"/>
+      </w:pPr>
+    </w:p>
+    <w:p>
+      <w:pPr>
+        <w:pStyle w:val="IT"/>
+        <w:spacing w:before="0" w:line="240" w:lineRule="auto"/>
+      </w:pPr>
+      <w:r>
+        <w:t xml:space="preserve">    CONSTRAINT UQ_Person_Phone</w:t>
+      </w:r>
+    </w:p>
+    <w:p>
+      <w:pPr>
+        <w:pStyle w:val="IT"/>
+        <w:spacing w:before="0" w:line="240" w:lineRule="auto"/>
+      </w:pPr>
+      <w:r>
+        <w:t xml:space="preserve">        UNIQUE (Phone),</w:t>
+      </w:r>
+    </w:p>
+    <w:p>
+      <w:pPr>
+        <w:pStyle w:val="IT"/>
+        <w:spacing w:before="0" w:line="240" w:lineRule="auto"/>
+      </w:pPr>
+    </w:p>
+    <w:p>
+      <w:pPr>
+        <w:pStyle w:val="IT"/>
+        <w:spacing w:before="0" w:line="240" w:lineRule="auto"/>
+      </w:pPr>
+      <w:r>
+        <w:t xml:space="preserve">    CONSTRAINT UQ_Person_Email</w:t>
+      </w:r>
+    </w:p>
+    <w:p>
+      <w:pPr>
+        <w:pStyle w:val="IT"/>
+        <w:spacing w:before="0" w:line="240" w:lineRule="auto"/>
+      </w:pPr>
+      <w:r>
+        <w:t xml:space="preserve">        UNIQUE (Email)</w:t>
+      </w:r>
+    </w:p>
+    <w:p>
+      <w:pPr>
+        <w:pStyle w:val="IT"/>
+        <w:spacing w:before="0" w:line="240" w:lineRule="auto"/>
+      </w:pPr>
+      <w:r>
+        <w:t>);</w:t>
+      </w:r>
+    </w:p>
+    <w:p>
+      <w:pPr>
+        <w:pStyle w:val="IT"/>
+        <w:spacing w:before="0" w:line="240" w:lineRule="auto"/>
+      </w:pPr>
+    </w:p>
+    <w:p>
+      <w:pPr>
+        <w:pStyle w:val="IT"/>
+        <w:spacing w:before="0" w:line="240" w:lineRule="auto"/>
+      </w:pPr>
+    </w:p>
+    <w:p>
+      <w:pPr>
+        <w:pStyle w:val="IT"/>
+        <w:spacing w:before="0" w:line="240" w:lineRule="auto"/>
+      </w:pPr>
+      <w:r>
+        <w:t>-- Patient subclass</w:t>
+      </w:r>
+    </w:p>
+    <w:p>
+      <w:pPr>
+        <w:pStyle w:val="IT"/>
+        <w:spacing w:before="0" w:line="240" w:lineRule="auto"/>
+      </w:pPr>
+      <w:r>
+        <w:lastRenderedPageBreak/>
+        <w:t>CREATE TABLE Patients (</w:t>
+      </w:r>
+    </w:p>
+    <w:p>
+      <w:pPr>
+        <w:pStyle w:val="IT"/>
+        <w:spacing w:before="0" w:line="240" w:lineRule="auto"/>
+      </w:pPr>
+      <w:r>
+        <w:t xml:space="preserve">    Patient_ID INT UNSIGNED,</w:t>
+      </w:r>
+    </w:p>
+    <w:p>
+      <w:pPr>
+        <w:pStyle w:val="IT"/>
+        <w:spacing w:before="0" w:line="240" w:lineRule="auto"/>
+      </w:pPr>
+      <w:r>
+        <w:t xml:space="preserve">    Date_of_Birth DATE NOT NULL,</w:t>
+      </w:r>
+    </w:p>
+    <w:p>
+      <w:pPr>
+        <w:pStyle w:val="IT"/>
+        <w:spacing w:before="0" w:line="240" w:lineRule="auto"/>
+      </w:pPr>
+      <w:r>
+        <w:t xml:space="preserve">    Gender ENUM('Male', 'Female') NOT NULL,</w:t>
+      </w:r>
+    </w:p>
+    <w:p>
+      <w:pPr>
+        <w:pStyle w:val="IT"/>
+        <w:spacing w:before="0" w:line="240" w:lineRule="auto"/>
+      </w:pPr>
+      <w:r>
+        <w:t xml:space="preserve">    Address VARCHAR(255),</w:t>
+      </w:r>
+    </w:p>
+    <w:p>
+      <w:pPr>
+        <w:pStyle w:val="IT"/>
+        <w:spacing w:before="0" w:line="240" w:lineRule="auto"/>
+      </w:pPr>
+      <w:r>
+        <w:t xml:space="preserve">    Registration_Date DATE NOT NULL DEFAULT (CURRENT_DATE),</w:t>
+      </w:r>
+    </w:p>
+    <w:p>
+      <w:pPr>
+        <w:pStyle w:val="IT"/>
+        <w:spacing w:before="0" w:line="240" w:lineRule="auto"/>
+      </w:pPr>
+    </w:p>
+    <w:p>
+      <w:pPr>
+        <w:pStyle w:val="IT"/>
+        <w:spacing w:before="0" w:line="240" w:lineRule="auto"/>
+      </w:pPr>
+      <w:r>
+        <w:t xml:space="preserve">    CONSTRAINT PK_Patients</w:t>
+      </w:r>
+    </w:p>
+    <w:p>
+      <w:pPr>
+        <w:pStyle w:val="IT"/>
+        <w:spacing w:before="0" w:line="240" w:lineRule="auto"/>
+      </w:pPr>
+      <w:r>
+        <w:t xml:space="preserve">        PRIMARY KEY (Patient_ID),</w:t>
+      </w:r>
+    </w:p>
+    <w:p>
+      <w:pPr>
+        <w:pStyle w:val="IT"/>
+        <w:spacing w:before="0" w:line="240" w:lineRule="auto"/>
+      </w:pPr>
+    </w:p>
+    <w:p>
+      <w:pPr>
+        <w:pStyle w:val="IT"/>
+        <w:spacing w:before="0" w:line="240" w:lineRule="auto"/>
+      </w:pPr>
+      <w:r>
+        <w:t xml:space="preserve">    CONSTRAINT FK_Patient_Person</w:t>
+      </w:r>
+    </w:p>
+    <w:p>
+      <w:pPr>
+        <w:pStyle w:val="IT"/>
+        <w:spacing w:before="0" w:line="240" w:lineRule="auto"/>
+      </w:pPr>
+      <w:r>
+        <w:t xml:space="preserve">        FOREIGN KEY (Patient_ID)</w:t>
+      </w:r>
+    </w:p>
+    <w:p>
+      <w:pPr>
+        <w:pStyle w:val="IT"/>
+        <w:spacing w:before="0" w:line="240" w:lineRule="auto"/>
+      </w:pPr>
+      <w:r>
+        <w:t xml:space="preserve">        REFERENCES Person(Person_ID)</w:t>
+      </w:r>
+    </w:p>
+    <w:p>
+      <w:pPr>
+        <w:pStyle w:val="IT"/>
+        <w:spacing w:before="0" w:line="240" w:lineRule="auto"/>
+      </w:pPr>
+      <w:r>
+        <w:t xml:space="preserve">        ON UPDATE CASCADE</w:t>
+      </w:r>
+    </w:p>
+    <w:p>
+      <w:pPr>
+        <w:pStyle w:val="IT"/>
+        <w:spacing w:before="0" w:line="240" w:lineRule="auto"/>
+      </w:pPr>
+      <w:r>
+        <w:t xml:space="preserve">        ON DELETE CASCADE</w:t>
+      </w:r>
+    </w:p>
+    <w:p>
+      <w:pPr>
+        <w:pStyle w:val="IT"/>
+        <w:spacing w:before="0" w:line="240" w:lineRule="auto"/>
+      </w:pPr>
+      <w:r>
+        <w:t>);</w:t>
+      </w:r>
+    </w:p>
+    <w:p>
+      <w:pPr>
+        <w:pStyle w:val="IT"/>
+        <w:spacing w:before="0" w:line="240" w:lineRule="auto"/>
+      </w:pPr>
+    </w:p>
+    <w:p>
+      <w:pPr>
+        <w:pStyle w:val="IT"/>
+        <w:spacing w:before="0" w:line="240" w:lineRule="auto"/>
+      </w:pPr>
+    </w:p>
+    <w:p>
+      <w:pPr>
+        <w:pStyle w:val="IT"/>
+        <w:spacing w:before="0" w:line="240" w:lineRule="auto"/>
+      </w:pPr>
+      <w:r>
+        <w:t>-- Doctor subclass</w:t>
+      </w:r>
+    </w:p>
+    <w:p>
+      <w:pPr>
+        <w:pStyle w:val="IT"/>
+        <w:spacing w:before="0" w:line="240" w:lineRule="auto"/>
+      </w:pPr>
+      <w:r>
+        <w:t>CREATE TABLE Doctors (</w:t>
+      </w:r>
+    </w:p>
+    <w:p>
+      <w:pPr>
+        <w:pStyle w:val="IT"/>
+        <w:spacing w:before="0" w:line="240" w:lineRule="auto"/>
+      </w:pPr>
+      <w:r>
+        <w:t xml:space="preserve">    Doctor_ID INT UNSIGNED,</w:t>
+      </w:r>
+    </w:p>
+    <w:p>
+      <w:pPr>
+        <w:pStyle w:val="IT"/>
+        <w:spacing w:before="0" w:line="240" w:lineRule="auto"/>
+      </w:pPr>
+      <w:r>
+        <w:t xml:space="preserve">    Specialization VARCHAR(100) NOT NULL,</w:t>
+      </w:r>
+    </w:p>
+    <w:p>
+      <w:pPr>
+        <w:pStyle w:val="IT"/>
+        <w:spacing w:before="0" w:line="240" w:lineRule="auto"/>
+      </w:pPr>
+      <w:r>
+        <w:t xml:space="preserve">    License_Number VARCHAR(50) NOT NULL,</w:t>
+      </w:r>
+    </w:p>
+    <w:p>
+      <w:pPr>
+        <w:pStyle w:val="IT"/>
+        <w:spacing w:before="0" w:line="240" w:lineRule="auto"/>
+      </w:pPr>
+    </w:p>
+    <w:p>
+      <w:pPr>
+        <w:pStyle w:val="IT"/>
+        <w:spacing w:before="0" w:line="240" w:lineRule="auto"/>
+      </w:pPr>
+      <w:r>
+        <w:t xml:space="preserve">    CONSTRAINT PK_Doctors</w:t>
+      </w:r>
+    </w:p>
+    <w:p>
+      <w:pPr>
+        <w:pStyle w:val="IT"/>
+        <w:spacing w:before="0" w:line="240" w:lineRule="auto"/>
+      </w:pPr>
+      <w:r>
+        <w:t xml:space="preserve">        PRIMARY KEY (Doctor_ID),</w:t>
+      </w:r>
+    </w:p>
+    <w:p>
+      <w:pPr>
+        <w:pStyle w:val="IT"/>
+        <w:spacing w:before="0" w:line="240" w:lineRule="auto"/>
+      </w:pPr>
+    </w:p>
+    <w:p>
+      <w:pPr>
+        <w:pStyle w:val="IT"/>
+        <w:spacing w:before="0" w:line="240" w:lineRule="auto"/>
+      </w:pPr>
+      <w:r>
+        <w:t xml:space="preserve">    CONSTRAINT UQ_Doctor_License</w:t>
+      </w:r>
+    </w:p>
+    <w:p>
+      <w:pPr>
+        <w:pStyle w:val="IT"/>
+        <w:spacing w:before="0" w:line="240" w:lineRule="auto"/>
+      </w:pPr>
+      <w:r>
+        <w:t xml:space="preserve">        UNIQUE (License_Number),</w:t>
+      </w:r>
+    </w:p>
+    <w:p>
+      <w:pPr>
+        <w:pStyle w:val="IT"/>
+        <w:spacing w:before="0" w:line="240" w:lineRule="auto"/>
+      </w:pPr>
+    </w:p>
+    <w:p>
+      <w:pPr>
+        <w:pStyle w:val="IT"/>
+        <w:spacing w:before="0" w:line="240" w:lineRule="auto"/>
+      </w:pPr>
+      <w:r>
+        <w:t xml:space="preserve">    CONSTRAINT FK_Doctor_Person</w:t>
+      </w:r>
+    </w:p>
+    <w:p>
+      <w:pPr>
+        <w:pStyle w:val="IT"/>
+        <w:spacing w:before="0" w:line="240" w:lineRule="auto"/>
+      </w:pPr>
+      <w:r>
+        <w:t xml:space="preserve">        FOREIGN KEY (Doctor_ID)</w:t>
+      </w:r>
+    </w:p>
+    <w:p>
+      <w:pPr>
+        <w:pStyle w:val="IT"/>
+        <w:spacing w:before="0" w:line="240" w:lineRule="auto"/>
+      </w:pPr>
+      <w:r>
+        <w:t xml:space="preserve">        REFERENCES Person(Person_ID)</w:t>
+      </w:r>
+    </w:p>
+    <w:p>
+      <w:pPr>
+        <w:pStyle w:val="IT"/>
+        <w:spacing w:before="0" w:line="240" w:lineRule="auto"/>
+      </w:pPr>
+      <w:r>
+        <w:t xml:space="preserve">        ON UPDATE CASCADE</w:t>
+      </w:r>
+    </w:p>
+    <w:p>
+      <w:pPr>
+        <w:pStyle w:val="IT"/>
+        <w:spacing w:before="0" w:line="240" w:lineRule="auto"/>
+      </w:pPr>
+      <w:r>
+        <w:t xml:space="preserve">        ON DELETE CASCADE</w:t>
+      </w:r>
+    </w:p>
+    <w:p>
+      <w:pPr>
+        <w:pStyle w:val="IT"/>
+        <w:spacing w:before="0" w:line="240" w:lineRule="auto"/>
+      </w:pPr>
+      <w:r>
+        <w:t>);</w:t>
+      </w:r>
+    </w:p>
+    <w:p>
+      <w:pPr>
+        <w:pStyle w:val="IT"/>
+        <w:spacing w:before="0" w:line="240" w:lineRule="auto"/>
+      </w:pPr>
+    </w:p>
+    <w:p>
+      <w:pPr>
+        <w:pStyle w:val="IT"/>
+        <w:spacing w:before="0" w:line="240" w:lineRule="auto"/>
+      </w:pPr>
+    </w:p>
+    <w:p>
+      <w:pPr>
+        <w:pStyle w:val="IT"/>
+        <w:spacing w:before="0" w:line="240" w:lineRule="auto"/>
+      </w:pPr>
+      <w:r>
+        <w:t>-- Appointment table</w:t>
+      </w:r>
+    </w:p>
+    <w:p>
+      <w:pPr>
+        <w:pStyle w:val="IT"/>
+        <w:spacing w:before="0" w:line="240" w:lineRule="auto"/>
+      </w:pPr>
+      <w:r>
+        <w:t>CREATE TABLE Appointments (</w:t>
+      </w:r>
+    </w:p>
+    <w:p>
+      <w:pPr>
+        <w:pStyle w:val="IT"/>
+        <w:spacing w:before="0" w:line="240" w:lineRule="auto"/>
+      </w:pPr>
+      <w:r>
+        <w:t xml:space="preserve">    Appointment_ID INT UNSIGNED AUTO_INCREMENT,</w:t>
+      </w:r>
+    </w:p>
+    <w:p>
+      <w:pPr>
+        <w:pStyle w:val="IT"/>
+        <w:spacing w:before="0" w:line="240" w:lineRule="auto"/>
+      </w:pPr>
+      <w:r>
+        <w:t xml:space="preserve">    Patient_ID INT UNSIGNED NOT NULL,</w:t>
+      </w:r>
+    </w:p>
+    <w:p>
+      <w:pPr>
+        <w:pStyle w:val="IT"/>
+        <w:spacing w:before="0" w:line="240" w:lineRule="auto"/>
+      </w:pPr>
+      <w:r>
+        <w:lastRenderedPageBreak/>
+        <w:t xml:space="preserve">    Doctor_ID INT UNSIGNED NOT NULL,</w:t>
+      </w:r>
+    </w:p>
+    <w:p>
+      <w:pPr>
+        <w:pStyle w:val="IT"/>
+        <w:spacing w:before="0" w:line="240" w:lineRule="auto"/>
+      </w:pPr>
+      <w:r>
+        <w:t xml:space="preserve">    Appointment_Date DATE NOT NULL,</w:t>
+      </w:r>
+    </w:p>
+    <w:p>
+      <w:pPr>
+        <w:pStyle w:val="IT"/>
+        <w:spacing w:before="0" w:line="240" w:lineRule="auto"/>
+      </w:pPr>
+      <w:r>
+        <w:t xml:space="preserve">    Appointment_Time TIME NOT NULL,</w:t>
+      </w:r>
+    </w:p>
+    <w:p>
+      <w:pPr>
+        <w:pStyle w:val="IT"/>
+        <w:spacing w:before="0" w:line="240" w:lineRule="auto"/>
+      </w:pPr>
+      <w:r>
+        <w:t xml:space="preserve">    Reason VARCHAR(255),</w:t>
+      </w:r>
+    </w:p>
+    <w:p>
+      <w:pPr>
+        <w:pStyle w:val="IT"/>
+        <w:spacing w:before="0" w:line="240" w:lineRule="auto"/>
+      </w:pPr>
+      <w:r>
+        <w:t xml:space="preserve">    Status ENUM(</w:t>
+      </w:r>
+    </w:p>
+    <w:p>
+      <w:pPr>
+        <w:pStyle w:val="IT"/>
+        <w:spacing w:before="0" w:line="240" w:lineRule="auto"/>
+      </w:pPr>
+      <w:r>
+        <w:t xml:space="preserve">        'Scheduled',</w:t>
+      </w:r>
+    </w:p>
+    <w:p>
+      <w:pPr>
+        <w:pStyle w:val="IT"/>
+        <w:spacing w:before="0" w:line="240" w:lineRule="auto"/>
+      </w:pPr>
+      <w:r>
+        <w:t xml:space="preserve">        'Completed',</w:t>
+      </w:r>
+    </w:p>
+    <w:p>
+      <w:pPr>
+        <w:pStyle w:val="IT"/>
+        <w:spacing w:before="0" w:line="240" w:lineRule="auto"/>
+      </w:pPr>
+      <w:r>
+        <w:t xml:space="preserve">        'Cancelled',</w:t>
+      </w:r>
+    </w:p>
+    <w:p>
+      <w:pPr>
+        <w:pStyle w:val="IT"/>
+        <w:spacing w:before="0" w:line="240" w:lineRule="auto"/>
+      </w:pPr>
+      <w:r>
+        <w:t xml:space="preserve">        'No Show'</w:t>
+      </w:r>
+    </w:p>
+    <w:p>
+      <w:pPr>
+        <w:pStyle w:val="IT"/>
+        <w:spacing w:before="0" w:line="240" w:lineRule="auto"/>
+      </w:pPr>
+      <w:r>
+        <w:t xml:space="preserve">    ) NOT NULL DEFAULT 'Scheduled',</w:t>
+      </w:r>
+    </w:p>
+    <w:p>
+      <w:pPr>
+        <w:pStyle w:val="IT"/>
+        <w:spacing w:before="0" w:line="240" w:lineRule="auto"/>
+      </w:pPr>
+      <w:r>
+        <w:t xml:space="preserve">    Notes TEXT,</w:t>
+      </w:r>
+    </w:p>
+    <w:p>
+      <w:pPr>
+        <w:pStyle w:val="IT"/>
+        <w:spacing w:before="0" w:line="240" w:lineRule="auto"/>
+      </w:pPr>
+    </w:p>
+    <w:p>
+      <w:pPr>
+        <w:pStyle w:val="IT"/>
+        <w:spacing w:before="0" w:line="240" w:lineRule="auto"/>
+      </w:pPr>
+      <w:r>
+        <w:t xml:space="preserve">    CONSTRAINT PK_Appointments</w:t>
+      </w:r>
+    </w:p>
+    <w:p>
+      <w:pPr>
+        <w:pStyle w:val="IT"/>
+        <w:spacing w:before="0" w:line="240" w:lineRule="auto"/>
+      </w:pPr>
+      <w:r>
+        <w:t xml:space="preserve">        PRIMARY KEY (Appointment_ID),</w:t>
+      </w:r>
+    </w:p>
+    <w:p>
+      <w:pPr>
+        <w:pStyle w:val="IT"/>
+        <w:spacing w:before="0" w:line="240" w:lineRule="auto"/>
+      </w:pPr>
+    </w:p>
+    <w:p>
+      <w:pPr>
+        <w:pStyle w:val="IT"/>
+        <w:spacing w:before="0" w:line="240" w:lineRule="auto"/>
+      </w:pPr>
+      <w:r>
+        <w:t xml:space="preserve">    CONSTRAINT FK_Appointment_Patient</w:t>
+      </w:r>
+    </w:p>
+    <w:p>
+      <w:pPr>
+        <w:pStyle w:val="IT"/>
+        <w:spacing w:before="0" w:line="240" w:lineRule="auto"/>
+      </w:pPr>
+      <w:r>
+        <w:t xml:space="preserve">        FOREIGN KEY (Patient_ID)</w:t>
+      </w:r>
+    </w:p>
+    <w:p>
+      <w:pPr>
+        <w:pStyle w:val="IT"/>
+        <w:spacing w:before="0" w:line="240" w:lineRule="auto"/>
+      </w:pPr>
+      <w:r>
+        <w:t xml:space="preserve">        REFERENCES Patients(Patient_ID)</w:t>
+      </w:r>
+    </w:p>
+    <w:p>
+      <w:pPr>
+        <w:pStyle w:val="IT"/>
+        <w:spacing w:before="0" w:line="240" w:lineRule="auto"/>
+      </w:pPr>
+      <w:r>
+        <w:t xml:space="preserve">        ON UPDATE CASCADE</w:t>
+      </w:r>
+    </w:p>
+    <w:p>
+      <w:pPr>
+        <w:pStyle w:val="IT"/>
+        <w:spacing w:before="0" w:line="240" w:lineRule="auto"/>
+      </w:pPr>
+      <w:r>
+        <w:t xml:space="preserve">        ON DELETE RESTRICT,</w:t>
+      </w:r>
+    </w:p>
+    <w:p>
+      <w:pPr>
+        <w:pStyle w:val="IT"/>
+        <w:spacing w:before="0" w:line="240" w:lineRule="auto"/>
+      </w:pPr>
+    </w:p>
+    <w:p>
+      <w:pPr>
+        <w:pStyle w:val="IT"/>
+        <w:spacing w:before="0" w:line="240" w:lineRule="auto"/>
+      </w:pPr>
+      <w:r>
+        <w:t xml:space="preserve">    CONSTRAINT FK_Appointment_Doctor</w:t>
+      </w:r>
+    </w:p>
+    <w:p>
+      <w:pPr>
+        <w:pStyle w:val="IT"/>
+        <w:spacing w:before="0" w:line="240" w:lineRule="auto"/>
+      </w:pPr>
+      <w:r>
+        <w:t xml:space="preserve">        FOREIGN KEY (Doctor_ID)</w:t>
+      </w:r>
+    </w:p>
+    <w:p>
+      <w:pPr>
+        <w:pStyle w:val="IT"/>
+        <w:spacing w:before="0" w:line="240" w:lineRule="auto"/>
+      </w:pPr>
+      <w:r>
+        <w:t xml:space="preserve">        REFERENCES Doctors(Doctor_ID)</w:t>
+      </w:r>
+    </w:p>
+    <w:p>
+      <w:pPr>
+        <w:pStyle w:val="IT"/>
+        <w:spacing w:before="0" w:line="240" w:lineRule="auto"/>
+      </w:pPr>
+      <w:r>
+        <w:t xml:space="preserve">        ON UPDATE CASCADE</w:t>
+      </w:r>
+    </w:p>
+    <w:p>
+      <w:pPr>
+        <w:pStyle w:val="IT"/>
+        <w:spacing w:before="0" w:line="240" w:lineRule="auto"/>
+      </w:pPr>
+      <w:r>
+        <w:t xml:space="preserve">        ON DELETE RESTRICT,</w:t>
+      </w:r>
+    </w:p>
+    <w:p>
+      <w:pPr>
+        <w:pStyle w:val="IT"/>
+        <w:spacing w:before="0" w:line="240" w:lineRule="auto"/>
+      </w:pPr>
+    </w:p>
+    <w:p>
+      <w:pPr>
+        <w:pStyle w:val="IT"/>
+        <w:spacing w:before="0" w:line="240" w:lineRule="auto"/>
+      </w:pPr>
+      <w:r>
+        <w:t xml:space="preserve">    CONSTRAINT UQ_Doctor_Appointment_Time</w:t>
+      </w:r>
+    </w:p>
+    <w:p>
+      <w:pPr>
+        <w:pStyle w:val="IT"/>
+        <w:spacing w:before="0" w:line="240" w:lineRule="auto"/>
+      </w:pPr>
+      <w:r>
+        <w:t xml:space="preserve">        UNIQUE (</w:t>
+      </w:r>
+    </w:p>
+    <w:p>
+      <w:pPr>
+        <w:pStyle w:val="IT"/>
+        <w:spacing w:before="0" w:line="240" w:lineRule="auto"/>
+      </w:pPr>
+      <w:r>
+        <w:t xml:space="preserve">            Doctor_ID,</w:t>
+      </w:r>
+    </w:p>
+    <w:p>
+      <w:pPr>
+        <w:pStyle w:val="IT"/>
+        <w:spacing w:before="0" w:line="240" w:lineRule="auto"/>
+      </w:pPr>
+      <w:r>
+        <w:t xml:space="preserve">            Appointment_Date,</w:t>
+      </w:r>
+    </w:p>
+    <w:p>
+      <w:pPr>
+        <w:pStyle w:val="IT"/>
+        <w:spacing w:before="0" w:line="240" w:lineRule="auto"/>
+      </w:pPr>
+      <w:r>
+        <w:t xml:space="preserve">            Appointment_Time</w:t>
+      </w:r>
+    </w:p>
+    <w:p>
+      <w:pPr>
+        <w:pStyle w:val="IT"/>
+        <w:spacing w:before="0" w:line="240" w:lineRule="auto"/>
+      </w:pPr>
+      <w:r>
+        <w:t xml:space="preserve">        )</w:t>
+      </w:r>
+    </w:p>
+    <w:p>
+      <w:pPr>
+        <w:pStyle w:val="IT"/>
+        <w:spacing w:before="0" w:line="240" w:lineRule="auto"/>
+      </w:pPr>
+      <w:r>
+        <w:t>);</w:t>
+      </w:r>
+    </w:p>
+    <w:p>
+      <w:pPr>
+        <w:pStyle w:val="IT"/>
+        <w:spacing w:before="0" w:line="240" w:lineRule="auto"/>
+      </w:pPr>
+    </w:p>
+    <w:p>
+      <w:pPr>
+        <w:pStyle w:val="IT"/>
+        <w:spacing w:before="0" w:line="240" w:lineRule="auto"/>
+      </w:pPr>
+    </w:p>
+    <w:p>
+      <w:pPr>
+        <w:pStyle w:val="IT"/>
+        <w:spacing w:before="0" w:line="240" w:lineRule="auto"/>
+      </w:pPr>
+      <w:r>
+        <w:t>-- Medicine table</w:t>
+      </w:r>
+    </w:p>
+    <w:p>
+      <w:pPr>
+        <w:pStyle w:val="IT"/>
+        <w:spacing w:before="0" w:line="240" w:lineRule="auto"/>
+      </w:pPr>
+      <w:r>
+        <w:t>CREATE TABLE Medicines (</w:t>
+      </w:r>
+    </w:p>
+    <w:p>
+      <w:pPr>
+        <w:pStyle w:val="IT"/>
+        <w:spacing w:before="0" w:line="240" w:lineRule="auto"/>
+      </w:pPr>
+      <w:r>
+        <w:t xml:space="preserve">    Medicine_ID INT UNSIGNED AUTO_INCREMENT,</w:t>
+      </w:r>
+    </w:p>
+    <w:p>
+      <w:pPr>
+        <w:pStyle w:val="IT"/>
+        <w:spacing w:before="0" w:line="240" w:lineRule="auto"/>
+      </w:pPr>
+      <w:r>
+        <w:t xml:space="preserve">    Medicine_Name VARCHAR(100) NOT NULL,</w:t>
+      </w:r>
+    </w:p>
+    <w:p>
+      <w:pPr>
+        <w:pStyle w:val="IT"/>
+        <w:spacing w:before="0" w:line="240" w:lineRule="auto"/>
+      </w:pPr>
+      <w:r>
+        <w:t xml:space="preserve">    Description VARCHAR(255),</w:t>
+      </w:r>
+    </w:p>
+    <w:p>
+      <w:pPr>
+        <w:pStyle w:val="IT"/>
+        <w:spacing w:before="0" w:line="240" w:lineRule="auto"/>
+      </w:pPr>
+      <w:r>
+        <w:t xml:space="preserve">    Unit_Price DECIMAL(10,2) NOT NULL,</w:t>
+      </w:r>
+    </w:p>
+    <w:p>
+      <w:pPr>
+        <w:pStyle w:val="IT"/>
+        <w:spacing w:before="0" w:line="240" w:lineRule="auto"/>
+      </w:pPr>
+      <w:r>
+        <w:lastRenderedPageBreak/>
+        <w:t xml:space="preserve">    Stock_Quantity INT UNSIGNED NOT NULL DEFAULT 0,</w:t>
+      </w:r>
+    </w:p>
+    <w:p>
+      <w:pPr>
+        <w:pStyle w:val="IT"/>
+        <w:spacing w:before="0" w:line="240" w:lineRule="auto"/>
+      </w:pPr>
+      <w:r>
+        <w:t xml:space="preserve">    Expiry_Date DATE,</w:t>
+      </w:r>
+    </w:p>
+    <w:p>
+      <w:pPr>
+        <w:pStyle w:val="IT"/>
+        <w:spacing w:before="0" w:line="240" w:lineRule="auto"/>
+      </w:pPr>
+    </w:p>
+    <w:p>
+      <w:pPr>
+        <w:pStyle w:val="IT"/>
+        <w:spacing w:before="0" w:line="240" w:lineRule="auto"/>
+      </w:pPr>
+      <w:r>
+        <w:t xml:space="preserve">    CONSTRAINT PK_Medicines</w:t>
+      </w:r>
+    </w:p>
+    <w:p>
+      <w:pPr>
+        <w:pStyle w:val="IT"/>
+        <w:spacing w:before="0" w:line="240" w:lineRule="auto"/>
+      </w:pPr>
+      <w:r>
+        <w:t xml:space="preserve">        PRIMARY KEY (Medicine_ID),</w:t>
+      </w:r>
+    </w:p>
+    <w:p>
+      <w:pPr>
+        <w:pStyle w:val="IT"/>
+        <w:spacing w:before="0" w:line="240" w:lineRule="auto"/>
+      </w:pPr>
+    </w:p>
+    <w:p>
+      <w:pPr>
+        <w:pStyle w:val="IT"/>
+        <w:spacing w:before="0" w:line="240" w:lineRule="auto"/>
+      </w:pPr>
+      <w:r>
+        <w:t xml:space="preserve">    CONSTRAINT UQ_Medicine_Name</w:t>
+      </w:r>
+    </w:p>
+    <w:p>
+      <w:pPr>
+        <w:pStyle w:val="IT"/>
+        <w:spacing w:before="0" w:line="240" w:lineRule="auto"/>
+      </w:pPr>
+      <w:r>
+        <w:t xml:space="preserve">        UNIQUE (Medicine_Name),</w:t>
+      </w:r>
+    </w:p>
+    <w:p>
+      <w:pPr>
+        <w:pStyle w:val="IT"/>
+        <w:spacing w:before="0" w:line="240" w:lineRule="auto"/>
+      </w:pPr>
+    </w:p>
+    <w:p>
+      <w:pPr>
+        <w:pStyle w:val="IT"/>
+        <w:spacing w:before="0" w:line="240" w:lineRule="auto"/>
+      </w:pPr>
+      <w:r>
+        <w:t xml:space="preserve">    CONSTRAINT CHK_Medicine_Price</w:t>
+      </w:r>
+    </w:p>
+    <w:p>
+      <w:pPr>
+        <w:pStyle w:val="IT"/>
+        <w:spacing w:before="0" w:line="240" w:lineRule="auto"/>
+      </w:pPr>
+      <w:r>
+        <w:t xml:space="preserve">        CHECK (Unit_Price &gt;= 0)</w:t>
+      </w:r>
+    </w:p>
+    <w:p>
+      <w:pPr>
+        <w:pStyle w:val="IT"/>
+        <w:spacing w:before="0" w:line="240" w:lineRule="auto"/>
+      </w:pPr>
+      <w:r>
+        <w:t>);</w:t>
+      </w:r>
+    </w:p>
+    <w:p>
+      <w:pPr>
+        <w:pStyle w:val="IT"/>
+        <w:spacing w:before="0" w:line="240" w:lineRule="auto"/>
+      </w:pPr>
+    </w:p>
+    <w:p>
+      <w:pPr>
+        <w:pStyle w:val="IT"/>
+        <w:spacing w:before="0" w:line="240" w:lineRule="auto"/>
+      </w:pPr>
+    </w:p>
+    <w:p>
+      <w:pPr>
+        <w:pStyle w:val="IT"/>
+        <w:spacing w:before="0" w:line="240" w:lineRule="auto"/>
+      </w:pPr>
+      <w:r>
+        <w:t>-- Treatment table</w:t>
+      </w:r>
+    </w:p>
+    <w:p>
+      <w:pPr>
+        <w:pStyle w:val="IT"/>
+        <w:spacing w:before="0" w:line="240" w:lineRule="auto"/>
+      </w:pPr>
+      <w:r>
+        <w:t>CREATE TABLE Treatments (</w:t>
+      </w:r>
+    </w:p>
+    <w:p>
+      <w:pPr>
+        <w:pStyle w:val="IT"/>
+        <w:spacing w:before="0" w:line="240" w:lineRule="auto"/>
+      </w:pPr>
+      <w:r>
+        <w:t xml:space="preserve">    Treatment_ID INT UNSIGNED AUTO_INCREMENT,</w:t>
+      </w:r>
+    </w:p>
+    <w:p>
+      <w:pPr>
+        <w:pStyle w:val="IT"/>
+        <w:spacing w:before="0" w:line="240" w:lineRule="auto"/>
+      </w:pPr>
+      <w:r>
+        <w:t xml:space="preserve">    Appointment_ID INT UNSIGNED NOT NULL,</w:t>
+      </w:r>
+    </w:p>
+    <w:p>
+      <w:pPr>
+        <w:pStyle w:val="IT"/>
+        <w:spacing w:before="0" w:line="240" w:lineRule="auto"/>
+      </w:pPr>
+      <w:r>
+        <w:t xml:space="preserve">    Medicine_ID INT UNSIGNED,</w:t>
+      </w:r>
+    </w:p>
+    <w:p>
+      <w:pPr>
+        <w:pStyle w:val="IT"/>
+        <w:spacing w:before="0" w:line="240" w:lineRule="auto"/>
+      </w:pPr>
+      <w:r>
+        <w:t xml:space="preserve">    Treatment_Name VARCHAR(100) NOT NULL,</w:t>
+      </w:r>
+    </w:p>
+    <w:p>
+      <w:pPr>
+        <w:pStyle w:val="IT"/>
+        <w:spacing w:before="0" w:line="240" w:lineRule="auto"/>
+      </w:pPr>
+      <w:r>
+        <w:t xml:space="preserve">    Diagnosis VARCHAR(255) NOT NULL,</w:t>
+      </w:r>
+    </w:p>
+    <w:p>
+      <w:pPr>
+        <w:pStyle w:val="IT"/>
+        <w:spacing w:before="0" w:line="240" w:lineRule="auto"/>
+      </w:pPr>
+      <w:r>
+        <w:t xml:space="preserve">    Dosage VARCHAR(100),</w:t>
+      </w:r>
+    </w:p>
+    <w:p>
+      <w:pPr>
+        <w:pStyle w:val="IT"/>
+        <w:spacing w:before="0" w:line="240" w:lineRule="auto"/>
+      </w:pPr>
+      <w:r>
+        <w:t xml:space="preserve">    Duration_Days INT UNSIGNED,</w:t>
+      </w:r>
+    </w:p>
+    <w:p>
+      <w:pPr>
+        <w:pStyle w:val="IT"/>
+        <w:spacing w:before="0" w:line="240" w:lineRule="auto"/>
+      </w:pPr>
+      <w:r>
+        <w:t xml:space="preserve">    Instructions TEXT,</w:t>
+      </w:r>
+    </w:p>
+    <w:p>
+      <w:pPr>
+        <w:pStyle w:val="IT"/>
+        <w:spacing w:before="0" w:line="240" w:lineRule="auto"/>
+      </w:pPr>
+      <w:r>
+        <w:t xml:space="preserve">    Treatment_Cost DECIMAL(10,2) NOT NULL DEFAULT 0.00,</w:t>
+      </w:r>
+    </w:p>
+    <w:p>
+      <w:pPr>
+        <w:pStyle w:val="IT"/>
+        <w:spacing w:before="0" w:line="240" w:lineRule="auto"/>
+      </w:pPr>
+    </w:p>
+    <w:p>
+      <w:pPr>
+        <w:pStyle w:val="IT"/>
+        <w:spacing w:before="0" w:line="240" w:lineRule="auto"/>
+      </w:pPr>
+      <w:r>
+        <w:t xml:space="preserve">    CONSTRAINT PK_Treatments</w:t>
+      </w:r>
+    </w:p>
+    <w:p>
+      <w:pPr>
+        <w:pStyle w:val="IT"/>
+        <w:spacing w:before="0" w:line="240" w:lineRule="auto"/>
+      </w:pPr>
+      <w:r>
+        <w:t xml:space="preserve">        PRIMARY KEY (Treatment_ID),</w:t>
+      </w:r>
+    </w:p>
+    <w:p>
+      <w:pPr>
+        <w:pStyle w:val="IT"/>
+        <w:spacing w:before="0" w:line="240" w:lineRule="auto"/>
+      </w:pPr>
+    </w:p>
+    <w:p>
+      <w:pPr>
+        <w:pStyle w:val="IT"/>
+        <w:spacing w:before="0" w:line="240" w:lineRule="auto"/>
+      </w:pPr>
+      <w:r>
+        <w:t xml:space="preserve">    CONSTRAINT FK_Treatment_Appointment</w:t>
+      </w:r>
+    </w:p>
+    <w:p>
+      <w:pPr>
+        <w:pStyle w:val="IT"/>
+        <w:spacing w:before="0" w:line="240" w:lineRule="auto"/>
+      </w:pPr>
+      <w:r>
+        <w:t xml:space="preserve">        FOREIGN KEY (Appointment_ID)</w:t>
+      </w:r>
+    </w:p>
+    <w:p>
+      <w:pPr>
+        <w:pStyle w:val="IT"/>
+        <w:spacing w:before="0" w:line="240" w:lineRule="auto"/>
+      </w:pPr>
+      <w:r>
+        <w:t xml:space="preserve">        REFERENCES Appointments(Appointment_ID)</w:t>
+      </w:r>
+    </w:p>
+    <w:p>
+      <w:pPr>
+        <w:pStyle w:val="IT"/>
+        <w:spacing w:before="0" w:line="240" w:lineRule="auto"/>
+      </w:pPr>
+      <w:r>
+        <w:t xml:space="preserve">        ON UPDATE CASCADE</w:t>
+      </w:r>
+    </w:p>
+    <w:p>
+      <w:pPr>
+        <w:pStyle w:val="IT"/>
+        <w:spacing w:before="0" w:line="240" w:lineRule="auto"/>
+      </w:pPr>
+      <w:r>
+        <w:t xml:space="preserve">        ON DELETE CASCADE,</w:t>
+      </w:r>
+    </w:p>
+    <w:p>
+      <w:pPr>
+        <w:pStyle w:val="IT"/>
+        <w:spacing w:before="0" w:line="240" w:lineRule="auto"/>
+      </w:pPr>
+    </w:p>
+    <w:p>
+      <w:pPr>
+        <w:pStyle w:val="IT"/>
+        <w:spacing w:before="0" w:line="240" w:lineRule="auto"/>
+      </w:pPr>
+      <w:r>
+        <w:t xml:space="preserve">    CONSTRAINT FK_Treatment_Medicine</w:t>
+      </w:r>
+    </w:p>
+    <w:p>
+      <w:pPr>
+        <w:pStyle w:val="IT"/>
+        <w:spacing w:before="0" w:line="240" w:lineRule="auto"/>
+      </w:pPr>
+      <w:r>
+        <w:t xml:space="preserve">        FOREIGN KEY (Medicine_ID)</w:t>
+      </w:r>
+    </w:p>
+    <w:p>
+      <w:pPr>
+        <w:pStyle w:val="IT"/>
+        <w:spacing w:before="0" w:line="240" w:lineRule="auto"/>
+      </w:pPr>
+      <w:r>
+        <w:t xml:space="preserve">        REFERENCES Medicines(Medicine_ID)</w:t>
+      </w:r>
+    </w:p>
+    <w:p>
+      <w:pPr>
+        <w:pStyle w:val="IT"/>
+        <w:spacing w:before="0" w:line="240" w:lineRule="auto"/>
+      </w:pPr>
+      <w:r>
+        <w:t xml:space="preserve">        ON UPDATE CASCADE</w:t>
+      </w:r>
+    </w:p>
+    <w:p>
+      <w:pPr>
+        <w:pStyle w:val="IT"/>
+        <w:spacing w:before="0" w:line="240" w:lineRule="auto"/>
+      </w:pPr>
+      <w:r>
+        <w:t xml:space="preserve">        ON DELETE SET NULL,</w:t>
+      </w:r>
+    </w:p>
+    <w:p>
+      <w:pPr>
+        <w:pStyle w:val="IT"/>
+        <w:spacing w:before="0" w:line="240" w:lineRule="auto"/>
+      </w:pPr>
+    </w:p>
+    <w:p>
+      <w:pPr>
+        <w:pStyle w:val="IT"/>
+        <w:spacing w:before="0" w:line="240" w:lineRule="auto"/>
+      </w:pPr>
+      <w:r>
+        <w:t xml:space="preserve">    CONSTRAINT CHK_Treatment_Duration</w:t>
+      </w:r>
+    </w:p>
+    <w:p>
+      <w:pPr>
+        <w:pStyle w:val="IT"/>
+        <w:spacing w:before="0" w:line="240" w:lineRule="auto"/>
+      </w:pPr>
+      <w:r>
+        <w:lastRenderedPageBreak/>
+        <w:t xml:space="preserve">        CHECK (</w:t>
+      </w:r>
+    </w:p>
+    <w:p>
+      <w:pPr>
+        <w:pStyle w:val="IT"/>
+        <w:spacing w:before="0" w:line="240" w:lineRule="auto"/>
+      </w:pPr>
+      <w:r>
+        <w:t xml:space="preserve">            Duration_Days IS NULL</w:t>
+      </w:r>
+    </w:p>
+    <w:p>
+      <w:pPr>
+        <w:pStyle w:val="IT"/>
+        <w:spacing w:before="0" w:line="240" w:lineRule="auto"/>
+      </w:pPr>
+      <w:r>
+        <w:t xml:space="preserve">            OR Duration_Days &gt; 0</w:t>
+      </w:r>
+    </w:p>
+    <w:p>
+      <w:pPr>
+        <w:pStyle w:val="IT"/>
+        <w:spacing w:before="0" w:line="240" w:lineRule="auto"/>
+      </w:pPr>
+      <w:r>
+        <w:t xml:space="preserve">        ),</w:t>
+      </w:r>
+    </w:p>
+    <w:p>
+      <w:pPr>
+        <w:pStyle w:val="IT"/>
+        <w:spacing w:before="0" w:line="240" w:lineRule="auto"/>
+      </w:pPr>
+    </w:p>
+    <w:p>
+      <w:pPr>
+        <w:pStyle w:val="IT"/>
+        <w:spacing w:before="0" w:line="240" w:lineRule="auto"/>
+      </w:pPr>
+      <w:r>
+        <w:t xml:space="preserve">    CONSTRAINT CHK_Treatment_Cost</w:t>
+      </w:r>
+    </w:p>
+    <w:p>
+      <w:pPr>
+        <w:pStyle w:val="IT"/>
+        <w:spacing w:before="0" w:line="240" w:lineRule="auto"/>
+      </w:pPr>
+      <w:r>
+        <w:t xml:space="preserve">        CHECK (Treatment_Cost &gt;= 0)</w:t>
+      </w:r>
+    </w:p>
+    <w:p>
+      <w:pPr>
+        <w:pStyle w:val="IT"/>
+        <w:spacing w:before="0" w:line="240" w:lineRule="auto"/>
+      </w:pPr>
+      <w:r>
+        <w:t>);</w:t>
+      </w:r>
+    </w:p>
+    <w:p>
+      <w:pPr>
+        <w:pStyle w:val="IT"/>
+        <w:spacing w:before="0" w:line="240" w:lineRule="auto"/>
+      </w:pPr>
+    </w:p>
+    <w:p>
+      <w:pPr>
+        <w:pStyle w:val="IT"/>
+        <w:spacing w:before="0" w:line="240" w:lineRule="auto"/>
+      </w:pPr>
+    </w:p>
+    <w:p>
+      <w:pPr>
+        <w:pStyle w:val="IT"/>
+        <w:spacing w:before="0" w:line="240" w:lineRule="auto"/>
+      </w:pPr>
+      <w:r>
+        <w:t>-- Payment table</w:t>
+      </w:r>
+    </w:p>
+    <w:p>
+      <w:pPr>
+        <w:pStyle w:val="IT"/>
+        <w:spacing w:before="0" w:line="240" w:lineRule="auto"/>
+      </w:pPr>
+      <w:r>
+        <w:t>CREATE TABLE Payments (</w:t>
+      </w:r>
+    </w:p>
+    <w:p>
+      <w:pPr>
+        <w:pStyle w:val="IT"/>
+        <w:spacing w:before="0" w:line="240" w:lineRule="auto"/>
+      </w:pPr>
+      <w:r>
+        <w:t xml:space="preserve">    Payment_ID INT UNSIGNED AUTO_INCREMENT,</w:t>
+      </w:r>
+    </w:p>
+    <w:p>
+      <w:pPr>
+        <w:pStyle w:val="IT"/>
+        <w:spacing w:before="0" w:line="240" w:lineRule="auto"/>
+      </w:pPr>
+      <w:r>
+        <w:t xml:space="preserve">    Appointment_ID INT UNSIGNED NOT NULL,</w:t>
+      </w:r>
+    </w:p>
+    <w:p>
+      <w:pPr>
+        <w:pStyle w:val="IT"/>
+        <w:spacing w:before="0" w:line="240" w:lineRule="auto"/>
+      </w:pPr>
+      <w:r>
+        <w:t xml:space="preserve">    Payment_Date DATETIME NOT NULL DEFAULT CURRENT_TIMESTAMP,</w:t>
+      </w:r>
+    </w:p>
+    <w:p>
+      <w:pPr>
+        <w:pStyle w:val="IT"/>
+        <w:spacing w:before="0" w:line="240" w:lineRule="auto"/>
+      </w:pPr>
+      <w:r>
+        <w:t xml:space="preserve">    Amount DECIMAL(10,2) NOT NULL,</w:t>
+      </w:r>
+    </w:p>
+    <w:p>
+      <w:pPr>
+        <w:pStyle w:val="IT"/>
+        <w:spacing w:before="0" w:line="240" w:lineRule="auto"/>
+      </w:pPr>
+      <w:r>
+        <w:t xml:space="preserve">    Payment_Method ENUM(</w:t>
+      </w:r>
+    </w:p>
+    <w:p>
+      <w:pPr>
+        <w:pStyle w:val="IT"/>
+        <w:spacing w:before="0" w:line="240" w:lineRule="auto"/>
+      </w:pPr>
+      <w:r>
+        <w:t xml:space="preserve">        'Cash',</w:t>
+      </w:r>
+    </w:p>
+    <w:p>
+      <w:pPr>
+        <w:pStyle w:val="IT"/>
+        <w:spacing w:before="0" w:line="240" w:lineRule="auto"/>
+      </w:pPr>
+      <w:r>
+        <w:t xml:space="preserve">        'Credit Card',</w:t>
+      </w:r>
+    </w:p>
+    <w:p>
+      <w:pPr>
+        <w:pStyle w:val="IT"/>
+        <w:spacing w:before="0" w:line="240" w:lineRule="auto"/>
+      </w:pPr>
+      <w:r>
+        <w:t xml:space="preserve">        'Debit Card',</w:t>
+      </w:r>
+    </w:p>
+    <w:p>
+      <w:pPr>
+        <w:pStyle w:val="IT"/>
+        <w:spacing w:before="0" w:line="240" w:lineRule="auto"/>
+      </w:pPr>
+      <w:r>
+        <w:t xml:space="preserve">        'Bank Transfer',</w:t>
+      </w:r>
+    </w:p>
+    <w:p>
+      <w:pPr>
+        <w:pStyle w:val="IT"/>
+        <w:spacing w:before="0" w:line="240" w:lineRule="auto"/>
+      </w:pPr>
+      <w:r>
+        <w:t xml:space="preserve">        'Insurance'</w:t>
+      </w:r>
+    </w:p>
+    <w:p>
+      <w:pPr>
+        <w:pStyle w:val="IT"/>
+        <w:spacing w:before="0" w:line="240" w:lineRule="auto"/>
+      </w:pPr>
+      <w:r>
+        <w:t xml:space="preserve">    ) NOT NULL,</w:t>
+      </w:r>
+    </w:p>
+    <w:p>
+      <w:pPr>
+        <w:pStyle w:val="IT"/>
+        <w:spacing w:before="0" w:line="240" w:lineRule="auto"/>
+      </w:pPr>
+      <w:r>
+        <w:t xml:space="preserve">    Payment_Status ENUM(</w:t>
+      </w:r>
+    </w:p>
+    <w:p>
+      <w:pPr>
+        <w:pStyle w:val="IT"/>
+        <w:spacing w:before="0" w:line="240" w:lineRule="auto"/>
+      </w:pPr>
+      <w:r>
+        <w:t xml:space="preserve">        'Pending',</w:t>
+      </w:r>
+    </w:p>
+    <w:p>
+      <w:pPr>
+        <w:pStyle w:val="IT"/>
+        <w:spacing w:before="0" w:line="240" w:lineRule="auto"/>
+      </w:pPr>
+      <w:r>
+        <w:t xml:space="preserve">        'Paid',</w:t>
+      </w:r>
+    </w:p>
+    <w:p>
+      <w:pPr>
+        <w:pStyle w:val="IT"/>
+        <w:spacing w:before="0" w:line="240" w:lineRule="auto"/>
+      </w:pPr>
+      <w:r>
+        <w:t xml:space="preserve">        'Failed',</w:t>
+      </w:r>
+    </w:p>
+    <w:p>
+      <w:pPr>
+        <w:pStyle w:val="IT"/>
+        <w:spacing w:before="0" w:line="240" w:lineRule="auto"/>
+      </w:pPr>
+      <w:r>
+        <w:t xml:space="preserve">        'Refunded'</w:t>
+      </w:r>
+    </w:p>
+    <w:p>
+      <w:pPr>
+        <w:pStyle w:val="IT"/>
+        <w:spacing w:before="0" w:line="240" w:lineRule="auto"/>
+      </w:pPr>
+      <w:r>
+        <w:t xml:space="preserve">    ) NOT NULL DEFAULT 'Pending',</w:t>
+      </w:r>
+    </w:p>
+    <w:p>
+      <w:pPr>
+        <w:pStyle w:val="IT"/>
+        <w:spacing w:before="0" w:line="240" w:lineRule="auto"/>
+      </w:pPr>
+      <w:r>
+        <w:t xml:space="preserve">    Reference_Number VARCHAR(100),</w:t>
+      </w:r>
+    </w:p>
+    <w:p>
+      <w:pPr>
+        <w:pStyle w:val="IT"/>
+        <w:spacing w:before="0" w:line="240" w:lineRule="auto"/>
+      </w:pPr>
+    </w:p>
+    <w:p>
+      <w:pPr>
+        <w:pStyle w:val="IT"/>
+        <w:spacing w:before="0" w:line="240" w:lineRule="auto"/>
+      </w:pPr>
+      <w:r>
+        <w:t xml:space="preserve">    CONSTRAINT PK_Payments</w:t>
+      </w:r>
+    </w:p>
+    <w:p>
+      <w:pPr>
+        <w:pStyle w:val="IT"/>
+        <w:spacing w:before="0" w:line="240" w:lineRule="auto"/>
+      </w:pPr>
+      <w:r>
+        <w:t xml:space="preserve">        PRIMARY KEY (Payment_ID),</w:t>
+      </w:r>
+    </w:p>
+    <w:p>
+      <w:pPr>
+        <w:pStyle w:val="IT"/>
+        <w:spacing w:before="0" w:line="240" w:lineRule="auto"/>
+      </w:pPr>
+    </w:p>
+    <w:p>
+      <w:pPr>
+        <w:pStyle w:val="IT"/>
+        <w:spacing w:before="0" w:line="240" w:lineRule="auto"/>
+      </w:pPr>
+      <w:r>
+        <w:t xml:space="preserve">    CONSTRAINT UQ_Payment_Reference</w:t>
+      </w:r>
+    </w:p>
+    <w:p>
+      <w:pPr>
+        <w:pStyle w:val="IT"/>
+        <w:spacing w:before="0" w:line="240" w:lineRule="auto"/>
+      </w:pPr>
+      <w:r>
+        <w:t xml:space="preserve">        UNIQUE (Reference_Number),</w:t>
+      </w:r>
+    </w:p>
+    <w:p>
+      <w:pPr>
+        <w:pStyle w:val="IT"/>
+        <w:spacing w:before="0" w:line="240" w:lineRule="auto"/>
+      </w:pPr>
+    </w:p>
+    <w:p>
+      <w:pPr>
+        <w:pStyle w:val="IT"/>
+        <w:spacing w:before="0" w:line="240" w:lineRule="auto"/>
+      </w:pPr>
+      <w:r>
+        <w:t xml:space="preserve">    CONSTRAINT FK_Payment_Appointment</w:t>
+      </w:r>
+    </w:p>
+    <w:p>
+      <w:pPr>
+        <w:pStyle w:val="IT"/>
+        <w:spacing w:before="0" w:line="240" w:lineRule="auto"/>
+      </w:pPr>
+      <w:r>
+        <w:t xml:space="preserve">        FOREIGN KEY (Appointment_ID)</w:t>
+      </w:r>
+    </w:p>
+    <w:p>
+      <w:pPr>
+        <w:pStyle w:val="IT"/>
+        <w:spacing w:before="0" w:line="240" w:lineRule="auto"/>
+      </w:pPr>
+      <w:r>
+        <w:t xml:space="preserve">        REFERENCES Appointments(Appointment_ID)</w:t>
+      </w:r>
+    </w:p>
+    <w:p>
+      <w:pPr>
+        <w:pStyle w:val="IT"/>
+        <w:spacing w:before="0" w:line="240" w:lineRule="auto"/>
+      </w:pPr>
+      <w:r>
+        <w:t xml:space="preserve">        ON UPDATE CASCADE</w:t>
+      </w:r>
+    </w:p>
+    <w:p>
+      <w:pPr>
+        <w:pStyle w:val="IT"/>
+        <w:spacing w:before="0" w:line="240" w:lineRule="auto"/>
+      </w:pPr>
+      <w:r>
+        <w:t xml:space="preserve">        ON DELETE RESTRICT,</w:t>
+      </w:r>
+    </w:p>
+    <w:p>
+      <w:pPr>
+        <w:pStyle w:val="IT"/>
+        <w:spacing w:before="0" w:line="240" w:lineRule="auto"/>
+      </w:pPr>
+    </w:p>
+    <w:p>
+      <w:pPr>
+        <w:pStyle w:val="IT"/>
+        <w:spacing w:before="0" w:line="240" w:lineRule="auto"/>
+      </w:pPr>
+      <w:r>
+        <w:t xml:space="preserve">    CONSTRAINT CHK_Payment_Amount</w:t>
+      </w:r>
+    </w:p>
+    <w:p>
+      <w:pPr>
+        <w:pStyle w:val="IT"/>
+        <w:spacing w:before="0" w:line="240" w:lineRule="auto"/>
+      </w:pPr>
+      <w:r>
+        <w:t xml:space="preserve">        CHECK (Amount &gt; 0)</w:t>
+      </w:r>
+    </w:p>
+    <w:p>
+      <w:pPr>
+        <w:pStyle w:val="IT"/>
+        <w:spacing w:before="0" w:line="240" w:lineRule="auto"/>
+      </w:pPr>
+      <w:r>
+        <w:t>);</w:t>
+      </w:r>
+    </w:p>
+    <w:p>
+      <w:pPr>
+        <w:pStyle w:val="IT"/>
+        <w:spacing w:before="0" w:line="240" w:lineRule="auto"/>
+      </w:pPr>
+      <w:bookmarkStart w:id="7" w:name="_GoBack"/>
+      <w:bookmarkEnd w:id="6"/>
+      <w:bookmarkEnd w:id="7"/>
     </w:p>
     <w:p>
       <w:pPr>
@@ -10353,25 +11351,7 @@
           <w:sz w:val="24"/>
           <w:szCs w:val="24"/>
         </w:rPr>
-        <w:t xml:space="preserve">If you used any AI tools during this project (e.g., </w:t>
-      </w:r>
-      <w:proofErr w:type="spellStart"/>
-      <w:r>
-        <w:rPr>
-          <w:rFonts w:ascii="Times New Roman" w:hAnsi="Times New Roman" w:cs="Times New Roman"/>
-          <w:sz w:val="24"/>
-          <w:szCs w:val="24"/>
-        </w:rPr>
-        <w:t>ChatGPT</w:t>
-      </w:r>
-      <w:proofErr w:type="spellEnd"/>
-      <w:r>
-        <w:rPr>
-          <w:rFonts w:ascii="Times New Roman" w:hAnsi="Times New Roman" w:cs="Times New Roman"/>
-          <w:sz w:val="24"/>
-          <w:szCs w:val="24"/>
-        </w:rPr>
-        <w:t xml:space="preserve">, Claude, Copilot), disclose which tool(s), for what specific purpose (e.g., debugging, grammar checking, brainstorming), and how you verified or modified the output. </w:t>
+        <w:t xml:space="preserve">If you used any AI tools during this project (e.g., ChatGPT, Claude, Copilot), disclose which tool(s), for what specific purpose (e.g., debugging, grammar checking, brainstorming), and how you verified or modified the output. </w:t>
       </w:r>
     </w:p>
     <w:p>
@@ -10496,29 +11476,7 @@
           <w:sz w:val="24"/>
           <w:szCs w:val="24"/>
         </w:rPr>
-        <w:t>SQL Script (.</w:t>
-      </w:r>
-      <w:proofErr w:type="spellStart"/>
-      <w:r>
-        <w:rPr>
-          <w:rFonts w:ascii="Times New Roman" w:hAnsi="Times New Roman" w:cs="Times New Roman"/>
-          <w:b/>
-          <w:bCs/>
-          <w:sz w:val="24"/>
-          <w:szCs w:val="24"/>
-        </w:rPr>
-        <w:t>sql</w:t>
-      </w:r>
-      <w:proofErr w:type="spellEnd"/>
-      <w:r>
-        <w:rPr>
-          <w:rFonts w:ascii="Times New Roman" w:hAnsi="Times New Roman" w:cs="Times New Roman"/>
-          <w:b/>
-          <w:bCs/>
-          <w:sz w:val="24"/>
-          <w:szCs w:val="24"/>
-        </w:rPr>
-        <w:t>)</w:t>
+        <w:t>SQL Script (.sql)</w:t>
       </w:r>
       <w:r>
         <w:rPr>
@@ -10666,25 +11624,7 @@
           <w:sz w:val="24"/>
           <w:szCs w:val="24"/>
         </w:rPr>
-        <w:t>GitHub/</w:t>
-      </w:r>
-      <w:proofErr w:type="spellStart"/>
-      <w:r>
-        <w:rPr>
-          <w:rFonts w:ascii="Times New Roman" w:hAnsi="Times New Roman" w:cs="Times New Roman"/>
-          <w:sz w:val="24"/>
-          <w:szCs w:val="24"/>
-        </w:rPr>
-        <w:t>GitLab</w:t>
-      </w:r>
-      <w:proofErr w:type="spellEnd"/>
-      <w:r>
-        <w:rPr>
-          <w:rFonts w:ascii="Times New Roman" w:hAnsi="Times New Roman" w:cs="Times New Roman"/>
-          <w:sz w:val="24"/>
-          <w:szCs w:val="24"/>
-        </w:rPr>
-        <w:t xml:space="preserve"> repository (with commit history): [link]</w:t>
+        <w:t>GitHub/GitLab repository (with commit history): [link]</w:t>
       </w:r>
     </w:p>
     <w:p>
@@ -10706,25 +11646,7 @@
           <w:sz w:val="24"/>
           <w:szCs w:val="24"/>
         </w:rPr>
-        <w:t xml:space="preserve">Google </w:t>
-      </w:r>
-      <w:proofErr w:type="spellStart"/>
-      <w:r>
-        <w:rPr>
-          <w:rFonts w:ascii="Times New Roman" w:hAnsi="Times New Roman" w:cs="Times New Roman"/>
-          <w:sz w:val="24"/>
-          <w:szCs w:val="24"/>
-        </w:rPr>
-        <w:t>Colab</w:t>
-      </w:r>
-      <w:proofErr w:type="spellEnd"/>
-      <w:r>
-        <w:rPr>
-          <w:rFonts w:ascii="Times New Roman" w:hAnsi="Times New Roman" w:cs="Times New Roman"/>
-          <w:sz w:val="24"/>
-          <w:szCs w:val="24"/>
-        </w:rPr>
-        <w:t xml:space="preserve"> notebook (if applicable): [link]</w:t>
+        <w:t>Google Colab notebook (if applicable): [link]</w:t>
       </w:r>
     </w:p>
     <w:p>
@@ -10825,7 +11747,7 @@
               <wp:docPr id="1349517934" name="Text Box 9" descr="Restricted - مقيد ">
                 <a:extLst xmlns:a="http://schemas.openxmlformats.org/drawingml/2006/main">
                   <a:ext uri="{5AE41FA2-C0FF-4470-9BD4-5FADCA87CBE2}">
-                    <aclsh:classification xmlns:aclsh="http://schemas.microsoft.com/office/drawing/2020/classificationShape" xmlns:w16du="http://schemas.microsoft.com/office/word/2023/wordml/word16du" xmlns:w16sdtfl="http://schemas.microsoft.com/office/word/2024/wordml/sdtformatlock" xmlns:w16sdtdh="http://schemas.microsoft.com/office/word/2020/wordml/sdtdatahash" xmlns:w16="http://schemas.microsoft.com/office/word/2018/wordml" xmlns:w16cid="http://schemas.microsoft.com/office/word/2016/wordml/cid" xmlns:w16cex="http://schemas.microsoft.com/office/word/2018/wordml/cex" xmlns:w16cei="http://schemas.microsoft.com/office/word/2026/wordml/cei" xmlns:w="http://schemas.openxmlformats.org/wordprocessingml/2006/main" xmlns:w10="urn:schemas-microsoft-com:office:word" xmlns:v="urn:schemas-microsoft-com:vml" xmlns:o="urn:schemas-microsoft-com:office:office" xmlns:oel="http://schemas.microsoft.com/office/2019/extlst" xmlns:am3d="http://schemas.microsoft.com/office/drawing/2017/model3d" xmlns:aink="http://schemas.microsoft.com/office/drawing/2016/ink" xmlns:cx8="http://schemas.microsoft.com/office/drawing/2016/5/14/chartex" xmlns:cx7="http://schemas.microsoft.com/office/drawing/2016/5/13/chartex" xmlns:cx6="http://schemas.microsoft.com/office/drawing/2016/5/12/chartex" xmlns:cx5="http://schemas.microsoft.com/office/drawing/2016/5/11/chartex" xmlns:cx4="http://schemas.microsoft.com/office/drawing/2016/5/10/chartex" xmlns:cx3="http://schemas.microsoft.com/office/drawing/2016/5/9/chartex" xmlns:cx2="http://schemas.microsoft.com/office/drawing/2015/10/21/chartex" xmlns:cx1="http://schemas.microsoft.com/office/drawing/2015/9/8/chartex" xmlns="" classificationOutcomeType="ftr"/>
+                    <aclsh:classification xmlns="" xmlns:cx1="http://schemas.microsoft.com/office/drawing/2015/9/8/chartex" xmlns:cx2="http://schemas.microsoft.com/office/drawing/2015/10/21/chartex" xmlns:cx3="http://schemas.microsoft.com/office/drawing/2016/5/9/chartex" xmlns:cx4="http://schemas.microsoft.com/office/drawing/2016/5/10/chartex" xmlns:cx5="http://schemas.microsoft.com/office/drawing/2016/5/11/chartex" xmlns:cx6="http://schemas.microsoft.com/office/drawing/2016/5/12/chartex" xmlns:cx7="http://schemas.microsoft.com/office/drawing/2016/5/13/chartex" xmlns:cx8="http://schemas.microsoft.com/office/drawing/2016/5/14/chartex" xmlns:aink="http://schemas.microsoft.com/office/drawing/2016/ink" xmlns:am3d="http://schemas.microsoft.com/office/drawing/2017/model3d" xmlns:oel="http://schemas.microsoft.com/office/2019/extlst" xmlns:o="urn:schemas-microsoft-com:office:office" xmlns:v="urn:schemas-microsoft-com:vml" xmlns:w10="urn:schemas-microsoft-com:office:word" xmlns:w="http://schemas.openxmlformats.org/wordprocessingml/2006/main" xmlns:w16cei="http://schemas.microsoft.com/office/word/2026/wordml/cei" xmlns:w16cex="http://schemas.microsoft.com/office/word/2018/wordml/cex" xmlns:w16cid="http://schemas.microsoft.com/office/word/2016/wordml/cid" xmlns:w16="http://schemas.microsoft.com/office/word/2018/wordml" xmlns:w16sdtdh="http://schemas.microsoft.com/office/word/2020/wordml/sdtdatahash" xmlns:w16sdtfl="http://schemas.microsoft.com/office/word/2024/wordml/sdtformatlock" xmlns:w16du="http://schemas.microsoft.com/office/word/2023/wordml/word16du" xmlns:aclsh="http://schemas.microsoft.com/office/drawing/2020/classificationShape" classificationOutcomeType="ftr"/>
                   </a:ext>
                 </a:extLst>
               </wp:docPr>
@@ -10983,7 +11905,7 @@
               <wp:docPr id="1992261074" name="Text Box 10" descr="Restricted - مقيد ">
                 <a:extLst xmlns:a="http://schemas.openxmlformats.org/drawingml/2006/main">
                   <a:ext uri="{5AE41FA2-C0FF-4470-9BD4-5FADCA87CBE2}">
-                    <aclsh:classification xmlns:aclsh="http://schemas.microsoft.com/office/drawing/2020/classificationShape" xmlns:w16du="http://schemas.microsoft.com/office/word/2023/wordml/word16du" xmlns:w16sdtfl="http://schemas.microsoft.com/office/word/2024/wordml/sdtformatlock" xmlns:w16sdtdh="http://schemas.microsoft.com/office/word/2020/wordml/sdtdatahash" xmlns:w16="http://schemas.microsoft.com/office/word/2018/wordml" xmlns:w16cid="http://schemas.microsoft.com/office/word/2016/wordml/cid" xmlns:w16cex="http://schemas.microsoft.com/office/word/2018/wordml/cex" xmlns:w16cei="http://schemas.microsoft.com/office/word/2026/wordml/cei" xmlns:w="http://schemas.openxmlformats.org/wordprocessingml/2006/main" xmlns:w10="urn:schemas-microsoft-com:office:word" xmlns:v="urn:schemas-microsoft-com:vml" xmlns:o="urn:schemas-microsoft-com:office:office" xmlns:oel="http://schemas.microsoft.com/office/2019/extlst" xmlns:am3d="http://schemas.microsoft.com/office/drawing/2017/model3d" xmlns:aink="http://schemas.microsoft.com/office/drawing/2016/ink" xmlns:cx8="http://schemas.microsoft.com/office/drawing/2016/5/14/chartex" xmlns:cx7="http://schemas.microsoft.com/office/drawing/2016/5/13/chartex" xmlns:cx6="http://schemas.microsoft.com/office/drawing/2016/5/12/chartex" xmlns:cx5="http://schemas.microsoft.com/office/drawing/2016/5/11/chartex" xmlns:cx4="http://schemas.microsoft.com/office/drawing/2016/5/10/chartex" xmlns:cx3="http://schemas.microsoft.com/office/drawing/2016/5/9/chartex" xmlns:cx2="http://schemas.microsoft.com/office/drawing/2015/10/21/chartex" xmlns:cx1="http://schemas.microsoft.com/office/drawing/2015/9/8/chartex" xmlns="" classificationOutcomeType="ftr"/>
+                    <aclsh:classification xmlns="" xmlns:cx1="http://schemas.microsoft.com/office/drawing/2015/9/8/chartex" xmlns:cx2="http://schemas.microsoft.com/office/drawing/2015/10/21/chartex" xmlns:cx3="http://schemas.microsoft.com/office/drawing/2016/5/9/chartex" xmlns:cx4="http://schemas.microsoft.com/office/drawing/2016/5/10/chartex" xmlns:cx5="http://schemas.microsoft.com/office/drawing/2016/5/11/chartex" xmlns:cx6="http://schemas.microsoft.com/office/drawing/2016/5/12/chartex" xmlns:cx7="http://schemas.microsoft.com/office/drawing/2016/5/13/chartex" xmlns:cx8="http://schemas.microsoft.com/office/drawing/2016/5/14/chartex" xmlns:aink="http://schemas.microsoft.com/office/drawing/2016/ink" xmlns:am3d="http://schemas.microsoft.com/office/drawing/2017/model3d" xmlns:oel="http://schemas.microsoft.com/office/2019/extlst" xmlns:o="urn:schemas-microsoft-com:office:office" xmlns:v="urn:schemas-microsoft-com:vml" xmlns:w10="urn:schemas-microsoft-com:office:word" xmlns:w="http://schemas.openxmlformats.org/wordprocessingml/2006/main" xmlns:w16cei="http://schemas.microsoft.com/office/word/2026/wordml/cei" xmlns:w16cex="http://schemas.microsoft.com/office/word/2018/wordml/cex" xmlns:w16cid="http://schemas.microsoft.com/office/word/2016/wordml/cid" xmlns:w16="http://schemas.microsoft.com/office/word/2018/wordml" xmlns:w16sdtdh="http://schemas.microsoft.com/office/word/2020/wordml/sdtdatahash" xmlns:w16sdtfl="http://schemas.microsoft.com/office/word/2024/wordml/sdtformatlock" xmlns:w16du="http://schemas.microsoft.com/office/word/2023/wordml/word16du" xmlns:aclsh="http://schemas.microsoft.com/office/drawing/2020/classificationShape" classificationOutcomeType="ftr"/>
                   </a:ext>
                 </a:extLst>
               </wp:docPr>
@@ -11141,7 +12063,7 @@
               <wp:docPr id="786098250" name="Text Box 8" descr="Restricted - مقيد ">
                 <a:extLst xmlns:a="http://schemas.openxmlformats.org/drawingml/2006/main">
                   <a:ext uri="{5AE41FA2-C0FF-4470-9BD4-5FADCA87CBE2}">
-                    <aclsh:classification xmlns:aclsh="http://schemas.microsoft.com/office/drawing/2020/classificationShape" xmlns:w16du="http://schemas.microsoft.com/office/word/2023/wordml/word16du" xmlns:w16sdtfl="http://schemas.microsoft.com/office/word/2024/wordml/sdtformatlock" xmlns:w16sdtdh="http://schemas.microsoft.com/office/word/2020/wordml/sdtdatahash" xmlns:w16="http://schemas.microsoft.com/office/word/2018/wordml" xmlns:w16cid="http://schemas.microsoft.com/office/word/2016/wordml/cid" xmlns:w16cex="http://schemas.microsoft.com/office/word/2018/wordml/cex" xmlns:w16cei="http://schemas.microsoft.com/office/word/2026/wordml/cei" xmlns:w="http://schemas.openxmlformats.org/wordprocessingml/2006/main" xmlns:w10="urn:schemas-microsoft-com:office:word" xmlns:v="urn:schemas-microsoft-com:vml" xmlns:o="urn:schemas-microsoft-com:office:office" xmlns:oel="http://schemas.microsoft.com/office/2019/extlst" xmlns:am3d="http://schemas.microsoft.com/office/drawing/2017/model3d" xmlns:aink="http://schemas.microsoft.com/office/drawing/2016/ink" xmlns:cx8="http://schemas.microsoft.com/office/drawing/2016/5/14/chartex" xmlns:cx7="http://schemas.microsoft.com/office/drawing/2016/5/13/chartex" xmlns:cx6="http://schemas.microsoft.com/office/drawing/2016/5/12/chartex" xmlns:cx5="http://schemas.microsoft.com/office/drawing/2016/5/11/chartex" xmlns:cx4="http://schemas.microsoft.com/office/drawing/2016/5/10/chartex" xmlns:cx3="http://schemas.microsoft.com/office/drawing/2016/5/9/chartex" xmlns:cx2="http://schemas.microsoft.com/office/drawing/2015/10/21/chartex" xmlns:cx1="http://schemas.microsoft.com/office/drawing/2015/9/8/chartex" xmlns="" classificationOutcomeType="ftr"/>
+                    <aclsh:classification xmlns="" xmlns:cx1="http://schemas.microsoft.com/office/drawing/2015/9/8/chartex" xmlns:cx2="http://schemas.microsoft.com/office/drawing/2015/10/21/chartex" xmlns:cx3="http://schemas.microsoft.com/office/drawing/2016/5/9/chartex" xmlns:cx4="http://schemas.microsoft.com/office/drawing/2016/5/10/chartex" xmlns:cx5="http://schemas.microsoft.com/office/drawing/2016/5/11/chartex" xmlns:cx6="http://schemas.microsoft.com/office/drawing/2016/5/12/chartex" xmlns:cx7="http://schemas.microsoft.com/office/drawing/2016/5/13/chartex" xmlns:cx8="http://schemas.microsoft.com/office/drawing/2016/5/14/chartex" xmlns:aink="http://schemas.microsoft.com/office/drawing/2016/ink" xmlns:am3d="http://schemas.microsoft.com/office/drawing/2017/model3d" xmlns:oel="http://schemas.microsoft.com/office/2019/extlst" xmlns:o="urn:schemas-microsoft-com:office:office" xmlns:v="urn:schemas-microsoft-com:vml" xmlns:w10="urn:schemas-microsoft-com:office:word" xmlns:w="http://schemas.openxmlformats.org/wordprocessingml/2006/main" xmlns:w16cei="http://schemas.microsoft.com/office/word/2026/wordml/cei" xmlns:w16cex="http://schemas.microsoft.com/office/word/2018/wordml/cex" xmlns:w16cid="http://schemas.microsoft.com/office/word/2016/wordml/cid" xmlns:w16="http://schemas.microsoft.com/office/word/2018/wordml" xmlns:w16sdtdh="http://schemas.microsoft.com/office/word/2020/wordml/sdtdatahash" xmlns:w16sdtfl="http://schemas.microsoft.com/office/word/2024/wordml/sdtformatlock" xmlns:w16du="http://schemas.microsoft.com/office/word/2023/wordml/word16du" xmlns:aclsh="http://schemas.microsoft.com/office/drawing/2020/classificationShape" classificationOutcomeType="ftr"/>
                   </a:ext>
                 </a:extLst>
               </wp:docPr>
@@ -11571,7 +12493,7 @@
             </wp:anchor>
           </w:drawing>
         </mc:Choice>
-        <mc:Fallback xmlns:w16du="http://schemas.microsoft.com/office/word/2023/wordml/word16du" xmlns:w16sdtfl="http://schemas.microsoft.com/office/word/2024/wordml/sdtformatlock" xmlns:w16sdtdh="http://schemas.microsoft.com/office/word/2020/wordml/sdtdatahash" xmlns:w16="http://schemas.microsoft.com/office/word/2018/wordml" xmlns:w16cid="http://schemas.microsoft.com/office/word/2016/wordml/cid" xmlns:w16cex="http://schemas.microsoft.com/office/word/2018/wordml/cex" xmlns:w16cei="http://schemas.microsoft.com/office/word/2026/wordml/cei" xmlns:oel="http://schemas.microsoft.com/office/2019/extlst" xmlns:am3d="http://schemas.microsoft.com/office/drawing/2017/model3d" xmlns:aink="http://schemas.microsoft.com/office/drawing/2016/ink" xmlns:cx8="http://schemas.microsoft.com/office/drawing/2016/5/14/chartex" xmlns:cx7="http://schemas.microsoft.com/office/drawing/2016/5/13/chartex" xmlns:cx6="http://schemas.microsoft.com/office/drawing/2016/5/12/chartex" xmlns:cx5="http://schemas.microsoft.com/office/drawing/2016/5/11/chartex" xmlns:cx4="http://schemas.microsoft.com/office/drawing/2016/5/10/chartex" xmlns:cx3="http://schemas.microsoft.com/office/drawing/2016/5/9/chartex" xmlns:cx2="http://schemas.microsoft.com/office/drawing/2015/10/21/chartex" xmlns:cx1="http://schemas.microsoft.com/office/drawing/2015/9/8/chartex">
+        <mc:Fallback xmlns:cx1="http://schemas.microsoft.com/office/drawing/2015/9/8/chartex" xmlns:cx2="http://schemas.microsoft.com/office/drawing/2015/10/21/chartex" xmlns:cx3="http://schemas.microsoft.com/office/drawing/2016/5/9/chartex" xmlns:cx4="http://schemas.microsoft.com/office/drawing/2016/5/10/chartex" xmlns:cx5="http://schemas.microsoft.com/office/drawing/2016/5/11/chartex" xmlns:cx6="http://schemas.microsoft.com/office/drawing/2016/5/12/chartex" xmlns:cx7="http://schemas.microsoft.com/office/drawing/2016/5/13/chartex" xmlns:cx8="http://schemas.microsoft.com/office/drawing/2016/5/14/chartex" xmlns:aink="http://schemas.microsoft.com/office/drawing/2016/ink" xmlns:am3d="http://schemas.microsoft.com/office/drawing/2017/model3d" xmlns:oel="http://schemas.microsoft.com/office/2019/extlst" xmlns:w16cei="http://schemas.microsoft.com/office/word/2026/wordml/cei" xmlns:w16cex="http://schemas.microsoft.com/office/word/2018/wordml/cex" xmlns:w16cid="http://schemas.microsoft.com/office/word/2016/wordml/cid" xmlns:w16="http://schemas.microsoft.com/office/word/2018/wordml" xmlns:w16sdtdh="http://schemas.microsoft.com/office/word/2020/wordml/sdtdatahash" xmlns:w16sdtfl="http://schemas.microsoft.com/office/word/2024/wordml/sdtformatlock" xmlns:w16du="http://schemas.microsoft.com/office/word/2023/wordml/word16du">
           <w:pict>
             <v:line w14:anchorId="04400D3D" id="Straight Connector 6" o:spid="_x0000_s1026" style="position:absolute;z-index:251660288;visibility:visible;mso-wrap-style:square;mso-width-percent:0;mso-height-percent:0;mso-wrap-distance-left:9pt;mso-wrap-distance-top:-3e-5mm;mso-wrap-distance-right:9pt;mso-wrap-distance-bottom:-3e-5mm;mso-position-horizontal:absolute;mso-position-horizontal-relative:text;mso-position-vertical:absolute;mso-position-vertical-relative:text;mso-width-percent:0;mso-height-percent:0;mso-width-relative:page;mso-height-relative:page" from="-68.95pt,-666.45pt" to="489.05pt,-666.45pt" o:gfxdata="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" strokecolor="#4f81bd" strokeweight="2pt">
               <v:shadow on="t" opacity="24903f" origin=",.5" offset="0,.55556mm"/>
@@ -11631,7 +12553,7 @@
             <w:fldChar w:fldCharType="separate"/>
           </w:r>
           <w:r>
-            <w:t>15</w:t>
+            <w:t>21</w:t>
           </w:r>
           <w:r>
             <w:fldChar w:fldCharType="end"/>
@@ -11682,7 +12604,7 @@
             <w:rPr>
               <w:noProof/>
             </w:rPr>
-            <w:instrText>Task 1 – Database Design (6 Marks)</w:instrText>
+            <w:instrText>Task 2 – Database Implementation (6 Marks)</w:instrText>
           </w:r>
           <w:r>
             <w:rPr>
@@ -11715,7 +12637,7 @@
             <w:rPr>
               <w:noProof/>
             </w:rPr>
-            <w:instrText>Task 1 – Database Design (6 Marks)</w:instrText>
+            <w:instrText>Task 2 – Database Implementation (6 Marks)</w:instrText>
           </w:r>
           <w:r>
             <w:rPr>
@@ -11733,7 +12655,7 @@
             <w:rPr>
               <w:noProof/>
             </w:rPr>
-            <w:t xml:space="preserve">Task 1 – Database Design (6 Marks) </w:t>
+            <w:t xml:space="preserve">Task 2 – Database Implementation (6 Marks) </w:t>
           </w:r>
           <w:r>
             <w:fldChar w:fldCharType="end"/>
@@ -16144,6 +17066,7 @@
     <w:rsid w:val="001876E6"/>
     <w:rsid w:val="001A632E"/>
     <w:rsid w:val="001C2A16"/>
+    <w:rsid w:val="002643D3"/>
     <w:rsid w:val="002A69BE"/>
     <w:rsid w:val="00324ACF"/>
     <w:rsid w:val="00351A43"/>
@@ -17048,7 +17971,7 @@
 </file>
 
 <file path=customXml/itemProps3.xml><?xml version="1.0" encoding="utf-8"?>
-<ds:datastoreItem xmlns:ds="http://schemas.openxmlformats.org/officeDocument/2006/customXml" ds:itemID="{B304B4EA-374A-4412-A69D-0A3E7C5E3B7F}">
+<ds:datastoreItem xmlns:ds="http://schemas.openxmlformats.org/officeDocument/2006/customXml" ds:itemID="{FA4C8580-901C-4CDB-AF69-929FE39F4B27}">
   <ds:schemaRefs>
     <ds:schemaRef ds:uri="http://schemas.openxmlformats.org/officeDocument/2006/bibliography"/>
   </ds:schemaRefs>
